--- a/output/tables/GEO/GSE39582/GSE39582_km_summary.docx
+++ b/output/tables/GEO/GSE39582/GSE39582_km_summary.docx
@@ -2766,7 +2766,7 @@
                 <w:szCs w:val="18"/>
                 <w:color w:val="000000"/>
               </w:rPr>
-              <w:t xml:space="preserve">252</w:t>
+              <w:t xml:space="preserve">280</w:t>
             </w:r>
           </w:p>
         </w:tc>
@@ -2821,227 +2821,227 @@
                 <w:szCs w:val="18"/>
                 <w:color w:val="000000"/>
               </w:rPr>
-              <w:t xml:space="preserve">80</w:t>
-            </w:r>
-          </w:p>
-        </w:tc>
-        <w:tc>
-          <w:tcPr>
-            <w:tcBorders>
-              <w:bottom w:val="none" w:sz="0" w:space="0" w:color="000000"/>
-              <w:top w:val="none" w:sz="0" w:space="0" w:color="000000"/>
-              <w:left w:val="none" w:sz="0" w:space="0" w:color="000000"/>
-              <w:right w:val="none" w:sz="0" w:space="0" w:color="000000"/>
-            </w:tcBorders>
-            <w:shd w:val="clear" w:color="auto" w:fill="FFFFFF"/>
-            <w:tcMar>
-              <w:top w:w="0" w:type="dxa"/>
-              <w:bottom w:w="0" w:type="dxa"/>
-              <w:left w:w="0" w:type="dxa"/>
-              <w:right w:w="0" w:type="dxa"/>
-            </w:tcMar>
-            <w:vAlign w:val="center"/>
-          </w:tcPr>
-          <w:p>
-            <w:pPr>
-              <w:pStyle w:val="Normal"/>
-              <w:jc w:val="left"/>
-              <w:pBdr>
-                <w:bottom w:val="none" w:sz="0" w:space="0" w:color="000000"/>
-                <w:top w:val="none" w:sz="0" w:space="0" w:color="000000"/>
-                <w:left w:val="none" w:sz="0" w:space="0" w:color="000000"/>
-                <w:right w:val="none" w:sz="0" w:space="0" w:color="000000"/>
-              </w:pBdr>
-              <w:spacing w:after="100" w:before="100" w:line="240"/>
-              <w:ind w:left="100" w:right="100" w:firstLine="0" w:firstLineChars="0"/>
-              <w:rPr>
-                <w:rFonts w:ascii="Times New Roman" w:hAnsi="Times New Roman" w:eastAsia="Times New Roman" w:cs="Times New Roman"/>
-                <w:i w:val="false"/>
-                <w:b w:val="false"/>
-                <w:u w:val="none"/>
-                <w:strike w:val="false"/>
-                <w:sz w:val="18"/>
-                <w:szCs w:val="18"/>
-                <w:color w:val="000000"/>
-              </w:rPr>
-            </w:pPr>
-            <w:r>
-              <w:rPr>
-                <w:rFonts w:ascii="Times New Roman" w:hAnsi="Times New Roman" w:eastAsia="Times New Roman" w:cs="Times New Roman"/>
-                <w:i w:val="false"/>
-                <w:b w:val="false"/>
-                <w:u w:val="none"/>
-                <w:strike w:val="false"/>
-                <w:sz w:val="18"/>
-                <w:szCs w:val="18"/>
-                <w:color w:val="000000"/>
-              </w:rPr>
-              <w:t xml:space="preserve">NR (NR–NR)</w:t>
-            </w:r>
-          </w:p>
-        </w:tc>
-        <w:tc>
-          <w:tcPr>
-            <w:tcBorders>
-              <w:bottom w:val="none" w:sz="0" w:space="0" w:color="000000"/>
-              <w:top w:val="none" w:sz="0" w:space="0" w:color="000000"/>
-              <w:left w:val="none" w:sz="0" w:space="0" w:color="000000"/>
-              <w:right w:val="none" w:sz="0" w:space="0" w:color="000000"/>
-            </w:tcBorders>
-            <w:shd w:val="clear" w:color="auto" w:fill="FFFFFF"/>
-            <w:tcMar>
-              <w:top w:w="0" w:type="dxa"/>
-              <w:bottom w:w="0" w:type="dxa"/>
-              <w:left w:w="0" w:type="dxa"/>
-              <w:right w:w="0" w:type="dxa"/>
-            </w:tcMar>
-            <w:vAlign w:val="center"/>
-          </w:tcPr>
-          <w:p>
-            <w:pPr>
-              <w:pStyle w:val="Normal"/>
-              <w:jc w:val="left"/>
-              <w:pBdr>
-                <w:bottom w:val="none" w:sz="0" w:space="0" w:color="000000"/>
-                <w:top w:val="none" w:sz="0" w:space="0" w:color="000000"/>
-                <w:left w:val="none" w:sz="0" w:space="0" w:color="000000"/>
-                <w:right w:val="none" w:sz="0" w:space="0" w:color="000000"/>
-              </w:pBdr>
-              <w:spacing w:after="100" w:before="100" w:line="240"/>
-              <w:ind w:left="100" w:right="100" w:firstLine="0" w:firstLineChars="0"/>
-              <w:rPr>
-                <w:rFonts w:ascii="Times New Roman" w:hAnsi="Times New Roman" w:eastAsia="Times New Roman" w:cs="Times New Roman"/>
-                <w:i w:val="false"/>
-                <w:b w:val="false"/>
-                <w:u w:val="none"/>
-                <w:strike w:val="false"/>
-                <w:sz w:val="18"/>
-                <w:szCs w:val="18"/>
-                <w:color w:val="000000"/>
-              </w:rPr>
-            </w:pPr>
-            <w:r>
-              <w:rPr>
-                <w:rFonts w:ascii="Times New Roman" w:hAnsi="Times New Roman" w:eastAsia="Times New Roman" w:cs="Times New Roman"/>
-                <w:i w:val="false"/>
-                <w:b w:val="false"/>
-                <w:u w:val="none"/>
-                <w:strike w:val="false"/>
-                <w:sz w:val="18"/>
-                <w:szCs w:val="18"/>
-                <w:color w:val="000000"/>
-              </w:rPr>
-              <w:t xml:space="preserve">69.9% (64.2–76.0)</w:t>
-            </w:r>
-          </w:p>
-        </w:tc>
-        <w:tc>
-          <w:tcPr>
-            <w:tcBorders>
-              <w:bottom w:val="none" w:sz="0" w:space="0" w:color="000000"/>
-              <w:top w:val="none" w:sz="0" w:space="0" w:color="000000"/>
-              <w:left w:val="none" w:sz="0" w:space="0" w:color="000000"/>
-              <w:right w:val="none" w:sz="0" w:space="0" w:color="000000"/>
-            </w:tcBorders>
-            <w:shd w:val="clear" w:color="auto" w:fill="FFFFFF"/>
-            <w:tcMar>
-              <w:top w:w="0" w:type="dxa"/>
-              <w:bottom w:w="0" w:type="dxa"/>
-              <w:left w:w="0" w:type="dxa"/>
-              <w:right w:w="0" w:type="dxa"/>
-            </w:tcMar>
-            <w:vAlign w:val="center"/>
-          </w:tcPr>
-          <w:p>
-            <w:pPr>
-              <w:pStyle w:val="Normal"/>
-              <w:jc w:val="left"/>
-              <w:pBdr>
-                <w:bottom w:val="none" w:sz="0" w:space="0" w:color="000000"/>
-                <w:top w:val="none" w:sz="0" w:space="0" w:color="000000"/>
-                <w:left w:val="none" w:sz="0" w:space="0" w:color="000000"/>
-                <w:right w:val="none" w:sz="0" w:space="0" w:color="000000"/>
-              </w:pBdr>
-              <w:spacing w:after="100" w:before="100" w:line="240"/>
-              <w:ind w:left="100" w:right="100" w:firstLine="0" w:firstLineChars="0"/>
-              <w:rPr>
-                <w:rFonts w:ascii="Times New Roman" w:hAnsi="Times New Roman" w:eastAsia="Times New Roman" w:cs="Times New Roman"/>
-                <w:i w:val="false"/>
-                <w:b w:val="false"/>
-                <w:u w:val="none"/>
-                <w:strike w:val="false"/>
-                <w:sz w:val="18"/>
-                <w:szCs w:val="18"/>
-                <w:color w:val="000000"/>
-              </w:rPr>
-            </w:pPr>
-            <w:r>
-              <w:rPr>
-                <w:rFonts w:ascii="Times New Roman" w:hAnsi="Times New Roman" w:eastAsia="Times New Roman" w:cs="Times New Roman"/>
-                <w:i w:val="false"/>
-                <w:b w:val="false"/>
-                <w:u w:val="none"/>
-                <w:strike w:val="false"/>
-                <w:sz w:val="18"/>
-                <w:szCs w:val="18"/>
-                <w:color w:val="000000"/>
-              </w:rPr>
-              <w:t xml:space="preserve">66.4% (60.4–72.9)</w:t>
-            </w:r>
-          </w:p>
-        </w:tc>
-        <w:tc>
-          <w:tcPr>
-            <w:tcBorders>
-              <w:bottom w:val="none" w:sz="0" w:space="0" w:color="000000"/>
-              <w:top w:val="none" w:sz="0" w:space="0" w:color="000000"/>
-              <w:left w:val="none" w:sz="0" w:space="0" w:color="000000"/>
-              <w:right w:val="none" w:sz="0" w:space="0" w:color="000000"/>
-            </w:tcBorders>
-            <w:shd w:val="clear" w:color="auto" w:fill="FFFFFF"/>
-            <w:tcMar>
-              <w:top w:w="0" w:type="dxa"/>
-              <w:bottom w:w="0" w:type="dxa"/>
-              <w:left w:w="0" w:type="dxa"/>
-              <w:right w:w="0" w:type="dxa"/>
-            </w:tcMar>
-            <w:vAlign w:val="center"/>
-          </w:tcPr>
-          <w:p>
-            <w:pPr>
-              <w:pStyle w:val="Normal"/>
-              <w:jc w:val="left"/>
-              <w:pBdr>
-                <w:bottom w:val="none" w:sz="0" w:space="0" w:color="000000"/>
-                <w:top w:val="none" w:sz="0" w:space="0" w:color="000000"/>
-                <w:left w:val="none" w:sz="0" w:space="0" w:color="000000"/>
-                <w:right w:val="none" w:sz="0" w:space="0" w:color="000000"/>
-              </w:pBdr>
-              <w:spacing w:after="100" w:before="100" w:line="240"/>
-              <w:ind w:left="100" w:right="100" w:firstLine="0" w:firstLineChars="0"/>
-              <w:rPr>
-                <w:rFonts w:ascii="Times New Roman" w:hAnsi="Times New Roman" w:eastAsia="Times New Roman" w:cs="Times New Roman"/>
-                <w:i w:val="false"/>
-                <w:b w:val="false"/>
-                <w:u w:val="none"/>
-                <w:strike w:val="false"/>
-                <w:sz w:val="18"/>
-                <w:szCs w:val="18"/>
-                <w:color w:val="000000"/>
-              </w:rPr>
-            </w:pPr>
-            <w:r>
-              <w:rPr>
-                <w:rFonts w:ascii="Times New Roman" w:hAnsi="Times New Roman" w:eastAsia="Times New Roman" w:cs="Times New Roman"/>
-                <w:i w:val="false"/>
-                <w:b w:val="false"/>
-                <w:u w:val="none"/>
-                <w:strike w:val="false"/>
-                <w:sz w:val="18"/>
-                <w:szCs w:val="18"/>
-                <w:color w:val="000000"/>
-              </w:rPr>
-              <w:t xml:space="preserve">0.073</w:t>
+              <w:t xml:space="preserve">100</w:t>
+            </w:r>
+          </w:p>
+        </w:tc>
+        <w:tc>
+          <w:tcPr>
+            <w:tcBorders>
+              <w:bottom w:val="none" w:sz="0" w:space="0" w:color="000000"/>
+              <w:top w:val="none" w:sz="0" w:space="0" w:color="000000"/>
+              <w:left w:val="none" w:sz="0" w:space="0" w:color="000000"/>
+              <w:right w:val="none" w:sz="0" w:space="0" w:color="000000"/>
+            </w:tcBorders>
+            <w:shd w:val="clear" w:color="auto" w:fill="FFFFFF"/>
+            <w:tcMar>
+              <w:top w:w="0" w:type="dxa"/>
+              <w:bottom w:w="0" w:type="dxa"/>
+              <w:left w:w="0" w:type="dxa"/>
+              <w:right w:w="0" w:type="dxa"/>
+            </w:tcMar>
+            <w:vAlign w:val="center"/>
+          </w:tcPr>
+          <w:p>
+            <w:pPr>
+              <w:pStyle w:val="Normal"/>
+              <w:jc w:val="left"/>
+              <w:pBdr>
+                <w:bottom w:val="none" w:sz="0" w:space="0" w:color="000000"/>
+                <w:top w:val="none" w:sz="0" w:space="0" w:color="000000"/>
+                <w:left w:val="none" w:sz="0" w:space="0" w:color="000000"/>
+                <w:right w:val="none" w:sz="0" w:space="0" w:color="000000"/>
+              </w:pBdr>
+              <w:spacing w:after="100" w:before="100" w:line="240"/>
+              <w:ind w:left="100" w:right="100" w:firstLine="0" w:firstLineChars="0"/>
+              <w:rPr>
+                <w:rFonts w:ascii="Times New Roman" w:hAnsi="Times New Roman" w:eastAsia="Times New Roman" w:cs="Times New Roman"/>
+                <w:i w:val="false"/>
+                <w:b w:val="false"/>
+                <w:u w:val="none"/>
+                <w:strike w:val="false"/>
+                <w:sz w:val="18"/>
+                <w:szCs w:val="18"/>
+                <w:color w:val="000000"/>
+              </w:rPr>
+            </w:pPr>
+            <w:r>
+              <w:rPr>
+                <w:rFonts w:ascii="Times New Roman" w:hAnsi="Times New Roman" w:eastAsia="Times New Roman" w:cs="Times New Roman"/>
+                <w:i w:val="false"/>
+                <w:b w:val="false"/>
+                <w:u w:val="none"/>
+                <w:strike w:val="false"/>
+                <w:sz w:val="18"/>
+                <w:szCs w:val="18"/>
+                <w:color w:val="000000"/>
+              </w:rPr>
+              <w:t xml:space="preserve">NR (119.0–NR)</w:t>
+            </w:r>
+          </w:p>
+        </w:tc>
+        <w:tc>
+          <w:tcPr>
+            <w:tcBorders>
+              <w:bottom w:val="none" w:sz="0" w:space="0" w:color="000000"/>
+              <w:top w:val="none" w:sz="0" w:space="0" w:color="000000"/>
+              <w:left w:val="none" w:sz="0" w:space="0" w:color="000000"/>
+              <w:right w:val="none" w:sz="0" w:space="0" w:color="000000"/>
+            </w:tcBorders>
+            <w:shd w:val="clear" w:color="auto" w:fill="FFFFFF"/>
+            <w:tcMar>
+              <w:top w:w="0" w:type="dxa"/>
+              <w:bottom w:w="0" w:type="dxa"/>
+              <w:left w:w="0" w:type="dxa"/>
+              <w:right w:w="0" w:type="dxa"/>
+            </w:tcMar>
+            <w:vAlign w:val="center"/>
+          </w:tcPr>
+          <w:p>
+            <w:pPr>
+              <w:pStyle w:val="Normal"/>
+              <w:jc w:val="left"/>
+              <w:pBdr>
+                <w:bottom w:val="none" w:sz="0" w:space="0" w:color="000000"/>
+                <w:top w:val="none" w:sz="0" w:space="0" w:color="000000"/>
+                <w:left w:val="none" w:sz="0" w:space="0" w:color="000000"/>
+                <w:right w:val="none" w:sz="0" w:space="0" w:color="000000"/>
+              </w:pBdr>
+              <w:spacing w:after="100" w:before="100" w:line="240"/>
+              <w:ind w:left="100" w:right="100" w:firstLine="0" w:firstLineChars="0"/>
+              <w:rPr>
+                <w:rFonts w:ascii="Times New Roman" w:hAnsi="Times New Roman" w:eastAsia="Times New Roman" w:cs="Times New Roman"/>
+                <w:i w:val="false"/>
+                <w:b w:val="false"/>
+                <w:u w:val="none"/>
+                <w:strike w:val="false"/>
+                <w:sz w:val="18"/>
+                <w:szCs w:val="18"/>
+                <w:color w:val="000000"/>
+              </w:rPr>
+            </w:pPr>
+            <w:r>
+              <w:rPr>
+                <w:rFonts w:ascii="Times New Roman" w:hAnsi="Times New Roman" w:eastAsia="Times New Roman" w:cs="Times New Roman"/>
+                <w:i w:val="false"/>
+                <w:b w:val="false"/>
+                <w:u w:val="none"/>
+                <w:strike w:val="false"/>
+                <w:sz w:val="18"/>
+                <w:szCs w:val="18"/>
+                <w:color w:val="000000"/>
+              </w:rPr>
+              <w:t xml:space="preserve">65.2% (59.7–71.3)</w:t>
+            </w:r>
+          </w:p>
+        </w:tc>
+        <w:tc>
+          <w:tcPr>
+            <w:tcBorders>
+              <w:bottom w:val="none" w:sz="0" w:space="0" w:color="000000"/>
+              <w:top w:val="none" w:sz="0" w:space="0" w:color="000000"/>
+              <w:left w:val="none" w:sz="0" w:space="0" w:color="000000"/>
+              <w:right w:val="none" w:sz="0" w:space="0" w:color="000000"/>
+            </w:tcBorders>
+            <w:shd w:val="clear" w:color="auto" w:fill="FFFFFF"/>
+            <w:tcMar>
+              <w:top w:w="0" w:type="dxa"/>
+              <w:bottom w:w="0" w:type="dxa"/>
+              <w:left w:w="0" w:type="dxa"/>
+              <w:right w:w="0" w:type="dxa"/>
+            </w:tcMar>
+            <w:vAlign w:val="center"/>
+          </w:tcPr>
+          <w:p>
+            <w:pPr>
+              <w:pStyle w:val="Normal"/>
+              <w:jc w:val="left"/>
+              <w:pBdr>
+                <w:bottom w:val="none" w:sz="0" w:space="0" w:color="000000"/>
+                <w:top w:val="none" w:sz="0" w:space="0" w:color="000000"/>
+                <w:left w:val="none" w:sz="0" w:space="0" w:color="000000"/>
+                <w:right w:val="none" w:sz="0" w:space="0" w:color="000000"/>
+              </w:pBdr>
+              <w:spacing w:after="100" w:before="100" w:line="240"/>
+              <w:ind w:left="100" w:right="100" w:firstLine="0" w:firstLineChars="0"/>
+              <w:rPr>
+                <w:rFonts w:ascii="Times New Roman" w:hAnsi="Times New Roman" w:eastAsia="Times New Roman" w:cs="Times New Roman"/>
+                <w:i w:val="false"/>
+                <w:b w:val="false"/>
+                <w:u w:val="none"/>
+                <w:strike w:val="false"/>
+                <w:sz w:val="18"/>
+                <w:szCs w:val="18"/>
+                <w:color w:val="000000"/>
+              </w:rPr>
+            </w:pPr>
+            <w:r>
+              <w:rPr>
+                <w:rFonts w:ascii="Times New Roman" w:hAnsi="Times New Roman" w:eastAsia="Times New Roman" w:cs="Times New Roman"/>
+                <w:i w:val="false"/>
+                <w:b w:val="false"/>
+                <w:u w:val="none"/>
+                <w:strike w:val="false"/>
+                <w:sz w:val="18"/>
+                <w:szCs w:val="18"/>
+                <w:color w:val="000000"/>
+              </w:rPr>
+              <w:t xml:space="preserve">62.0% (56.2–68.4)</w:t>
+            </w:r>
+          </w:p>
+        </w:tc>
+        <w:tc>
+          <w:tcPr>
+            <w:tcBorders>
+              <w:bottom w:val="none" w:sz="0" w:space="0" w:color="000000"/>
+              <w:top w:val="none" w:sz="0" w:space="0" w:color="000000"/>
+              <w:left w:val="none" w:sz="0" w:space="0" w:color="000000"/>
+              <w:right w:val="none" w:sz="0" w:space="0" w:color="000000"/>
+            </w:tcBorders>
+            <w:shd w:val="clear" w:color="auto" w:fill="FFFFFF"/>
+            <w:tcMar>
+              <w:top w:w="0" w:type="dxa"/>
+              <w:bottom w:w="0" w:type="dxa"/>
+              <w:left w:w="0" w:type="dxa"/>
+              <w:right w:w="0" w:type="dxa"/>
+            </w:tcMar>
+            <w:vAlign w:val="center"/>
+          </w:tcPr>
+          <w:p>
+            <w:pPr>
+              <w:pStyle w:val="Normal"/>
+              <w:jc w:val="left"/>
+              <w:pBdr>
+                <w:bottom w:val="none" w:sz="0" w:space="0" w:color="000000"/>
+                <w:top w:val="none" w:sz="0" w:space="0" w:color="000000"/>
+                <w:left w:val="none" w:sz="0" w:space="0" w:color="000000"/>
+                <w:right w:val="none" w:sz="0" w:space="0" w:color="000000"/>
+              </w:pBdr>
+              <w:spacing w:after="100" w:before="100" w:line="240"/>
+              <w:ind w:left="100" w:right="100" w:firstLine="0" w:firstLineChars="0"/>
+              <w:rPr>
+                <w:rFonts w:ascii="Times New Roman" w:hAnsi="Times New Roman" w:eastAsia="Times New Roman" w:cs="Times New Roman"/>
+                <w:i w:val="false"/>
+                <w:b w:val="false"/>
+                <w:u w:val="none"/>
+                <w:strike w:val="false"/>
+                <w:sz w:val="18"/>
+                <w:szCs w:val="18"/>
+                <w:color w:val="000000"/>
+              </w:rPr>
+            </w:pPr>
+            <w:r>
+              <w:rPr>
+                <w:rFonts w:ascii="Times New Roman" w:hAnsi="Times New Roman" w:eastAsia="Times New Roman" w:cs="Times New Roman"/>
+                <w:i w:val="false"/>
+                <w:b w:val="false"/>
+                <w:u w:val="none"/>
+                <w:strike w:val="false"/>
+                <w:sz w:val="18"/>
+                <w:szCs w:val="18"/>
+                <w:color w:val="000000"/>
+              </w:rPr>
+              <w:t xml:space="preserve">0.045</w:t>
             </w:r>
           </w:p>
         </w:tc>
@@ -3266,7 +3266,7 @@
                 <w:szCs w:val="18"/>
                 <w:color w:val="000000"/>
               </w:rPr>
-              <w:t xml:space="preserve">245</w:t>
+              <w:t xml:space="preserve">277</w:t>
             </w:r>
           </w:p>
         </w:tc>
@@ -3321,7 +3321,7 @@
                 <w:szCs w:val="18"/>
                 <w:color w:val="000000"/>
               </w:rPr>
-              <w:t xml:space="preserve">60</w:t>
+              <w:t xml:space="preserve">77</w:t>
             </w:r>
           </w:p>
         </w:tc>
@@ -3431,62 +3431,62 @@
                 <w:szCs w:val="18"/>
                 <w:color w:val="000000"/>
               </w:rPr>
-              <w:t xml:space="preserve">78.8% (73.6–84.3)</w:t>
-            </w:r>
-          </w:p>
-        </w:tc>
-        <w:tc>
-          <w:tcPr>
-            <w:tcBorders>
-              <w:bottom w:val="none" w:sz="0" w:space="0" w:color="000000"/>
-              <w:top w:val="none" w:sz="0" w:space="0" w:color="000000"/>
-              <w:left w:val="none" w:sz="0" w:space="0" w:color="000000"/>
-              <w:right w:val="none" w:sz="0" w:space="0" w:color="000000"/>
-            </w:tcBorders>
-            <w:shd w:val="clear" w:color="auto" w:fill="FFFFFF"/>
-            <w:tcMar>
-              <w:top w:w="0" w:type="dxa"/>
-              <w:bottom w:w="0" w:type="dxa"/>
-              <w:left w:w="0" w:type="dxa"/>
-              <w:right w:w="0" w:type="dxa"/>
-            </w:tcMar>
-            <w:vAlign w:val="center"/>
-          </w:tcPr>
-          <w:p>
-            <w:pPr>
-              <w:pStyle w:val="Normal"/>
-              <w:jc w:val="left"/>
-              <w:pBdr>
-                <w:bottom w:val="none" w:sz="0" w:space="0" w:color="000000"/>
-                <w:top w:val="none" w:sz="0" w:space="0" w:color="000000"/>
-                <w:left w:val="none" w:sz="0" w:space="0" w:color="000000"/>
-                <w:right w:val="none" w:sz="0" w:space="0" w:color="000000"/>
-              </w:pBdr>
-              <w:spacing w:after="100" w:before="100" w:line="240"/>
-              <w:ind w:left="100" w:right="100" w:firstLine="0" w:firstLineChars="0"/>
-              <w:rPr>
-                <w:rFonts w:ascii="Times New Roman" w:hAnsi="Times New Roman" w:eastAsia="Times New Roman" w:cs="Times New Roman"/>
-                <w:i w:val="false"/>
-                <w:b w:val="false"/>
-                <w:u w:val="none"/>
-                <w:strike w:val="false"/>
-                <w:sz w:val="18"/>
-                <w:szCs w:val="18"/>
-                <w:color w:val="000000"/>
-              </w:rPr>
-            </w:pPr>
-            <w:r>
-              <w:rPr>
-                <w:rFonts w:ascii="Times New Roman" w:hAnsi="Times New Roman" w:eastAsia="Times New Roman" w:cs="Times New Roman"/>
-                <w:i w:val="false"/>
-                <w:b w:val="false"/>
-                <w:u w:val="none"/>
-                <w:strike w:val="false"/>
-                <w:sz w:val="18"/>
-                <w:szCs w:val="18"/>
-                <w:color w:val="000000"/>
-              </w:rPr>
-              <w:t xml:space="preserve">73.9% (68.3–80.1)</w:t>
+              <w:t xml:space="preserve">74.8% (69.6–80.3)</w:t>
+            </w:r>
+          </w:p>
+        </w:tc>
+        <w:tc>
+          <w:tcPr>
+            <w:tcBorders>
+              <w:bottom w:val="none" w:sz="0" w:space="0" w:color="000000"/>
+              <w:top w:val="none" w:sz="0" w:space="0" w:color="000000"/>
+              <w:left w:val="none" w:sz="0" w:space="0" w:color="000000"/>
+              <w:right w:val="none" w:sz="0" w:space="0" w:color="000000"/>
+            </w:tcBorders>
+            <w:shd w:val="clear" w:color="auto" w:fill="FFFFFF"/>
+            <w:tcMar>
+              <w:top w:w="0" w:type="dxa"/>
+              <w:bottom w:w="0" w:type="dxa"/>
+              <w:left w:w="0" w:type="dxa"/>
+              <w:right w:w="0" w:type="dxa"/>
+            </w:tcMar>
+            <w:vAlign w:val="center"/>
+          </w:tcPr>
+          <w:p>
+            <w:pPr>
+              <w:pStyle w:val="Normal"/>
+              <w:jc w:val="left"/>
+              <w:pBdr>
+                <w:bottom w:val="none" w:sz="0" w:space="0" w:color="000000"/>
+                <w:top w:val="none" w:sz="0" w:space="0" w:color="000000"/>
+                <w:left w:val="none" w:sz="0" w:space="0" w:color="000000"/>
+                <w:right w:val="none" w:sz="0" w:space="0" w:color="000000"/>
+              </w:pBdr>
+              <w:spacing w:after="100" w:before="100" w:line="240"/>
+              <w:ind w:left="100" w:right="100" w:firstLine="0" w:firstLineChars="0"/>
+              <w:rPr>
+                <w:rFonts w:ascii="Times New Roman" w:hAnsi="Times New Roman" w:eastAsia="Times New Roman" w:cs="Times New Roman"/>
+                <w:i w:val="false"/>
+                <w:b w:val="false"/>
+                <w:u w:val="none"/>
+                <w:strike w:val="false"/>
+                <w:sz w:val="18"/>
+                <w:szCs w:val="18"/>
+                <w:color w:val="000000"/>
+              </w:rPr>
+            </w:pPr>
+            <w:r>
+              <w:rPr>
+                <w:rFonts w:ascii="Times New Roman" w:hAnsi="Times New Roman" w:eastAsia="Times New Roman" w:cs="Times New Roman"/>
+                <w:i w:val="false"/>
+                <w:b w:val="false"/>
+                <w:u w:val="none"/>
+                <w:strike w:val="false"/>
+                <w:sz w:val="18"/>
+                <w:szCs w:val="18"/>
+                <w:color w:val="000000"/>
+              </w:rPr>
+              <w:t xml:space="preserve">70.3% (64.7–76.3)</w:t>
             </w:r>
           </w:p>
         </w:tc>
@@ -3766,7 +3766,7 @@
                 <w:szCs w:val="18"/>
                 <w:color w:val="000000"/>
               </w:rPr>
-              <w:t xml:space="preserve">165</w:t>
+              <w:t xml:space="preserve">191</w:t>
             </w:r>
           </w:p>
         </w:tc>
@@ -3821,227 +3821,227 @@
                 <w:szCs w:val="18"/>
                 <w:color w:val="000000"/>
               </w:rPr>
-              <w:t xml:space="preserve">63</w:t>
-            </w:r>
-          </w:p>
-        </w:tc>
-        <w:tc>
-          <w:tcPr>
-            <w:tcBorders>
-              <w:bottom w:val="none" w:sz="0" w:space="0" w:color="000000"/>
-              <w:top w:val="none" w:sz="0" w:space="0" w:color="000000"/>
-              <w:left w:val="none" w:sz="0" w:space="0" w:color="000000"/>
-              <w:right w:val="none" w:sz="0" w:space="0" w:color="000000"/>
-            </w:tcBorders>
-            <w:shd w:val="clear" w:color="auto" w:fill="FFFFFF"/>
-            <w:tcMar>
-              <w:top w:w="0" w:type="dxa"/>
-              <w:bottom w:w="0" w:type="dxa"/>
-              <w:left w:w="0" w:type="dxa"/>
-              <w:right w:w="0" w:type="dxa"/>
-            </w:tcMar>
-            <w:vAlign w:val="center"/>
-          </w:tcPr>
-          <w:p>
-            <w:pPr>
-              <w:pStyle w:val="Normal"/>
-              <w:jc w:val="left"/>
-              <w:pBdr>
-                <w:bottom w:val="none" w:sz="0" w:space="0" w:color="000000"/>
-                <w:top w:val="none" w:sz="0" w:space="0" w:color="000000"/>
-                <w:left w:val="none" w:sz="0" w:space="0" w:color="000000"/>
-                <w:right w:val="none" w:sz="0" w:space="0" w:color="000000"/>
-              </w:pBdr>
-              <w:spacing w:after="100" w:before="100" w:line="240"/>
-              <w:ind w:left="100" w:right="100" w:firstLine="0" w:firstLineChars="0"/>
-              <w:rPr>
-                <w:rFonts w:ascii="Times New Roman" w:hAnsi="Times New Roman" w:eastAsia="Times New Roman" w:cs="Times New Roman"/>
-                <w:i w:val="false"/>
-                <w:b w:val="false"/>
-                <w:u w:val="none"/>
-                <w:strike w:val="false"/>
-                <w:sz w:val="18"/>
-                <w:szCs w:val="18"/>
-                <w:color w:val="000000"/>
-              </w:rPr>
-            </w:pPr>
-            <w:r>
-              <w:rPr>
-                <w:rFonts w:ascii="Times New Roman" w:hAnsi="Times New Roman" w:eastAsia="Times New Roman" w:cs="Times New Roman"/>
-                <w:i w:val="false"/>
-                <w:b w:val="false"/>
-                <w:u w:val="none"/>
-                <w:strike w:val="false"/>
-                <w:sz w:val="18"/>
-                <w:szCs w:val="18"/>
-                <w:color w:val="000000"/>
-              </w:rPr>
-              <w:t xml:space="preserve">NR (93.0–NR)</w:t>
-            </w:r>
-          </w:p>
-        </w:tc>
-        <w:tc>
-          <w:tcPr>
-            <w:tcBorders>
-              <w:bottom w:val="none" w:sz="0" w:space="0" w:color="000000"/>
-              <w:top w:val="none" w:sz="0" w:space="0" w:color="000000"/>
-              <w:left w:val="none" w:sz="0" w:space="0" w:color="000000"/>
-              <w:right w:val="none" w:sz="0" w:space="0" w:color="000000"/>
-            </w:tcBorders>
-            <w:shd w:val="clear" w:color="auto" w:fill="FFFFFF"/>
-            <w:tcMar>
-              <w:top w:w="0" w:type="dxa"/>
-              <w:bottom w:w="0" w:type="dxa"/>
-              <w:left w:w="0" w:type="dxa"/>
-              <w:right w:w="0" w:type="dxa"/>
-            </w:tcMar>
-            <w:vAlign w:val="center"/>
-          </w:tcPr>
-          <w:p>
-            <w:pPr>
-              <w:pStyle w:val="Normal"/>
-              <w:jc w:val="left"/>
-              <w:pBdr>
-                <w:bottom w:val="none" w:sz="0" w:space="0" w:color="000000"/>
-                <w:top w:val="none" w:sz="0" w:space="0" w:color="000000"/>
-                <w:left w:val="none" w:sz="0" w:space="0" w:color="000000"/>
-                <w:right w:val="none" w:sz="0" w:space="0" w:color="000000"/>
-              </w:pBdr>
-              <w:spacing w:after="100" w:before="100" w:line="240"/>
-              <w:ind w:left="100" w:right="100" w:firstLine="0" w:firstLineChars="0"/>
-              <w:rPr>
-                <w:rFonts w:ascii="Times New Roman" w:hAnsi="Times New Roman" w:eastAsia="Times New Roman" w:cs="Times New Roman"/>
-                <w:i w:val="false"/>
-                <w:b w:val="false"/>
-                <w:u w:val="none"/>
-                <w:strike w:val="false"/>
-                <w:sz w:val="18"/>
-                <w:szCs w:val="18"/>
-                <w:color w:val="000000"/>
-              </w:rPr>
-            </w:pPr>
-            <w:r>
-              <w:rPr>
-                <w:rFonts w:ascii="Times New Roman" w:hAnsi="Times New Roman" w:eastAsia="Times New Roman" w:cs="Times New Roman"/>
-                <w:i w:val="false"/>
-                <w:b w:val="false"/>
-                <w:u w:val="none"/>
-                <w:strike w:val="false"/>
-                <w:sz w:val="18"/>
-                <w:szCs w:val="18"/>
-                <w:color w:val="000000"/>
-              </w:rPr>
-              <w:t xml:space="preserve">61.9% (54.6–70.2)</w:t>
-            </w:r>
-          </w:p>
-        </w:tc>
-        <w:tc>
-          <w:tcPr>
-            <w:tcBorders>
-              <w:bottom w:val="none" w:sz="0" w:space="0" w:color="000000"/>
-              <w:top w:val="none" w:sz="0" w:space="0" w:color="000000"/>
-              <w:left w:val="none" w:sz="0" w:space="0" w:color="000000"/>
-              <w:right w:val="none" w:sz="0" w:space="0" w:color="000000"/>
-            </w:tcBorders>
-            <w:shd w:val="clear" w:color="auto" w:fill="FFFFFF"/>
-            <w:tcMar>
-              <w:top w:w="0" w:type="dxa"/>
-              <w:bottom w:w="0" w:type="dxa"/>
-              <w:left w:w="0" w:type="dxa"/>
-              <w:right w:w="0" w:type="dxa"/>
-            </w:tcMar>
-            <w:vAlign w:val="center"/>
-          </w:tcPr>
-          <w:p>
-            <w:pPr>
-              <w:pStyle w:val="Normal"/>
-              <w:jc w:val="left"/>
-              <w:pBdr>
-                <w:bottom w:val="none" w:sz="0" w:space="0" w:color="000000"/>
-                <w:top w:val="none" w:sz="0" w:space="0" w:color="000000"/>
-                <w:left w:val="none" w:sz="0" w:space="0" w:color="000000"/>
-                <w:right w:val="none" w:sz="0" w:space="0" w:color="000000"/>
-              </w:pBdr>
-              <w:spacing w:after="100" w:before="100" w:line="240"/>
-              <w:ind w:left="100" w:right="100" w:firstLine="0" w:firstLineChars="0"/>
-              <w:rPr>
-                <w:rFonts w:ascii="Times New Roman" w:hAnsi="Times New Roman" w:eastAsia="Times New Roman" w:cs="Times New Roman"/>
-                <w:i w:val="false"/>
-                <w:b w:val="false"/>
-                <w:u w:val="none"/>
-                <w:strike w:val="false"/>
-                <w:sz w:val="18"/>
-                <w:szCs w:val="18"/>
-                <w:color w:val="000000"/>
-              </w:rPr>
-            </w:pPr>
-            <w:r>
-              <w:rPr>
-                <w:rFonts w:ascii="Times New Roman" w:hAnsi="Times New Roman" w:eastAsia="Times New Roman" w:cs="Times New Roman"/>
-                <w:i w:val="false"/>
-                <w:b w:val="false"/>
-                <w:u w:val="none"/>
-                <w:strike w:val="false"/>
-                <w:sz w:val="18"/>
-                <w:szCs w:val="18"/>
-                <w:color w:val="000000"/>
-              </w:rPr>
-              <w:t xml:space="preserve">59.4% (52.0–67.9)</w:t>
-            </w:r>
-          </w:p>
-        </w:tc>
-        <w:tc>
-          <w:tcPr>
-            <w:tcBorders>
-              <w:bottom w:val="none" w:sz="0" w:space="0" w:color="000000"/>
-              <w:top w:val="none" w:sz="0" w:space="0" w:color="000000"/>
-              <w:left w:val="none" w:sz="0" w:space="0" w:color="000000"/>
-              <w:right w:val="none" w:sz="0" w:space="0" w:color="000000"/>
-            </w:tcBorders>
-            <w:shd w:val="clear" w:color="auto" w:fill="FFFFFF"/>
-            <w:tcMar>
-              <w:top w:w="0" w:type="dxa"/>
-              <w:bottom w:w="0" w:type="dxa"/>
-              <w:left w:w="0" w:type="dxa"/>
-              <w:right w:w="0" w:type="dxa"/>
-            </w:tcMar>
-            <w:vAlign w:val="center"/>
-          </w:tcPr>
-          <w:p>
-            <w:pPr>
-              <w:pStyle w:val="Normal"/>
-              <w:jc w:val="left"/>
-              <w:pBdr>
-                <w:bottom w:val="none" w:sz="0" w:space="0" w:color="000000"/>
-                <w:top w:val="none" w:sz="0" w:space="0" w:color="000000"/>
-                <w:left w:val="none" w:sz="0" w:space="0" w:color="000000"/>
-                <w:right w:val="none" w:sz="0" w:space="0" w:color="000000"/>
-              </w:pBdr>
-              <w:spacing w:after="100" w:before="100" w:line="240"/>
-              <w:ind w:left="100" w:right="100" w:firstLine="0" w:firstLineChars="0"/>
-              <w:rPr>
-                <w:rFonts w:ascii="Times New Roman" w:hAnsi="Times New Roman" w:eastAsia="Times New Roman" w:cs="Times New Roman"/>
-                <w:i w:val="false"/>
-                <w:b w:val="false"/>
-                <w:u w:val="none"/>
-                <w:strike w:val="false"/>
-                <w:sz w:val="18"/>
-                <w:szCs w:val="18"/>
-                <w:color w:val="000000"/>
-              </w:rPr>
-            </w:pPr>
-            <w:r>
-              <w:rPr>
-                <w:rFonts w:ascii="Times New Roman" w:hAnsi="Times New Roman" w:eastAsia="Times New Roman" w:cs="Times New Roman"/>
-                <w:i w:val="false"/>
-                <w:b w:val="false"/>
-                <w:u w:val="none"/>
-                <w:strike w:val="false"/>
-                <w:sz w:val="18"/>
-                <w:szCs w:val="18"/>
-                <w:color w:val="000000"/>
-              </w:rPr>
-              <w:t xml:space="preserve">0.015</w:t>
+              <w:t xml:space="preserve">82</w:t>
+            </w:r>
+          </w:p>
+        </w:tc>
+        <w:tc>
+          <w:tcPr>
+            <w:tcBorders>
+              <w:bottom w:val="none" w:sz="0" w:space="0" w:color="000000"/>
+              <w:top w:val="none" w:sz="0" w:space="0" w:color="000000"/>
+              <w:left w:val="none" w:sz="0" w:space="0" w:color="000000"/>
+              <w:right w:val="none" w:sz="0" w:space="0" w:color="000000"/>
+            </w:tcBorders>
+            <w:shd w:val="clear" w:color="auto" w:fill="FFFFFF"/>
+            <w:tcMar>
+              <w:top w:w="0" w:type="dxa"/>
+              <w:bottom w:w="0" w:type="dxa"/>
+              <w:left w:w="0" w:type="dxa"/>
+              <w:right w:w="0" w:type="dxa"/>
+            </w:tcMar>
+            <w:vAlign w:val="center"/>
+          </w:tcPr>
+          <w:p>
+            <w:pPr>
+              <w:pStyle w:val="Normal"/>
+              <w:jc w:val="left"/>
+              <w:pBdr>
+                <w:bottom w:val="none" w:sz="0" w:space="0" w:color="000000"/>
+                <w:top w:val="none" w:sz="0" w:space="0" w:color="000000"/>
+                <w:left w:val="none" w:sz="0" w:space="0" w:color="000000"/>
+                <w:right w:val="none" w:sz="0" w:space="0" w:color="000000"/>
+              </w:pBdr>
+              <w:spacing w:after="100" w:before="100" w:line="240"/>
+              <w:ind w:left="100" w:right="100" w:firstLine="0" w:firstLineChars="0"/>
+              <w:rPr>
+                <w:rFonts w:ascii="Times New Roman" w:hAnsi="Times New Roman" w:eastAsia="Times New Roman" w:cs="Times New Roman"/>
+                <w:i w:val="false"/>
+                <w:b w:val="false"/>
+                <w:u w:val="none"/>
+                <w:strike w:val="false"/>
+                <w:sz w:val="18"/>
+                <w:szCs w:val="18"/>
+                <w:color w:val="000000"/>
+              </w:rPr>
+            </w:pPr>
+            <w:r>
+              <w:rPr>
+                <w:rFonts w:ascii="Times New Roman" w:hAnsi="Times New Roman" w:eastAsia="Times New Roman" w:cs="Times New Roman"/>
+                <w:i w:val="false"/>
+                <w:b w:val="false"/>
+                <w:u w:val="none"/>
+                <w:strike w:val="false"/>
+                <w:sz w:val="18"/>
+                <w:szCs w:val="18"/>
+                <w:color w:val="000000"/>
+              </w:rPr>
+              <w:t xml:space="preserve">93.0 (32.0–NR)</w:t>
+            </w:r>
+          </w:p>
+        </w:tc>
+        <w:tc>
+          <w:tcPr>
+            <w:tcBorders>
+              <w:bottom w:val="none" w:sz="0" w:space="0" w:color="000000"/>
+              <w:top w:val="none" w:sz="0" w:space="0" w:color="000000"/>
+              <w:left w:val="none" w:sz="0" w:space="0" w:color="000000"/>
+              <w:right w:val="none" w:sz="0" w:space="0" w:color="000000"/>
+            </w:tcBorders>
+            <w:shd w:val="clear" w:color="auto" w:fill="FFFFFF"/>
+            <w:tcMar>
+              <w:top w:w="0" w:type="dxa"/>
+              <w:bottom w:w="0" w:type="dxa"/>
+              <w:left w:w="0" w:type="dxa"/>
+              <w:right w:w="0" w:type="dxa"/>
+            </w:tcMar>
+            <w:vAlign w:val="center"/>
+          </w:tcPr>
+          <w:p>
+            <w:pPr>
+              <w:pStyle w:val="Normal"/>
+              <w:jc w:val="left"/>
+              <w:pBdr>
+                <w:bottom w:val="none" w:sz="0" w:space="0" w:color="000000"/>
+                <w:top w:val="none" w:sz="0" w:space="0" w:color="000000"/>
+                <w:left w:val="none" w:sz="0" w:space="0" w:color="000000"/>
+                <w:right w:val="none" w:sz="0" w:space="0" w:color="000000"/>
+              </w:pBdr>
+              <w:spacing w:after="100" w:before="100" w:line="240"/>
+              <w:ind w:left="100" w:right="100" w:firstLine="0" w:firstLineChars="0"/>
+              <w:rPr>
+                <w:rFonts w:ascii="Times New Roman" w:hAnsi="Times New Roman" w:eastAsia="Times New Roman" w:cs="Times New Roman"/>
+                <w:i w:val="false"/>
+                <w:b w:val="false"/>
+                <w:u w:val="none"/>
+                <w:strike w:val="false"/>
+                <w:sz w:val="18"/>
+                <w:szCs w:val="18"/>
+                <w:color w:val="000000"/>
+              </w:rPr>
+            </w:pPr>
+            <w:r>
+              <w:rPr>
+                <w:rFonts w:ascii="Times New Roman" w:hAnsi="Times New Roman" w:eastAsia="Times New Roman" w:cs="Times New Roman"/>
+                <w:i w:val="false"/>
+                <w:b w:val="false"/>
+                <w:u w:val="none"/>
+                <w:strike w:val="false"/>
+                <w:sz w:val="18"/>
+                <w:szCs w:val="18"/>
+                <w:color w:val="000000"/>
+              </w:rPr>
+              <w:t xml:space="preserve">56.2% (49.2–64.1)</w:t>
+            </w:r>
+          </w:p>
+        </w:tc>
+        <w:tc>
+          <w:tcPr>
+            <w:tcBorders>
+              <w:bottom w:val="none" w:sz="0" w:space="0" w:color="000000"/>
+              <w:top w:val="none" w:sz="0" w:space="0" w:color="000000"/>
+              <w:left w:val="none" w:sz="0" w:space="0" w:color="000000"/>
+              <w:right w:val="none" w:sz="0" w:space="0" w:color="000000"/>
+            </w:tcBorders>
+            <w:shd w:val="clear" w:color="auto" w:fill="FFFFFF"/>
+            <w:tcMar>
+              <w:top w:w="0" w:type="dxa"/>
+              <w:bottom w:w="0" w:type="dxa"/>
+              <w:left w:w="0" w:type="dxa"/>
+              <w:right w:w="0" w:type="dxa"/>
+            </w:tcMar>
+            <w:vAlign w:val="center"/>
+          </w:tcPr>
+          <w:p>
+            <w:pPr>
+              <w:pStyle w:val="Normal"/>
+              <w:jc w:val="left"/>
+              <w:pBdr>
+                <w:bottom w:val="none" w:sz="0" w:space="0" w:color="000000"/>
+                <w:top w:val="none" w:sz="0" w:space="0" w:color="000000"/>
+                <w:left w:val="none" w:sz="0" w:space="0" w:color="000000"/>
+                <w:right w:val="none" w:sz="0" w:space="0" w:color="000000"/>
+              </w:pBdr>
+              <w:spacing w:after="100" w:before="100" w:line="240"/>
+              <w:ind w:left="100" w:right="100" w:firstLine="0" w:firstLineChars="0"/>
+              <w:rPr>
+                <w:rFonts w:ascii="Times New Roman" w:hAnsi="Times New Roman" w:eastAsia="Times New Roman" w:cs="Times New Roman"/>
+                <w:i w:val="false"/>
+                <w:b w:val="false"/>
+                <w:u w:val="none"/>
+                <w:strike w:val="false"/>
+                <w:sz w:val="18"/>
+                <w:szCs w:val="18"/>
+                <w:color w:val="000000"/>
+              </w:rPr>
+            </w:pPr>
+            <w:r>
+              <w:rPr>
+                <w:rFonts w:ascii="Times New Roman" w:hAnsi="Times New Roman" w:eastAsia="Times New Roman" w:cs="Times New Roman"/>
+                <w:i w:val="false"/>
+                <w:b w:val="false"/>
+                <w:u w:val="none"/>
+                <w:strike w:val="false"/>
+                <w:sz w:val="18"/>
+                <w:szCs w:val="18"/>
+                <w:color w:val="000000"/>
+              </w:rPr>
+              <w:t xml:space="preserve">53.9% (46.8–62.0)</w:t>
+            </w:r>
+          </w:p>
+        </w:tc>
+        <w:tc>
+          <w:tcPr>
+            <w:tcBorders>
+              <w:bottom w:val="none" w:sz="0" w:space="0" w:color="000000"/>
+              <w:top w:val="none" w:sz="0" w:space="0" w:color="000000"/>
+              <w:left w:val="none" w:sz="0" w:space="0" w:color="000000"/>
+              <w:right w:val="none" w:sz="0" w:space="0" w:color="000000"/>
+            </w:tcBorders>
+            <w:shd w:val="clear" w:color="auto" w:fill="FFFFFF"/>
+            <w:tcMar>
+              <w:top w:w="0" w:type="dxa"/>
+              <w:bottom w:w="0" w:type="dxa"/>
+              <w:left w:w="0" w:type="dxa"/>
+              <w:right w:w="0" w:type="dxa"/>
+            </w:tcMar>
+            <w:vAlign w:val="center"/>
+          </w:tcPr>
+          <w:p>
+            <w:pPr>
+              <w:pStyle w:val="Normal"/>
+              <w:jc w:val="left"/>
+              <w:pBdr>
+                <w:bottom w:val="none" w:sz="0" w:space="0" w:color="000000"/>
+                <w:top w:val="none" w:sz="0" w:space="0" w:color="000000"/>
+                <w:left w:val="none" w:sz="0" w:space="0" w:color="000000"/>
+                <w:right w:val="none" w:sz="0" w:space="0" w:color="000000"/>
+              </w:pBdr>
+              <w:spacing w:after="100" w:before="100" w:line="240"/>
+              <w:ind w:left="100" w:right="100" w:firstLine="0" w:firstLineChars="0"/>
+              <w:rPr>
+                <w:rFonts w:ascii="Times New Roman" w:hAnsi="Times New Roman" w:eastAsia="Times New Roman" w:cs="Times New Roman"/>
+                <w:i w:val="false"/>
+                <w:b w:val="false"/>
+                <w:u w:val="none"/>
+                <w:strike w:val="false"/>
+                <w:sz w:val="18"/>
+                <w:szCs w:val="18"/>
+                <w:color w:val="000000"/>
+              </w:rPr>
+            </w:pPr>
+            <w:r>
+              <w:rPr>
+                <w:rFonts w:ascii="Times New Roman" w:hAnsi="Times New Roman" w:eastAsia="Times New Roman" w:cs="Times New Roman"/>
+                <w:i w:val="false"/>
+                <w:b w:val="false"/>
+                <w:u w:val="none"/>
+                <w:strike w:val="false"/>
+                <w:sz w:val="18"/>
+                <w:szCs w:val="18"/>
+                <w:color w:val="000000"/>
+              </w:rPr>
+              <w:t xml:space="preserve">0.003</w:t>
             </w:r>
           </w:p>
         </w:tc>
@@ -4266,7 +4266,7 @@
                 <w:szCs w:val="18"/>
                 <w:color w:val="000000"/>
               </w:rPr>
-              <w:t xml:space="preserve">218</w:t>
+              <w:t xml:space="preserve">248</w:t>
             </w:r>
           </w:p>
         </w:tc>
@@ -4321,7 +4321,7 @@
                 <w:szCs w:val="18"/>
                 <w:color w:val="000000"/>
               </w:rPr>
-              <w:t xml:space="preserve">59</w:t>
+              <w:t xml:space="preserve">75</w:t>
             </w:r>
           </w:p>
         </w:tc>
@@ -4431,7 +4431,7 @@
                 <w:szCs w:val="18"/>
                 <w:color w:val="000000"/>
               </w:rPr>
-              <w:t xml:space="preserve">76.8% (71.2–82.9)</w:t>
+              <w:t xml:space="preserve">72.8% (67.2–78.8)</w:t>
             </w:r>
           </w:p>
         </w:tc>
@@ -4486,7 +4486,7 @@
                 <w:szCs w:val="18"/>
                 <w:color w:val="000000"/>
               </w:rPr>
-              <w:t xml:space="preserve">71.5% (65.4–78.2)</w:t>
+              <w:t xml:space="preserve">67.9% (61.9–74.4)</w:t>
             </w:r>
           </w:p>
         </w:tc>

--- a/output/tables/GEO/GSE39582/GSE39582_km_summary.docx
+++ b/output/tables/GEO/GSE39582/GSE39582_km_summary.docx
@@ -25,7 +25,7 @@
         <w:ind w:left="60" w:right="60" w:firstLine="0" w:firstLineChars="0"/>
       </w:pPr>
       <w:r>
-        <w:t xml:space="preserve">Kaplan–Meier estimates by ROCK2 expression, GSE39582 (CIT, colon). NR = not reached.</w:t>
+        <w:t xml:space="preserve">Kaplan–Meier estimates by HIST1H2AC expression, GSE39582 (CIT, colon). NR = not reached.</w:t>
       </w:r>
     </w:p>
     <w:tbl xmlns:a="http://schemas.openxmlformats.org/drawingml/2006/main" xmlns:pic="http://schemas.openxmlformats.org/drawingml/2006/picture">
@@ -766,7 +766,7 @@
                 <w:szCs w:val="18"/>
                 <w:color w:val="000000"/>
               </w:rPr>
-              <w:t xml:space="preserve">281</w:t>
+              <w:t xml:space="preserve">279</w:t>
             </w:r>
           </w:p>
         </w:tc>
@@ -821,7 +821,7 @@
                 <w:szCs w:val="18"/>
                 <w:color w:val="000000"/>
               </w:rPr>
-              <w:t xml:space="preserve">100</w:t>
+              <w:t xml:space="preserve">91</w:t>
             </w:r>
           </w:p>
         </w:tc>
@@ -876,7 +876,7 @@
                 <w:szCs w:val="18"/>
                 <w:color w:val="000000"/>
               </w:rPr>
-              <w:t xml:space="preserve">132.0 (105.0–NR)</w:t>
+              <w:t xml:space="preserve">132.0 (106.0–NR)</w:t>
             </w:r>
           </w:p>
         </w:tc>
@@ -931,7 +931,7 @@
                 <w:szCs w:val="18"/>
                 <w:color w:val="000000"/>
               </w:rPr>
-              <w:t xml:space="preserve">73.9% (68.7–79.4)</w:t>
+              <w:t xml:space="preserve">78.9% (74.1–84.1)</w:t>
             </w:r>
           </w:p>
         </w:tc>
@@ -986,7 +986,7 @@
                 <w:szCs w:val="18"/>
                 <w:color w:val="000000"/>
               </w:rPr>
-              <w:t xml:space="preserve">64.3% (58.5–70.8)</w:t>
+              <w:t xml:space="preserve">70.2% (64.6–76.2)</w:t>
             </w:r>
           </w:p>
         </w:tc>
@@ -1041,7 +1041,7 @@
                 <w:szCs w:val="18"/>
                 <w:color w:val="000000"/>
               </w:rPr>
-              <w:t xml:space="preserve">0.228</w:t>
+              <w:t xml:space="preserve">0.461</w:t>
             </w:r>
           </w:p>
         </w:tc>
@@ -1266,7 +1266,7 @@
                 <w:szCs w:val="18"/>
                 <w:color w:val="000000"/>
               </w:rPr>
-              <w:t xml:space="preserve">281</w:t>
+              <w:t xml:space="preserve">283</w:t>
             </w:r>
           </w:p>
         </w:tc>
@@ -1321,172 +1321,172 @@
                 <w:szCs w:val="18"/>
                 <w:color w:val="000000"/>
               </w:rPr>
-              <w:t xml:space="preserve">91</w:t>
-            </w:r>
-          </w:p>
-        </w:tc>
-        <w:tc>
-          <w:tcPr>
-            <w:tcBorders>
-              <w:bottom w:val="none" w:sz="0" w:space="0" w:color="000000"/>
-              <w:top w:val="none" w:sz="0" w:space="0" w:color="000000"/>
-              <w:left w:val="none" w:sz="0" w:space="0" w:color="000000"/>
-              <w:right w:val="none" w:sz="0" w:space="0" w:color="000000"/>
-            </w:tcBorders>
-            <w:shd w:val="clear" w:color="auto" w:fill="FFFFFF"/>
-            <w:tcMar>
-              <w:top w:w="0" w:type="dxa"/>
-              <w:bottom w:w="0" w:type="dxa"/>
-              <w:left w:w="0" w:type="dxa"/>
-              <w:right w:w="0" w:type="dxa"/>
-            </w:tcMar>
-            <w:vAlign w:val="center"/>
-          </w:tcPr>
-          <w:p>
-            <w:pPr>
-              <w:pStyle w:val="Normal"/>
-              <w:jc w:val="left"/>
-              <w:pBdr>
-                <w:bottom w:val="none" w:sz="0" w:space="0" w:color="000000"/>
-                <w:top w:val="none" w:sz="0" w:space="0" w:color="000000"/>
-                <w:left w:val="none" w:sz="0" w:space="0" w:color="000000"/>
-                <w:right w:val="none" w:sz="0" w:space="0" w:color="000000"/>
-              </w:pBdr>
-              <w:spacing w:after="100" w:before="100" w:line="240"/>
-              <w:ind w:left="100" w:right="100" w:firstLine="0" w:firstLineChars="0"/>
-              <w:rPr>
-                <w:rFonts w:ascii="Times New Roman" w:hAnsi="Times New Roman" w:eastAsia="Times New Roman" w:cs="Times New Roman"/>
-                <w:i w:val="false"/>
-                <w:b w:val="false"/>
-                <w:u w:val="none"/>
-                <w:strike w:val="false"/>
-                <w:sz w:val="18"/>
-                <w:szCs w:val="18"/>
-                <w:color w:val="000000"/>
-              </w:rPr>
-            </w:pPr>
-            <w:r>
-              <w:rPr>
-                <w:rFonts w:ascii="Times New Roman" w:hAnsi="Times New Roman" w:eastAsia="Times New Roman" w:cs="Times New Roman"/>
-                <w:i w:val="false"/>
-                <w:b w:val="false"/>
-                <w:u w:val="none"/>
-                <w:strike w:val="false"/>
-                <w:sz w:val="18"/>
-                <w:szCs w:val="18"/>
-                <w:color w:val="000000"/>
-              </w:rPr>
-              <w:t xml:space="preserve">NR (97.0–NR)</w:t>
-            </w:r>
-          </w:p>
-        </w:tc>
-        <w:tc>
-          <w:tcPr>
-            <w:tcBorders>
-              <w:bottom w:val="none" w:sz="0" w:space="0" w:color="000000"/>
-              <w:top w:val="none" w:sz="0" w:space="0" w:color="000000"/>
-              <w:left w:val="none" w:sz="0" w:space="0" w:color="000000"/>
-              <w:right w:val="none" w:sz="0" w:space="0" w:color="000000"/>
-            </w:tcBorders>
-            <w:shd w:val="clear" w:color="auto" w:fill="FFFFFF"/>
-            <w:tcMar>
-              <w:top w:w="0" w:type="dxa"/>
-              <w:bottom w:w="0" w:type="dxa"/>
-              <w:left w:w="0" w:type="dxa"/>
-              <w:right w:w="0" w:type="dxa"/>
-            </w:tcMar>
-            <w:vAlign w:val="center"/>
-          </w:tcPr>
-          <w:p>
-            <w:pPr>
-              <w:pStyle w:val="Normal"/>
-              <w:jc w:val="left"/>
-              <w:pBdr>
-                <w:bottom w:val="none" w:sz="0" w:space="0" w:color="000000"/>
-                <w:top w:val="none" w:sz="0" w:space="0" w:color="000000"/>
-                <w:left w:val="none" w:sz="0" w:space="0" w:color="000000"/>
-                <w:right w:val="none" w:sz="0" w:space="0" w:color="000000"/>
-              </w:pBdr>
-              <w:spacing w:after="100" w:before="100" w:line="240"/>
-              <w:ind w:left="100" w:right="100" w:firstLine="0" w:firstLineChars="0"/>
-              <w:rPr>
-                <w:rFonts w:ascii="Times New Roman" w:hAnsi="Times New Roman" w:eastAsia="Times New Roman" w:cs="Times New Roman"/>
-                <w:i w:val="false"/>
-                <w:b w:val="false"/>
-                <w:u w:val="none"/>
-                <w:strike w:val="false"/>
-                <w:sz w:val="18"/>
-                <w:szCs w:val="18"/>
-                <w:color w:val="000000"/>
-              </w:rPr>
-            </w:pPr>
-            <w:r>
-              <w:rPr>
-                <w:rFonts w:ascii="Times New Roman" w:hAnsi="Times New Roman" w:eastAsia="Times New Roman" w:cs="Times New Roman"/>
-                <w:i w:val="false"/>
-                <w:b w:val="false"/>
-                <w:u w:val="none"/>
-                <w:strike w:val="false"/>
-                <w:sz w:val="18"/>
-                <w:szCs w:val="18"/>
-                <w:color w:val="000000"/>
-              </w:rPr>
-              <w:t xml:space="preserve">81.9% (77.3–86.7)</w:t>
-            </w:r>
-          </w:p>
-        </w:tc>
-        <w:tc>
-          <w:tcPr>
-            <w:tcBorders>
-              <w:bottom w:val="none" w:sz="0" w:space="0" w:color="000000"/>
-              <w:top w:val="none" w:sz="0" w:space="0" w:color="000000"/>
-              <w:left w:val="none" w:sz="0" w:space="0" w:color="000000"/>
-              <w:right w:val="none" w:sz="0" w:space="0" w:color="000000"/>
-            </w:tcBorders>
-            <w:shd w:val="clear" w:color="auto" w:fill="FFFFFF"/>
-            <w:tcMar>
-              <w:top w:w="0" w:type="dxa"/>
-              <w:bottom w:w="0" w:type="dxa"/>
-              <w:left w:w="0" w:type="dxa"/>
-              <w:right w:w="0" w:type="dxa"/>
-            </w:tcMar>
-            <w:vAlign w:val="center"/>
-          </w:tcPr>
-          <w:p>
-            <w:pPr>
-              <w:pStyle w:val="Normal"/>
-              <w:jc w:val="left"/>
-              <w:pBdr>
-                <w:bottom w:val="none" w:sz="0" w:space="0" w:color="000000"/>
-                <w:top w:val="none" w:sz="0" w:space="0" w:color="000000"/>
-                <w:left w:val="none" w:sz="0" w:space="0" w:color="000000"/>
-                <w:right w:val="none" w:sz="0" w:space="0" w:color="000000"/>
-              </w:pBdr>
-              <w:spacing w:after="100" w:before="100" w:line="240"/>
-              <w:ind w:left="100" w:right="100" w:firstLine="0" w:firstLineChars="0"/>
-              <w:rPr>
-                <w:rFonts w:ascii="Times New Roman" w:hAnsi="Times New Roman" w:eastAsia="Times New Roman" w:cs="Times New Roman"/>
-                <w:i w:val="false"/>
-                <w:b w:val="false"/>
-                <w:u w:val="none"/>
-                <w:strike w:val="false"/>
-                <w:sz w:val="18"/>
-                <w:szCs w:val="18"/>
-                <w:color w:val="000000"/>
-              </w:rPr>
-            </w:pPr>
-            <w:r>
-              <w:rPr>
-                <w:rFonts w:ascii="Times New Roman" w:hAnsi="Times New Roman" w:eastAsia="Times New Roman" w:cs="Times New Roman"/>
-                <w:i w:val="false"/>
-                <w:b w:val="false"/>
-                <w:u w:val="none"/>
-                <w:strike w:val="false"/>
-                <w:sz w:val="18"/>
-                <w:szCs w:val="18"/>
-                <w:color w:val="000000"/>
-              </w:rPr>
-              <w:t xml:space="preserve">70.7% (65.1–76.8)</w:t>
+              <w:t xml:space="preserve">100</w:t>
+            </w:r>
+          </w:p>
+        </w:tc>
+        <w:tc>
+          <w:tcPr>
+            <w:tcBorders>
+              <w:bottom w:val="none" w:sz="0" w:space="0" w:color="000000"/>
+              <w:top w:val="none" w:sz="0" w:space="0" w:color="000000"/>
+              <w:left w:val="none" w:sz="0" w:space="0" w:color="000000"/>
+              <w:right w:val="none" w:sz="0" w:space="0" w:color="000000"/>
+            </w:tcBorders>
+            <w:shd w:val="clear" w:color="auto" w:fill="FFFFFF"/>
+            <w:tcMar>
+              <w:top w:w="0" w:type="dxa"/>
+              <w:bottom w:w="0" w:type="dxa"/>
+              <w:left w:w="0" w:type="dxa"/>
+              <w:right w:w="0" w:type="dxa"/>
+            </w:tcMar>
+            <w:vAlign w:val="center"/>
+          </w:tcPr>
+          <w:p>
+            <w:pPr>
+              <w:pStyle w:val="Normal"/>
+              <w:jc w:val="left"/>
+              <w:pBdr>
+                <w:bottom w:val="none" w:sz="0" w:space="0" w:color="000000"/>
+                <w:top w:val="none" w:sz="0" w:space="0" w:color="000000"/>
+                <w:left w:val="none" w:sz="0" w:space="0" w:color="000000"/>
+                <w:right w:val="none" w:sz="0" w:space="0" w:color="000000"/>
+              </w:pBdr>
+              <w:spacing w:after="100" w:before="100" w:line="240"/>
+              <w:ind w:left="100" w:right="100" w:firstLine="0" w:firstLineChars="0"/>
+              <w:rPr>
+                <w:rFonts w:ascii="Times New Roman" w:hAnsi="Times New Roman" w:eastAsia="Times New Roman" w:cs="Times New Roman"/>
+                <w:i w:val="false"/>
+                <w:b w:val="false"/>
+                <w:u w:val="none"/>
+                <w:strike w:val="false"/>
+                <w:sz w:val="18"/>
+                <w:szCs w:val="18"/>
+                <w:color w:val="000000"/>
+              </w:rPr>
+            </w:pPr>
+            <w:r>
+              <w:rPr>
+                <w:rFonts w:ascii="Times New Roman" w:hAnsi="Times New Roman" w:eastAsia="Times New Roman" w:cs="Times New Roman"/>
+                <w:i w:val="false"/>
+                <w:b w:val="false"/>
+                <w:u w:val="none"/>
+                <w:strike w:val="false"/>
+                <w:sz w:val="18"/>
+                <w:szCs w:val="18"/>
+                <w:color w:val="000000"/>
+              </w:rPr>
+              <w:t xml:space="preserve">183.0 (95.0–NR)</w:t>
+            </w:r>
+          </w:p>
+        </w:tc>
+        <w:tc>
+          <w:tcPr>
+            <w:tcBorders>
+              <w:bottom w:val="none" w:sz="0" w:space="0" w:color="000000"/>
+              <w:top w:val="none" w:sz="0" w:space="0" w:color="000000"/>
+              <w:left w:val="none" w:sz="0" w:space="0" w:color="000000"/>
+              <w:right w:val="none" w:sz="0" w:space="0" w:color="000000"/>
+            </w:tcBorders>
+            <w:shd w:val="clear" w:color="auto" w:fill="FFFFFF"/>
+            <w:tcMar>
+              <w:top w:w="0" w:type="dxa"/>
+              <w:bottom w:w="0" w:type="dxa"/>
+              <w:left w:w="0" w:type="dxa"/>
+              <w:right w:w="0" w:type="dxa"/>
+            </w:tcMar>
+            <w:vAlign w:val="center"/>
+          </w:tcPr>
+          <w:p>
+            <w:pPr>
+              <w:pStyle w:val="Normal"/>
+              <w:jc w:val="left"/>
+              <w:pBdr>
+                <w:bottom w:val="none" w:sz="0" w:space="0" w:color="000000"/>
+                <w:top w:val="none" w:sz="0" w:space="0" w:color="000000"/>
+                <w:left w:val="none" w:sz="0" w:space="0" w:color="000000"/>
+                <w:right w:val="none" w:sz="0" w:space="0" w:color="000000"/>
+              </w:pBdr>
+              <w:spacing w:after="100" w:before="100" w:line="240"/>
+              <w:ind w:left="100" w:right="100" w:firstLine="0" w:firstLineChars="0"/>
+              <w:rPr>
+                <w:rFonts w:ascii="Times New Roman" w:hAnsi="Times New Roman" w:eastAsia="Times New Roman" w:cs="Times New Roman"/>
+                <w:i w:val="false"/>
+                <w:b w:val="false"/>
+                <w:u w:val="none"/>
+                <w:strike w:val="false"/>
+                <w:sz w:val="18"/>
+                <w:szCs w:val="18"/>
+                <w:color w:val="000000"/>
+              </w:rPr>
+            </w:pPr>
+            <w:r>
+              <w:rPr>
+                <w:rFonts w:ascii="Times New Roman" w:hAnsi="Times New Roman" w:eastAsia="Times New Roman" w:cs="Times New Roman"/>
+                <w:i w:val="false"/>
+                <w:b w:val="false"/>
+                <w:u w:val="none"/>
+                <w:strike w:val="false"/>
+                <w:sz w:val="18"/>
+                <w:szCs w:val="18"/>
+                <w:color w:val="000000"/>
+              </w:rPr>
+              <w:t xml:space="preserve">76.8% (71.8–82.1)</w:t>
+            </w:r>
+          </w:p>
+        </w:tc>
+        <w:tc>
+          <w:tcPr>
+            <w:tcBorders>
+              <w:bottom w:val="none" w:sz="0" w:space="0" w:color="000000"/>
+              <w:top w:val="none" w:sz="0" w:space="0" w:color="000000"/>
+              <w:left w:val="none" w:sz="0" w:space="0" w:color="000000"/>
+              <w:right w:val="none" w:sz="0" w:space="0" w:color="000000"/>
+            </w:tcBorders>
+            <w:shd w:val="clear" w:color="auto" w:fill="FFFFFF"/>
+            <w:tcMar>
+              <w:top w:w="0" w:type="dxa"/>
+              <w:bottom w:w="0" w:type="dxa"/>
+              <w:left w:w="0" w:type="dxa"/>
+              <w:right w:w="0" w:type="dxa"/>
+            </w:tcMar>
+            <w:vAlign w:val="center"/>
+          </w:tcPr>
+          <w:p>
+            <w:pPr>
+              <w:pStyle w:val="Normal"/>
+              <w:jc w:val="left"/>
+              <w:pBdr>
+                <w:bottom w:val="none" w:sz="0" w:space="0" w:color="000000"/>
+                <w:top w:val="none" w:sz="0" w:space="0" w:color="000000"/>
+                <w:left w:val="none" w:sz="0" w:space="0" w:color="000000"/>
+                <w:right w:val="none" w:sz="0" w:space="0" w:color="000000"/>
+              </w:pBdr>
+              <w:spacing w:after="100" w:before="100" w:line="240"/>
+              <w:ind w:left="100" w:right="100" w:firstLine="0" w:firstLineChars="0"/>
+              <w:rPr>
+                <w:rFonts w:ascii="Times New Roman" w:hAnsi="Times New Roman" w:eastAsia="Times New Roman" w:cs="Times New Roman"/>
+                <w:i w:val="false"/>
+                <w:b w:val="false"/>
+                <w:u w:val="none"/>
+                <w:strike w:val="false"/>
+                <w:sz w:val="18"/>
+                <w:szCs w:val="18"/>
+                <w:color w:val="000000"/>
+              </w:rPr>
+            </w:pPr>
+            <w:r>
+              <w:rPr>
+                <w:rFonts w:ascii="Times New Roman" w:hAnsi="Times New Roman" w:eastAsia="Times New Roman" w:cs="Times New Roman"/>
+                <w:i w:val="false"/>
+                <w:b w:val="false"/>
+                <w:u w:val="none"/>
+                <w:strike w:val="false"/>
+                <w:sz w:val="18"/>
+                <w:szCs w:val="18"/>
+                <w:color w:val="000000"/>
+              </w:rPr>
+              <w:t xml:space="preserve">64.7% (58.9–71.2)</w:t>
             </w:r>
           </w:p>
         </w:tc>
@@ -1766,7 +1766,7 @@
                 <w:szCs w:val="18"/>
                 <w:color w:val="000000"/>
               </w:rPr>
-              <w:t xml:space="preserve">192</w:t>
+              <w:t xml:space="preserve">204</w:t>
             </w:r>
           </w:p>
         </w:tc>
@@ -1876,172 +1876,172 @@
                 <w:szCs w:val="18"/>
                 <w:color w:val="000000"/>
               </w:rPr>
-              <w:t xml:space="preserve">105.0 (72.0–NR)</w:t>
-            </w:r>
-          </w:p>
-        </w:tc>
-        <w:tc>
-          <w:tcPr>
-            <w:tcBorders>
-              <w:bottom w:val="none" w:sz="0" w:space="0" w:color="000000"/>
-              <w:top w:val="none" w:sz="0" w:space="0" w:color="000000"/>
-              <w:left w:val="none" w:sz="0" w:space="0" w:color="000000"/>
-              <w:right w:val="none" w:sz="0" w:space="0" w:color="000000"/>
-            </w:tcBorders>
-            <w:shd w:val="clear" w:color="auto" w:fill="FFFFFF"/>
-            <w:tcMar>
-              <w:top w:w="0" w:type="dxa"/>
-              <w:bottom w:w="0" w:type="dxa"/>
-              <w:left w:w="0" w:type="dxa"/>
-              <w:right w:w="0" w:type="dxa"/>
-            </w:tcMar>
-            <w:vAlign w:val="center"/>
-          </w:tcPr>
-          <w:p>
-            <w:pPr>
-              <w:pStyle w:val="Normal"/>
-              <w:jc w:val="left"/>
-              <w:pBdr>
-                <w:bottom w:val="none" w:sz="0" w:space="0" w:color="000000"/>
-                <w:top w:val="none" w:sz="0" w:space="0" w:color="000000"/>
-                <w:left w:val="none" w:sz="0" w:space="0" w:color="000000"/>
-                <w:right w:val="none" w:sz="0" w:space="0" w:color="000000"/>
-              </w:pBdr>
-              <w:spacing w:after="100" w:before="100" w:line="240"/>
-              <w:ind w:left="100" w:right="100" w:firstLine="0" w:firstLineChars="0"/>
-              <w:rPr>
-                <w:rFonts w:ascii="Times New Roman" w:hAnsi="Times New Roman" w:eastAsia="Times New Roman" w:cs="Times New Roman"/>
-                <w:i w:val="false"/>
-                <w:b w:val="false"/>
-                <w:u w:val="none"/>
-                <w:strike w:val="false"/>
-                <w:sz w:val="18"/>
-                <w:szCs w:val="18"/>
-                <w:color w:val="000000"/>
-              </w:rPr>
-            </w:pPr>
-            <w:r>
-              <w:rPr>
-                <w:rFonts w:ascii="Times New Roman" w:hAnsi="Times New Roman" w:eastAsia="Times New Roman" w:cs="Times New Roman"/>
-                <w:i w:val="false"/>
-                <w:b w:val="false"/>
-                <w:u w:val="none"/>
-                <w:strike w:val="false"/>
-                <w:sz w:val="18"/>
-                <w:szCs w:val="18"/>
-                <w:color w:val="000000"/>
-              </w:rPr>
-              <w:t xml:space="preserve">70.3% (63.8–77.5)</w:t>
-            </w:r>
-          </w:p>
-        </w:tc>
-        <w:tc>
-          <w:tcPr>
-            <w:tcBorders>
-              <w:bottom w:val="none" w:sz="0" w:space="0" w:color="000000"/>
-              <w:top w:val="none" w:sz="0" w:space="0" w:color="000000"/>
-              <w:left w:val="none" w:sz="0" w:space="0" w:color="000000"/>
-              <w:right w:val="none" w:sz="0" w:space="0" w:color="000000"/>
-            </w:tcBorders>
-            <w:shd w:val="clear" w:color="auto" w:fill="FFFFFF"/>
-            <w:tcMar>
-              <w:top w:w="0" w:type="dxa"/>
-              <w:bottom w:w="0" w:type="dxa"/>
-              <w:left w:w="0" w:type="dxa"/>
-              <w:right w:w="0" w:type="dxa"/>
-            </w:tcMar>
-            <w:vAlign w:val="center"/>
-          </w:tcPr>
-          <w:p>
-            <w:pPr>
-              <w:pStyle w:val="Normal"/>
-              <w:jc w:val="left"/>
-              <w:pBdr>
-                <w:bottom w:val="none" w:sz="0" w:space="0" w:color="000000"/>
-                <w:top w:val="none" w:sz="0" w:space="0" w:color="000000"/>
-                <w:left w:val="none" w:sz="0" w:space="0" w:color="000000"/>
-                <w:right w:val="none" w:sz="0" w:space="0" w:color="000000"/>
-              </w:pBdr>
-              <w:spacing w:after="100" w:before="100" w:line="240"/>
-              <w:ind w:left="100" w:right="100" w:firstLine="0" w:firstLineChars="0"/>
-              <w:rPr>
-                <w:rFonts w:ascii="Times New Roman" w:hAnsi="Times New Roman" w:eastAsia="Times New Roman" w:cs="Times New Roman"/>
-                <w:i w:val="false"/>
-                <w:b w:val="false"/>
-                <w:u w:val="none"/>
-                <w:strike w:val="false"/>
-                <w:sz w:val="18"/>
-                <w:szCs w:val="18"/>
-                <w:color w:val="000000"/>
-              </w:rPr>
-            </w:pPr>
-            <w:r>
-              <w:rPr>
-                <w:rFonts w:ascii="Times New Roman" w:hAnsi="Times New Roman" w:eastAsia="Times New Roman" w:cs="Times New Roman"/>
-                <w:i w:val="false"/>
-                <w:b w:val="false"/>
-                <w:u w:val="none"/>
-                <w:strike w:val="false"/>
-                <w:sz w:val="18"/>
-                <w:szCs w:val="18"/>
-                <w:color w:val="000000"/>
-              </w:rPr>
-              <w:t xml:space="preserve">60.2% (53.0–68.4)</w:t>
-            </w:r>
-          </w:p>
-        </w:tc>
-        <w:tc>
-          <w:tcPr>
-            <w:tcBorders>
-              <w:bottom w:val="none" w:sz="0" w:space="0" w:color="000000"/>
-              <w:top w:val="none" w:sz="0" w:space="0" w:color="000000"/>
-              <w:left w:val="none" w:sz="0" w:space="0" w:color="000000"/>
-              <w:right w:val="none" w:sz="0" w:space="0" w:color="000000"/>
-            </w:tcBorders>
-            <w:shd w:val="clear" w:color="auto" w:fill="FFFFFF"/>
-            <w:tcMar>
-              <w:top w:w="0" w:type="dxa"/>
-              <w:bottom w:w="0" w:type="dxa"/>
-              <w:left w:w="0" w:type="dxa"/>
-              <w:right w:w="0" w:type="dxa"/>
-            </w:tcMar>
-            <w:vAlign w:val="center"/>
-          </w:tcPr>
-          <w:p>
-            <w:pPr>
-              <w:pStyle w:val="Normal"/>
-              <w:jc w:val="left"/>
-              <w:pBdr>
-                <w:bottom w:val="none" w:sz="0" w:space="0" w:color="000000"/>
-                <w:top w:val="none" w:sz="0" w:space="0" w:color="000000"/>
-                <w:left w:val="none" w:sz="0" w:space="0" w:color="000000"/>
-                <w:right w:val="none" w:sz="0" w:space="0" w:color="000000"/>
-              </w:pBdr>
-              <w:spacing w:after="100" w:before="100" w:line="240"/>
-              <w:ind w:left="100" w:right="100" w:firstLine="0" w:firstLineChars="0"/>
-              <w:rPr>
-                <w:rFonts w:ascii="Times New Roman" w:hAnsi="Times New Roman" w:eastAsia="Times New Roman" w:cs="Times New Roman"/>
-                <w:i w:val="false"/>
-                <w:b w:val="false"/>
-                <w:u w:val="none"/>
-                <w:strike w:val="false"/>
-                <w:sz w:val="18"/>
-                <w:szCs w:val="18"/>
-                <w:color w:val="000000"/>
-              </w:rPr>
-            </w:pPr>
-            <w:r>
-              <w:rPr>
-                <w:rFonts w:ascii="Times New Roman" w:hAnsi="Times New Roman" w:eastAsia="Times New Roman" w:cs="Times New Roman"/>
-                <w:i w:val="false"/>
-                <w:b w:val="false"/>
-                <w:u w:val="none"/>
-                <w:strike w:val="false"/>
-                <w:sz w:val="18"/>
-                <w:szCs w:val="18"/>
-                <w:color w:val="000000"/>
-              </w:rPr>
-              <w:t xml:space="preserve">0.108</w:t>
+              <w:t xml:space="preserve">106.0 (87.0–NR)</w:t>
+            </w:r>
+          </w:p>
+        </w:tc>
+        <w:tc>
+          <w:tcPr>
+            <w:tcBorders>
+              <w:bottom w:val="none" w:sz="0" w:space="0" w:color="000000"/>
+              <w:top w:val="none" w:sz="0" w:space="0" w:color="000000"/>
+              <w:left w:val="none" w:sz="0" w:space="0" w:color="000000"/>
+              <w:right w:val="none" w:sz="0" w:space="0" w:color="000000"/>
+            </w:tcBorders>
+            <w:shd w:val="clear" w:color="auto" w:fill="FFFFFF"/>
+            <w:tcMar>
+              <w:top w:w="0" w:type="dxa"/>
+              <w:bottom w:w="0" w:type="dxa"/>
+              <w:left w:w="0" w:type="dxa"/>
+              <w:right w:w="0" w:type="dxa"/>
+            </w:tcMar>
+            <w:vAlign w:val="center"/>
+          </w:tcPr>
+          <w:p>
+            <w:pPr>
+              <w:pStyle w:val="Normal"/>
+              <w:jc w:val="left"/>
+              <w:pBdr>
+                <w:bottom w:val="none" w:sz="0" w:space="0" w:color="000000"/>
+                <w:top w:val="none" w:sz="0" w:space="0" w:color="000000"/>
+                <w:left w:val="none" w:sz="0" w:space="0" w:color="000000"/>
+                <w:right w:val="none" w:sz="0" w:space="0" w:color="000000"/>
+              </w:pBdr>
+              <w:spacing w:after="100" w:before="100" w:line="240"/>
+              <w:ind w:left="100" w:right="100" w:firstLine="0" w:firstLineChars="0"/>
+              <w:rPr>
+                <w:rFonts w:ascii="Times New Roman" w:hAnsi="Times New Roman" w:eastAsia="Times New Roman" w:cs="Times New Roman"/>
+                <w:i w:val="false"/>
+                <w:b w:val="false"/>
+                <w:u w:val="none"/>
+                <w:strike w:val="false"/>
+                <w:sz w:val="18"/>
+                <w:szCs w:val="18"/>
+                <w:color w:val="000000"/>
+              </w:rPr>
+            </w:pPr>
+            <w:r>
+              <w:rPr>
+                <w:rFonts w:ascii="Times New Roman" w:hAnsi="Times New Roman" w:eastAsia="Times New Roman" w:cs="Times New Roman"/>
+                <w:i w:val="false"/>
+                <w:b w:val="false"/>
+                <w:u w:val="none"/>
+                <w:strike w:val="false"/>
+                <w:sz w:val="18"/>
+                <w:szCs w:val="18"/>
+                <w:color w:val="000000"/>
+              </w:rPr>
+              <w:t xml:space="preserve">75.8% (69.9–82.3)</w:t>
+            </w:r>
+          </w:p>
+        </w:tc>
+        <w:tc>
+          <w:tcPr>
+            <w:tcBorders>
+              <w:bottom w:val="none" w:sz="0" w:space="0" w:color="000000"/>
+              <w:top w:val="none" w:sz="0" w:space="0" w:color="000000"/>
+              <w:left w:val="none" w:sz="0" w:space="0" w:color="000000"/>
+              <w:right w:val="none" w:sz="0" w:space="0" w:color="000000"/>
+            </w:tcBorders>
+            <w:shd w:val="clear" w:color="auto" w:fill="FFFFFF"/>
+            <w:tcMar>
+              <w:top w:w="0" w:type="dxa"/>
+              <w:bottom w:w="0" w:type="dxa"/>
+              <w:left w:w="0" w:type="dxa"/>
+              <w:right w:w="0" w:type="dxa"/>
+            </w:tcMar>
+            <w:vAlign w:val="center"/>
+          </w:tcPr>
+          <w:p>
+            <w:pPr>
+              <w:pStyle w:val="Normal"/>
+              <w:jc w:val="left"/>
+              <w:pBdr>
+                <w:bottom w:val="none" w:sz="0" w:space="0" w:color="000000"/>
+                <w:top w:val="none" w:sz="0" w:space="0" w:color="000000"/>
+                <w:left w:val="none" w:sz="0" w:space="0" w:color="000000"/>
+                <w:right w:val="none" w:sz="0" w:space="0" w:color="000000"/>
+              </w:pBdr>
+              <w:spacing w:after="100" w:before="100" w:line="240"/>
+              <w:ind w:left="100" w:right="100" w:firstLine="0" w:firstLineChars="0"/>
+              <w:rPr>
+                <w:rFonts w:ascii="Times New Roman" w:hAnsi="Times New Roman" w:eastAsia="Times New Roman" w:cs="Times New Roman"/>
+                <w:i w:val="false"/>
+                <w:b w:val="false"/>
+                <w:u w:val="none"/>
+                <w:strike w:val="false"/>
+                <w:sz w:val="18"/>
+                <w:szCs w:val="18"/>
+                <w:color w:val="000000"/>
+              </w:rPr>
+            </w:pPr>
+            <w:r>
+              <w:rPr>
+                <w:rFonts w:ascii="Times New Roman" w:hAnsi="Times New Roman" w:eastAsia="Times New Roman" w:cs="Times New Roman"/>
+                <w:i w:val="false"/>
+                <w:b w:val="false"/>
+                <w:u w:val="none"/>
+                <w:strike w:val="false"/>
+                <w:sz w:val="18"/>
+                <w:szCs w:val="18"/>
+                <w:color w:val="000000"/>
+              </w:rPr>
+              <w:t xml:space="preserve">66.4% (59.8–73.8)</w:t>
+            </w:r>
+          </w:p>
+        </w:tc>
+        <w:tc>
+          <w:tcPr>
+            <w:tcBorders>
+              <w:bottom w:val="none" w:sz="0" w:space="0" w:color="000000"/>
+              <w:top w:val="none" w:sz="0" w:space="0" w:color="000000"/>
+              <w:left w:val="none" w:sz="0" w:space="0" w:color="000000"/>
+              <w:right w:val="none" w:sz="0" w:space="0" w:color="000000"/>
+            </w:tcBorders>
+            <w:shd w:val="clear" w:color="auto" w:fill="FFFFFF"/>
+            <w:tcMar>
+              <w:top w:w="0" w:type="dxa"/>
+              <w:bottom w:w="0" w:type="dxa"/>
+              <w:left w:w="0" w:type="dxa"/>
+              <w:right w:w="0" w:type="dxa"/>
+            </w:tcMar>
+            <w:vAlign w:val="center"/>
+          </w:tcPr>
+          <w:p>
+            <w:pPr>
+              <w:pStyle w:val="Normal"/>
+              <w:jc w:val="left"/>
+              <w:pBdr>
+                <w:bottom w:val="none" w:sz="0" w:space="0" w:color="000000"/>
+                <w:top w:val="none" w:sz="0" w:space="0" w:color="000000"/>
+                <w:left w:val="none" w:sz="0" w:space="0" w:color="000000"/>
+                <w:right w:val="none" w:sz="0" w:space="0" w:color="000000"/>
+              </w:pBdr>
+              <w:spacing w:after="100" w:before="100" w:line="240"/>
+              <w:ind w:left="100" w:right="100" w:firstLine="0" w:firstLineChars="0"/>
+              <w:rPr>
+                <w:rFonts w:ascii="Times New Roman" w:hAnsi="Times New Roman" w:eastAsia="Times New Roman" w:cs="Times New Roman"/>
+                <w:i w:val="false"/>
+                <w:b w:val="false"/>
+                <w:u w:val="none"/>
+                <w:strike w:val="false"/>
+                <w:sz w:val="18"/>
+                <w:szCs w:val="18"/>
+                <w:color w:val="000000"/>
+              </w:rPr>
+            </w:pPr>
+            <w:r>
+              <w:rPr>
+                <w:rFonts w:ascii="Times New Roman" w:hAnsi="Times New Roman" w:eastAsia="Times New Roman" w:cs="Times New Roman"/>
+                <w:i w:val="false"/>
+                <w:b w:val="false"/>
+                <w:u w:val="none"/>
+                <w:strike w:val="false"/>
+                <w:sz w:val="18"/>
+                <w:szCs w:val="18"/>
+                <w:color w:val="000000"/>
+              </w:rPr>
+              <w:t xml:space="preserve">0.914</w:t>
             </w:r>
           </w:p>
         </w:tc>
@@ -2266,7 +2266,7 @@
                 <w:szCs w:val="18"/>
                 <w:color w:val="000000"/>
               </w:rPr>
-              <w:t xml:space="preserve">252</w:t>
+              <w:t xml:space="preserve">240</w:t>
             </w:r>
           </w:p>
         </w:tc>
@@ -2376,117 +2376,117 @@
                 <w:szCs w:val="18"/>
                 <w:color w:val="000000"/>
               </w:rPr>
-              <w:t xml:space="preserve">NR (91.0–NR)</w:t>
-            </w:r>
-          </w:p>
-        </w:tc>
-        <w:tc>
-          <w:tcPr>
-            <w:tcBorders>
-              <w:bottom w:val="none" w:sz="0" w:space="0" w:color="000000"/>
-              <w:top w:val="none" w:sz="0" w:space="0" w:color="000000"/>
-              <w:left w:val="none" w:sz="0" w:space="0" w:color="000000"/>
-              <w:right w:val="none" w:sz="0" w:space="0" w:color="000000"/>
-            </w:tcBorders>
-            <w:shd w:val="clear" w:color="auto" w:fill="FFFFFF"/>
-            <w:tcMar>
-              <w:top w:w="0" w:type="dxa"/>
-              <w:bottom w:w="0" w:type="dxa"/>
-              <w:left w:w="0" w:type="dxa"/>
-              <w:right w:w="0" w:type="dxa"/>
-            </w:tcMar>
-            <w:vAlign w:val="center"/>
-          </w:tcPr>
-          <w:p>
-            <w:pPr>
-              <w:pStyle w:val="Normal"/>
-              <w:jc w:val="left"/>
-              <w:pBdr>
-                <w:bottom w:val="none" w:sz="0" w:space="0" w:color="000000"/>
-                <w:top w:val="none" w:sz="0" w:space="0" w:color="000000"/>
-                <w:left w:val="none" w:sz="0" w:space="0" w:color="000000"/>
-                <w:right w:val="none" w:sz="0" w:space="0" w:color="000000"/>
-              </w:pBdr>
-              <w:spacing w:after="100" w:before="100" w:line="240"/>
-              <w:ind w:left="100" w:right="100" w:firstLine="0" w:firstLineChars="0"/>
-              <w:rPr>
-                <w:rFonts w:ascii="Times New Roman" w:hAnsi="Times New Roman" w:eastAsia="Times New Roman" w:cs="Times New Roman"/>
-                <w:i w:val="false"/>
-                <w:b w:val="false"/>
-                <w:u w:val="none"/>
-                <w:strike w:val="false"/>
-                <w:sz w:val="18"/>
-                <w:szCs w:val="18"/>
-                <w:color w:val="000000"/>
-              </w:rPr>
-            </w:pPr>
-            <w:r>
-              <w:rPr>
-                <w:rFonts w:ascii="Times New Roman" w:hAnsi="Times New Roman" w:eastAsia="Times New Roman" w:cs="Times New Roman"/>
-                <w:i w:val="false"/>
-                <w:b w:val="false"/>
-                <w:u w:val="none"/>
-                <w:strike w:val="false"/>
-                <w:sz w:val="18"/>
-                <w:szCs w:val="18"/>
-                <w:color w:val="000000"/>
-              </w:rPr>
-              <w:t xml:space="preserve">81.1% (76.2–86.3)</w:t>
-            </w:r>
-          </w:p>
-        </w:tc>
-        <w:tc>
-          <w:tcPr>
-            <w:tcBorders>
-              <w:bottom w:val="none" w:sz="0" w:space="0" w:color="000000"/>
-              <w:top w:val="none" w:sz="0" w:space="0" w:color="000000"/>
-              <w:left w:val="none" w:sz="0" w:space="0" w:color="000000"/>
-              <w:right w:val="none" w:sz="0" w:space="0" w:color="000000"/>
-            </w:tcBorders>
-            <w:shd w:val="clear" w:color="auto" w:fill="FFFFFF"/>
-            <w:tcMar>
-              <w:top w:w="0" w:type="dxa"/>
-              <w:bottom w:w="0" w:type="dxa"/>
-              <w:left w:w="0" w:type="dxa"/>
-              <w:right w:w="0" w:type="dxa"/>
-            </w:tcMar>
-            <w:vAlign w:val="center"/>
-          </w:tcPr>
-          <w:p>
-            <w:pPr>
-              <w:pStyle w:val="Normal"/>
-              <w:jc w:val="left"/>
-              <w:pBdr>
-                <w:bottom w:val="none" w:sz="0" w:space="0" w:color="000000"/>
-                <w:top w:val="none" w:sz="0" w:space="0" w:color="000000"/>
-                <w:left w:val="none" w:sz="0" w:space="0" w:color="000000"/>
-                <w:right w:val="none" w:sz="0" w:space="0" w:color="000000"/>
-              </w:pBdr>
-              <w:spacing w:after="100" w:before="100" w:line="240"/>
-              <w:ind w:left="100" w:right="100" w:firstLine="0" w:firstLineChars="0"/>
-              <w:rPr>
-                <w:rFonts w:ascii="Times New Roman" w:hAnsi="Times New Roman" w:eastAsia="Times New Roman" w:cs="Times New Roman"/>
-                <w:i w:val="false"/>
-                <w:b w:val="false"/>
-                <w:u w:val="none"/>
-                <w:strike w:val="false"/>
-                <w:sz w:val="18"/>
-                <w:szCs w:val="18"/>
-                <w:color w:val="000000"/>
-              </w:rPr>
-            </w:pPr>
-            <w:r>
-              <w:rPr>
-                <w:rFonts w:ascii="Times New Roman" w:hAnsi="Times New Roman" w:eastAsia="Times New Roman" w:cs="Times New Roman"/>
-                <w:i w:val="false"/>
-                <w:b w:val="false"/>
-                <w:u w:val="none"/>
-                <w:strike w:val="false"/>
-                <w:sz w:val="18"/>
-                <w:szCs w:val="18"/>
-                <w:color w:val="000000"/>
-              </w:rPr>
-              <w:t xml:space="preserve">68.9% (62.9–75.4)</w:t>
+              <w:t xml:space="preserve">NR (95.0–NR)</w:t>
+            </w:r>
+          </w:p>
+        </w:tc>
+        <w:tc>
+          <w:tcPr>
+            <w:tcBorders>
+              <w:bottom w:val="none" w:sz="0" w:space="0" w:color="000000"/>
+              <w:top w:val="none" w:sz="0" w:space="0" w:color="000000"/>
+              <w:left w:val="none" w:sz="0" w:space="0" w:color="000000"/>
+              <w:right w:val="none" w:sz="0" w:space="0" w:color="000000"/>
+            </w:tcBorders>
+            <w:shd w:val="clear" w:color="auto" w:fill="FFFFFF"/>
+            <w:tcMar>
+              <w:top w:w="0" w:type="dxa"/>
+              <w:bottom w:w="0" w:type="dxa"/>
+              <w:left w:w="0" w:type="dxa"/>
+              <w:right w:w="0" w:type="dxa"/>
+            </w:tcMar>
+            <w:vAlign w:val="center"/>
+          </w:tcPr>
+          <w:p>
+            <w:pPr>
+              <w:pStyle w:val="Normal"/>
+              <w:jc w:val="left"/>
+              <w:pBdr>
+                <w:bottom w:val="none" w:sz="0" w:space="0" w:color="000000"/>
+                <w:top w:val="none" w:sz="0" w:space="0" w:color="000000"/>
+                <w:left w:val="none" w:sz="0" w:space="0" w:color="000000"/>
+                <w:right w:val="none" w:sz="0" w:space="0" w:color="000000"/>
+              </w:pBdr>
+              <w:spacing w:after="100" w:before="100" w:line="240"/>
+              <w:ind w:left="100" w:right="100" w:firstLine="0" w:firstLineChars="0"/>
+              <w:rPr>
+                <w:rFonts w:ascii="Times New Roman" w:hAnsi="Times New Roman" w:eastAsia="Times New Roman" w:cs="Times New Roman"/>
+                <w:i w:val="false"/>
+                <w:b w:val="false"/>
+                <w:u w:val="none"/>
+                <w:strike w:val="false"/>
+                <w:sz w:val="18"/>
+                <w:szCs w:val="18"/>
+                <w:color w:val="000000"/>
+              </w:rPr>
+            </w:pPr>
+            <w:r>
+              <w:rPr>
+                <w:rFonts w:ascii="Times New Roman" w:hAnsi="Times New Roman" w:eastAsia="Times New Roman" w:cs="Times New Roman"/>
+                <w:i w:val="false"/>
+                <w:b w:val="false"/>
+                <w:u w:val="none"/>
+                <w:strike w:val="false"/>
+                <w:sz w:val="18"/>
+                <w:szCs w:val="18"/>
+                <w:color w:val="000000"/>
+              </w:rPr>
+              <w:t xml:space="preserve">77.0% (71.7–82.8)</w:t>
+            </w:r>
+          </w:p>
+        </w:tc>
+        <w:tc>
+          <w:tcPr>
+            <w:tcBorders>
+              <w:bottom w:val="none" w:sz="0" w:space="0" w:color="000000"/>
+              <w:top w:val="none" w:sz="0" w:space="0" w:color="000000"/>
+              <w:left w:val="none" w:sz="0" w:space="0" w:color="000000"/>
+              <w:right w:val="none" w:sz="0" w:space="0" w:color="000000"/>
+            </w:tcBorders>
+            <w:shd w:val="clear" w:color="auto" w:fill="FFFFFF"/>
+            <w:tcMar>
+              <w:top w:w="0" w:type="dxa"/>
+              <w:bottom w:w="0" w:type="dxa"/>
+              <w:left w:w="0" w:type="dxa"/>
+              <w:right w:w="0" w:type="dxa"/>
+            </w:tcMar>
+            <w:vAlign w:val="center"/>
+          </w:tcPr>
+          <w:p>
+            <w:pPr>
+              <w:pStyle w:val="Normal"/>
+              <w:jc w:val="left"/>
+              <w:pBdr>
+                <w:bottom w:val="none" w:sz="0" w:space="0" w:color="000000"/>
+                <w:top w:val="none" w:sz="0" w:space="0" w:color="000000"/>
+                <w:left w:val="none" w:sz="0" w:space="0" w:color="000000"/>
+                <w:right w:val="none" w:sz="0" w:space="0" w:color="000000"/>
+              </w:pBdr>
+              <w:spacing w:after="100" w:before="100" w:line="240"/>
+              <w:ind w:left="100" w:right="100" w:firstLine="0" w:firstLineChars="0"/>
+              <w:rPr>
+                <w:rFonts w:ascii="Times New Roman" w:hAnsi="Times New Roman" w:eastAsia="Times New Roman" w:cs="Times New Roman"/>
+                <w:i w:val="false"/>
+                <w:b w:val="false"/>
+                <w:u w:val="none"/>
+                <w:strike w:val="false"/>
+                <w:sz w:val="18"/>
+                <w:szCs w:val="18"/>
+                <w:color w:val="000000"/>
+              </w:rPr>
+            </w:pPr>
+            <w:r>
+              <w:rPr>
+                <w:rFonts w:ascii="Times New Roman" w:hAnsi="Times New Roman" w:eastAsia="Times New Roman" w:cs="Times New Roman"/>
+                <w:i w:val="false"/>
+                <w:b w:val="false"/>
+                <w:u w:val="none"/>
+                <w:strike w:val="false"/>
+                <w:sz w:val="18"/>
+                <w:szCs w:val="18"/>
+                <w:color w:val="000000"/>
+              </w:rPr>
+              <w:t xml:space="preserve">64.0% (57.7–71.1)</w:t>
             </w:r>
           </w:p>
         </w:tc>
@@ -2766,7 +2766,7 @@
                 <w:szCs w:val="18"/>
                 <w:color w:val="000000"/>
               </w:rPr>
-              <w:t xml:space="preserve">280</w:t>
+              <w:t xml:space="preserve">276</w:t>
             </w:r>
           </w:p>
         </w:tc>
@@ -2821,172 +2821,172 @@
                 <w:szCs w:val="18"/>
                 <w:color w:val="000000"/>
               </w:rPr>
-              <w:t xml:space="preserve">100</w:t>
-            </w:r>
-          </w:p>
-        </w:tc>
-        <w:tc>
-          <w:tcPr>
-            <w:tcBorders>
-              <w:bottom w:val="none" w:sz="0" w:space="0" w:color="000000"/>
-              <w:top w:val="none" w:sz="0" w:space="0" w:color="000000"/>
-              <w:left w:val="none" w:sz="0" w:space="0" w:color="000000"/>
-              <w:right w:val="none" w:sz="0" w:space="0" w:color="000000"/>
-            </w:tcBorders>
-            <w:shd w:val="clear" w:color="auto" w:fill="FFFFFF"/>
-            <w:tcMar>
-              <w:top w:w="0" w:type="dxa"/>
-              <w:bottom w:w="0" w:type="dxa"/>
-              <w:left w:w="0" w:type="dxa"/>
-              <w:right w:w="0" w:type="dxa"/>
-            </w:tcMar>
-            <w:vAlign w:val="center"/>
-          </w:tcPr>
-          <w:p>
-            <w:pPr>
-              <w:pStyle w:val="Normal"/>
-              <w:jc w:val="left"/>
-              <w:pBdr>
-                <w:bottom w:val="none" w:sz="0" w:space="0" w:color="000000"/>
-                <w:top w:val="none" w:sz="0" w:space="0" w:color="000000"/>
-                <w:left w:val="none" w:sz="0" w:space="0" w:color="000000"/>
-                <w:right w:val="none" w:sz="0" w:space="0" w:color="000000"/>
-              </w:pBdr>
-              <w:spacing w:after="100" w:before="100" w:line="240"/>
-              <w:ind w:left="100" w:right="100" w:firstLine="0" w:firstLineChars="0"/>
-              <w:rPr>
-                <w:rFonts w:ascii="Times New Roman" w:hAnsi="Times New Roman" w:eastAsia="Times New Roman" w:cs="Times New Roman"/>
-                <w:i w:val="false"/>
-                <w:b w:val="false"/>
-                <w:u w:val="none"/>
-                <w:strike w:val="false"/>
-                <w:sz w:val="18"/>
-                <w:szCs w:val="18"/>
-                <w:color w:val="000000"/>
-              </w:rPr>
-            </w:pPr>
-            <w:r>
-              <w:rPr>
-                <w:rFonts w:ascii="Times New Roman" w:hAnsi="Times New Roman" w:eastAsia="Times New Roman" w:cs="Times New Roman"/>
-                <w:i w:val="false"/>
-                <w:b w:val="false"/>
-                <w:u w:val="none"/>
-                <w:strike w:val="false"/>
-                <w:sz w:val="18"/>
-                <w:szCs w:val="18"/>
-                <w:color w:val="000000"/>
-              </w:rPr>
-              <w:t xml:space="preserve">NR (119.0–NR)</w:t>
-            </w:r>
-          </w:p>
-        </w:tc>
-        <w:tc>
-          <w:tcPr>
-            <w:tcBorders>
-              <w:bottom w:val="none" w:sz="0" w:space="0" w:color="000000"/>
-              <w:top w:val="none" w:sz="0" w:space="0" w:color="000000"/>
-              <w:left w:val="none" w:sz="0" w:space="0" w:color="000000"/>
-              <w:right w:val="none" w:sz="0" w:space="0" w:color="000000"/>
-            </w:tcBorders>
-            <w:shd w:val="clear" w:color="auto" w:fill="FFFFFF"/>
-            <w:tcMar>
-              <w:top w:w="0" w:type="dxa"/>
-              <w:bottom w:w="0" w:type="dxa"/>
-              <w:left w:w="0" w:type="dxa"/>
-              <w:right w:w="0" w:type="dxa"/>
-            </w:tcMar>
-            <w:vAlign w:val="center"/>
-          </w:tcPr>
-          <w:p>
-            <w:pPr>
-              <w:pStyle w:val="Normal"/>
-              <w:jc w:val="left"/>
-              <w:pBdr>
-                <w:bottom w:val="none" w:sz="0" w:space="0" w:color="000000"/>
-                <w:top w:val="none" w:sz="0" w:space="0" w:color="000000"/>
-                <w:left w:val="none" w:sz="0" w:space="0" w:color="000000"/>
-                <w:right w:val="none" w:sz="0" w:space="0" w:color="000000"/>
-              </w:pBdr>
-              <w:spacing w:after="100" w:before="100" w:line="240"/>
-              <w:ind w:left="100" w:right="100" w:firstLine="0" w:firstLineChars="0"/>
-              <w:rPr>
-                <w:rFonts w:ascii="Times New Roman" w:hAnsi="Times New Roman" w:eastAsia="Times New Roman" w:cs="Times New Roman"/>
-                <w:i w:val="false"/>
-                <w:b w:val="false"/>
-                <w:u w:val="none"/>
-                <w:strike w:val="false"/>
-                <w:sz w:val="18"/>
-                <w:szCs w:val="18"/>
-                <w:color w:val="000000"/>
-              </w:rPr>
-            </w:pPr>
-            <w:r>
-              <w:rPr>
-                <w:rFonts w:ascii="Times New Roman" w:hAnsi="Times New Roman" w:eastAsia="Times New Roman" w:cs="Times New Roman"/>
-                <w:i w:val="false"/>
-                <w:b w:val="false"/>
-                <w:u w:val="none"/>
-                <w:strike w:val="false"/>
-                <w:sz w:val="18"/>
-                <w:szCs w:val="18"/>
-                <w:color w:val="000000"/>
-              </w:rPr>
-              <w:t xml:space="preserve">65.2% (59.7–71.3)</w:t>
-            </w:r>
-          </w:p>
-        </w:tc>
-        <w:tc>
-          <w:tcPr>
-            <w:tcBorders>
-              <w:bottom w:val="none" w:sz="0" w:space="0" w:color="000000"/>
-              <w:top w:val="none" w:sz="0" w:space="0" w:color="000000"/>
-              <w:left w:val="none" w:sz="0" w:space="0" w:color="000000"/>
-              <w:right w:val="none" w:sz="0" w:space="0" w:color="000000"/>
-            </w:tcBorders>
-            <w:shd w:val="clear" w:color="auto" w:fill="FFFFFF"/>
-            <w:tcMar>
-              <w:top w:w="0" w:type="dxa"/>
-              <w:bottom w:w="0" w:type="dxa"/>
-              <w:left w:w="0" w:type="dxa"/>
-              <w:right w:w="0" w:type="dxa"/>
-            </w:tcMar>
-            <w:vAlign w:val="center"/>
-          </w:tcPr>
-          <w:p>
-            <w:pPr>
-              <w:pStyle w:val="Normal"/>
-              <w:jc w:val="left"/>
-              <w:pBdr>
-                <w:bottom w:val="none" w:sz="0" w:space="0" w:color="000000"/>
-                <w:top w:val="none" w:sz="0" w:space="0" w:color="000000"/>
-                <w:left w:val="none" w:sz="0" w:space="0" w:color="000000"/>
-                <w:right w:val="none" w:sz="0" w:space="0" w:color="000000"/>
-              </w:pBdr>
-              <w:spacing w:after="100" w:before="100" w:line="240"/>
-              <w:ind w:left="100" w:right="100" w:firstLine="0" w:firstLineChars="0"/>
-              <w:rPr>
-                <w:rFonts w:ascii="Times New Roman" w:hAnsi="Times New Roman" w:eastAsia="Times New Roman" w:cs="Times New Roman"/>
-                <w:i w:val="false"/>
-                <w:b w:val="false"/>
-                <w:u w:val="none"/>
-                <w:strike w:val="false"/>
-                <w:sz w:val="18"/>
-                <w:szCs w:val="18"/>
-                <w:color w:val="000000"/>
-              </w:rPr>
-            </w:pPr>
-            <w:r>
-              <w:rPr>
-                <w:rFonts w:ascii="Times New Roman" w:hAnsi="Times New Roman" w:eastAsia="Times New Roman" w:cs="Times New Roman"/>
-                <w:i w:val="false"/>
-                <w:b w:val="false"/>
-                <w:u w:val="none"/>
-                <w:strike w:val="false"/>
-                <w:sz w:val="18"/>
-                <w:szCs w:val="18"/>
-                <w:color w:val="000000"/>
-              </w:rPr>
-              <w:t xml:space="preserve">62.0% (56.2–68.4)</w:t>
+              <w:t xml:space="preserve">78</w:t>
+            </w:r>
+          </w:p>
+        </w:tc>
+        <w:tc>
+          <w:tcPr>
+            <w:tcBorders>
+              <w:bottom w:val="none" w:sz="0" w:space="0" w:color="000000"/>
+              <w:top w:val="none" w:sz="0" w:space="0" w:color="000000"/>
+              <w:left w:val="none" w:sz="0" w:space="0" w:color="000000"/>
+              <w:right w:val="none" w:sz="0" w:space="0" w:color="000000"/>
+            </w:tcBorders>
+            <w:shd w:val="clear" w:color="auto" w:fill="FFFFFF"/>
+            <w:tcMar>
+              <w:top w:w="0" w:type="dxa"/>
+              <w:bottom w:w="0" w:type="dxa"/>
+              <w:left w:w="0" w:type="dxa"/>
+              <w:right w:w="0" w:type="dxa"/>
+            </w:tcMar>
+            <w:vAlign w:val="center"/>
+          </w:tcPr>
+          <w:p>
+            <w:pPr>
+              <w:pStyle w:val="Normal"/>
+              <w:jc w:val="left"/>
+              <w:pBdr>
+                <w:bottom w:val="none" w:sz="0" w:space="0" w:color="000000"/>
+                <w:top w:val="none" w:sz="0" w:space="0" w:color="000000"/>
+                <w:left w:val="none" w:sz="0" w:space="0" w:color="000000"/>
+                <w:right w:val="none" w:sz="0" w:space="0" w:color="000000"/>
+              </w:pBdr>
+              <w:spacing w:after="100" w:before="100" w:line="240"/>
+              <w:ind w:left="100" w:right="100" w:firstLine="0" w:firstLineChars="0"/>
+              <w:rPr>
+                <w:rFonts w:ascii="Times New Roman" w:hAnsi="Times New Roman" w:eastAsia="Times New Roman" w:cs="Times New Roman"/>
+                <w:i w:val="false"/>
+                <w:b w:val="false"/>
+                <w:u w:val="none"/>
+                <w:strike w:val="false"/>
+                <w:sz w:val="18"/>
+                <w:szCs w:val="18"/>
+                <w:color w:val="000000"/>
+              </w:rPr>
+            </w:pPr>
+            <w:r>
+              <w:rPr>
+                <w:rFonts w:ascii="Times New Roman" w:hAnsi="Times New Roman" w:eastAsia="Times New Roman" w:cs="Times New Roman"/>
+                <w:i w:val="false"/>
+                <w:b w:val="false"/>
+                <w:u w:val="none"/>
+                <w:strike w:val="false"/>
+                <w:sz w:val="18"/>
+                <w:szCs w:val="18"/>
+                <w:color w:val="000000"/>
+              </w:rPr>
+              <w:t xml:space="preserve">NR (NR–NR)</w:t>
+            </w:r>
+          </w:p>
+        </w:tc>
+        <w:tc>
+          <w:tcPr>
+            <w:tcBorders>
+              <w:bottom w:val="none" w:sz="0" w:space="0" w:color="000000"/>
+              <w:top w:val="none" w:sz="0" w:space="0" w:color="000000"/>
+              <w:left w:val="none" w:sz="0" w:space="0" w:color="000000"/>
+              <w:right w:val="none" w:sz="0" w:space="0" w:color="000000"/>
+            </w:tcBorders>
+            <w:shd w:val="clear" w:color="auto" w:fill="FFFFFF"/>
+            <w:tcMar>
+              <w:top w:w="0" w:type="dxa"/>
+              <w:bottom w:w="0" w:type="dxa"/>
+              <w:left w:w="0" w:type="dxa"/>
+              <w:right w:w="0" w:type="dxa"/>
+            </w:tcMar>
+            <w:vAlign w:val="center"/>
+          </w:tcPr>
+          <w:p>
+            <w:pPr>
+              <w:pStyle w:val="Normal"/>
+              <w:jc w:val="left"/>
+              <w:pBdr>
+                <w:bottom w:val="none" w:sz="0" w:space="0" w:color="000000"/>
+                <w:top w:val="none" w:sz="0" w:space="0" w:color="000000"/>
+                <w:left w:val="none" w:sz="0" w:space="0" w:color="000000"/>
+                <w:right w:val="none" w:sz="0" w:space="0" w:color="000000"/>
+              </w:pBdr>
+              <w:spacing w:after="100" w:before="100" w:line="240"/>
+              <w:ind w:left="100" w:right="100" w:firstLine="0" w:firstLineChars="0"/>
+              <w:rPr>
+                <w:rFonts w:ascii="Times New Roman" w:hAnsi="Times New Roman" w:eastAsia="Times New Roman" w:cs="Times New Roman"/>
+                <w:i w:val="false"/>
+                <w:b w:val="false"/>
+                <w:u w:val="none"/>
+                <w:strike w:val="false"/>
+                <w:sz w:val="18"/>
+                <w:szCs w:val="18"/>
+                <w:color w:val="000000"/>
+              </w:rPr>
+            </w:pPr>
+            <w:r>
+              <w:rPr>
+                <w:rFonts w:ascii="Times New Roman" w:hAnsi="Times New Roman" w:eastAsia="Times New Roman" w:cs="Times New Roman"/>
+                <w:i w:val="false"/>
+                <w:b w:val="false"/>
+                <w:u w:val="none"/>
+                <w:strike w:val="false"/>
+                <w:sz w:val="18"/>
+                <w:szCs w:val="18"/>
+                <w:color w:val="000000"/>
+              </w:rPr>
+              <w:t xml:space="preserve">74.6% (69.4–80.2)</w:t>
+            </w:r>
+          </w:p>
+        </w:tc>
+        <w:tc>
+          <w:tcPr>
+            <w:tcBorders>
+              <w:bottom w:val="none" w:sz="0" w:space="0" w:color="000000"/>
+              <w:top w:val="none" w:sz="0" w:space="0" w:color="000000"/>
+              <w:left w:val="none" w:sz="0" w:space="0" w:color="000000"/>
+              <w:right w:val="none" w:sz="0" w:space="0" w:color="000000"/>
+            </w:tcBorders>
+            <w:shd w:val="clear" w:color="auto" w:fill="FFFFFF"/>
+            <w:tcMar>
+              <w:top w:w="0" w:type="dxa"/>
+              <w:bottom w:w="0" w:type="dxa"/>
+              <w:left w:w="0" w:type="dxa"/>
+              <w:right w:w="0" w:type="dxa"/>
+            </w:tcMar>
+            <w:vAlign w:val="center"/>
+          </w:tcPr>
+          <w:p>
+            <w:pPr>
+              <w:pStyle w:val="Normal"/>
+              <w:jc w:val="left"/>
+              <w:pBdr>
+                <w:bottom w:val="none" w:sz="0" w:space="0" w:color="000000"/>
+                <w:top w:val="none" w:sz="0" w:space="0" w:color="000000"/>
+                <w:left w:val="none" w:sz="0" w:space="0" w:color="000000"/>
+                <w:right w:val="none" w:sz="0" w:space="0" w:color="000000"/>
+              </w:pBdr>
+              <w:spacing w:after="100" w:before="100" w:line="240"/>
+              <w:ind w:left="100" w:right="100" w:firstLine="0" w:firstLineChars="0"/>
+              <w:rPr>
+                <w:rFonts w:ascii="Times New Roman" w:hAnsi="Times New Roman" w:eastAsia="Times New Roman" w:cs="Times New Roman"/>
+                <w:i w:val="false"/>
+                <w:b w:val="false"/>
+                <w:u w:val="none"/>
+                <w:strike w:val="false"/>
+                <w:sz w:val="18"/>
+                <w:szCs w:val="18"/>
+                <w:color w:val="000000"/>
+              </w:rPr>
+            </w:pPr>
+            <w:r>
+              <w:rPr>
+                <w:rFonts w:ascii="Times New Roman" w:hAnsi="Times New Roman" w:eastAsia="Times New Roman" w:cs="Times New Roman"/>
+                <w:i w:val="false"/>
+                <w:b w:val="false"/>
+                <w:u w:val="none"/>
+                <w:strike w:val="false"/>
+                <w:sz w:val="18"/>
+                <w:szCs w:val="18"/>
+                <w:color w:val="000000"/>
+              </w:rPr>
+              <w:t xml:space="preserve">69.0% (63.3–75.2)</w:t>
             </w:r>
           </w:p>
         </w:tc>
@@ -3266,7 +3266,7 @@
                 <w:szCs w:val="18"/>
                 <w:color w:val="000000"/>
               </w:rPr>
-              <w:t xml:space="preserve">277</w:t>
+              <w:t xml:space="preserve">281</w:t>
             </w:r>
           </w:p>
         </w:tc>
@@ -3321,7 +3321,7 @@
                 <w:szCs w:val="18"/>
                 <w:color w:val="000000"/>
               </w:rPr>
-              <w:t xml:space="preserve">77</w:t>
+              <w:t xml:space="preserve">99</w:t>
             </w:r>
           </w:p>
         </w:tc>
@@ -3431,62 +3431,62 @@
                 <w:szCs w:val="18"/>
                 <w:color w:val="000000"/>
               </w:rPr>
-              <w:t xml:space="preserve">74.8% (69.6–80.3)</w:t>
-            </w:r>
-          </w:p>
-        </w:tc>
-        <w:tc>
-          <w:tcPr>
-            <w:tcBorders>
-              <w:bottom w:val="none" w:sz="0" w:space="0" w:color="000000"/>
-              <w:top w:val="none" w:sz="0" w:space="0" w:color="000000"/>
-              <w:left w:val="none" w:sz="0" w:space="0" w:color="000000"/>
-              <w:right w:val="none" w:sz="0" w:space="0" w:color="000000"/>
-            </w:tcBorders>
-            <w:shd w:val="clear" w:color="auto" w:fill="FFFFFF"/>
-            <w:tcMar>
-              <w:top w:w="0" w:type="dxa"/>
-              <w:bottom w:w="0" w:type="dxa"/>
-              <w:left w:w="0" w:type="dxa"/>
-              <w:right w:w="0" w:type="dxa"/>
-            </w:tcMar>
-            <w:vAlign w:val="center"/>
-          </w:tcPr>
-          <w:p>
-            <w:pPr>
-              <w:pStyle w:val="Normal"/>
-              <w:jc w:val="left"/>
-              <w:pBdr>
-                <w:bottom w:val="none" w:sz="0" w:space="0" w:color="000000"/>
-                <w:top w:val="none" w:sz="0" w:space="0" w:color="000000"/>
-                <w:left w:val="none" w:sz="0" w:space="0" w:color="000000"/>
-                <w:right w:val="none" w:sz="0" w:space="0" w:color="000000"/>
-              </w:pBdr>
-              <w:spacing w:after="100" w:before="100" w:line="240"/>
-              <w:ind w:left="100" w:right="100" w:firstLine="0" w:firstLineChars="0"/>
-              <w:rPr>
-                <w:rFonts w:ascii="Times New Roman" w:hAnsi="Times New Roman" w:eastAsia="Times New Roman" w:cs="Times New Roman"/>
-                <w:i w:val="false"/>
-                <w:b w:val="false"/>
-                <w:u w:val="none"/>
-                <w:strike w:val="false"/>
-                <w:sz w:val="18"/>
-                <w:szCs w:val="18"/>
-                <w:color w:val="000000"/>
-              </w:rPr>
-            </w:pPr>
-            <w:r>
-              <w:rPr>
-                <w:rFonts w:ascii="Times New Roman" w:hAnsi="Times New Roman" w:eastAsia="Times New Roman" w:cs="Times New Roman"/>
-                <w:i w:val="false"/>
-                <w:b w:val="false"/>
-                <w:u w:val="none"/>
-                <w:strike w:val="false"/>
-                <w:sz w:val="18"/>
-                <w:szCs w:val="18"/>
-                <w:color w:val="000000"/>
-              </w:rPr>
-              <w:t xml:space="preserve">70.3% (64.7–76.3)</w:t>
+              <w:t xml:space="preserve">65.4% (59.9–71.5)</w:t>
+            </w:r>
+          </w:p>
+        </w:tc>
+        <w:tc>
+          <w:tcPr>
+            <w:tcBorders>
+              <w:bottom w:val="none" w:sz="0" w:space="0" w:color="000000"/>
+              <w:top w:val="none" w:sz="0" w:space="0" w:color="000000"/>
+              <w:left w:val="none" w:sz="0" w:space="0" w:color="000000"/>
+              <w:right w:val="none" w:sz="0" w:space="0" w:color="000000"/>
+            </w:tcBorders>
+            <w:shd w:val="clear" w:color="auto" w:fill="FFFFFF"/>
+            <w:tcMar>
+              <w:top w:w="0" w:type="dxa"/>
+              <w:bottom w:w="0" w:type="dxa"/>
+              <w:left w:w="0" w:type="dxa"/>
+              <w:right w:w="0" w:type="dxa"/>
+            </w:tcMar>
+            <w:vAlign w:val="center"/>
+          </w:tcPr>
+          <w:p>
+            <w:pPr>
+              <w:pStyle w:val="Normal"/>
+              <w:jc w:val="left"/>
+              <w:pBdr>
+                <w:bottom w:val="none" w:sz="0" w:space="0" w:color="000000"/>
+                <w:top w:val="none" w:sz="0" w:space="0" w:color="000000"/>
+                <w:left w:val="none" w:sz="0" w:space="0" w:color="000000"/>
+                <w:right w:val="none" w:sz="0" w:space="0" w:color="000000"/>
+              </w:pBdr>
+              <w:spacing w:after="100" w:before="100" w:line="240"/>
+              <w:ind w:left="100" w:right="100" w:firstLine="0" w:firstLineChars="0"/>
+              <w:rPr>
+                <w:rFonts w:ascii="Times New Roman" w:hAnsi="Times New Roman" w:eastAsia="Times New Roman" w:cs="Times New Roman"/>
+                <w:i w:val="false"/>
+                <w:b w:val="false"/>
+                <w:u w:val="none"/>
+                <w:strike w:val="false"/>
+                <w:sz w:val="18"/>
+                <w:szCs w:val="18"/>
+                <w:color w:val="000000"/>
+              </w:rPr>
+            </w:pPr>
+            <w:r>
+              <w:rPr>
+                <w:rFonts w:ascii="Times New Roman" w:hAnsi="Times New Roman" w:eastAsia="Times New Roman" w:cs="Times New Roman"/>
+                <w:i w:val="false"/>
+                <w:b w:val="false"/>
+                <w:u w:val="none"/>
+                <w:strike w:val="false"/>
+                <w:sz w:val="18"/>
+                <w:szCs w:val="18"/>
+                <w:color w:val="000000"/>
+              </w:rPr>
+              <w:t xml:space="preserve">63.4% (57.7–69.7)</w:t>
             </w:r>
           </w:p>
         </w:tc>
@@ -3766,7 +3766,7 @@
                 <w:szCs w:val="18"/>
                 <w:color w:val="000000"/>
               </w:rPr>
-              <w:t xml:space="preserve">191</w:t>
+              <w:t xml:space="preserve">201</w:t>
             </w:r>
           </w:p>
         </w:tc>
@@ -3821,227 +3821,227 @@
                 <w:szCs w:val="18"/>
                 <w:color w:val="000000"/>
               </w:rPr>
-              <w:t xml:space="preserve">82</w:t>
-            </w:r>
-          </w:p>
-        </w:tc>
-        <w:tc>
-          <w:tcPr>
-            <w:tcBorders>
-              <w:bottom w:val="none" w:sz="0" w:space="0" w:color="000000"/>
-              <w:top w:val="none" w:sz="0" w:space="0" w:color="000000"/>
-              <w:left w:val="none" w:sz="0" w:space="0" w:color="000000"/>
-              <w:right w:val="none" w:sz="0" w:space="0" w:color="000000"/>
-            </w:tcBorders>
-            <w:shd w:val="clear" w:color="auto" w:fill="FFFFFF"/>
-            <w:tcMar>
-              <w:top w:w="0" w:type="dxa"/>
-              <w:bottom w:w="0" w:type="dxa"/>
-              <w:left w:w="0" w:type="dxa"/>
-              <w:right w:w="0" w:type="dxa"/>
-            </w:tcMar>
-            <w:vAlign w:val="center"/>
-          </w:tcPr>
-          <w:p>
-            <w:pPr>
-              <w:pStyle w:val="Normal"/>
-              <w:jc w:val="left"/>
-              <w:pBdr>
-                <w:bottom w:val="none" w:sz="0" w:space="0" w:color="000000"/>
-                <w:top w:val="none" w:sz="0" w:space="0" w:color="000000"/>
-                <w:left w:val="none" w:sz="0" w:space="0" w:color="000000"/>
-                <w:right w:val="none" w:sz="0" w:space="0" w:color="000000"/>
-              </w:pBdr>
-              <w:spacing w:after="100" w:before="100" w:line="240"/>
-              <w:ind w:left="100" w:right="100" w:firstLine="0" w:firstLineChars="0"/>
-              <w:rPr>
-                <w:rFonts w:ascii="Times New Roman" w:hAnsi="Times New Roman" w:eastAsia="Times New Roman" w:cs="Times New Roman"/>
-                <w:i w:val="false"/>
-                <w:b w:val="false"/>
-                <w:u w:val="none"/>
-                <w:strike w:val="false"/>
-                <w:sz w:val="18"/>
-                <w:szCs w:val="18"/>
-                <w:color w:val="000000"/>
-              </w:rPr>
-            </w:pPr>
-            <w:r>
-              <w:rPr>
-                <w:rFonts w:ascii="Times New Roman" w:hAnsi="Times New Roman" w:eastAsia="Times New Roman" w:cs="Times New Roman"/>
-                <w:i w:val="false"/>
-                <w:b w:val="false"/>
-                <w:u w:val="none"/>
-                <w:strike w:val="false"/>
-                <w:sz w:val="18"/>
-                <w:szCs w:val="18"/>
-                <w:color w:val="000000"/>
-              </w:rPr>
-              <w:t xml:space="preserve">93.0 (32.0–NR)</w:t>
-            </w:r>
-          </w:p>
-        </w:tc>
-        <w:tc>
-          <w:tcPr>
-            <w:tcBorders>
-              <w:bottom w:val="none" w:sz="0" w:space="0" w:color="000000"/>
-              <w:top w:val="none" w:sz="0" w:space="0" w:color="000000"/>
-              <w:left w:val="none" w:sz="0" w:space="0" w:color="000000"/>
-              <w:right w:val="none" w:sz="0" w:space="0" w:color="000000"/>
-            </w:tcBorders>
-            <w:shd w:val="clear" w:color="auto" w:fill="FFFFFF"/>
-            <w:tcMar>
-              <w:top w:w="0" w:type="dxa"/>
-              <w:bottom w:w="0" w:type="dxa"/>
-              <w:left w:w="0" w:type="dxa"/>
-              <w:right w:w="0" w:type="dxa"/>
-            </w:tcMar>
-            <w:vAlign w:val="center"/>
-          </w:tcPr>
-          <w:p>
-            <w:pPr>
-              <w:pStyle w:val="Normal"/>
-              <w:jc w:val="left"/>
-              <w:pBdr>
-                <w:bottom w:val="none" w:sz="0" w:space="0" w:color="000000"/>
-                <w:top w:val="none" w:sz="0" w:space="0" w:color="000000"/>
-                <w:left w:val="none" w:sz="0" w:space="0" w:color="000000"/>
-                <w:right w:val="none" w:sz="0" w:space="0" w:color="000000"/>
-              </w:pBdr>
-              <w:spacing w:after="100" w:before="100" w:line="240"/>
-              <w:ind w:left="100" w:right="100" w:firstLine="0" w:firstLineChars="0"/>
-              <w:rPr>
-                <w:rFonts w:ascii="Times New Roman" w:hAnsi="Times New Roman" w:eastAsia="Times New Roman" w:cs="Times New Roman"/>
-                <w:i w:val="false"/>
-                <w:b w:val="false"/>
-                <w:u w:val="none"/>
-                <w:strike w:val="false"/>
-                <w:sz w:val="18"/>
-                <w:szCs w:val="18"/>
-                <w:color w:val="000000"/>
-              </w:rPr>
-            </w:pPr>
-            <w:r>
-              <w:rPr>
-                <w:rFonts w:ascii="Times New Roman" w:hAnsi="Times New Roman" w:eastAsia="Times New Roman" w:cs="Times New Roman"/>
-                <w:i w:val="false"/>
-                <w:b w:val="false"/>
-                <w:u w:val="none"/>
-                <w:strike w:val="false"/>
-                <w:sz w:val="18"/>
-                <w:szCs w:val="18"/>
-                <w:color w:val="000000"/>
-              </w:rPr>
-              <w:t xml:space="preserve">56.2% (49.2–64.1)</w:t>
-            </w:r>
-          </w:p>
-        </w:tc>
-        <w:tc>
-          <w:tcPr>
-            <w:tcBorders>
-              <w:bottom w:val="none" w:sz="0" w:space="0" w:color="000000"/>
-              <w:top w:val="none" w:sz="0" w:space="0" w:color="000000"/>
-              <w:left w:val="none" w:sz="0" w:space="0" w:color="000000"/>
-              <w:right w:val="none" w:sz="0" w:space="0" w:color="000000"/>
-            </w:tcBorders>
-            <w:shd w:val="clear" w:color="auto" w:fill="FFFFFF"/>
-            <w:tcMar>
-              <w:top w:w="0" w:type="dxa"/>
-              <w:bottom w:w="0" w:type="dxa"/>
-              <w:left w:w="0" w:type="dxa"/>
-              <w:right w:w="0" w:type="dxa"/>
-            </w:tcMar>
-            <w:vAlign w:val="center"/>
-          </w:tcPr>
-          <w:p>
-            <w:pPr>
-              <w:pStyle w:val="Normal"/>
-              <w:jc w:val="left"/>
-              <w:pBdr>
-                <w:bottom w:val="none" w:sz="0" w:space="0" w:color="000000"/>
-                <w:top w:val="none" w:sz="0" w:space="0" w:color="000000"/>
-                <w:left w:val="none" w:sz="0" w:space="0" w:color="000000"/>
-                <w:right w:val="none" w:sz="0" w:space="0" w:color="000000"/>
-              </w:pBdr>
-              <w:spacing w:after="100" w:before="100" w:line="240"/>
-              <w:ind w:left="100" w:right="100" w:firstLine="0" w:firstLineChars="0"/>
-              <w:rPr>
-                <w:rFonts w:ascii="Times New Roman" w:hAnsi="Times New Roman" w:eastAsia="Times New Roman" w:cs="Times New Roman"/>
-                <w:i w:val="false"/>
-                <w:b w:val="false"/>
-                <w:u w:val="none"/>
-                <w:strike w:val="false"/>
-                <w:sz w:val="18"/>
-                <w:szCs w:val="18"/>
-                <w:color w:val="000000"/>
-              </w:rPr>
-            </w:pPr>
-            <w:r>
-              <w:rPr>
-                <w:rFonts w:ascii="Times New Roman" w:hAnsi="Times New Roman" w:eastAsia="Times New Roman" w:cs="Times New Roman"/>
-                <w:i w:val="false"/>
-                <w:b w:val="false"/>
-                <w:u w:val="none"/>
-                <w:strike w:val="false"/>
-                <w:sz w:val="18"/>
-                <w:szCs w:val="18"/>
-                <w:color w:val="000000"/>
-              </w:rPr>
-              <w:t xml:space="preserve">53.9% (46.8–62.0)</w:t>
-            </w:r>
-          </w:p>
-        </w:tc>
-        <w:tc>
-          <w:tcPr>
-            <w:tcBorders>
-              <w:bottom w:val="none" w:sz="0" w:space="0" w:color="000000"/>
-              <w:top w:val="none" w:sz="0" w:space="0" w:color="000000"/>
-              <w:left w:val="none" w:sz="0" w:space="0" w:color="000000"/>
-              <w:right w:val="none" w:sz="0" w:space="0" w:color="000000"/>
-            </w:tcBorders>
-            <w:shd w:val="clear" w:color="auto" w:fill="FFFFFF"/>
-            <w:tcMar>
-              <w:top w:w="0" w:type="dxa"/>
-              <w:bottom w:w="0" w:type="dxa"/>
-              <w:left w:w="0" w:type="dxa"/>
-              <w:right w:w="0" w:type="dxa"/>
-            </w:tcMar>
-            <w:vAlign w:val="center"/>
-          </w:tcPr>
-          <w:p>
-            <w:pPr>
-              <w:pStyle w:val="Normal"/>
-              <w:jc w:val="left"/>
-              <w:pBdr>
-                <w:bottom w:val="none" w:sz="0" w:space="0" w:color="000000"/>
-                <w:top w:val="none" w:sz="0" w:space="0" w:color="000000"/>
-                <w:left w:val="none" w:sz="0" w:space="0" w:color="000000"/>
-                <w:right w:val="none" w:sz="0" w:space="0" w:color="000000"/>
-              </w:pBdr>
-              <w:spacing w:after="100" w:before="100" w:line="240"/>
-              <w:ind w:left="100" w:right="100" w:firstLine="0" w:firstLineChars="0"/>
-              <w:rPr>
-                <w:rFonts w:ascii="Times New Roman" w:hAnsi="Times New Roman" w:eastAsia="Times New Roman" w:cs="Times New Roman"/>
-                <w:i w:val="false"/>
-                <w:b w:val="false"/>
-                <w:u w:val="none"/>
-                <w:strike w:val="false"/>
-                <w:sz w:val="18"/>
-                <w:szCs w:val="18"/>
-                <w:color w:val="000000"/>
-              </w:rPr>
-            </w:pPr>
-            <w:r>
-              <w:rPr>
-                <w:rFonts w:ascii="Times New Roman" w:hAnsi="Times New Roman" w:eastAsia="Times New Roman" w:cs="Times New Roman"/>
-                <w:i w:val="false"/>
-                <w:b w:val="false"/>
-                <w:u w:val="none"/>
-                <w:strike w:val="false"/>
-                <w:sz w:val="18"/>
-                <w:szCs w:val="18"/>
-                <w:color w:val="000000"/>
-              </w:rPr>
-              <w:t xml:space="preserve">0.003</w:t>
+              <w:t xml:space="preserve">65</w:t>
+            </w:r>
+          </w:p>
+        </w:tc>
+        <w:tc>
+          <w:tcPr>
+            <w:tcBorders>
+              <w:bottom w:val="none" w:sz="0" w:space="0" w:color="000000"/>
+              <w:top w:val="none" w:sz="0" w:space="0" w:color="000000"/>
+              <w:left w:val="none" w:sz="0" w:space="0" w:color="000000"/>
+              <w:right w:val="none" w:sz="0" w:space="0" w:color="000000"/>
+            </w:tcBorders>
+            <w:shd w:val="clear" w:color="auto" w:fill="FFFFFF"/>
+            <w:tcMar>
+              <w:top w:w="0" w:type="dxa"/>
+              <w:bottom w:w="0" w:type="dxa"/>
+              <w:left w:w="0" w:type="dxa"/>
+              <w:right w:w="0" w:type="dxa"/>
+            </w:tcMar>
+            <w:vAlign w:val="center"/>
+          </w:tcPr>
+          <w:p>
+            <w:pPr>
+              <w:pStyle w:val="Normal"/>
+              <w:jc w:val="left"/>
+              <w:pBdr>
+                <w:bottom w:val="none" w:sz="0" w:space="0" w:color="000000"/>
+                <w:top w:val="none" w:sz="0" w:space="0" w:color="000000"/>
+                <w:left w:val="none" w:sz="0" w:space="0" w:color="000000"/>
+                <w:right w:val="none" w:sz="0" w:space="0" w:color="000000"/>
+              </w:pBdr>
+              <w:spacing w:after="100" w:before="100" w:line="240"/>
+              <w:ind w:left="100" w:right="100" w:firstLine="0" w:firstLineChars="0"/>
+              <w:rPr>
+                <w:rFonts w:ascii="Times New Roman" w:hAnsi="Times New Roman" w:eastAsia="Times New Roman" w:cs="Times New Roman"/>
+                <w:i w:val="false"/>
+                <w:b w:val="false"/>
+                <w:u w:val="none"/>
+                <w:strike w:val="false"/>
+                <w:sz w:val="18"/>
+                <w:szCs w:val="18"/>
+                <w:color w:val="000000"/>
+              </w:rPr>
+            </w:pPr>
+            <w:r>
+              <w:rPr>
+                <w:rFonts w:ascii="Times New Roman" w:hAnsi="Times New Roman" w:eastAsia="Times New Roman" w:cs="Times New Roman"/>
+                <w:i w:val="false"/>
+                <w:b w:val="false"/>
+                <w:u w:val="none"/>
+                <w:strike w:val="false"/>
+                <w:sz w:val="18"/>
+                <w:szCs w:val="18"/>
+                <w:color w:val="000000"/>
+              </w:rPr>
+              <w:t xml:space="preserve">NR (NR–NR)</w:t>
+            </w:r>
+          </w:p>
+        </w:tc>
+        <w:tc>
+          <w:tcPr>
+            <w:tcBorders>
+              <w:bottom w:val="none" w:sz="0" w:space="0" w:color="000000"/>
+              <w:top w:val="none" w:sz="0" w:space="0" w:color="000000"/>
+              <w:left w:val="none" w:sz="0" w:space="0" w:color="000000"/>
+              <w:right w:val="none" w:sz="0" w:space="0" w:color="000000"/>
+            </w:tcBorders>
+            <w:shd w:val="clear" w:color="auto" w:fill="FFFFFF"/>
+            <w:tcMar>
+              <w:top w:w="0" w:type="dxa"/>
+              <w:bottom w:w="0" w:type="dxa"/>
+              <w:left w:w="0" w:type="dxa"/>
+              <w:right w:w="0" w:type="dxa"/>
+            </w:tcMar>
+            <w:vAlign w:val="center"/>
+          </w:tcPr>
+          <w:p>
+            <w:pPr>
+              <w:pStyle w:val="Normal"/>
+              <w:jc w:val="left"/>
+              <w:pBdr>
+                <w:bottom w:val="none" w:sz="0" w:space="0" w:color="000000"/>
+                <w:top w:val="none" w:sz="0" w:space="0" w:color="000000"/>
+                <w:left w:val="none" w:sz="0" w:space="0" w:color="000000"/>
+                <w:right w:val="none" w:sz="0" w:space="0" w:color="000000"/>
+              </w:pBdr>
+              <w:spacing w:after="100" w:before="100" w:line="240"/>
+              <w:ind w:left="100" w:right="100" w:firstLine="0" w:firstLineChars="0"/>
+              <w:rPr>
+                <w:rFonts w:ascii="Times New Roman" w:hAnsi="Times New Roman" w:eastAsia="Times New Roman" w:cs="Times New Roman"/>
+                <w:i w:val="false"/>
+                <w:b w:val="false"/>
+                <w:u w:val="none"/>
+                <w:strike w:val="false"/>
+                <w:sz w:val="18"/>
+                <w:szCs w:val="18"/>
+                <w:color w:val="000000"/>
+              </w:rPr>
+            </w:pPr>
+            <w:r>
+              <w:rPr>
+                <w:rFonts w:ascii="Times New Roman" w:hAnsi="Times New Roman" w:eastAsia="Times New Roman" w:cs="Times New Roman"/>
+                <w:i w:val="false"/>
+                <w:b w:val="false"/>
+                <w:u w:val="none"/>
+                <w:strike w:val="false"/>
+                <w:sz w:val="18"/>
+                <w:szCs w:val="18"/>
+                <w:color w:val="000000"/>
+              </w:rPr>
+              <w:t xml:space="preserve">69.7% (63.3–76.7)</w:t>
+            </w:r>
+          </w:p>
+        </w:tc>
+        <w:tc>
+          <w:tcPr>
+            <w:tcBorders>
+              <w:bottom w:val="none" w:sz="0" w:space="0" w:color="000000"/>
+              <w:top w:val="none" w:sz="0" w:space="0" w:color="000000"/>
+              <w:left w:val="none" w:sz="0" w:space="0" w:color="000000"/>
+              <w:right w:val="none" w:sz="0" w:space="0" w:color="000000"/>
+            </w:tcBorders>
+            <w:shd w:val="clear" w:color="auto" w:fill="FFFFFF"/>
+            <w:tcMar>
+              <w:top w:w="0" w:type="dxa"/>
+              <w:bottom w:w="0" w:type="dxa"/>
+              <w:left w:w="0" w:type="dxa"/>
+              <w:right w:w="0" w:type="dxa"/>
+            </w:tcMar>
+            <w:vAlign w:val="center"/>
+          </w:tcPr>
+          <w:p>
+            <w:pPr>
+              <w:pStyle w:val="Normal"/>
+              <w:jc w:val="left"/>
+              <w:pBdr>
+                <w:bottom w:val="none" w:sz="0" w:space="0" w:color="000000"/>
+                <w:top w:val="none" w:sz="0" w:space="0" w:color="000000"/>
+                <w:left w:val="none" w:sz="0" w:space="0" w:color="000000"/>
+                <w:right w:val="none" w:sz="0" w:space="0" w:color="000000"/>
+              </w:pBdr>
+              <w:spacing w:after="100" w:before="100" w:line="240"/>
+              <w:ind w:left="100" w:right="100" w:firstLine="0" w:firstLineChars="0"/>
+              <w:rPr>
+                <w:rFonts w:ascii="Times New Roman" w:hAnsi="Times New Roman" w:eastAsia="Times New Roman" w:cs="Times New Roman"/>
+                <w:i w:val="false"/>
+                <w:b w:val="false"/>
+                <w:u w:val="none"/>
+                <w:strike w:val="false"/>
+                <w:sz w:val="18"/>
+                <w:szCs w:val="18"/>
+                <w:color w:val="000000"/>
+              </w:rPr>
+            </w:pPr>
+            <w:r>
+              <w:rPr>
+                <w:rFonts w:ascii="Times New Roman" w:hAnsi="Times New Roman" w:eastAsia="Times New Roman" w:cs="Times New Roman"/>
+                <w:i w:val="false"/>
+                <w:b w:val="false"/>
+                <w:u w:val="none"/>
+                <w:strike w:val="false"/>
+                <w:sz w:val="18"/>
+                <w:szCs w:val="18"/>
+                <w:color w:val="000000"/>
+              </w:rPr>
+              <w:t xml:space="preserve">64.2% (57.4–71.8)</w:t>
+            </w:r>
+          </w:p>
+        </w:tc>
+        <w:tc>
+          <w:tcPr>
+            <w:tcBorders>
+              <w:bottom w:val="none" w:sz="0" w:space="0" w:color="000000"/>
+              <w:top w:val="none" w:sz="0" w:space="0" w:color="000000"/>
+              <w:left w:val="none" w:sz="0" w:space="0" w:color="000000"/>
+              <w:right w:val="none" w:sz="0" w:space="0" w:color="000000"/>
+            </w:tcBorders>
+            <w:shd w:val="clear" w:color="auto" w:fill="FFFFFF"/>
+            <w:tcMar>
+              <w:top w:w="0" w:type="dxa"/>
+              <w:bottom w:w="0" w:type="dxa"/>
+              <w:left w:w="0" w:type="dxa"/>
+              <w:right w:w="0" w:type="dxa"/>
+            </w:tcMar>
+            <w:vAlign w:val="center"/>
+          </w:tcPr>
+          <w:p>
+            <w:pPr>
+              <w:pStyle w:val="Normal"/>
+              <w:jc w:val="left"/>
+              <w:pBdr>
+                <w:bottom w:val="none" w:sz="0" w:space="0" w:color="000000"/>
+                <w:top w:val="none" w:sz="0" w:space="0" w:color="000000"/>
+                <w:left w:val="none" w:sz="0" w:space="0" w:color="000000"/>
+                <w:right w:val="none" w:sz="0" w:space="0" w:color="000000"/>
+              </w:pBdr>
+              <w:spacing w:after="100" w:before="100" w:line="240"/>
+              <w:ind w:left="100" w:right="100" w:firstLine="0" w:firstLineChars="0"/>
+              <w:rPr>
+                <w:rFonts w:ascii="Times New Roman" w:hAnsi="Times New Roman" w:eastAsia="Times New Roman" w:cs="Times New Roman"/>
+                <w:i w:val="false"/>
+                <w:b w:val="false"/>
+                <w:u w:val="none"/>
+                <w:strike w:val="false"/>
+                <w:sz w:val="18"/>
+                <w:szCs w:val="18"/>
+                <w:color w:val="000000"/>
+              </w:rPr>
+            </w:pPr>
+            <w:r>
+              <w:rPr>
+                <w:rFonts w:ascii="Times New Roman" w:hAnsi="Times New Roman" w:eastAsia="Times New Roman" w:cs="Times New Roman"/>
+                <w:i w:val="false"/>
+                <w:b w:val="false"/>
+                <w:u w:val="none"/>
+                <w:strike w:val="false"/>
+                <w:sz w:val="18"/>
+                <w:szCs w:val="18"/>
+                <w:color w:val="000000"/>
+              </w:rPr>
+              <w:t xml:space="preserve">0.108</w:t>
             </w:r>
           </w:p>
         </w:tc>
@@ -4266,7 +4266,7 @@
                 <w:szCs w:val="18"/>
                 <w:color w:val="000000"/>
               </w:rPr>
-              <w:t xml:space="preserve">248</w:t>
+              <w:t xml:space="preserve">238</w:t>
             </w:r>
           </w:p>
         </w:tc>
@@ -4321,7 +4321,7 @@
                 <w:szCs w:val="18"/>
                 <w:color w:val="000000"/>
               </w:rPr>
-              <w:t xml:space="preserve">75</w:t>
+              <w:t xml:space="preserve">92</w:t>
             </w:r>
           </w:p>
         </w:tc>
@@ -4376,7 +4376,7 @@
                 <w:szCs w:val="18"/>
                 <w:color w:val="000000"/>
               </w:rPr>
-              <w:t xml:space="preserve">NR (NR–NR)</w:t>
+              <w:t xml:space="preserve">NR (78.0–NR)</w:t>
             </w:r>
           </w:p>
         </w:tc>
@@ -4431,7 +4431,7 @@
                 <w:szCs w:val="18"/>
                 <w:color w:val="000000"/>
               </w:rPr>
-              <w:t xml:space="preserve">72.8% (67.2–78.8)</w:t>
+              <w:t xml:space="preserve">62.1% (55.9–68.9)</w:t>
             </w:r>
           </w:p>
         </w:tc>
@@ -4486,7 +4486,7 @@
                 <w:szCs w:val="18"/>
                 <w:color w:val="000000"/>
               </w:rPr>
-              <w:t xml:space="preserve">67.9% (61.9–74.4)</w:t>
+              <w:t xml:space="preserve">59.8% (53.5–66.7)</w:t>
             </w:r>
           </w:p>
         </w:tc>

--- a/output/tables/GEO/GSE39582/GSE39582_km_summary.docx
+++ b/output/tables/GEO/GSE39582/GSE39582_km_summary.docx
@@ -25,7 +25,7 @@
         <w:ind w:left="60" w:right="60" w:firstLine="0" w:firstLineChars="0"/>
       </w:pPr>
       <w:r>
-        <w:t xml:space="preserve">Kaplan–Meier estimates by HIST1H2AC expression, GSE39582 (CIT, colon). NR = not reached.</w:t>
+        <w:t xml:space="preserve">Kaplan–Meier estimates by MAD2L1 expression, GSE39582 (CIT, colon). NR = not reached.</w:t>
       </w:r>
     </w:p>
     <w:tbl xmlns:a="http://schemas.openxmlformats.org/drawingml/2006/main" xmlns:pic="http://schemas.openxmlformats.org/drawingml/2006/picture">
@@ -766,7 +766,7 @@
                 <w:szCs w:val="18"/>
                 <w:color w:val="000000"/>
               </w:rPr>
-              <w:t xml:space="preserve">279</w:t>
+              <w:t xml:space="preserve">280</w:t>
             </w:r>
           </w:p>
         </w:tc>
@@ -821,7 +821,7 @@
                 <w:szCs w:val="18"/>
                 <w:color w:val="000000"/>
               </w:rPr>
-              <w:t xml:space="preserve">91</w:t>
+              <w:t xml:space="preserve">101</w:t>
             </w:r>
           </w:p>
         </w:tc>
@@ -876,7 +876,7 @@
                 <w:szCs w:val="18"/>
                 <w:color w:val="000000"/>
               </w:rPr>
-              <w:t xml:space="preserve">132.0 (106.0–NR)</w:t>
+              <w:t xml:space="preserve">145.0 (105.0–NR)</w:t>
             </w:r>
           </w:p>
         </w:tc>
@@ -931,7 +931,7 @@
                 <w:szCs w:val="18"/>
                 <w:color w:val="000000"/>
               </w:rPr>
-              <w:t xml:space="preserve">78.9% (74.1–84.1)</w:t>
+              <w:t xml:space="preserve">73.8% (68.6–79.4)</w:t>
             </w:r>
           </w:p>
         </w:tc>
@@ -986,7 +986,7 @@
                 <w:szCs w:val="18"/>
                 <w:color w:val="000000"/>
               </w:rPr>
-              <w:t xml:space="preserve">70.2% (64.6–76.2)</w:t>
+              <w:t xml:space="preserve">64.4% (58.6–70.8)</w:t>
             </w:r>
           </w:p>
         </w:tc>
@@ -1041,7 +1041,7 @@
                 <w:szCs w:val="18"/>
                 <w:color w:val="000000"/>
               </w:rPr>
-              <w:t xml:space="preserve">0.461</w:t>
+              <w:t xml:space="preserve">0.269</w:t>
             </w:r>
           </w:p>
         </w:tc>
@@ -1266,7 +1266,7 @@
                 <w:szCs w:val="18"/>
                 <w:color w:val="000000"/>
               </w:rPr>
-              <w:t xml:space="preserve">283</w:t>
+              <w:t xml:space="preserve">282</w:t>
             </w:r>
           </w:p>
         </w:tc>
@@ -1321,172 +1321,172 @@
                 <w:szCs w:val="18"/>
                 <w:color w:val="000000"/>
               </w:rPr>
-              <w:t xml:space="preserve">100</w:t>
-            </w:r>
-          </w:p>
-        </w:tc>
-        <w:tc>
-          <w:tcPr>
-            <w:tcBorders>
-              <w:bottom w:val="none" w:sz="0" w:space="0" w:color="000000"/>
-              <w:top w:val="none" w:sz="0" w:space="0" w:color="000000"/>
-              <w:left w:val="none" w:sz="0" w:space="0" w:color="000000"/>
-              <w:right w:val="none" w:sz="0" w:space="0" w:color="000000"/>
-            </w:tcBorders>
-            <w:shd w:val="clear" w:color="auto" w:fill="FFFFFF"/>
-            <w:tcMar>
-              <w:top w:w="0" w:type="dxa"/>
-              <w:bottom w:w="0" w:type="dxa"/>
-              <w:left w:w="0" w:type="dxa"/>
-              <w:right w:w="0" w:type="dxa"/>
-            </w:tcMar>
-            <w:vAlign w:val="center"/>
-          </w:tcPr>
-          <w:p>
-            <w:pPr>
-              <w:pStyle w:val="Normal"/>
-              <w:jc w:val="left"/>
-              <w:pBdr>
-                <w:bottom w:val="none" w:sz="0" w:space="0" w:color="000000"/>
-                <w:top w:val="none" w:sz="0" w:space="0" w:color="000000"/>
-                <w:left w:val="none" w:sz="0" w:space="0" w:color="000000"/>
-                <w:right w:val="none" w:sz="0" w:space="0" w:color="000000"/>
-              </w:pBdr>
-              <w:spacing w:after="100" w:before="100" w:line="240"/>
-              <w:ind w:left="100" w:right="100" w:firstLine="0" w:firstLineChars="0"/>
-              <w:rPr>
-                <w:rFonts w:ascii="Times New Roman" w:hAnsi="Times New Roman" w:eastAsia="Times New Roman" w:cs="Times New Roman"/>
-                <w:i w:val="false"/>
-                <w:b w:val="false"/>
-                <w:u w:val="none"/>
-                <w:strike w:val="false"/>
-                <w:sz w:val="18"/>
-                <w:szCs w:val="18"/>
-                <w:color w:val="000000"/>
-              </w:rPr>
-            </w:pPr>
-            <w:r>
-              <w:rPr>
-                <w:rFonts w:ascii="Times New Roman" w:hAnsi="Times New Roman" w:eastAsia="Times New Roman" w:cs="Times New Roman"/>
-                <w:i w:val="false"/>
-                <w:b w:val="false"/>
-                <w:u w:val="none"/>
-                <w:strike w:val="false"/>
-                <w:sz w:val="18"/>
-                <w:szCs w:val="18"/>
-                <w:color w:val="000000"/>
-              </w:rPr>
-              <w:t xml:space="preserve">183.0 (95.0–NR)</w:t>
-            </w:r>
-          </w:p>
-        </w:tc>
-        <w:tc>
-          <w:tcPr>
-            <w:tcBorders>
-              <w:bottom w:val="none" w:sz="0" w:space="0" w:color="000000"/>
-              <w:top w:val="none" w:sz="0" w:space="0" w:color="000000"/>
-              <w:left w:val="none" w:sz="0" w:space="0" w:color="000000"/>
-              <w:right w:val="none" w:sz="0" w:space="0" w:color="000000"/>
-            </w:tcBorders>
-            <w:shd w:val="clear" w:color="auto" w:fill="FFFFFF"/>
-            <w:tcMar>
-              <w:top w:w="0" w:type="dxa"/>
-              <w:bottom w:w="0" w:type="dxa"/>
-              <w:left w:w="0" w:type="dxa"/>
-              <w:right w:w="0" w:type="dxa"/>
-            </w:tcMar>
-            <w:vAlign w:val="center"/>
-          </w:tcPr>
-          <w:p>
-            <w:pPr>
-              <w:pStyle w:val="Normal"/>
-              <w:jc w:val="left"/>
-              <w:pBdr>
-                <w:bottom w:val="none" w:sz="0" w:space="0" w:color="000000"/>
-                <w:top w:val="none" w:sz="0" w:space="0" w:color="000000"/>
-                <w:left w:val="none" w:sz="0" w:space="0" w:color="000000"/>
-                <w:right w:val="none" w:sz="0" w:space="0" w:color="000000"/>
-              </w:pBdr>
-              <w:spacing w:after="100" w:before="100" w:line="240"/>
-              <w:ind w:left="100" w:right="100" w:firstLine="0" w:firstLineChars="0"/>
-              <w:rPr>
-                <w:rFonts w:ascii="Times New Roman" w:hAnsi="Times New Roman" w:eastAsia="Times New Roman" w:cs="Times New Roman"/>
-                <w:i w:val="false"/>
-                <w:b w:val="false"/>
-                <w:u w:val="none"/>
-                <w:strike w:val="false"/>
-                <w:sz w:val="18"/>
-                <w:szCs w:val="18"/>
-                <w:color w:val="000000"/>
-              </w:rPr>
-            </w:pPr>
-            <w:r>
-              <w:rPr>
-                <w:rFonts w:ascii="Times New Roman" w:hAnsi="Times New Roman" w:eastAsia="Times New Roman" w:cs="Times New Roman"/>
-                <w:i w:val="false"/>
-                <w:b w:val="false"/>
-                <w:u w:val="none"/>
-                <w:strike w:val="false"/>
-                <w:sz w:val="18"/>
-                <w:szCs w:val="18"/>
-                <w:color w:val="000000"/>
-              </w:rPr>
-              <w:t xml:space="preserve">76.8% (71.8–82.1)</w:t>
-            </w:r>
-          </w:p>
-        </w:tc>
-        <w:tc>
-          <w:tcPr>
-            <w:tcBorders>
-              <w:bottom w:val="none" w:sz="0" w:space="0" w:color="000000"/>
-              <w:top w:val="none" w:sz="0" w:space="0" w:color="000000"/>
-              <w:left w:val="none" w:sz="0" w:space="0" w:color="000000"/>
-              <w:right w:val="none" w:sz="0" w:space="0" w:color="000000"/>
-            </w:tcBorders>
-            <w:shd w:val="clear" w:color="auto" w:fill="FFFFFF"/>
-            <w:tcMar>
-              <w:top w:w="0" w:type="dxa"/>
-              <w:bottom w:w="0" w:type="dxa"/>
-              <w:left w:w="0" w:type="dxa"/>
-              <w:right w:w="0" w:type="dxa"/>
-            </w:tcMar>
-            <w:vAlign w:val="center"/>
-          </w:tcPr>
-          <w:p>
-            <w:pPr>
-              <w:pStyle w:val="Normal"/>
-              <w:jc w:val="left"/>
-              <w:pBdr>
-                <w:bottom w:val="none" w:sz="0" w:space="0" w:color="000000"/>
-                <w:top w:val="none" w:sz="0" w:space="0" w:color="000000"/>
-                <w:left w:val="none" w:sz="0" w:space="0" w:color="000000"/>
-                <w:right w:val="none" w:sz="0" w:space="0" w:color="000000"/>
-              </w:pBdr>
-              <w:spacing w:after="100" w:before="100" w:line="240"/>
-              <w:ind w:left="100" w:right="100" w:firstLine="0" w:firstLineChars="0"/>
-              <w:rPr>
-                <w:rFonts w:ascii="Times New Roman" w:hAnsi="Times New Roman" w:eastAsia="Times New Roman" w:cs="Times New Roman"/>
-                <w:i w:val="false"/>
-                <w:b w:val="false"/>
-                <w:u w:val="none"/>
-                <w:strike w:val="false"/>
-                <w:sz w:val="18"/>
-                <w:szCs w:val="18"/>
-                <w:color w:val="000000"/>
-              </w:rPr>
-            </w:pPr>
-            <w:r>
-              <w:rPr>
-                <w:rFonts w:ascii="Times New Roman" w:hAnsi="Times New Roman" w:eastAsia="Times New Roman" w:cs="Times New Roman"/>
-                <w:i w:val="false"/>
-                <w:b w:val="false"/>
-                <w:u w:val="none"/>
-                <w:strike w:val="false"/>
-                <w:sz w:val="18"/>
-                <w:szCs w:val="18"/>
-                <w:color w:val="000000"/>
-              </w:rPr>
-              <w:t xml:space="preserve">64.7% (58.9–71.2)</w:t>
+              <w:t xml:space="preserve">90</w:t>
+            </w:r>
+          </w:p>
+        </w:tc>
+        <w:tc>
+          <w:tcPr>
+            <w:tcBorders>
+              <w:bottom w:val="none" w:sz="0" w:space="0" w:color="000000"/>
+              <w:top w:val="none" w:sz="0" w:space="0" w:color="000000"/>
+              <w:left w:val="none" w:sz="0" w:space="0" w:color="000000"/>
+              <w:right w:val="none" w:sz="0" w:space="0" w:color="000000"/>
+            </w:tcBorders>
+            <w:shd w:val="clear" w:color="auto" w:fill="FFFFFF"/>
+            <w:tcMar>
+              <w:top w:w="0" w:type="dxa"/>
+              <w:bottom w:w="0" w:type="dxa"/>
+              <w:left w:w="0" w:type="dxa"/>
+              <w:right w:w="0" w:type="dxa"/>
+            </w:tcMar>
+            <w:vAlign w:val="center"/>
+          </w:tcPr>
+          <w:p>
+            <w:pPr>
+              <w:pStyle w:val="Normal"/>
+              <w:jc w:val="left"/>
+              <w:pBdr>
+                <w:bottom w:val="none" w:sz="0" w:space="0" w:color="000000"/>
+                <w:top w:val="none" w:sz="0" w:space="0" w:color="000000"/>
+                <w:left w:val="none" w:sz="0" w:space="0" w:color="000000"/>
+                <w:right w:val="none" w:sz="0" w:space="0" w:color="000000"/>
+              </w:pBdr>
+              <w:spacing w:after="100" w:before="100" w:line="240"/>
+              <w:ind w:left="100" w:right="100" w:firstLine="0" w:firstLineChars="0"/>
+              <w:rPr>
+                <w:rFonts w:ascii="Times New Roman" w:hAnsi="Times New Roman" w:eastAsia="Times New Roman" w:cs="Times New Roman"/>
+                <w:i w:val="false"/>
+                <w:b w:val="false"/>
+                <w:u w:val="none"/>
+                <w:strike w:val="false"/>
+                <w:sz w:val="18"/>
+                <w:szCs w:val="18"/>
+                <w:color w:val="000000"/>
+              </w:rPr>
+            </w:pPr>
+            <w:r>
+              <w:rPr>
+                <w:rFonts w:ascii="Times New Roman" w:hAnsi="Times New Roman" w:eastAsia="Times New Roman" w:cs="Times New Roman"/>
+                <w:i w:val="false"/>
+                <w:b w:val="false"/>
+                <w:u w:val="none"/>
+                <w:strike w:val="false"/>
+                <w:sz w:val="18"/>
+                <w:szCs w:val="18"/>
+                <w:color w:val="000000"/>
+              </w:rPr>
+              <w:t xml:space="preserve">NR (95.0–NR)</w:t>
+            </w:r>
+          </w:p>
+        </w:tc>
+        <w:tc>
+          <w:tcPr>
+            <w:tcBorders>
+              <w:bottom w:val="none" w:sz="0" w:space="0" w:color="000000"/>
+              <w:top w:val="none" w:sz="0" w:space="0" w:color="000000"/>
+              <w:left w:val="none" w:sz="0" w:space="0" w:color="000000"/>
+              <w:right w:val="none" w:sz="0" w:space="0" w:color="000000"/>
+            </w:tcBorders>
+            <w:shd w:val="clear" w:color="auto" w:fill="FFFFFF"/>
+            <w:tcMar>
+              <w:top w:w="0" w:type="dxa"/>
+              <w:bottom w:w="0" w:type="dxa"/>
+              <w:left w:w="0" w:type="dxa"/>
+              <w:right w:w="0" w:type="dxa"/>
+            </w:tcMar>
+            <w:vAlign w:val="center"/>
+          </w:tcPr>
+          <w:p>
+            <w:pPr>
+              <w:pStyle w:val="Normal"/>
+              <w:jc w:val="left"/>
+              <w:pBdr>
+                <w:bottom w:val="none" w:sz="0" w:space="0" w:color="000000"/>
+                <w:top w:val="none" w:sz="0" w:space="0" w:color="000000"/>
+                <w:left w:val="none" w:sz="0" w:space="0" w:color="000000"/>
+                <w:right w:val="none" w:sz="0" w:space="0" w:color="000000"/>
+              </w:pBdr>
+              <w:spacing w:after="100" w:before="100" w:line="240"/>
+              <w:ind w:left="100" w:right="100" w:firstLine="0" w:firstLineChars="0"/>
+              <w:rPr>
+                <w:rFonts w:ascii="Times New Roman" w:hAnsi="Times New Roman" w:eastAsia="Times New Roman" w:cs="Times New Roman"/>
+                <w:i w:val="false"/>
+                <w:b w:val="false"/>
+                <w:u w:val="none"/>
+                <w:strike w:val="false"/>
+                <w:sz w:val="18"/>
+                <w:szCs w:val="18"/>
+                <w:color w:val="000000"/>
+              </w:rPr>
+            </w:pPr>
+            <w:r>
+              <w:rPr>
+                <w:rFonts w:ascii="Times New Roman" w:hAnsi="Times New Roman" w:eastAsia="Times New Roman" w:cs="Times New Roman"/>
+                <w:i w:val="false"/>
+                <w:b w:val="false"/>
+                <w:u w:val="none"/>
+                <w:strike w:val="false"/>
+                <w:sz w:val="18"/>
+                <w:szCs w:val="18"/>
+                <w:color w:val="000000"/>
+              </w:rPr>
+              <w:t xml:space="preserve">81.9% (77.3–86.7)</w:t>
+            </w:r>
+          </w:p>
+        </w:tc>
+        <w:tc>
+          <w:tcPr>
+            <w:tcBorders>
+              <w:bottom w:val="none" w:sz="0" w:space="0" w:color="000000"/>
+              <w:top w:val="none" w:sz="0" w:space="0" w:color="000000"/>
+              <w:left w:val="none" w:sz="0" w:space="0" w:color="000000"/>
+              <w:right w:val="none" w:sz="0" w:space="0" w:color="000000"/>
+            </w:tcBorders>
+            <w:shd w:val="clear" w:color="auto" w:fill="FFFFFF"/>
+            <w:tcMar>
+              <w:top w:w="0" w:type="dxa"/>
+              <w:bottom w:w="0" w:type="dxa"/>
+              <w:left w:w="0" w:type="dxa"/>
+              <w:right w:w="0" w:type="dxa"/>
+            </w:tcMar>
+            <w:vAlign w:val="center"/>
+          </w:tcPr>
+          <w:p>
+            <w:pPr>
+              <w:pStyle w:val="Normal"/>
+              <w:jc w:val="left"/>
+              <w:pBdr>
+                <w:bottom w:val="none" w:sz="0" w:space="0" w:color="000000"/>
+                <w:top w:val="none" w:sz="0" w:space="0" w:color="000000"/>
+                <w:left w:val="none" w:sz="0" w:space="0" w:color="000000"/>
+                <w:right w:val="none" w:sz="0" w:space="0" w:color="000000"/>
+              </w:pBdr>
+              <w:spacing w:after="100" w:before="100" w:line="240"/>
+              <w:ind w:left="100" w:right="100" w:firstLine="0" w:firstLineChars="0"/>
+              <w:rPr>
+                <w:rFonts w:ascii="Times New Roman" w:hAnsi="Times New Roman" w:eastAsia="Times New Roman" w:cs="Times New Roman"/>
+                <w:i w:val="false"/>
+                <w:b w:val="false"/>
+                <w:u w:val="none"/>
+                <w:strike w:val="false"/>
+                <w:sz w:val="18"/>
+                <w:szCs w:val="18"/>
+                <w:color w:val="000000"/>
+              </w:rPr>
+            </w:pPr>
+            <w:r>
+              <w:rPr>
+                <w:rFonts w:ascii="Times New Roman" w:hAnsi="Times New Roman" w:eastAsia="Times New Roman" w:cs="Times New Roman"/>
+                <w:i w:val="false"/>
+                <w:b w:val="false"/>
+                <w:u w:val="none"/>
+                <w:strike w:val="false"/>
+                <w:sz w:val="18"/>
+                <w:szCs w:val="18"/>
+                <w:color w:val="000000"/>
+              </w:rPr>
+              <w:t xml:space="preserve">70.6% (64.9–76.7)</w:t>
             </w:r>
           </w:p>
         </w:tc>
@@ -1766,7 +1766,7 @@
                 <w:szCs w:val="18"/>
                 <w:color w:val="000000"/>
               </w:rPr>
-              <w:t xml:space="preserve">204</w:t>
+              <w:t xml:space="preserve">231</w:t>
             </w:r>
           </w:p>
         </w:tc>
@@ -1821,227 +1821,227 @@
                 <w:szCs w:val="18"/>
                 <w:color w:val="000000"/>
               </w:rPr>
-              <w:t xml:space="preserve">73</w:t>
-            </w:r>
-          </w:p>
-        </w:tc>
-        <w:tc>
-          <w:tcPr>
-            <w:tcBorders>
-              <w:bottom w:val="none" w:sz="0" w:space="0" w:color="000000"/>
-              <w:top w:val="none" w:sz="0" w:space="0" w:color="000000"/>
-              <w:left w:val="none" w:sz="0" w:space="0" w:color="000000"/>
-              <w:right w:val="none" w:sz="0" w:space="0" w:color="000000"/>
-            </w:tcBorders>
-            <w:shd w:val="clear" w:color="auto" w:fill="FFFFFF"/>
-            <w:tcMar>
-              <w:top w:w="0" w:type="dxa"/>
-              <w:bottom w:w="0" w:type="dxa"/>
-              <w:left w:w="0" w:type="dxa"/>
-              <w:right w:w="0" w:type="dxa"/>
-            </w:tcMar>
-            <w:vAlign w:val="center"/>
-          </w:tcPr>
-          <w:p>
-            <w:pPr>
-              <w:pStyle w:val="Normal"/>
-              <w:jc w:val="left"/>
-              <w:pBdr>
-                <w:bottom w:val="none" w:sz="0" w:space="0" w:color="000000"/>
-                <w:top w:val="none" w:sz="0" w:space="0" w:color="000000"/>
-                <w:left w:val="none" w:sz="0" w:space="0" w:color="000000"/>
-                <w:right w:val="none" w:sz="0" w:space="0" w:color="000000"/>
-              </w:pBdr>
-              <w:spacing w:after="100" w:before="100" w:line="240"/>
-              <w:ind w:left="100" w:right="100" w:firstLine="0" w:firstLineChars="0"/>
-              <w:rPr>
-                <w:rFonts w:ascii="Times New Roman" w:hAnsi="Times New Roman" w:eastAsia="Times New Roman" w:cs="Times New Roman"/>
-                <w:i w:val="false"/>
-                <w:b w:val="false"/>
-                <w:u w:val="none"/>
-                <w:strike w:val="false"/>
-                <w:sz w:val="18"/>
-                <w:szCs w:val="18"/>
-                <w:color w:val="000000"/>
-              </w:rPr>
-            </w:pPr>
-            <w:r>
-              <w:rPr>
-                <w:rFonts w:ascii="Times New Roman" w:hAnsi="Times New Roman" w:eastAsia="Times New Roman" w:cs="Times New Roman"/>
-                <w:i w:val="false"/>
-                <w:b w:val="false"/>
-                <w:u w:val="none"/>
-                <w:strike w:val="false"/>
-                <w:sz w:val="18"/>
-                <w:szCs w:val="18"/>
-                <w:color w:val="000000"/>
-              </w:rPr>
-              <w:t xml:space="preserve">106.0 (87.0–NR)</w:t>
-            </w:r>
-          </w:p>
-        </w:tc>
-        <w:tc>
-          <w:tcPr>
-            <w:tcBorders>
-              <w:bottom w:val="none" w:sz="0" w:space="0" w:color="000000"/>
-              <w:top w:val="none" w:sz="0" w:space="0" w:color="000000"/>
-              <w:left w:val="none" w:sz="0" w:space="0" w:color="000000"/>
-              <w:right w:val="none" w:sz="0" w:space="0" w:color="000000"/>
-            </w:tcBorders>
-            <w:shd w:val="clear" w:color="auto" w:fill="FFFFFF"/>
-            <w:tcMar>
-              <w:top w:w="0" w:type="dxa"/>
-              <w:bottom w:w="0" w:type="dxa"/>
-              <w:left w:w="0" w:type="dxa"/>
-              <w:right w:w="0" w:type="dxa"/>
-            </w:tcMar>
-            <w:vAlign w:val="center"/>
-          </w:tcPr>
-          <w:p>
-            <w:pPr>
-              <w:pStyle w:val="Normal"/>
-              <w:jc w:val="left"/>
-              <w:pBdr>
-                <w:bottom w:val="none" w:sz="0" w:space="0" w:color="000000"/>
-                <w:top w:val="none" w:sz="0" w:space="0" w:color="000000"/>
-                <w:left w:val="none" w:sz="0" w:space="0" w:color="000000"/>
-                <w:right w:val="none" w:sz="0" w:space="0" w:color="000000"/>
-              </w:pBdr>
-              <w:spacing w:after="100" w:before="100" w:line="240"/>
-              <w:ind w:left="100" w:right="100" w:firstLine="0" w:firstLineChars="0"/>
-              <w:rPr>
-                <w:rFonts w:ascii="Times New Roman" w:hAnsi="Times New Roman" w:eastAsia="Times New Roman" w:cs="Times New Roman"/>
-                <w:i w:val="false"/>
-                <w:b w:val="false"/>
-                <w:u w:val="none"/>
-                <w:strike w:val="false"/>
-                <w:sz w:val="18"/>
-                <w:szCs w:val="18"/>
-                <w:color w:val="000000"/>
-              </w:rPr>
-            </w:pPr>
-            <w:r>
-              <w:rPr>
-                <w:rFonts w:ascii="Times New Roman" w:hAnsi="Times New Roman" w:eastAsia="Times New Roman" w:cs="Times New Roman"/>
-                <w:i w:val="false"/>
-                <w:b w:val="false"/>
-                <w:u w:val="none"/>
-                <w:strike w:val="false"/>
-                <w:sz w:val="18"/>
-                <w:szCs w:val="18"/>
-                <w:color w:val="000000"/>
-              </w:rPr>
-              <w:t xml:space="preserve">75.8% (69.9–82.3)</w:t>
-            </w:r>
-          </w:p>
-        </w:tc>
-        <w:tc>
-          <w:tcPr>
-            <w:tcBorders>
-              <w:bottom w:val="none" w:sz="0" w:space="0" w:color="000000"/>
-              <w:top w:val="none" w:sz="0" w:space="0" w:color="000000"/>
-              <w:left w:val="none" w:sz="0" w:space="0" w:color="000000"/>
-              <w:right w:val="none" w:sz="0" w:space="0" w:color="000000"/>
-            </w:tcBorders>
-            <w:shd w:val="clear" w:color="auto" w:fill="FFFFFF"/>
-            <w:tcMar>
-              <w:top w:w="0" w:type="dxa"/>
-              <w:bottom w:w="0" w:type="dxa"/>
-              <w:left w:w="0" w:type="dxa"/>
-              <w:right w:w="0" w:type="dxa"/>
-            </w:tcMar>
-            <w:vAlign w:val="center"/>
-          </w:tcPr>
-          <w:p>
-            <w:pPr>
-              <w:pStyle w:val="Normal"/>
-              <w:jc w:val="left"/>
-              <w:pBdr>
-                <w:bottom w:val="none" w:sz="0" w:space="0" w:color="000000"/>
-                <w:top w:val="none" w:sz="0" w:space="0" w:color="000000"/>
-                <w:left w:val="none" w:sz="0" w:space="0" w:color="000000"/>
-                <w:right w:val="none" w:sz="0" w:space="0" w:color="000000"/>
-              </w:pBdr>
-              <w:spacing w:after="100" w:before="100" w:line="240"/>
-              <w:ind w:left="100" w:right="100" w:firstLine="0" w:firstLineChars="0"/>
-              <w:rPr>
-                <w:rFonts w:ascii="Times New Roman" w:hAnsi="Times New Roman" w:eastAsia="Times New Roman" w:cs="Times New Roman"/>
-                <w:i w:val="false"/>
-                <w:b w:val="false"/>
-                <w:u w:val="none"/>
-                <w:strike w:val="false"/>
-                <w:sz w:val="18"/>
-                <w:szCs w:val="18"/>
-                <w:color w:val="000000"/>
-              </w:rPr>
-            </w:pPr>
-            <w:r>
-              <w:rPr>
-                <w:rFonts w:ascii="Times New Roman" w:hAnsi="Times New Roman" w:eastAsia="Times New Roman" w:cs="Times New Roman"/>
-                <w:i w:val="false"/>
-                <w:b w:val="false"/>
-                <w:u w:val="none"/>
-                <w:strike w:val="false"/>
-                <w:sz w:val="18"/>
-                <w:szCs w:val="18"/>
-                <w:color w:val="000000"/>
-              </w:rPr>
-              <w:t xml:space="preserve">66.4% (59.8–73.8)</w:t>
-            </w:r>
-          </w:p>
-        </w:tc>
-        <w:tc>
-          <w:tcPr>
-            <w:tcBorders>
-              <w:bottom w:val="none" w:sz="0" w:space="0" w:color="000000"/>
-              <w:top w:val="none" w:sz="0" w:space="0" w:color="000000"/>
-              <w:left w:val="none" w:sz="0" w:space="0" w:color="000000"/>
-              <w:right w:val="none" w:sz="0" w:space="0" w:color="000000"/>
-            </w:tcBorders>
-            <w:shd w:val="clear" w:color="auto" w:fill="FFFFFF"/>
-            <w:tcMar>
-              <w:top w:w="0" w:type="dxa"/>
-              <w:bottom w:w="0" w:type="dxa"/>
-              <w:left w:w="0" w:type="dxa"/>
-              <w:right w:w="0" w:type="dxa"/>
-            </w:tcMar>
-            <w:vAlign w:val="center"/>
-          </w:tcPr>
-          <w:p>
-            <w:pPr>
-              <w:pStyle w:val="Normal"/>
-              <w:jc w:val="left"/>
-              <w:pBdr>
-                <w:bottom w:val="none" w:sz="0" w:space="0" w:color="000000"/>
-                <w:top w:val="none" w:sz="0" w:space="0" w:color="000000"/>
-                <w:left w:val="none" w:sz="0" w:space="0" w:color="000000"/>
-                <w:right w:val="none" w:sz="0" w:space="0" w:color="000000"/>
-              </w:pBdr>
-              <w:spacing w:after="100" w:before="100" w:line="240"/>
-              <w:ind w:left="100" w:right="100" w:firstLine="0" w:firstLineChars="0"/>
-              <w:rPr>
-                <w:rFonts w:ascii="Times New Roman" w:hAnsi="Times New Roman" w:eastAsia="Times New Roman" w:cs="Times New Roman"/>
-                <w:i w:val="false"/>
-                <w:b w:val="false"/>
-                <w:u w:val="none"/>
-                <w:strike w:val="false"/>
-                <w:sz w:val="18"/>
-                <w:szCs w:val="18"/>
-                <w:color w:val="000000"/>
-              </w:rPr>
-            </w:pPr>
-            <w:r>
-              <w:rPr>
-                <w:rFonts w:ascii="Times New Roman" w:hAnsi="Times New Roman" w:eastAsia="Times New Roman" w:cs="Times New Roman"/>
-                <w:i w:val="false"/>
-                <w:b w:val="false"/>
-                <w:u w:val="none"/>
-                <w:strike w:val="false"/>
-                <w:sz w:val="18"/>
-                <w:szCs w:val="18"/>
-                <w:color w:val="000000"/>
-              </w:rPr>
-              <w:t xml:space="preserve">0.914</w:t>
+              <w:t xml:space="preserve">82</w:t>
+            </w:r>
+          </w:p>
+        </w:tc>
+        <w:tc>
+          <w:tcPr>
+            <w:tcBorders>
+              <w:bottom w:val="none" w:sz="0" w:space="0" w:color="000000"/>
+              <w:top w:val="none" w:sz="0" w:space="0" w:color="000000"/>
+              <w:left w:val="none" w:sz="0" w:space="0" w:color="000000"/>
+              <w:right w:val="none" w:sz="0" w:space="0" w:color="000000"/>
+            </w:tcBorders>
+            <w:shd w:val="clear" w:color="auto" w:fill="FFFFFF"/>
+            <w:tcMar>
+              <w:top w:w="0" w:type="dxa"/>
+              <w:bottom w:w="0" w:type="dxa"/>
+              <w:left w:w="0" w:type="dxa"/>
+              <w:right w:w="0" w:type="dxa"/>
+            </w:tcMar>
+            <w:vAlign w:val="center"/>
+          </w:tcPr>
+          <w:p>
+            <w:pPr>
+              <w:pStyle w:val="Normal"/>
+              <w:jc w:val="left"/>
+              <w:pBdr>
+                <w:bottom w:val="none" w:sz="0" w:space="0" w:color="000000"/>
+                <w:top w:val="none" w:sz="0" w:space="0" w:color="000000"/>
+                <w:left w:val="none" w:sz="0" w:space="0" w:color="000000"/>
+                <w:right w:val="none" w:sz="0" w:space="0" w:color="000000"/>
+              </w:pBdr>
+              <w:spacing w:after="100" w:before="100" w:line="240"/>
+              <w:ind w:left="100" w:right="100" w:firstLine="0" w:firstLineChars="0"/>
+              <w:rPr>
+                <w:rFonts w:ascii="Times New Roman" w:hAnsi="Times New Roman" w:eastAsia="Times New Roman" w:cs="Times New Roman"/>
+                <w:i w:val="false"/>
+                <w:b w:val="false"/>
+                <w:u w:val="none"/>
+                <w:strike w:val="false"/>
+                <w:sz w:val="18"/>
+                <w:szCs w:val="18"/>
+                <w:color w:val="000000"/>
+              </w:rPr>
+            </w:pPr>
+            <w:r>
+              <w:rPr>
+                <w:rFonts w:ascii="Times New Roman" w:hAnsi="Times New Roman" w:eastAsia="Times New Roman" w:cs="Times New Roman"/>
+                <w:i w:val="false"/>
+                <w:b w:val="false"/>
+                <w:u w:val="none"/>
+                <w:strike w:val="false"/>
+                <w:sz w:val="18"/>
+                <w:szCs w:val="18"/>
+                <w:color w:val="000000"/>
+              </w:rPr>
+              <w:t xml:space="preserve">NR (102.0–NR)</w:t>
+            </w:r>
+          </w:p>
+        </w:tc>
+        <w:tc>
+          <w:tcPr>
+            <w:tcBorders>
+              <w:bottom w:val="none" w:sz="0" w:space="0" w:color="000000"/>
+              <w:top w:val="none" w:sz="0" w:space="0" w:color="000000"/>
+              <w:left w:val="none" w:sz="0" w:space="0" w:color="000000"/>
+              <w:right w:val="none" w:sz="0" w:space="0" w:color="000000"/>
+            </w:tcBorders>
+            <w:shd w:val="clear" w:color="auto" w:fill="FFFFFF"/>
+            <w:tcMar>
+              <w:top w:w="0" w:type="dxa"/>
+              <w:bottom w:w="0" w:type="dxa"/>
+              <w:left w:w="0" w:type="dxa"/>
+              <w:right w:w="0" w:type="dxa"/>
+            </w:tcMar>
+            <w:vAlign w:val="center"/>
+          </w:tcPr>
+          <w:p>
+            <w:pPr>
+              <w:pStyle w:val="Normal"/>
+              <w:jc w:val="left"/>
+              <w:pBdr>
+                <w:bottom w:val="none" w:sz="0" w:space="0" w:color="000000"/>
+                <w:top w:val="none" w:sz="0" w:space="0" w:color="000000"/>
+                <w:left w:val="none" w:sz="0" w:space="0" w:color="000000"/>
+                <w:right w:val="none" w:sz="0" w:space="0" w:color="000000"/>
+              </w:pBdr>
+              <w:spacing w:after="100" w:before="100" w:line="240"/>
+              <w:ind w:left="100" w:right="100" w:firstLine="0" w:firstLineChars="0"/>
+              <w:rPr>
+                <w:rFonts w:ascii="Times New Roman" w:hAnsi="Times New Roman" w:eastAsia="Times New Roman" w:cs="Times New Roman"/>
+                <w:i w:val="false"/>
+                <w:b w:val="false"/>
+                <w:u w:val="none"/>
+                <w:strike w:val="false"/>
+                <w:sz w:val="18"/>
+                <w:szCs w:val="18"/>
+                <w:color w:val="000000"/>
+              </w:rPr>
+            </w:pPr>
+            <w:r>
+              <w:rPr>
+                <w:rFonts w:ascii="Times New Roman" w:hAnsi="Times New Roman" w:eastAsia="Times New Roman" w:cs="Times New Roman"/>
+                <w:i w:val="false"/>
+                <w:b w:val="false"/>
+                <w:u w:val="none"/>
+                <w:strike w:val="false"/>
+                <w:sz w:val="18"/>
+                <w:szCs w:val="18"/>
+                <w:color w:val="000000"/>
+              </w:rPr>
+              <w:t xml:space="preserve">73.6% (67.9–79.8)</w:t>
+            </w:r>
+          </w:p>
+        </w:tc>
+        <w:tc>
+          <w:tcPr>
+            <w:tcBorders>
+              <w:bottom w:val="none" w:sz="0" w:space="0" w:color="000000"/>
+              <w:top w:val="none" w:sz="0" w:space="0" w:color="000000"/>
+              <w:left w:val="none" w:sz="0" w:space="0" w:color="000000"/>
+              <w:right w:val="none" w:sz="0" w:space="0" w:color="000000"/>
+            </w:tcBorders>
+            <w:shd w:val="clear" w:color="auto" w:fill="FFFFFF"/>
+            <w:tcMar>
+              <w:top w:w="0" w:type="dxa"/>
+              <w:bottom w:w="0" w:type="dxa"/>
+              <w:left w:w="0" w:type="dxa"/>
+              <w:right w:w="0" w:type="dxa"/>
+            </w:tcMar>
+            <w:vAlign w:val="center"/>
+          </w:tcPr>
+          <w:p>
+            <w:pPr>
+              <w:pStyle w:val="Normal"/>
+              <w:jc w:val="left"/>
+              <w:pBdr>
+                <w:bottom w:val="none" w:sz="0" w:space="0" w:color="000000"/>
+                <w:top w:val="none" w:sz="0" w:space="0" w:color="000000"/>
+                <w:left w:val="none" w:sz="0" w:space="0" w:color="000000"/>
+                <w:right w:val="none" w:sz="0" w:space="0" w:color="000000"/>
+              </w:pBdr>
+              <w:spacing w:after="100" w:before="100" w:line="240"/>
+              <w:ind w:left="100" w:right="100" w:firstLine="0" w:firstLineChars="0"/>
+              <w:rPr>
+                <w:rFonts w:ascii="Times New Roman" w:hAnsi="Times New Roman" w:eastAsia="Times New Roman" w:cs="Times New Roman"/>
+                <w:i w:val="false"/>
+                <w:b w:val="false"/>
+                <w:u w:val="none"/>
+                <w:strike w:val="false"/>
+                <w:sz w:val="18"/>
+                <w:szCs w:val="18"/>
+                <w:color w:val="000000"/>
+              </w:rPr>
+            </w:pPr>
+            <w:r>
+              <w:rPr>
+                <w:rFonts w:ascii="Times New Roman" w:hAnsi="Times New Roman" w:eastAsia="Times New Roman" w:cs="Times New Roman"/>
+                <w:i w:val="false"/>
+                <w:b w:val="false"/>
+                <w:u w:val="none"/>
+                <w:strike w:val="false"/>
+                <w:sz w:val="18"/>
+                <w:szCs w:val="18"/>
+                <w:color w:val="000000"/>
+              </w:rPr>
+              <w:t xml:space="preserve">63.9% (57.5–71.0)</w:t>
+            </w:r>
+          </w:p>
+        </w:tc>
+        <w:tc>
+          <w:tcPr>
+            <w:tcBorders>
+              <w:bottom w:val="none" w:sz="0" w:space="0" w:color="000000"/>
+              <w:top w:val="none" w:sz="0" w:space="0" w:color="000000"/>
+              <w:left w:val="none" w:sz="0" w:space="0" w:color="000000"/>
+              <w:right w:val="none" w:sz="0" w:space="0" w:color="000000"/>
+            </w:tcBorders>
+            <w:shd w:val="clear" w:color="auto" w:fill="FFFFFF"/>
+            <w:tcMar>
+              <w:top w:w="0" w:type="dxa"/>
+              <w:bottom w:w="0" w:type="dxa"/>
+              <w:left w:w="0" w:type="dxa"/>
+              <w:right w:w="0" w:type="dxa"/>
+            </w:tcMar>
+            <w:vAlign w:val="center"/>
+          </w:tcPr>
+          <w:p>
+            <w:pPr>
+              <w:pStyle w:val="Normal"/>
+              <w:jc w:val="left"/>
+              <w:pBdr>
+                <w:bottom w:val="none" w:sz="0" w:space="0" w:color="000000"/>
+                <w:top w:val="none" w:sz="0" w:space="0" w:color="000000"/>
+                <w:left w:val="none" w:sz="0" w:space="0" w:color="000000"/>
+                <w:right w:val="none" w:sz="0" w:space="0" w:color="000000"/>
+              </w:pBdr>
+              <w:spacing w:after="100" w:before="100" w:line="240"/>
+              <w:ind w:left="100" w:right="100" w:firstLine="0" w:firstLineChars="0"/>
+              <w:rPr>
+                <w:rFonts w:ascii="Times New Roman" w:hAnsi="Times New Roman" w:eastAsia="Times New Roman" w:cs="Times New Roman"/>
+                <w:i w:val="false"/>
+                <w:b w:val="false"/>
+                <w:u w:val="none"/>
+                <w:strike w:val="false"/>
+                <w:sz w:val="18"/>
+                <w:szCs w:val="18"/>
+                <w:color w:val="000000"/>
+              </w:rPr>
+            </w:pPr>
+            <w:r>
+              <w:rPr>
+                <w:rFonts w:ascii="Times New Roman" w:hAnsi="Times New Roman" w:eastAsia="Times New Roman" w:cs="Times New Roman"/>
+                <w:i w:val="false"/>
+                <w:b w:val="false"/>
+                <w:u w:val="none"/>
+                <w:strike w:val="false"/>
+                <w:sz w:val="18"/>
+                <w:szCs w:val="18"/>
+                <w:color w:val="000000"/>
+              </w:rPr>
+              <w:t xml:space="preserve">0.869</w:t>
             </w:r>
           </w:p>
         </w:tc>
@@ -2266,7 +2266,7 @@
                 <w:szCs w:val="18"/>
                 <w:color w:val="000000"/>
               </w:rPr>
-              <w:t xml:space="preserve">240</w:t>
+              <w:t xml:space="preserve">213</w:t>
             </w:r>
           </w:p>
         </w:tc>
@@ -2321,172 +2321,172 @@
                 <w:szCs w:val="18"/>
                 <w:color w:val="000000"/>
               </w:rPr>
-              <w:t xml:space="preserve">85</w:t>
-            </w:r>
-          </w:p>
-        </w:tc>
-        <w:tc>
-          <w:tcPr>
-            <w:tcBorders>
-              <w:bottom w:val="none" w:sz="0" w:space="0" w:color="000000"/>
-              <w:top w:val="none" w:sz="0" w:space="0" w:color="000000"/>
-              <w:left w:val="none" w:sz="0" w:space="0" w:color="000000"/>
-              <w:right w:val="none" w:sz="0" w:space="0" w:color="000000"/>
-            </w:tcBorders>
-            <w:shd w:val="clear" w:color="auto" w:fill="FFFFFF"/>
-            <w:tcMar>
-              <w:top w:w="0" w:type="dxa"/>
-              <w:bottom w:w="0" w:type="dxa"/>
-              <w:left w:w="0" w:type="dxa"/>
-              <w:right w:w="0" w:type="dxa"/>
-            </w:tcMar>
-            <w:vAlign w:val="center"/>
-          </w:tcPr>
-          <w:p>
-            <w:pPr>
-              <w:pStyle w:val="Normal"/>
-              <w:jc w:val="left"/>
-              <w:pBdr>
-                <w:bottom w:val="none" w:sz="0" w:space="0" w:color="000000"/>
-                <w:top w:val="none" w:sz="0" w:space="0" w:color="000000"/>
-                <w:left w:val="none" w:sz="0" w:space="0" w:color="000000"/>
-                <w:right w:val="none" w:sz="0" w:space="0" w:color="000000"/>
-              </w:pBdr>
-              <w:spacing w:after="100" w:before="100" w:line="240"/>
-              <w:ind w:left="100" w:right="100" w:firstLine="0" w:firstLineChars="0"/>
-              <w:rPr>
-                <w:rFonts w:ascii="Times New Roman" w:hAnsi="Times New Roman" w:eastAsia="Times New Roman" w:cs="Times New Roman"/>
-                <w:i w:val="false"/>
-                <w:b w:val="false"/>
-                <w:u w:val="none"/>
-                <w:strike w:val="false"/>
-                <w:sz w:val="18"/>
-                <w:szCs w:val="18"/>
-                <w:color w:val="000000"/>
-              </w:rPr>
-            </w:pPr>
-            <w:r>
-              <w:rPr>
-                <w:rFonts w:ascii="Times New Roman" w:hAnsi="Times New Roman" w:eastAsia="Times New Roman" w:cs="Times New Roman"/>
-                <w:i w:val="false"/>
-                <w:b w:val="false"/>
-                <w:u w:val="none"/>
-                <w:strike w:val="false"/>
-                <w:sz w:val="18"/>
-                <w:szCs w:val="18"/>
-                <w:color w:val="000000"/>
-              </w:rPr>
-              <w:t xml:space="preserve">NR (95.0–NR)</w:t>
-            </w:r>
-          </w:p>
-        </w:tc>
-        <w:tc>
-          <w:tcPr>
-            <w:tcBorders>
-              <w:bottom w:val="none" w:sz="0" w:space="0" w:color="000000"/>
-              <w:top w:val="none" w:sz="0" w:space="0" w:color="000000"/>
-              <w:left w:val="none" w:sz="0" w:space="0" w:color="000000"/>
-              <w:right w:val="none" w:sz="0" w:space="0" w:color="000000"/>
-            </w:tcBorders>
-            <w:shd w:val="clear" w:color="auto" w:fill="FFFFFF"/>
-            <w:tcMar>
-              <w:top w:w="0" w:type="dxa"/>
-              <w:bottom w:w="0" w:type="dxa"/>
-              <w:left w:w="0" w:type="dxa"/>
-              <w:right w:w="0" w:type="dxa"/>
-            </w:tcMar>
-            <w:vAlign w:val="center"/>
-          </w:tcPr>
-          <w:p>
-            <w:pPr>
-              <w:pStyle w:val="Normal"/>
-              <w:jc w:val="left"/>
-              <w:pBdr>
-                <w:bottom w:val="none" w:sz="0" w:space="0" w:color="000000"/>
-                <w:top w:val="none" w:sz="0" w:space="0" w:color="000000"/>
-                <w:left w:val="none" w:sz="0" w:space="0" w:color="000000"/>
-                <w:right w:val="none" w:sz="0" w:space="0" w:color="000000"/>
-              </w:pBdr>
-              <w:spacing w:after="100" w:before="100" w:line="240"/>
-              <w:ind w:left="100" w:right="100" w:firstLine="0" w:firstLineChars="0"/>
-              <w:rPr>
-                <w:rFonts w:ascii="Times New Roman" w:hAnsi="Times New Roman" w:eastAsia="Times New Roman" w:cs="Times New Roman"/>
-                <w:i w:val="false"/>
-                <w:b w:val="false"/>
-                <w:u w:val="none"/>
-                <w:strike w:val="false"/>
-                <w:sz w:val="18"/>
-                <w:szCs w:val="18"/>
-                <w:color w:val="000000"/>
-              </w:rPr>
-            </w:pPr>
-            <w:r>
-              <w:rPr>
-                <w:rFonts w:ascii="Times New Roman" w:hAnsi="Times New Roman" w:eastAsia="Times New Roman" w:cs="Times New Roman"/>
-                <w:i w:val="false"/>
-                <w:b w:val="false"/>
-                <w:u w:val="none"/>
-                <w:strike w:val="false"/>
-                <w:sz w:val="18"/>
-                <w:szCs w:val="18"/>
-                <w:color w:val="000000"/>
-              </w:rPr>
-              <w:t xml:space="preserve">77.0% (71.7–82.8)</w:t>
-            </w:r>
-          </w:p>
-        </w:tc>
-        <w:tc>
-          <w:tcPr>
-            <w:tcBorders>
-              <w:bottom w:val="none" w:sz="0" w:space="0" w:color="000000"/>
-              <w:top w:val="none" w:sz="0" w:space="0" w:color="000000"/>
-              <w:left w:val="none" w:sz="0" w:space="0" w:color="000000"/>
-              <w:right w:val="none" w:sz="0" w:space="0" w:color="000000"/>
-            </w:tcBorders>
-            <w:shd w:val="clear" w:color="auto" w:fill="FFFFFF"/>
-            <w:tcMar>
-              <w:top w:w="0" w:type="dxa"/>
-              <w:bottom w:w="0" w:type="dxa"/>
-              <w:left w:w="0" w:type="dxa"/>
-              <w:right w:w="0" w:type="dxa"/>
-            </w:tcMar>
-            <w:vAlign w:val="center"/>
-          </w:tcPr>
-          <w:p>
-            <w:pPr>
-              <w:pStyle w:val="Normal"/>
-              <w:jc w:val="left"/>
-              <w:pBdr>
-                <w:bottom w:val="none" w:sz="0" w:space="0" w:color="000000"/>
-                <w:top w:val="none" w:sz="0" w:space="0" w:color="000000"/>
-                <w:left w:val="none" w:sz="0" w:space="0" w:color="000000"/>
-                <w:right w:val="none" w:sz="0" w:space="0" w:color="000000"/>
-              </w:pBdr>
-              <w:spacing w:after="100" w:before="100" w:line="240"/>
-              <w:ind w:left="100" w:right="100" w:firstLine="0" w:firstLineChars="0"/>
-              <w:rPr>
-                <w:rFonts w:ascii="Times New Roman" w:hAnsi="Times New Roman" w:eastAsia="Times New Roman" w:cs="Times New Roman"/>
-                <w:i w:val="false"/>
-                <w:b w:val="false"/>
-                <w:u w:val="none"/>
-                <w:strike w:val="false"/>
-                <w:sz w:val="18"/>
-                <w:szCs w:val="18"/>
-                <w:color w:val="000000"/>
-              </w:rPr>
-            </w:pPr>
-            <w:r>
-              <w:rPr>
-                <w:rFonts w:ascii="Times New Roman" w:hAnsi="Times New Roman" w:eastAsia="Times New Roman" w:cs="Times New Roman"/>
-                <w:i w:val="false"/>
-                <w:b w:val="false"/>
-                <w:u w:val="none"/>
-                <w:strike w:val="false"/>
-                <w:sz w:val="18"/>
-                <w:szCs w:val="18"/>
-                <w:color w:val="000000"/>
-              </w:rPr>
-              <w:t xml:space="preserve">64.0% (57.7–71.1)</w:t>
+              <w:t xml:space="preserve">76</w:t>
+            </w:r>
+          </w:p>
+        </w:tc>
+        <w:tc>
+          <w:tcPr>
+            <w:tcBorders>
+              <w:bottom w:val="none" w:sz="0" w:space="0" w:color="000000"/>
+              <w:top w:val="none" w:sz="0" w:space="0" w:color="000000"/>
+              <w:left w:val="none" w:sz="0" w:space="0" w:color="000000"/>
+              <w:right w:val="none" w:sz="0" w:space="0" w:color="000000"/>
+            </w:tcBorders>
+            <w:shd w:val="clear" w:color="auto" w:fill="FFFFFF"/>
+            <w:tcMar>
+              <w:top w:w="0" w:type="dxa"/>
+              <w:bottom w:w="0" w:type="dxa"/>
+              <w:left w:w="0" w:type="dxa"/>
+              <w:right w:w="0" w:type="dxa"/>
+            </w:tcMar>
+            <w:vAlign w:val="center"/>
+          </w:tcPr>
+          <w:p>
+            <w:pPr>
+              <w:pStyle w:val="Normal"/>
+              <w:jc w:val="left"/>
+              <w:pBdr>
+                <w:bottom w:val="none" w:sz="0" w:space="0" w:color="000000"/>
+                <w:top w:val="none" w:sz="0" w:space="0" w:color="000000"/>
+                <w:left w:val="none" w:sz="0" w:space="0" w:color="000000"/>
+                <w:right w:val="none" w:sz="0" w:space="0" w:color="000000"/>
+              </w:pBdr>
+              <w:spacing w:after="100" w:before="100" w:line="240"/>
+              <w:ind w:left="100" w:right="100" w:firstLine="0" w:firstLineChars="0"/>
+              <w:rPr>
+                <w:rFonts w:ascii="Times New Roman" w:hAnsi="Times New Roman" w:eastAsia="Times New Roman" w:cs="Times New Roman"/>
+                <w:i w:val="false"/>
+                <w:b w:val="false"/>
+                <w:u w:val="none"/>
+                <w:strike w:val="false"/>
+                <w:sz w:val="18"/>
+                <w:szCs w:val="18"/>
+                <w:color w:val="000000"/>
+              </w:rPr>
+            </w:pPr>
+            <w:r>
+              <w:rPr>
+                <w:rFonts w:ascii="Times New Roman" w:hAnsi="Times New Roman" w:eastAsia="Times New Roman" w:cs="Times New Roman"/>
+                <w:i w:val="false"/>
+                <w:b w:val="false"/>
+                <w:u w:val="none"/>
+                <w:strike w:val="false"/>
+                <w:sz w:val="18"/>
+                <w:szCs w:val="18"/>
+                <w:color w:val="000000"/>
+              </w:rPr>
+              <w:t xml:space="preserve">106.0 (83.0–NR)</w:t>
+            </w:r>
+          </w:p>
+        </w:tc>
+        <w:tc>
+          <w:tcPr>
+            <w:tcBorders>
+              <w:bottom w:val="none" w:sz="0" w:space="0" w:color="000000"/>
+              <w:top w:val="none" w:sz="0" w:space="0" w:color="000000"/>
+              <w:left w:val="none" w:sz="0" w:space="0" w:color="000000"/>
+              <w:right w:val="none" w:sz="0" w:space="0" w:color="000000"/>
+            </w:tcBorders>
+            <w:shd w:val="clear" w:color="auto" w:fill="FFFFFF"/>
+            <w:tcMar>
+              <w:top w:w="0" w:type="dxa"/>
+              <w:bottom w:w="0" w:type="dxa"/>
+              <w:left w:w="0" w:type="dxa"/>
+              <w:right w:w="0" w:type="dxa"/>
+            </w:tcMar>
+            <w:vAlign w:val="center"/>
+          </w:tcPr>
+          <w:p>
+            <w:pPr>
+              <w:pStyle w:val="Normal"/>
+              <w:jc w:val="left"/>
+              <w:pBdr>
+                <w:bottom w:val="none" w:sz="0" w:space="0" w:color="000000"/>
+                <w:top w:val="none" w:sz="0" w:space="0" w:color="000000"/>
+                <w:left w:val="none" w:sz="0" w:space="0" w:color="000000"/>
+                <w:right w:val="none" w:sz="0" w:space="0" w:color="000000"/>
+              </w:pBdr>
+              <w:spacing w:after="100" w:before="100" w:line="240"/>
+              <w:ind w:left="100" w:right="100" w:firstLine="0" w:firstLineChars="0"/>
+              <w:rPr>
+                <w:rFonts w:ascii="Times New Roman" w:hAnsi="Times New Roman" w:eastAsia="Times New Roman" w:cs="Times New Roman"/>
+                <w:i w:val="false"/>
+                <w:b w:val="false"/>
+                <w:u w:val="none"/>
+                <w:strike w:val="false"/>
+                <w:sz w:val="18"/>
+                <w:szCs w:val="18"/>
+                <w:color w:val="000000"/>
+              </w:rPr>
+            </w:pPr>
+            <w:r>
+              <w:rPr>
+                <w:rFonts w:ascii="Times New Roman" w:hAnsi="Times New Roman" w:eastAsia="Times New Roman" w:cs="Times New Roman"/>
+                <w:i w:val="false"/>
+                <w:b w:val="false"/>
+                <w:u w:val="none"/>
+                <w:strike w:val="false"/>
+                <w:sz w:val="18"/>
+                <w:szCs w:val="18"/>
+                <w:color w:val="000000"/>
+              </w:rPr>
+              <w:t xml:space="preserve">79.6% (74.1–85.5)</w:t>
+            </w:r>
+          </w:p>
+        </w:tc>
+        <w:tc>
+          <w:tcPr>
+            <w:tcBorders>
+              <w:bottom w:val="none" w:sz="0" w:space="0" w:color="000000"/>
+              <w:top w:val="none" w:sz="0" w:space="0" w:color="000000"/>
+              <w:left w:val="none" w:sz="0" w:space="0" w:color="000000"/>
+              <w:right w:val="none" w:sz="0" w:space="0" w:color="000000"/>
+            </w:tcBorders>
+            <w:shd w:val="clear" w:color="auto" w:fill="FFFFFF"/>
+            <w:tcMar>
+              <w:top w:w="0" w:type="dxa"/>
+              <w:bottom w:w="0" w:type="dxa"/>
+              <w:left w:w="0" w:type="dxa"/>
+              <w:right w:w="0" w:type="dxa"/>
+            </w:tcMar>
+            <w:vAlign w:val="center"/>
+          </w:tcPr>
+          <w:p>
+            <w:pPr>
+              <w:pStyle w:val="Normal"/>
+              <w:jc w:val="left"/>
+              <w:pBdr>
+                <w:bottom w:val="none" w:sz="0" w:space="0" w:color="000000"/>
+                <w:top w:val="none" w:sz="0" w:space="0" w:color="000000"/>
+                <w:left w:val="none" w:sz="0" w:space="0" w:color="000000"/>
+                <w:right w:val="none" w:sz="0" w:space="0" w:color="000000"/>
+              </w:pBdr>
+              <w:spacing w:after="100" w:before="100" w:line="240"/>
+              <w:ind w:left="100" w:right="100" w:firstLine="0" w:firstLineChars="0"/>
+              <w:rPr>
+                <w:rFonts w:ascii="Times New Roman" w:hAnsi="Times New Roman" w:eastAsia="Times New Roman" w:cs="Times New Roman"/>
+                <w:i w:val="false"/>
+                <w:b w:val="false"/>
+                <w:u w:val="none"/>
+                <w:strike w:val="false"/>
+                <w:sz w:val="18"/>
+                <w:szCs w:val="18"/>
+                <w:color w:val="000000"/>
+              </w:rPr>
+            </w:pPr>
+            <w:r>
+              <w:rPr>
+                <w:rFonts w:ascii="Times New Roman" w:hAnsi="Times New Roman" w:eastAsia="Times New Roman" w:cs="Times New Roman"/>
+                <w:i w:val="false"/>
+                <w:b w:val="false"/>
+                <w:u w:val="none"/>
+                <w:strike w:val="false"/>
+                <w:sz w:val="18"/>
+                <w:szCs w:val="18"/>
+                <w:color w:val="000000"/>
+              </w:rPr>
+              <w:t xml:space="preserve">66.5% (59.8–73.9)</w:t>
             </w:r>
           </w:p>
         </w:tc>
@@ -2766,7 +2766,7 @@
                 <w:szCs w:val="18"/>
                 <w:color w:val="000000"/>
               </w:rPr>
-              <w:t xml:space="preserve">276</w:t>
+              <w:t xml:space="preserve">279</w:t>
             </w:r>
           </w:p>
         </w:tc>
@@ -2821,227 +2821,227 @@
                 <w:szCs w:val="18"/>
                 <w:color w:val="000000"/>
               </w:rPr>
-              <w:t xml:space="preserve">78</w:t>
-            </w:r>
-          </w:p>
-        </w:tc>
-        <w:tc>
-          <w:tcPr>
-            <w:tcBorders>
-              <w:bottom w:val="none" w:sz="0" w:space="0" w:color="000000"/>
-              <w:top w:val="none" w:sz="0" w:space="0" w:color="000000"/>
-              <w:left w:val="none" w:sz="0" w:space="0" w:color="000000"/>
-              <w:right w:val="none" w:sz="0" w:space="0" w:color="000000"/>
-            </w:tcBorders>
-            <w:shd w:val="clear" w:color="auto" w:fill="FFFFFF"/>
-            <w:tcMar>
-              <w:top w:w="0" w:type="dxa"/>
-              <w:bottom w:w="0" w:type="dxa"/>
-              <w:left w:w="0" w:type="dxa"/>
-              <w:right w:w="0" w:type="dxa"/>
-            </w:tcMar>
-            <w:vAlign w:val="center"/>
-          </w:tcPr>
-          <w:p>
-            <w:pPr>
-              <w:pStyle w:val="Normal"/>
-              <w:jc w:val="left"/>
-              <w:pBdr>
-                <w:bottom w:val="none" w:sz="0" w:space="0" w:color="000000"/>
-                <w:top w:val="none" w:sz="0" w:space="0" w:color="000000"/>
-                <w:left w:val="none" w:sz="0" w:space="0" w:color="000000"/>
-                <w:right w:val="none" w:sz="0" w:space="0" w:color="000000"/>
-              </w:pBdr>
-              <w:spacing w:after="100" w:before="100" w:line="240"/>
-              <w:ind w:left="100" w:right="100" w:firstLine="0" w:firstLineChars="0"/>
-              <w:rPr>
-                <w:rFonts w:ascii="Times New Roman" w:hAnsi="Times New Roman" w:eastAsia="Times New Roman" w:cs="Times New Roman"/>
-                <w:i w:val="false"/>
-                <w:b w:val="false"/>
-                <w:u w:val="none"/>
-                <w:strike w:val="false"/>
-                <w:sz w:val="18"/>
-                <w:szCs w:val="18"/>
-                <w:color w:val="000000"/>
-              </w:rPr>
-            </w:pPr>
-            <w:r>
-              <w:rPr>
-                <w:rFonts w:ascii="Times New Roman" w:hAnsi="Times New Roman" w:eastAsia="Times New Roman" w:cs="Times New Roman"/>
-                <w:i w:val="false"/>
-                <w:b w:val="false"/>
-                <w:u w:val="none"/>
-                <w:strike w:val="false"/>
-                <w:sz w:val="18"/>
-                <w:szCs w:val="18"/>
-                <w:color w:val="000000"/>
-              </w:rPr>
-              <w:t xml:space="preserve">NR (NR–NR)</w:t>
-            </w:r>
-          </w:p>
-        </w:tc>
-        <w:tc>
-          <w:tcPr>
-            <w:tcBorders>
-              <w:bottom w:val="none" w:sz="0" w:space="0" w:color="000000"/>
-              <w:top w:val="none" w:sz="0" w:space="0" w:color="000000"/>
-              <w:left w:val="none" w:sz="0" w:space="0" w:color="000000"/>
-              <w:right w:val="none" w:sz="0" w:space="0" w:color="000000"/>
-            </w:tcBorders>
-            <w:shd w:val="clear" w:color="auto" w:fill="FFFFFF"/>
-            <w:tcMar>
-              <w:top w:w="0" w:type="dxa"/>
-              <w:bottom w:w="0" w:type="dxa"/>
-              <w:left w:w="0" w:type="dxa"/>
-              <w:right w:w="0" w:type="dxa"/>
-            </w:tcMar>
-            <w:vAlign w:val="center"/>
-          </w:tcPr>
-          <w:p>
-            <w:pPr>
-              <w:pStyle w:val="Normal"/>
-              <w:jc w:val="left"/>
-              <w:pBdr>
-                <w:bottom w:val="none" w:sz="0" w:space="0" w:color="000000"/>
-                <w:top w:val="none" w:sz="0" w:space="0" w:color="000000"/>
-                <w:left w:val="none" w:sz="0" w:space="0" w:color="000000"/>
-                <w:right w:val="none" w:sz="0" w:space="0" w:color="000000"/>
-              </w:pBdr>
-              <w:spacing w:after="100" w:before="100" w:line="240"/>
-              <w:ind w:left="100" w:right="100" w:firstLine="0" w:firstLineChars="0"/>
-              <w:rPr>
-                <w:rFonts w:ascii="Times New Roman" w:hAnsi="Times New Roman" w:eastAsia="Times New Roman" w:cs="Times New Roman"/>
-                <w:i w:val="false"/>
-                <w:b w:val="false"/>
-                <w:u w:val="none"/>
-                <w:strike w:val="false"/>
-                <w:sz w:val="18"/>
-                <w:szCs w:val="18"/>
-                <w:color w:val="000000"/>
-              </w:rPr>
-            </w:pPr>
-            <w:r>
-              <w:rPr>
-                <w:rFonts w:ascii="Times New Roman" w:hAnsi="Times New Roman" w:eastAsia="Times New Roman" w:cs="Times New Roman"/>
-                <w:i w:val="false"/>
-                <w:b w:val="false"/>
-                <w:u w:val="none"/>
-                <w:strike w:val="false"/>
-                <w:sz w:val="18"/>
-                <w:szCs w:val="18"/>
-                <w:color w:val="000000"/>
-              </w:rPr>
-              <w:t xml:space="preserve">74.6% (69.4–80.2)</w:t>
-            </w:r>
-          </w:p>
-        </w:tc>
-        <w:tc>
-          <w:tcPr>
-            <w:tcBorders>
-              <w:bottom w:val="none" w:sz="0" w:space="0" w:color="000000"/>
-              <w:top w:val="none" w:sz="0" w:space="0" w:color="000000"/>
-              <w:left w:val="none" w:sz="0" w:space="0" w:color="000000"/>
-              <w:right w:val="none" w:sz="0" w:space="0" w:color="000000"/>
-            </w:tcBorders>
-            <w:shd w:val="clear" w:color="auto" w:fill="FFFFFF"/>
-            <w:tcMar>
-              <w:top w:w="0" w:type="dxa"/>
-              <w:bottom w:w="0" w:type="dxa"/>
-              <w:left w:w="0" w:type="dxa"/>
-              <w:right w:w="0" w:type="dxa"/>
-            </w:tcMar>
-            <w:vAlign w:val="center"/>
-          </w:tcPr>
-          <w:p>
-            <w:pPr>
-              <w:pStyle w:val="Normal"/>
-              <w:jc w:val="left"/>
-              <w:pBdr>
-                <w:bottom w:val="none" w:sz="0" w:space="0" w:color="000000"/>
-                <w:top w:val="none" w:sz="0" w:space="0" w:color="000000"/>
-                <w:left w:val="none" w:sz="0" w:space="0" w:color="000000"/>
-                <w:right w:val="none" w:sz="0" w:space="0" w:color="000000"/>
-              </w:pBdr>
-              <w:spacing w:after="100" w:before="100" w:line="240"/>
-              <w:ind w:left="100" w:right="100" w:firstLine="0" w:firstLineChars="0"/>
-              <w:rPr>
-                <w:rFonts w:ascii="Times New Roman" w:hAnsi="Times New Roman" w:eastAsia="Times New Roman" w:cs="Times New Roman"/>
-                <w:i w:val="false"/>
-                <w:b w:val="false"/>
-                <w:u w:val="none"/>
-                <w:strike w:val="false"/>
-                <w:sz w:val="18"/>
-                <w:szCs w:val="18"/>
-                <w:color w:val="000000"/>
-              </w:rPr>
-            </w:pPr>
-            <w:r>
-              <w:rPr>
-                <w:rFonts w:ascii="Times New Roman" w:hAnsi="Times New Roman" w:eastAsia="Times New Roman" w:cs="Times New Roman"/>
-                <w:i w:val="false"/>
-                <w:b w:val="false"/>
-                <w:u w:val="none"/>
-                <w:strike w:val="false"/>
-                <w:sz w:val="18"/>
-                <w:szCs w:val="18"/>
-                <w:color w:val="000000"/>
-              </w:rPr>
-              <w:t xml:space="preserve">69.0% (63.3–75.2)</w:t>
-            </w:r>
-          </w:p>
-        </w:tc>
-        <w:tc>
-          <w:tcPr>
-            <w:tcBorders>
-              <w:bottom w:val="none" w:sz="0" w:space="0" w:color="000000"/>
-              <w:top w:val="none" w:sz="0" w:space="0" w:color="000000"/>
-              <w:left w:val="none" w:sz="0" w:space="0" w:color="000000"/>
-              <w:right w:val="none" w:sz="0" w:space="0" w:color="000000"/>
-            </w:tcBorders>
-            <w:shd w:val="clear" w:color="auto" w:fill="FFFFFF"/>
-            <w:tcMar>
-              <w:top w:w="0" w:type="dxa"/>
-              <w:bottom w:w="0" w:type="dxa"/>
-              <w:left w:w="0" w:type="dxa"/>
-              <w:right w:w="0" w:type="dxa"/>
-            </w:tcMar>
-            <w:vAlign w:val="center"/>
-          </w:tcPr>
-          <w:p>
-            <w:pPr>
-              <w:pStyle w:val="Normal"/>
-              <w:jc w:val="left"/>
-              <w:pBdr>
-                <w:bottom w:val="none" w:sz="0" w:space="0" w:color="000000"/>
-                <w:top w:val="none" w:sz="0" w:space="0" w:color="000000"/>
-                <w:left w:val="none" w:sz="0" w:space="0" w:color="000000"/>
-                <w:right w:val="none" w:sz="0" w:space="0" w:color="000000"/>
-              </w:pBdr>
-              <w:spacing w:after="100" w:before="100" w:line="240"/>
-              <w:ind w:left="100" w:right="100" w:firstLine="0" w:firstLineChars="0"/>
-              <w:rPr>
-                <w:rFonts w:ascii="Times New Roman" w:hAnsi="Times New Roman" w:eastAsia="Times New Roman" w:cs="Times New Roman"/>
-                <w:i w:val="false"/>
-                <w:b w:val="false"/>
-                <w:u w:val="none"/>
-                <w:strike w:val="false"/>
-                <w:sz w:val="18"/>
-                <w:szCs w:val="18"/>
-                <w:color w:val="000000"/>
-              </w:rPr>
-            </w:pPr>
-            <w:r>
-              <w:rPr>
-                <w:rFonts w:ascii="Times New Roman" w:hAnsi="Times New Roman" w:eastAsia="Times New Roman" w:cs="Times New Roman"/>
-                <w:i w:val="false"/>
-                <w:b w:val="false"/>
-                <w:u w:val="none"/>
-                <w:strike w:val="false"/>
-                <w:sz w:val="18"/>
-                <w:szCs w:val="18"/>
-                <w:color w:val="000000"/>
-              </w:rPr>
-              <w:t xml:space="preserve">0.045</w:t>
+              <w:t xml:space="preserve">105</w:t>
+            </w:r>
+          </w:p>
+        </w:tc>
+        <w:tc>
+          <w:tcPr>
+            <w:tcBorders>
+              <w:bottom w:val="none" w:sz="0" w:space="0" w:color="000000"/>
+              <w:top w:val="none" w:sz="0" w:space="0" w:color="000000"/>
+              <w:left w:val="none" w:sz="0" w:space="0" w:color="000000"/>
+              <w:right w:val="none" w:sz="0" w:space="0" w:color="000000"/>
+            </w:tcBorders>
+            <w:shd w:val="clear" w:color="auto" w:fill="FFFFFF"/>
+            <w:tcMar>
+              <w:top w:w="0" w:type="dxa"/>
+              <w:bottom w:w="0" w:type="dxa"/>
+              <w:left w:w="0" w:type="dxa"/>
+              <w:right w:w="0" w:type="dxa"/>
+            </w:tcMar>
+            <w:vAlign w:val="center"/>
+          </w:tcPr>
+          <w:p>
+            <w:pPr>
+              <w:pStyle w:val="Normal"/>
+              <w:jc w:val="left"/>
+              <w:pBdr>
+                <w:bottom w:val="none" w:sz="0" w:space="0" w:color="000000"/>
+                <w:top w:val="none" w:sz="0" w:space="0" w:color="000000"/>
+                <w:left w:val="none" w:sz="0" w:space="0" w:color="000000"/>
+                <w:right w:val="none" w:sz="0" w:space="0" w:color="000000"/>
+              </w:pBdr>
+              <w:spacing w:after="100" w:before="100" w:line="240"/>
+              <w:ind w:left="100" w:right="100" w:firstLine="0" w:firstLineChars="0"/>
+              <w:rPr>
+                <w:rFonts w:ascii="Times New Roman" w:hAnsi="Times New Roman" w:eastAsia="Times New Roman" w:cs="Times New Roman"/>
+                <w:i w:val="false"/>
+                <w:b w:val="false"/>
+                <w:u w:val="none"/>
+                <w:strike w:val="false"/>
+                <w:sz w:val="18"/>
+                <w:szCs w:val="18"/>
+                <w:color w:val="000000"/>
+              </w:rPr>
+            </w:pPr>
+            <w:r>
+              <w:rPr>
+                <w:rFonts w:ascii="Times New Roman" w:hAnsi="Times New Roman" w:eastAsia="Times New Roman" w:cs="Times New Roman"/>
+                <w:i w:val="false"/>
+                <w:b w:val="false"/>
+                <w:u w:val="none"/>
+                <w:strike w:val="false"/>
+                <w:sz w:val="18"/>
+                <w:szCs w:val="18"/>
+                <w:color w:val="000000"/>
+              </w:rPr>
+              <w:t xml:space="preserve">NR (119.0–NR)</w:t>
+            </w:r>
+          </w:p>
+        </w:tc>
+        <w:tc>
+          <w:tcPr>
+            <w:tcBorders>
+              <w:bottom w:val="none" w:sz="0" w:space="0" w:color="000000"/>
+              <w:top w:val="none" w:sz="0" w:space="0" w:color="000000"/>
+              <w:left w:val="none" w:sz="0" w:space="0" w:color="000000"/>
+              <w:right w:val="none" w:sz="0" w:space="0" w:color="000000"/>
+            </w:tcBorders>
+            <w:shd w:val="clear" w:color="auto" w:fill="FFFFFF"/>
+            <w:tcMar>
+              <w:top w:w="0" w:type="dxa"/>
+              <w:bottom w:w="0" w:type="dxa"/>
+              <w:left w:w="0" w:type="dxa"/>
+              <w:right w:w="0" w:type="dxa"/>
+            </w:tcMar>
+            <w:vAlign w:val="center"/>
+          </w:tcPr>
+          <w:p>
+            <w:pPr>
+              <w:pStyle w:val="Normal"/>
+              <w:jc w:val="left"/>
+              <w:pBdr>
+                <w:bottom w:val="none" w:sz="0" w:space="0" w:color="000000"/>
+                <w:top w:val="none" w:sz="0" w:space="0" w:color="000000"/>
+                <w:left w:val="none" w:sz="0" w:space="0" w:color="000000"/>
+                <w:right w:val="none" w:sz="0" w:space="0" w:color="000000"/>
+              </w:pBdr>
+              <w:spacing w:after="100" w:before="100" w:line="240"/>
+              <w:ind w:left="100" w:right="100" w:firstLine="0" w:firstLineChars="0"/>
+              <w:rPr>
+                <w:rFonts w:ascii="Times New Roman" w:hAnsi="Times New Roman" w:eastAsia="Times New Roman" w:cs="Times New Roman"/>
+                <w:i w:val="false"/>
+                <w:b w:val="false"/>
+                <w:u w:val="none"/>
+                <w:strike w:val="false"/>
+                <w:sz w:val="18"/>
+                <w:szCs w:val="18"/>
+                <w:color w:val="000000"/>
+              </w:rPr>
+            </w:pPr>
+            <w:r>
+              <w:rPr>
+                <w:rFonts w:ascii="Times New Roman" w:hAnsi="Times New Roman" w:eastAsia="Times New Roman" w:cs="Times New Roman"/>
+                <w:i w:val="false"/>
+                <w:b w:val="false"/>
+                <w:u w:val="none"/>
+                <w:strike w:val="false"/>
+                <w:sz w:val="18"/>
+                <w:szCs w:val="18"/>
+                <w:color w:val="000000"/>
+              </w:rPr>
+              <w:t xml:space="preserve">64.1% (58.5–70.3)</w:t>
+            </w:r>
+          </w:p>
+        </w:tc>
+        <w:tc>
+          <w:tcPr>
+            <w:tcBorders>
+              <w:bottom w:val="none" w:sz="0" w:space="0" w:color="000000"/>
+              <w:top w:val="none" w:sz="0" w:space="0" w:color="000000"/>
+              <w:left w:val="none" w:sz="0" w:space="0" w:color="000000"/>
+              <w:right w:val="none" w:sz="0" w:space="0" w:color="000000"/>
+            </w:tcBorders>
+            <w:shd w:val="clear" w:color="auto" w:fill="FFFFFF"/>
+            <w:tcMar>
+              <w:top w:w="0" w:type="dxa"/>
+              <w:bottom w:w="0" w:type="dxa"/>
+              <w:left w:w="0" w:type="dxa"/>
+              <w:right w:w="0" w:type="dxa"/>
+            </w:tcMar>
+            <w:vAlign w:val="center"/>
+          </w:tcPr>
+          <w:p>
+            <w:pPr>
+              <w:pStyle w:val="Normal"/>
+              <w:jc w:val="left"/>
+              <w:pBdr>
+                <w:bottom w:val="none" w:sz="0" w:space="0" w:color="000000"/>
+                <w:top w:val="none" w:sz="0" w:space="0" w:color="000000"/>
+                <w:left w:val="none" w:sz="0" w:space="0" w:color="000000"/>
+                <w:right w:val="none" w:sz="0" w:space="0" w:color="000000"/>
+              </w:pBdr>
+              <w:spacing w:after="100" w:before="100" w:line="240"/>
+              <w:ind w:left="100" w:right="100" w:firstLine="0" w:firstLineChars="0"/>
+              <w:rPr>
+                <w:rFonts w:ascii="Times New Roman" w:hAnsi="Times New Roman" w:eastAsia="Times New Roman" w:cs="Times New Roman"/>
+                <w:i w:val="false"/>
+                <w:b w:val="false"/>
+                <w:u w:val="none"/>
+                <w:strike w:val="false"/>
+                <w:sz w:val="18"/>
+                <w:szCs w:val="18"/>
+                <w:color w:val="000000"/>
+              </w:rPr>
+            </w:pPr>
+            <w:r>
+              <w:rPr>
+                <w:rFonts w:ascii="Times New Roman" w:hAnsi="Times New Roman" w:eastAsia="Times New Roman" w:cs="Times New Roman"/>
+                <w:i w:val="false"/>
+                <w:b w:val="false"/>
+                <w:u w:val="none"/>
+                <w:strike w:val="false"/>
+                <w:sz w:val="18"/>
+                <w:szCs w:val="18"/>
+                <w:color w:val="000000"/>
+              </w:rPr>
+              <w:t xml:space="preserve">60.2% (54.4–66.7)</w:t>
+            </w:r>
+          </w:p>
+        </w:tc>
+        <w:tc>
+          <w:tcPr>
+            <w:tcBorders>
+              <w:bottom w:val="none" w:sz="0" w:space="0" w:color="000000"/>
+              <w:top w:val="none" w:sz="0" w:space="0" w:color="000000"/>
+              <w:left w:val="none" w:sz="0" w:space="0" w:color="000000"/>
+              <w:right w:val="none" w:sz="0" w:space="0" w:color="000000"/>
+            </w:tcBorders>
+            <w:shd w:val="clear" w:color="auto" w:fill="FFFFFF"/>
+            <w:tcMar>
+              <w:top w:w="0" w:type="dxa"/>
+              <w:bottom w:w="0" w:type="dxa"/>
+              <w:left w:w="0" w:type="dxa"/>
+              <w:right w:w="0" w:type="dxa"/>
+            </w:tcMar>
+            <w:vAlign w:val="center"/>
+          </w:tcPr>
+          <w:p>
+            <w:pPr>
+              <w:pStyle w:val="Normal"/>
+              <w:jc w:val="left"/>
+              <w:pBdr>
+                <w:bottom w:val="none" w:sz="0" w:space="0" w:color="000000"/>
+                <w:top w:val="none" w:sz="0" w:space="0" w:color="000000"/>
+                <w:left w:val="none" w:sz="0" w:space="0" w:color="000000"/>
+                <w:right w:val="none" w:sz="0" w:space="0" w:color="000000"/>
+              </w:pBdr>
+              <w:spacing w:after="100" w:before="100" w:line="240"/>
+              <w:ind w:left="100" w:right="100" w:firstLine="0" w:firstLineChars="0"/>
+              <w:rPr>
+                <w:rFonts w:ascii="Times New Roman" w:hAnsi="Times New Roman" w:eastAsia="Times New Roman" w:cs="Times New Roman"/>
+                <w:i w:val="false"/>
+                <w:b w:val="false"/>
+                <w:u w:val="none"/>
+                <w:strike w:val="false"/>
+                <w:sz w:val="18"/>
+                <w:szCs w:val="18"/>
+                <w:color w:val="000000"/>
+              </w:rPr>
+            </w:pPr>
+            <w:r>
+              <w:rPr>
+                <w:rFonts w:ascii="Times New Roman" w:hAnsi="Times New Roman" w:eastAsia="Times New Roman" w:cs="Times New Roman"/>
+                <w:i w:val="false"/>
+                <w:b w:val="false"/>
+                <w:u w:val="none"/>
+                <w:strike w:val="false"/>
+                <w:sz w:val="18"/>
+                <w:szCs w:val="18"/>
+                <w:color w:val="000000"/>
+              </w:rPr>
+              <w:t xml:space="preserve">0.005</w:t>
             </w:r>
           </w:p>
         </w:tc>
@@ -3266,7 +3266,7 @@
                 <w:szCs w:val="18"/>
                 <w:color w:val="000000"/>
               </w:rPr>
-              <w:t xml:space="preserve">281</w:t>
+              <w:t xml:space="preserve">278</w:t>
             </w:r>
           </w:p>
         </w:tc>
@@ -3321,7 +3321,7 @@
                 <w:szCs w:val="18"/>
                 <w:color w:val="000000"/>
               </w:rPr>
-              <w:t xml:space="preserve">99</w:t>
+              <w:t xml:space="preserve">72</w:t>
             </w:r>
           </w:p>
         </w:tc>
@@ -3431,62 +3431,62 @@
                 <w:szCs w:val="18"/>
                 <w:color w:val="000000"/>
               </w:rPr>
-              <w:t xml:space="preserve">65.4% (59.9–71.5)</w:t>
-            </w:r>
-          </w:p>
-        </w:tc>
-        <w:tc>
-          <w:tcPr>
-            <w:tcBorders>
-              <w:bottom w:val="none" w:sz="0" w:space="0" w:color="000000"/>
-              <w:top w:val="none" w:sz="0" w:space="0" w:color="000000"/>
-              <w:left w:val="none" w:sz="0" w:space="0" w:color="000000"/>
-              <w:right w:val="none" w:sz="0" w:space="0" w:color="000000"/>
-            </w:tcBorders>
-            <w:shd w:val="clear" w:color="auto" w:fill="FFFFFF"/>
-            <w:tcMar>
-              <w:top w:w="0" w:type="dxa"/>
-              <w:bottom w:w="0" w:type="dxa"/>
-              <w:left w:w="0" w:type="dxa"/>
-              <w:right w:w="0" w:type="dxa"/>
-            </w:tcMar>
-            <w:vAlign w:val="center"/>
-          </w:tcPr>
-          <w:p>
-            <w:pPr>
-              <w:pStyle w:val="Normal"/>
-              <w:jc w:val="left"/>
-              <w:pBdr>
-                <w:bottom w:val="none" w:sz="0" w:space="0" w:color="000000"/>
-                <w:top w:val="none" w:sz="0" w:space="0" w:color="000000"/>
-                <w:left w:val="none" w:sz="0" w:space="0" w:color="000000"/>
-                <w:right w:val="none" w:sz="0" w:space="0" w:color="000000"/>
-              </w:pBdr>
-              <w:spacing w:after="100" w:before="100" w:line="240"/>
-              <w:ind w:left="100" w:right="100" w:firstLine="0" w:firstLineChars="0"/>
-              <w:rPr>
-                <w:rFonts w:ascii="Times New Roman" w:hAnsi="Times New Roman" w:eastAsia="Times New Roman" w:cs="Times New Roman"/>
-                <w:i w:val="false"/>
-                <w:b w:val="false"/>
-                <w:u w:val="none"/>
-                <w:strike w:val="false"/>
-                <w:sz w:val="18"/>
-                <w:szCs w:val="18"/>
-                <w:color w:val="000000"/>
-              </w:rPr>
-            </w:pPr>
-            <w:r>
-              <w:rPr>
-                <w:rFonts w:ascii="Times New Roman" w:hAnsi="Times New Roman" w:eastAsia="Times New Roman" w:cs="Times New Roman"/>
-                <w:i w:val="false"/>
-                <w:b w:val="false"/>
-                <w:u w:val="none"/>
-                <w:strike w:val="false"/>
-                <w:sz w:val="18"/>
-                <w:szCs w:val="18"/>
-                <w:color w:val="000000"/>
-              </w:rPr>
-              <w:t xml:space="preserve">63.4% (57.7–69.7)</w:t>
+              <w:t xml:space="preserve">75.8% (70.8–81.3)</w:t>
+            </w:r>
+          </w:p>
+        </w:tc>
+        <w:tc>
+          <w:tcPr>
+            <w:tcBorders>
+              <w:bottom w:val="none" w:sz="0" w:space="0" w:color="000000"/>
+              <w:top w:val="none" w:sz="0" w:space="0" w:color="000000"/>
+              <w:left w:val="none" w:sz="0" w:space="0" w:color="000000"/>
+              <w:right w:val="none" w:sz="0" w:space="0" w:color="000000"/>
+            </w:tcBorders>
+            <w:shd w:val="clear" w:color="auto" w:fill="FFFFFF"/>
+            <w:tcMar>
+              <w:top w:w="0" w:type="dxa"/>
+              <w:bottom w:w="0" w:type="dxa"/>
+              <w:left w:w="0" w:type="dxa"/>
+              <w:right w:w="0" w:type="dxa"/>
+            </w:tcMar>
+            <w:vAlign w:val="center"/>
+          </w:tcPr>
+          <w:p>
+            <w:pPr>
+              <w:pStyle w:val="Normal"/>
+              <w:jc w:val="left"/>
+              <w:pBdr>
+                <w:bottom w:val="none" w:sz="0" w:space="0" w:color="000000"/>
+                <w:top w:val="none" w:sz="0" w:space="0" w:color="000000"/>
+                <w:left w:val="none" w:sz="0" w:space="0" w:color="000000"/>
+                <w:right w:val="none" w:sz="0" w:space="0" w:color="000000"/>
+              </w:pBdr>
+              <w:spacing w:after="100" w:before="100" w:line="240"/>
+              <w:ind w:left="100" w:right="100" w:firstLine="0" w:firstLineChars="0"/>
+              <w:rPr>
+                <w:rFonts w:ascii="Times New Roman" w:hAnsi="Times New Roman" w:eastAsia="Times New Roman" w:cs="Times New Roman"/>
+                <w:i w:val="false"/>
+                <w:b w:val="false"/>
+                <w:u w:val="none"/>
+                <w:strike w:val="false"/>
+                <w:sz w:val="18"/>
+                <w:szCs w:val="18"/>
+                <w:color w:val="000000"/>
+              </w:rPr>
+            </w:pPr>
+            <w:r>
+              <w:rPr>
+                <w:rFonts w:ascii="Times New Roman" w:hAnsi="Times New Roman" w:eastAsia="Times New Roman" w:cs="Times New Roman"/>
+                <w:i w:val="false"/>
+                <w:b w:val="false"/>
+                <w:u w:val="none"/>
+                <w:strike w:val="false"/>
+                <w:sz w:val="18"/>
+                <w:szCs w:val="18"/>
+                <w:color w:val="000000"/>
+              </w:rPr>
+              <w:t xml:space="preserve">72.1% (66.7–78.0)</w:t>
             </w:r>
           </w:p>
         </w:tc>
@@ -3766,7 +3766,7 @@
                 <w:szCs w:val="18"/>
                 <w:color w:val="000000"/>
               </w:rPr>
-              <w:t xml:space="preserve">201</w:t>
+              <w:t xml:space="preserve">230</w:t>
             </w:r>
           </w:p>
         </w:tc>
@@ -3821,227 +3821,227 @@
                 <w:szCs w:val="18"/>
                 <w:color w:val="000000"/>
               </w:rPr>
-              <w:t xml:space="preserve">65</w:t>
-            </w:r>
-          </w:p>
-        </w:tc>
-        <w:tc>
-          <w:tcPr>
-            <w:tcBorders>
-              <w:bottom w:val="none" w:sz="0" w:space="0" w:color="000000"/>
-              <w:top w:val="none" w:sz="0" w:space="0" w:color="000000"/>
-              <w:left w:val="none" w:sz="0" w:space="0" w:color="000000"/>
-              <w:right w:val="none" w:sz="0" w:space="0" w:color="000000"/>
-            </w:tcBorders>
-            <w:shd w:val="clear" w:color="auto" w:fill="FFFFFF"/>
-            <w:tcMar>
-              <w:top w:w="0" w:type="dxa"/>
-              <w:bottom w:w="0" w:type="dxa"/>
-              <w:left w:w="0" w:type="dxa"/>
-              <w:right w:w="0" w:type="dxa"/>
-            </w:tcMar>
-            <w:vAlign w:val="center"/>
-          </w:tcPr>
-          <w:p>
-            <w:pPr>
-              <w:pStyle w:val="Normal"/>
-              <w:jc w:val="left"/>
-              <w:pBdr>
-                <w:bottom w:val="none" w:sz="0" w:space="0" w:color="000000"/>
-                <w:top w:val="none" w:sz="0" w:space="0" w:color="000000"/>
-                <w:left w:val="none" w:sz="0" w:space="0" w:color="000000"/>
-                <w:right w:val="none" w:sz="0" w:space="0" w:color="000000"/>
-              </w:pBdr>
-              <w:spacing w:after="100" w:before="100" w:line="240"/>
-              <w:ind w:left="100" w:right="100" w:firstLine="0" w:firstLineChars="0"/>
-              <w:rPr>
-                <w:rFonts w:ascii="Times New Roman" w:hAnsi="Times New Roman" w:eastAsia="Times New Roman" w:cs="Times New Roman"/>
-                <w:i w:val="false"/>
-                <w:b w:val="false"/>
-                <w:u w:val="none"/>
-                <w:strike w:val="false"/>
-                <w:sz w:val="18"/>
-                <w:szCs w:val="18"/>
-                <w:color w:val="000000"/>
-              </w:rPr>
-            </w:pPr>
-            <w:r>
-              <w:rPr>
-                <w:rFonts w:ascii="Times New Roman" w:hAnsi="Times New Roman" w:eastAsia="Times New Roman" w:cs="Times New Roman"/>
-                <w:i w:val="false"/>
-                <w:b w:val="false"/>
-                <w:u w:val="none"/>
-                <w:strike w:val="false"/>
-                <w:sz w:val="18"/>
-                <w:szCs w:val="18"/>
-                <w:color w:val="000000"/>
-              </w:rPr>
-              <w:t xml:space="preserve">NR (NR–NR)</w:t>
-            </w:r>
-          </w:p>
-        </w:tc>
-        <w:tc>
-          <w:tcPr>
-            <w:tcBorders>
-              <w:bottom w:val="none" w:sz="0" w:space="0" w:color="000000"/>
-              <w:top w:val="none" w:sz="0" w:space="0" w:color="000000"/>
-              <w:left w:val="none" w:sz="0" w:space="0" w:color="000000"/>
-              <w:right w:val="none" w:sz="0" w:space="0" w:color="000000"/>
-            </w:tcBorders>
-            <w:shd w:val="clear" w:color="auto" w:fill="FFFFFF"/>
-            <w:tcMar>
-              <w:top w:w="0" w:type="dxa"/>
-              <w:bottom w:w="0" w:type="dxa"/>
-              <w:left w:w="0" w:type="dxa"/>
-              <w:right w:w="0" w:type="dxa"/>
-            </w:tcMar>
-            <w:vAlign w:val="center"/>
-          </w:tcPr>
-          <w:p>
-            <w:pPr>
-              <w:pStyle w:val="Normal"/>
-              <w:jc w:val="left"/>
-              <w:pBdr>
-                <w:bottom w:val="none" w:sz="0" w:space="0" w:color="000000"/>
-                <w:top w:val="none" w:sz="0" w:space="0" w:color="000000"/>
-                <w:left w:val="none" w:sz="0" w:space="0" w:color="000000"/>
-                <w:right w:val="none" w:sz="0" w:space="0" w:color="000000"/>
-              </w:pBdr>
-              <w:spacing w:after="100" w:before="100" w:line="240"/>
-              <w:ind w:left="100" w:right="100" w:firstLine="0" w:firstLineChars="0"/>
-              <w:rPr>
-                <w:rFonts w:ascii="Times New Roman" w:hAnsi="Times New Roman" w:eastAsia="Times New Roman" w:cs="Times New Roman"/>
-                <w:i w:val="false"/>
-                <w:b w:val="false"/>
-                <w:u w:val="none"/>
-                <w:strike w:val="false"/>
-                <w:sz w:val="18"/>
-                <w:szCs w:val="18"/>
-                <w:color w:val="000000"/>
-              </w:rPr>
-            </w:pPr>
-            <w:r>
-              <w:rPr>
-                <w:rFonts w:ascii="Times New Roman" w:hAnsi="Times New Roman" w:eastAsia="Times New Roman" w:cs="Times New Roman"/>
-                <w:i w:val="false"/>
-                <w:b w:val="false"/>
-                <w:u w:val="none"/>
-                <w:strike w:val="false"/>
-                <w:sz w:val="18"/>
-                <w:szCs w:val="18"/>
-                <w:color w:val="000000"/>
-              </w:rPr>
-              <w:t xml:space="preserve">69.7% (63.3–76.7)</w:t>
-            </w:r>
-          </w:p>
-        </w:tc>
-        <w:tc>
-          <w:tcPr>
-            <w:tcBorders>
-              <w:bottom w:val="none" w:sz="0" w:space="0" w:color="000000"/>
-              <w:top w:val="none" w:sz="0" w:space="0" w:color="000000"/>
-              <w:left w:val="none" w:sz="0" w:space="0" w:color="000000"/>
-              <w:right w:val="none" w:sz="0" w:space="0" w:color="000000"/>
-            </w:tcBorders>
-            <w:shd w:val="clear" w:color="auto" w:fill="FFFFFF"/>
-            <w:tcMar>
-              <w:top w:w="0" w:type="dxa"/>
-              <w:bottom w:w="0" w:type="dxa"/>
-              <w:left w:w="0" w:type="dxa"/>
-              <w:right w:w="0" w:type="dxa"/>
-            </w:tcMar>
-            <w:vAlign w:val="center"/>
-          </w:tcPr>
-          <w:p>
-            <w:pPr>
-              <w:pStyle w:val="Normal"/>
-              <w:jc w:val="left"/>
-              <w:pBdr>
-                <w:bottom w:val="none" w:sz="0" w:space="0" w:color="000000"/>
-                <w:top w:val="none" w:sz="0" w:space="0" w:color="000000"/>
-                <w:left w:val="none" w:sz="0" w:space="0" w:color="000000"/>
-                <w:right w:val="none" w:sz="0" w:space="0" w:color="000000"/>
-              </w:pBdr>
-              <w:spacing w:after="100" w:before="100" w:line="240"/>
-              <w:ind w:left="100" w:right="100" w:firstLine="0" w:firstLineChars="0"/>
-              <w:rPr>
-                <w:rFonts w:ascii="Times New Roman" w:hAnsi="Times New Roman" w:eastAsia="Times New Roman" w:cs="Times New Roman"/>
-                <w:i w:val="false"/>
-                <w:b w:val="false"/>
-                <w:u w:val="none"/>
-                <w:strike w:val="false"/>
-                <w:sz w:val="18"/>
-                <w:szCs w:val="18"/>
-                <w:color w:val="000000"/>
-              </w:rPr>
-            </w:pPr>
-            <w:r>
-              <w:rPr>
-                <w:rFonts w:ascii="Times New Roman" w:hAnsi="Times New Roman" w:eastAsia="Times New Roman" w:cs="Times New Roman"/>
-                <w:i w:val="false"/>
-                <w:b w:val="false"/>
-                <w:u w:val="none"/>
-                <w:strike w:val="false"/>
-                <w:sz w:val="18"/>
-                <w:szCs w:val="18"/>
-                <w:color w:val="000000"/>
-              </w:rPr>
-              <w:t xml:space="preserve">64.2% (57.4–71.8)</w:t>
-            </w:r>
-          </w:p>
-        </w:tc>
-        <w:tc>
-          <w:tcPr>
-            <w:tcBorders>
-              <w:bottom w:val="none" w:sz="0" w:space="0" w:color="000000"/>
-              <w:top w:val="none" w:sz="0" w:space="0" w:color="000000"/>
-              <w:left w:val="none" w:sz="0" w:space="0" w:color="000000"/>
-              <w:right w:val="none" w:sz="0" w:space="0" w:color="000000"/>
-            </w:tcBorders>
-            <w:shd w:val="clear" w:color="auto" w:fill="FFFFFF"/>
-            <w:tcMar>
-              <w:top w:w="0" w:type="dxa"/>
-              <w:bottom w:w="0" w:type="dxa"/>
-              <w:left w:w="0" w:type="dxa"/>
-              <w:right w:w="0" w:type="dxa"/>
-            </w:tcMar>
-            <w:vAlign w:val="center"/>
-          </w:tcPr>
-          <w:p>
-            <w:pPr>
-              <w:pStyle w:val="Normal"/>
-              <w:jc w:val="left"/>
-              <w:pBdr>
-                <w:bottom w:val="none" w:sz="0" w:space="0" w:color="000000"/>
-                <w:top w:val="none" w:sz="0" w:space="0" w:color="000000"/>
-                <w:left w:val="none" w:sz="0" w:space="0" w:color="000000"/>
-                <w:right w:val="none" w:sz="0" w:space="0" w:color="000000"/>
-              </w:pBdr>
-              <w:spacing w:after="100" w:before="100" w:line="240"/>
-              <w:ind w:left="100" w:right="100" w:firstLine="0" w:firstLineChars="0"/>
-              <w:rPr>
-                <w:rFonts w:ascii="Times New Roman" w:hAnsi="Times New Roman" w:eastAsia="Times New Roman" w:cs="Times New Roman"/>
-                <w:i w:val="false"/>
-                <w:b w:val="false"/>
-                <w:u w:val="none"/>
-                <w:strike w:val="false"/>
-                <w:sz w:val="18"/>
-                <w:szCs w:val="18"/>
-                <w:color w:val="000000"/>
-              </w:rPr>
-            </w:pPr>
-            <w:r>
-              <w:rPr>
-                <w:rFonts w:ascii="Times New Roman" w:hAnsi="Times New Roman" w:eastAsia="Times New Roman" w:cs="Times New Roman"/>
-                <w:i w:val="false"/>
-                <w:b w:val="false"/>
-                <w:u w:val="none"/>
-                <w:strike w:val="false"/>
-                <w:sz w:val="18"/>
-                <w:szCs w:val="18"/>
-                <w:color w:val="000000"/>
-              </w:rPr>
-              <w:t xml:space="preserve">0.108</w:t>
+              <w:t xml:space="preserve">90</w:t>
+            </w:r>
+          </w:p>
+        </w:tc>
+        <w:tc>
+          <w:tcPr>
+            <w:tcBorders>
+              <w:bottom w:val="none" w:sz="0" w:space="0" w:color="000000"/>
+              <w:top w:val="none" w:sz="0" w:space="0" w:color="000000"/>
+              <w:left w:val="none" w:sz="0" w:space="0" w:color="000000"/>
+              <w:right w:val="none" w:sz="0" w:space="0" w:color="000000"/>
+            </w:tcBorders>
+            <w:shd w:val="clear" w:color="auto" w:fill="FFFFFF"/>
+            <w:tcMar>
+              <w:top w:w="0" w:type="dxa"/>
+              <w:bottom w:w="0" w:type="dxa"/>
+              <w:left w:w="0" w:type="dxa"/>
+              <w:right w:w="0" w:type="dxa"/>
+            </w:tcMar>
+            <w:vAlign w:val="center"/>
+          </w:tcPr>
+          <w:p>
+            <w:pPr>
+              <w:pStyle w:val="Normal"/>
+              <w:jc w:val="left"/>
+              <w:pBdr>
+                <w:bottom w:val="none" w:sz="0" w:space="0" w:color="000000"/>
+                <w:top w:val="none" w:sz="0" w:space="0" w:color="000000"/>
+                <w:left w:val="none" w:sz="0" w:space="0" w:color="000000"/>
+                <w:right w:val="none" w:sz="0" w:space="0" w:color="000000"/>
+              </w:pBdr>
+              <w:spacing w:after="100" w:before="100" w:line="240"/>
+              <w:ind w:left="100" w:right="100" w:firstLine="0" w:firstLineChars="0"/>
+              <w:rPr>
+                <w:rFonts w:ascii="Times New Roman" w:hAnsi="Times New Roman" w:eastAsia="Times New Roman" w:cs="Times New Roman"/>
+                <w:i w:val="false"/>
+                <w:b w:val="false"/>
+                <w:u w:val="none"/>
+                <w:strike w:val="false"/>
+                <w:sz w:val="18"/>
+                <w:szCs w:val="18"/>
+                <w:color w:val="000000"/>
+              </w:rPr>
+            </w:pPr>
+            <w:r>
+              <w:rPr>
+                <w:rFonts w:ascii="Times New Roman" w:hAnsi="Times New Roman" w:eastAsia="Times New Roman" w:cs="Times New Roman"/>
+                <w:i w:val="false"/>
+                <w:b w:val="false"/>
+                <w:u w:val="none"/>
+                <w:strike w:val="false"/>
+                <w:sz w:val="18"/>
+                <w:szCs w:val="18"/>
+                <w:color w:val="000000"/>
+              </w:rPr>
+              <w:t xml:space="preserve">NR (74.0–NR)</w:t>
+            </w:r>
+          </w:p>
+        </w:tc>
+        <w:tc>
+          <w:tcPr>
+            <w:tcBorders>
+              <w:bottom w:val="none" w:sz="0" w:space="0" w:color="000000"/>
+              <w:top w:val="none" w:sz="0" w:space="0" w:color="000000"/>
+              <w:left w:val="none" w:sz="0" w:space="0" w:color="000000"/>
+              <w:right w:val="none" w:sz="0" w:space="0" w:color="000000"/>
+            </w:tcBorders>
+            <w:shd w:val="clear" w:color="auto" w:fill="FFFFFF"/>
+            <w:tcMar>
+              <w:top w:w="0" w:type="dxa"/>
+              <w:bottom w:w="0" w:type="dxa"/>
+              <w:left w:w="0" w:type="dxa"/>
+              <w:right w:w="0" w:type="dxa"/>
+            </w:tcMar>
+            <w:vAlign w:val="center"/>
+          </w:tcPr>
+          <w:p>
+            <w:pPr>
+              <w:pStyle w:val="Normal"/>
+              <w:jc w:val="left"/>
+              <w:pBdr>
+                <w:bottom w:val="none" w:sz="0" w:space="0" w:color="000000"/>
+                <w:top w:val="none" w:sz="0" w:space="0" w:color="000000"/>
+                <w:left w:val="none" w:sz="0" w:space="0" w:color="000000"/>
+                <w:right w:val="none" w:sz="0" w:space="0" w:color="000000"/>
+              </w:pBdr>
+              <w:spacing w:after="100" w:before="100" w:line="240"/>
+              <w:ind w:left="100" w:right="100" w:firstLine="0" w:firstLineChars="0"/>
+              <w:rPr>
+                <w:rFonts w:ascii="Times New Roman" w:hAnsi="Times New Roman" w:eastAsia="Times New Roman" w:cs="Times New Roman"/>
+                <w:i w:val="false"/>
+                <w:b w:val="false"/>
+                <w:u w:val="none"/>
+                <w:strike w:val="false"/>
+                <w:sz w:val="18"/>
+                <w:szCs w:val="18"/>
+                <w:color w:val="000000"/>
+              </w:rPr>
+            </w:pPr>
+            <w:r>
+              <w:rPr>
+                <w:rFonts w:ascii="Times New Roman" w:hAnsi="Times New Roman" w:eastAsia="Times New Roman" w:cs="Times New Roman"/>
+                <w:i w:val="false"/>
+                <w:b w:val="false"/>
+                <w:u w:val="none"/>
+                <w:strike w:val="false"/>
+                <w:sz w:val="18"/>
+                <w:szCs w:val="18"/>
+                <w:color w:val="000000"/>
+              </w:rPr>
+              <w:t xml:space="preserve">61.7% (55.5–68.7)</w:t>
+            </w:r>
+          </w:p>
+        </w:tc>
+        <w:tc>
+          <w:tcPr>
+            <w:tcBorders>
+              <w:bottom w:val="none" w:sz="0" w:space="0" w:color="000000"/>
+              <w:top w:val="none" w:sz="0" w:space="0" w:color="000000"/>
+              <w:left w:val="none" w:sz="0" w:space="0" w:color="000000"/>
+              <w:right w:val="none" w:sz="0" w:space="0" w:color="000000"/>
+            </w:tcBorders>
+            <w:shd w:val="clear" w:color="auto" w:fill="FFFFFF"/>
+            <w:tcMar>
+              <w:top w:w="0" w:type="dxa"/>
+              <w:bottom w:w="0" w:type="dxa"/>
+              <w:left w:w="0" w:type="dxa"/>
+              <w:right w:w="0" w:type="dxa"/>
+            </w:tcMar>
+            <w:vAlign w:val="center"/>
+          </w:tcPr>
+          <w:p>
+            <w:pPr>
+              <w:pStyle w:val="Normal"/>
+              <w:jc w:val="left"/>
+              <w:pBdr>
+                <w:bottom w:val="none" w:sz="0" w:space="0" w:color="000000"/>
+                <w:top w:val="none" w:sz="0" w:space="0" w:color="000000"/>
+                <w:left w:val="none" w:sz="0" w:space="0" w:color="000000"/>
+                <w:right w:val="none" w:sz="0" w:space="0" w:color="000000"/>
+              </w:pBdr>
+              <w:spacing w:after="100" w:before="100" w:line="240"/>
+              <w:ind w:left="100" w:right="100" w:firstLine="0" w:firstLineChars="0"/>
+              <w:rPr>
+                <w:rFonts w:ascii="Times New Roman" w:hAnsi="Times New Roman" w:eastAsia="Times New Roman" w:cs="Times New Roman"/>
+                <w:i w:val="false"/>
+                <w:b w:val="false"/>
+                <w:u w:val="none"/>
+                <w:strike w:val="false"/>
+                <w:sz w:val="18"/>
+                <w:szCs w:val="18"/>
+                <w:color w:val="000000"/>
+              </w:rPr>
+            </w:pPr>
+            <w:r>
+              <w:rPr>
+                <w:rFonts w:ascii="Times New Roman" w:hAnsi="Times New Roman" w:eastAsia="Times New Roman" w:cs="Times New Roman"/>
+                <w:i w:val="false"/>
+                <w:b w:val="false"/>
+                <w:u w:val="none"/>
+                <w:strike w:val="false"/>
+                <w:sz w:val="18"/>
+                <w:szCs w:val="18"/>
+                <w:color w:val="000000"/>
+              </w:rPr>
+              <w:t xml:space="preserve">58.2% (51.7–65.4)</w:t>
+            </w:r>
+          </w:p>
+        </w:tc>
+        <w:tc>
+          <w:tcPr>
+            <w:tcBorders>
+              <w:bottom w:val="none" w:sz="0" w:space="0" w:color="000000"/>
+              <w:top w:val="none" w:sz="0" w:space="0" w:color="000000"/>
+              <w:left w:val="none" w:sz="0" w:space="0" w:color="000000"/>
+              <w:right w:val="none" w:sz="0" w:space="0" w:color="000000"/>
+            </w:tcBorders>
+            <w:shd w:val="clear" w:color="auto" w:fill="FFFFFF"/>
+            <w:tcMar>
+              <w:top w:w="0" w:type="dxa"/>
+              <w:bottom w:w="0" w:type="dxa"/>
+              <w:left w:w="0" w:type="dxa"/>
+              <w:right w:w="0" w:type="dxa"/>
+            </w:tcMar>
+            <w:vAlign w:val="center"/>
+          </w:tcPr>
+          <w:p>
+            <w:pPr>
+              <w:pStyle w:val="Normal"/>
+              <w:jc w:val="left"/>
+              <w:pBdr>
+                <w:bottom w:val="none" w:sz="0" w:space="0" w:color="000000"/>
+                <w:top w:val="none" w:sz="0" w:space="0" w:color="000000"/>
+                <w:left w:val="none" w:sz="0" w:space="0" w:color="000000"/>
+                <w:right w:val="none" w:sz="0" w:space="0" w:color="000000"/>
+              </w:pBdr>
+              <w:spacing w:after="100" w:before="100" w:line="240"/>
+              <w:ind w:left="100" w:right="100" w:firstLine="0" w:firstLineChars="0"/>
+              <w:rPr>
+                <w:rFonts w:ascii="Times New Roman" w:hAnsi="Times New Roman" w:eastAsia="Times New Roman" w:cs="Times New Roman"/>
+                <w:i w:val="false"/>
+                <w:b w:val="false"/>
+                <w:u w:val="none"/>
+                <w:strike w:val="false"/>
+                <w:sz w:val="18"/>
+                <w:szCs w:val="18"/>
+                <w:color w:val="000000"/>
+              </w:rPr>
+            </w:pPr>
+            <w:r>
+              <w:rPr>
+                <w:rFonts w:ascii="Times New Roman" w:hAnsi="Times New Roman" w:eastAsia="Times New Roman" w:cs="Times New Roman"/>
+                <w:i w:val="false"/>
+                <w:b w:val="false"/>
+                <w:u w:val="none"/>
+                <w:strike w:val="false"/>
+                <w:sz w:val="18"/>
+                <w:szCs w:val="18"/>
+                <w:color w:val="000000"/>
+              </w:rPr>
+              <w:t xml:space="preserve">0.149</w:t>
             </w:r>
           </w:p>
         </w:tc>
@@ -4266,7 +4266,7 @@
                 <w:szCs w:val="18"/>
                 <w:color w:val="000000"/>
               </w:rPr>
-              <w:t xml:space="preserve">238</w:t>
+              <w:t xml:space="preserve">209</w:t>
             </w:r>
           </w:p>
         </w:tc>
@@ -4321,7 +4321,7 @@
                 <w:szCs w:val="18"/>
                 <w:color w:val="000000"/>
               </w:rPr>
-              <w:t xml:space="preserve">92</w:t>
+              <w:t xml:space="preserve">67</w:t>
             </w:r>
           </w:p>
         </w:tc>
@@ -4376,7 +4376,7 @@
                 <w:szCs w:val="18"/>
                 <w:color w:val="000000"/>
               </w:rPr>
-              <w:t xml:space="preserve">NR (78.0–NR)</w:t>
+              <w:t xml:space="preserve">NR (NR–NR)</w:t>
             </w:r>
           </w:p>
         </w:tc>
@@ -4431,7 +4431,7 @@
                 <w:szCs w:val="18"/>
                 <w:color w:val="000000"/>
               </w:rPr>
-              <w:t xml:space="preserve">62.1% (55.9–68.9)</w:t>
+              <w:t xml:space="preserve">69.8% (63.6–76.6)</w:t>
             </w:r>
           </w:p>
         </w:tc>
@@ -4486,7 +4486,7 @@
                 <w:szCs w:val="18"/>
                 <w:color w:val="000000"/>
               </w:rPr>
-              <w:t xml:space="preserve">59.8% (53.5–66.7)</w:t>
+              <w:t xml:space="preserve">65.8% (59.3–73.1)</w:t>
             </w:r>
           </w:p>
         </w:tc>

--- a/output/tables/GEO/GSE39582/GSE39582_km_summary.docx
+++ b/output/tables/GEO/GSE39582/GSE39582_km_summary.docx
@@ -2766,7 +2766,7 @@
                 <w:szCs w:val="18"/>
                 <w:color w:val="000000"/>
               </w:rPr>
-              <w:t xml:space="preserve">279</w:t>
+              <w:t xml:space="preserve">245</w:t>
             </w:r>
           </w:p>
         </w:tc>
@@ -2821,227 +2821,227 @@
                 <w:szCs w:val="18"/>
                 <w:color w:val="000000"/>
               </w:rPr>
-              <w:t xml:space="preserve">105</w:t>
-            </w:r>
-          </w:p>
-        </w:tc>
-        <w:tc>
-          <w:tcPr>
-            <w:tcBorders>
-              <w:bottom w:val="none" w:sz="0" w:space="0" w:color="000000"/>
-              <w:top w:val="none" w:sz="0" w:space="0" w:color="000000"/>
-              <w:left w:val="none" w:sz="0" w:space="0" w:color="000000"/>
-              <w:right w:val="none" w:sz="0" w:space="0" w:color="000000"/>
-            </w:tcBorders>
-            <w:shd w:val="clear" w:color="auto" w:fill="FFFFFF"/>
-            <w:tcMar>
-              <w:top w:w="0" w:type="dxa"/>
-              <w:bottom w:w="0" w:type="dxa"/>
-              <w:left w:w="0" w:type="dxa"/>
-              <w:right w:w="0" w:type="dxa"/>
-            </w:tcMar>
-            <w:vAlign w:val="center"/>
-          </w:tcPr>
-          <w:p>
-            <w:pPr>
-              <w:pStyle w:val="Normal"/>
-              <w:jc w:val="left"/>
-              <w:pBdr>
-                <w:bottom w:val="none" w:sz="0" w:space="0" w:color="000000"/>
-                <w:top w:val="none" w:sz="0" w:space="0" w:color="000000"/>
-                <w:left w:val="none" w:sz="0" w:space="0" w:color="000000"/>
-                <w:right w:val="none" w:sz="0" w:space="0" w:color="000000"/>
-              </w:pBdr>
-              <w:spacing w:after="100" w:before="100" w:line="240"/>
-              <w:ind w:left="100" w:right="100" w:firstLine="0" w:firstLineChars="0"/>
-              <w:rPr>
-                <w:rFonts w:ascii="Times New Roman" w:hAnsi="Times New Roman" w:eastAsia="Times New Roman" w:cs="Times New Roman"/>
-                <w:i w:val="false"/>
-                <w:b w:val="false"/>
-                <w:u w:val="none"/>
-                <w:strike w:val="false"/>
-                <w:sz w:val="18"/>
-                <w:szCs w:val="18"/>
-                <w:color w:val="000000"/>
-              </w:rPr>
-            </w:pPr>
-            <w:r>
-              <w:rPr>
-                <w:rFonts w:ascii="Times New Roman" w:hAnsi="Times New Roman" w:eastAsia="Times New Roman" w:cs="Times New Roman"/>
-                <w:i w:val="false"/>
-                <w:b w:val="false"/>
-                <w:u w:val="none"/>
-                <w:strike w:val="false"/>
-                <w:sz w:val="18"/>
-                <w:szCs w:val="18"/>
-                <w:color w:val="000000"/>
-              </w:rPr>
-              <w:t xml:space="preserve">NR (119.0–NR)</w:t>
-            </w:r>
-          </w:p>
-        </w:tc>
-        <w:tc>
-          <w:tcPr>
-            <w:tcBorders>
-              <w:bottom w:val="none" w:sz="0" w:space="0" w:color="000000"/>
-              <w:top w:val="none" w:sz="0" w:space="0" w:color="000000"/>
-              <w:left w:val="none" w:sz="0" w:space="0" w:color="000000"/>
-              <w:right w:val="none" w:sz="0" w:space="0" w:color="000000"/>
-            </w:tcBorders>
-            <w:shd w:val="clear" w:color="auto" w:fill="FFFFFF"/>
-            <w:tcMar>
-              <w:top w:w="0" w:type="dxa"/>
-              <w:bottom w:w="0" w:type="dxa"/>
-              <w:left w:w="0" w:type="dxa"/>
-              <w:right w:w="0" w:type="dxa"/>
-            </w:tcMar>
-            <w:vAlign w:val="center"/>
-          </w:tcPr>
-          <w:p>
-            <w:pPr>
-              <w:pStyle w:val="Normal"/>
-              <w:jc w:val="left"/>
-              <w:pBdr>
-                <w:bottom w:val="none" w:sz="0" w:space="0" w:color="000000"/>
-                <w:top w:val="none" w:sz="0" w:space="0" w:color="000000"/>
-                <w:left w:val="none" w:sz="0" w:space="0" w:color="000000"/>
-                <w:right w:val="none" w:sz="0" w:space="0" w:color="000000"/>
-              </w:pBdr>
-              <w:spacing w:after="100" w:before="100" w:line="240"/>
-              <w:ind w:left="100" w:right="100" w:firstLine="0" w:firstLineChars="0"/>
-              <w:rPr>
-                <w:rFonts w:ascii="Times New Roman" w:hAnsi="Times New Roman" w:eastAsia="Times New Roman" w:cs="Times New Roman"/>
-                <w:i w:val="false"/>
-                <w:b w:val="false"/>
-                <w:u w:val="none"/>
-                <w:strike w:val="false"/>
-                <w:sz w:val="18"/>
-                <w:szCs w:val="18"/>
-                <w:color w:val="000000"/>
-              </w:rPr>
-            </w:pPr>
-            <w:r>
-              <w:rPr>
-                <w:rFonts w:ascii="Times New Roman" w:hAnsi="Times New Roman" w:eastAsia="Times New Roman" w:cs="Times New Roman"/>
-                <w:i w:val="false"/>
-                <w:b w:val="false"/>
-                <w:u w:val="none"/>
-                <w:strike w:val="false"/>
-                <w:sz w:val="18"/>
-                <w:szCs w:val="18"/>
-                <w:color w:val="000000"/>
-              </w:rPr>
-              <w:t xml:space="preserve">64.1% (58.5–70.3)</w:t>
-            </w:r>
-          </w:p>
-        </w:tc>
-        <w:tc>
-          <w:tcPr>
-            <w:tcBorders>
-              <w:bottom w:val="none" w:sz="0" w:space="0" w:color="000000"/>
-              <w:top w:val="none" w:sz="0" w:space="0" w:color="000000"/>
-              <w:left w:val="none" w:sz="0" w:space="0" w:color="000000"/>
-              <w:right w:val="none" w:sz="0" w:space="0" w:color="000000"/>
-            </w:tcBorders>
-            <w:shd w:val="clear" w:color="auto" w:fill="FFFFFF"/>
-            <w:tcMar>
-              <w:top w:w="0" w:type="dxa"/>
-              <w:bottom w:w="0" w:type="dxa"/>
-              <w:left w:w="0" w:type="dxa"/>
-              <w:right w:w="0" w:type="dxa"/>
-            </w:tcMar>
-            <w:vAlign w:val="center"/>
-          </w:tcPr>
-          <w:p>
-            <w:pPr>
-              <w:pStyle w:val="Normal"/>
-              <w:jc w:val="left"/>
-              <w:pBdr>
-                <w:bottom w:val="none" w:sz="0" w:space="0" w:color="000000"/>
-                <w:top w:val="none" w:sz="0" w:space="0" w:color="000000"/>
-                <w:left w:val="none" w:sz="0" w:space="0" w:color="000000"/>
-                <w:right w:val="none" w:sz="0" w:space="0" w:color="000000"/>
-              </w:pBdr>
-              <w:spacing w:after="100" w:before="100" w:line="240"/>
-              <w:ind w:left="100" w:right="100" w:firstLine="0" w:firstLineChars="0"/>
-              <w:rPr>
-                <w:rFonts w:ascii="Times New Roman" w:hAnsi="Times New Roman" w:eastAsia="Times New Roman" w:cs="Times New Roman"/>
-                <w:i w:val="false"/>
-                <w:b w:val="false"/>
-                <w:u w:val="none"/>
-                <w:strike w:val="false"/>
-                <w:sz w:val="18"/>
-                <w:szCs w:val="18"/>
-                <w:color w:val="000000"/>
-              </w:rPr>
-            </w:pPr>
-            <w:r>
-              <w:rPr>
-                <w:rFonts w:ascii="Times New Roman" w:hAnsi="Times New Roman" w:eastAsia="Times New Roman" w:cs="Times New Roman"/>
-                <w:i w:val="false"/>
-                <w:b w:val="false"/>
-                <w:u w:val="none"/>
-                <w:strike w:val="false"/>
-                <w:sz w:val="18"/>
-                <w:szCs w:val="18"/>
-                <w:color w:val="000000"/>
-              </w:rPr>
-              <w:t xml:space="preserve">60.2% (54.4–66.7)</w:t>
-            </w:r>
-          </w:p>
-        </w:tc>
-        <w:tc>
-          <w:tcPr>
-            <w:tcBorders>
-              <w:bottom w:val="none" w:sz="0" w:space="0" w:color="000000"/>
-              <w:top w:val="none" w:sz="0" w:space="0" w:color="000000"/>
-              <w:left w:val="none" w:sz="0" w:space="0" w:color="000000"/>
-              <w:right w:val="none" w:sz="0" w:space="0" w:color="000000"/>
-            </w:tcBorders>
-            <w:shd w:val="clear" w:color="auto" w:fill="FFFFFF"/>
-            <w:tcMar>
-              <w:top w:w="0" w:type="dxa"/>
-              <w:bottom w:w="0" w:type="dxa"/>
-              <w:left w:w="0" w:type="dxa"/>
-              <w:right w:w="0" w:type="dxa"/>
-            </w:tcMar>
-            <w:vAlign w:val="center"/>
-          </w:tcPr>
-          <w:p>
-            <w:pPr>
-              <w:pStyle w:val="Normal"/>
-              <w:jc w:val="left"/>
-              <w:pBdr>
-                <w:bottom w:val="none" w:sz="0" w:space="0" w:color="000000"/>
-                <w:top w:val="none" w:sz="0" w:space="0" w:color="000000"/>
-                <w:left w:val="none" w:sz="0" w:space="0" w:color="000000"/>
-                <w:right w:val="none" w:sz="0" w:space="0" w:color="000000"/>
-              </w:pBdr>
-              <w:spacing w:after="100" w:before="100" w:line="240"/>
-              <w:ind w:left="100" w:right="100" w:firstLine="0" w:firstLineChars="0"/>
-              <w:rPr>
-                <w:rFonts w:ascii="Times New Roman" w:hAnsi="Times New Roman" w:eastAsia="Times New Roman" w:cs="Times New Roman"/>
-                <w:i w:val="false"/>
-                <w:b w:val="false"/>
-                <w:u w:val="none"/>
-                <w:strike w:val="false"/>
-                <w:sz w:val="18"/>
-                <w:szCs w:val="18"/>
-                <w:color w:val="000000"/>
-              </w:rPr>
-            </w:pPr>
-            <w:r>
-              <w:rPr>
-                <w:rFonts w:ascii="Times New Roman" w:hAnsi="Times New Roman" w:eastAsia="Times New Roman" w:cs="Times New Roman"/>
-                <w:i w:val="false"/>
-                <w:b w:val="false"/>
-                <w:u w:val="none"/>
-                <w:strike w:val="false"/>
-                <w:sz w:val="18"/>
-                <w:szCs w:val="18"/>
-                <w:color w:val="000000"/>
-              </w:rPr>
-              <w:t xml:space="preserve">0.005</w:t>
+              <w:t xml:space="preserve">84</w:t>
+            </w:r>
+          </w:p>
+        </w:tc>
+        <w:tc>
+          <w:tcPr>
+            <w:tcBorders>
+              <w:bottom w:val="none" w:sz="0" w:space="0" w:color="000000"/>
+              <w:top w:val="none" w:sz="0" w:space="0" w:color="000000"/>
+              <w:left w:val="none" w:sz="0" w:space="0" w:color="000000"/>
+              <w:right w:val="none" w:sz="0" w:space="0" w:color="000000"/>
+            </w:tcBorders>
+            <w:shd w:val="clear" w:color="auto" w:fill="FFFFFF"/>
+            <w:tcMar>
+              <w:top w:w="0" w:type="dxa"/>
+              <w:bottom w:w="0" w:type="dxa"/>
+              <w:left w:w="0" w:type="dxa"/>
+              <w:right w:w="0" w:type="dxa"/>
+            </w:tcMar>
+            <w:vAlign w:val="center"/>
+          </w:tcPr>
+          <w:p>
+            <w:pPr>
+              <w:pStyle w:val="Normal"/>
+              <w:jc w:val="left"/>
+              <w:pBdr>
+                <w:bottom w:val="none" w:sz="0" w:space="0" w:color="000000"/>
+                <w:top w:val="none" w:sz="0" w:space="0" w:color="000000"/>
+                <w:left w:val="none" w:sz="0" w:space="0" w:color="000000"/>
+                <w:right w:val="none" w:sz="0" w:space="0" w:color="000000"/>
+              </w:pBdr>
+              <w:spacing w:after="100" w:before="100" w:line="240"/>
+              <w:ind w:left="100" w:right="100" w:firstLine="0" w:firstLineChars="0"/>
+              <w:rPr>
+                <w:rFonts w:ascii="Times New Roman" w:hAnsi="Times New Roman" w:eastAsia="Times New Roman" w:cs="Times New Roman"/>
+                <w:i w:val="false"/>
+                <w:b w:val="false"/>
+                <w:u w:val="none"/>
+                <w:strike w:val="false"/>
+                <w:sz w:val="18"/>
+                <w:szCs w:val="18"/>
+                <w:color w:val="000000"/>
+              </w:rPr>
+            </w:pPr>
+            <w:r>
+              <w:rPr>
+                <w:rFonts w:ascii="Times New Roman" w:hAnsi="Times New Roman" w:eastAsia="Times New Roman" w:cs="Times New Roman"/>
+                <w:i w:val="false"/>
+                <w:b w:val="false"/>
+                <w:u w:val="none"/>
+                <w:strike w:val="false"/>
+                <w:sz w:val="18"/>
+                <w:szCs w:val="18"/>
+                <w:color w:val="000000"/>
+              </w:rPr>
+              <w:t xml:space="preserve">NR (NR–NR)</w:t>
+            </w:r>
+          </w:p>
+        </w:tc>
+        <w:tc>
+          <w:tcPr>
+            <w:tcBorders>
+              <w:bottom w:val="none" w:sz="0" w:space="0" w:color="000000"/>
+              <w:top w:val="none" w:sz="0" w:space="0" w:color="000000"/>
+              <w:left w:val="none" w:sz="0" w:space="0" w:color="000000"/>
+              <w:right w:val="none" w:sz="0" w:space="0" w:color="000000"/>
+            </w:tcBorders>
+            <w:shd w:val="clear" w:color="auto" w:fill="FFFFFF"/>
+            <w:tcMar>
+              <w:top w:w="0" w:type="dxa"/>
+              <w:bottom w:w="0" w:type="dxa"/>
+              <w:left w:w="0" w:type="dxa"/>
+              <w:right w:w="0" w:type="dxa"/>
+            </w:tcMar>
+            <w:vAlign w:val="center"/>
+          </w:tcPr>
+          <w:p>
+            <w:pPr>
+              <w:pStyle w:val="Normal"/>
+              <w:jc w:val="left"/>
+              <w:pBdr>
+                <w:bottom w:val="none" w:sz="0" w:space="0" w:color="000000"/>
+                <w:top w:val="none" w:sz="0" w:space="0" w:color="000000"/>
+                <w:left w:val="none" w:sz="0" w:space="0" w:color="000000"/>
+                <w:right w:val="none" w:sz="0" w:space="0" w:color="000000"/>
+              </w:pBdr>
+              <w:spacing w:after="100" w:before="100" w:line="240"/>
+              <w:ind w:left="100" w:right="100" w:firstLine="0" w:firstLineChars="0"/>
+              <w:rPr>
+                <w:rFonts w:ascii="Times New Roman" w:hAnsi="Times New Roman" w:eastAsia="Times New Roman" w:cs="Times New Roman"/>
+                <w:i w:val="false"/>
+                <w:b w:val="false"/>
+                <w:u w:val="none"/>
+                <w:strike w:val="false"/>
+                <w:sz w:val="18"/>
+                <w:szCs w:val="18"/>
+                <w:color w:val="000000"/>
+              </w:rPr>
+            </w:pPr>
+            <w:r>
+              <w:rPr>
+                <w:rFonts w:ascii="Times New Roman" w:hAnsi="Times New Roman" w:eastAsia="Times New Roman" w:cs="Times New Roman"/>
+                <w:i w:val="false"/>
+                <w:b w:val="false"/>
+                <w:u w:val="none"/>
+                <w:strike w:val="false"/>
+                <w:sz w:val="18"/>
+                <w:szCs w:val="18"/>
+                <w:color w:val="000000"/>
+              </w:rPr>
+              <w:t xml:space="preserve">68.6% (62.9–74.9)</w:t>
+            </w:r>
+          </w:p>
+        </w:tc>
+        <w:tc>
+          <w:tcPr>
+            <w:tcBorders>
+              <w:bottom w:val="none" w:sz="0" w:space="0" w:color="000000"/>
+              <w:top w:val="none" w:sz="0" w:space="0" w:color="000000"/>
+              <w:left w:val="none" w:sz="0" w:space="0" w:color="000000"/>
+              <w:right w:val="none" w:sz="0" w:space="0" w:color="000000"/>
+            </w:tcBorders>
+            <w:shd w:val="clear" w:color="auto" w:fill="FFFFFF"/>
+            <w:tcMar>
+              <w:top w:w="0" w:type="dxa"/>
+              <w:bottom w:w="0" w:type="dxa"/>
+              <w:left w:w="0" w:type="dxa"/>
+              <w:right w:w="0" w:type="dxa"/>
+            </w:tcMar>
+            <w:vAlign w:val="center"/>
+          </w:tcPr>
+          <w:p>
+            <w:pPr>
+              <w:pStyle w:val="Normal"/>
+              <w:jc w:val="left"/>
+              <w:pBdr>
+                <w:bottom w:val="none" w:sz="0" w:space="0" w:color="000000"/>
+                <w:top w:val="none" w:sz="0" w:space="0" w:color="000000"/>
+                <w:left w:val="none" w:sz="0" w:space="0" w:color="000000"/>
+                <w:right w:val="none" w:sz="0" w:space="0" w:color="000000"/>
+              </w:pBdr>
+              <w:spacing w:after="100" w:before="100" w:line="240"/>
+              <w:ind w:left="100" w:right="100" w:firstLine="0" w:firstLineChars="0"/>
+              <w:rPr>
+                <w:rFonts w:ascii="Times New Roman" w:hAnsi="Times New Roman" w:eastAsia="Times New Roman" w:cs="Times New Roman"/>
+                <w:i w:val="false"/>
+                <w:b w:val="false"/>
+                <w:u w:val="none"/>
+                <w:strike w:val="false"/>
+                <w:sz w:val="18"/>
+                <w:szCs w:val="18"/>
+                <w:color w:val="000000"/>
+              </w:rPr>
+            </w:pPr>
+            <w:r>
+              <w:rPr>
+                <w:rFonts w:ascii="Times New Roman" w:hAnsi="Times New Roman" w:eastAsia="Times New Roman" w:cs="Times New Roman"/>
+                <w:i w:val="false"/>
+                <w:b w:val="false"/>
+                <w:u w:val="none"/>
+                <w:strike w:val="false"/>
+                <w:sz w:val="18"/>
+                <w:szCs w:val="18"/>
+                <w:color w:val="000000"/>
+              </w:rPr>
+              <w:t xml:space="preserve">64.4% (58.3–71.0)</w:t>
+            </w:r>
+          </w:p>
+        </w:tc>
+        <w:tc>
+          <w:tcPr>
+            <w:tcBorders>
+              <w:bottom w:val="none" w:sz="0" w:space="0" w:color="000000"/>
+              <w:top w:val="none" w:sz="0" w:space="0" w:color="000000"/>
+              <w:left w:val="none" w:sz="0" w:space="0" w:color="000000"/>
+              <w:right w:val="none" w:sz="0" w:space="0" w:color="000000"/>
+            </w:tcBorders>
+            <w:shd w:val="clear" w:color="auto" w:fill="FFFFFF"/>
+            <w:tcMar>
+              <w:top w:w="0" w:type="dxa"/>
+              <w:bottom w:w="0" w:type="dxa"/>
+              <w:left w:w="0" w:type="dxa"/>
+              <w:right w:w="0" w:type="dxa"/>
+            </w:tcMar>
+            <w:vAlign w:val="center"/>
+          </w:tcPr>
+          <w:p>
+            <w:pPr>
+              <w:pStyle w:val="Normal"/>
+              <w:jc w:val="left"/>
+              <w:pBdr>
+                <w:bottom w:val="none" w:sz="0" w:space="0" w:color="000000"/>
+                <w:top w:val="none" w:sz="0" w:space="0" w:color="000000"/>
+                <w:left w:val="none" w:sz="0" w:space="0" w:color="000000"/>
+                <w:right w:val="none" w:sz="0" w:space="0" w:color="000000"/>
+              </w:pBdr>
+              <w:spacing w:after="100" w:before="100" w:line="240"/>
+              <w:ind w:left="100" w:right="100" w:firstLine="0" w:firstLineChars="0"/>
+              <w:rPr>
+                <w:rFonts w:ascii="Times New Roman" w:hAnsi="Times New Roman" w:eastAsia="Times New Roman" w:cs="Times New Roman"/>
+                <w:i w:val="false"/>
+                <w:b w:val="false"/>
+                <w:u w:val="none"/>
+                <w:strike w:val="false"/>
+                <w:sz w:val="18"/>
+                <w:szCs w:val="18"/>
+                <w:color w:val="000000"/>
+              </w:rPr>
+            </w:pPr>
+            <w:r>
+              <w:rPr>
+                <w:rFonts w:ascii="Times New Roman" w:hAnsi="Times New Roman" w:eastAsia="Times New Roman" w:cs="Times New Roman"/>
+                <w:i w:val="false"/>
+                <w:b w:val="false"/>
+                <w:u w:val="none"/>
+                <w:strike w:val="false"/>
+                <w:sz w:val="18"/>
+                <w:szCs w:val="18"/>
+                <w:color w:val="000000"/>
+              </w:rPr>
+              <w:t xml:space="preserve">0.007</w:t>
             </w:r>
           </w:p>
         </w:tc>
@@ -3266,7 +3266,7 @@
                 <w:szCs w:val="18"/>
                 <w:color w:val="000000"/>
               </w:rPr>
-              <w:t xml:space="preserve">278</w:t>
+              <w:t xml:space="preserve">252</w:t>
             </w:r>
           </w:p>
         </w:tc>
@@ -3321,7 +3321,7 @@
                 <w:szCs w:val="18"/>
                 <w:color w:val="000000"/>
               </w:rPr>
-              <w:t xml:space="preserve">72</w:t>
+              <w:t xml:space="preserve">56</w:t>
             </w:r>
           </w:p>
         </w:tc>
@@ -3431,62 +3431,62 @@
                 <w:szCs w:val="18"/>
                 <w:color w:val="000000"/>
               </w:rPr>
-              <w:t xml:space="preserve">75.8% (70.8–81.3)</w:t>
-            </w:r>
-          </w:p>
-        </w:tc>
-        <w:tc>
-          <w:tcPr>
-            <w:tcBorders>
-              <w:bottom w:val="none" w:sz="0" w:space="0" w:color="000000"/>
-              <w:top w:val="none" w:sz="0" w:space="0" w:color="000000"/>
-              <w:left w:val="none" w:sz="0" w:space="0" w:color="000000"/>
-              <w:right w:val="none" w:sz="0" w:space="0" w:color="000000"/>
-            </w:tcBorders>
-            <w:shd w:val="clear" w:color="auto" w:fill="FFFFFF"/>
-            <w:tcMar>
-              <w:top w:w="0" w:type="dxa"/>
-              <w:bottom w:w="0" w:type="dxa"/>
-              <w:left w:w="0" w:type="dxa"/>
-              <w:right w:w="0" w:type="dxa"/>
-            </w:tcMar>
-            <w:vAlign w:val="center"/>
-          </w:tcPr>
-          <w:p>
-            <w:pPr>
-              <w:pStyle w:val="Normal"/>
-              <w:jc w:val="left"/>
-              <w:pBdr>
-                <w:bottom w:val="none" w:sz="0" w:space="0" w:color="000000"/>
-                <w:top w:val="none" w:sz="0" w:space="0" w:color="000000"/>
-                <w:left w:val="none" w:sz="0" w:space="0" w:color="000000"/>
-                <w:right w:val="none" w:sz="0" w:space="0" w:color="000000"/>
-              </w:pBdr>
-              <w:spacing w:after="100" w:before="100" w:line="240"/>
-              <w:ind w:left="100" w:right="100" w:firstLine="0" w:firstLineChars="0"/>
-              <w:rPr>
-                <w:rFonts w:ascii="Times New Roman" w:hAnsi="Times New Roman" w:eastAsia="Times New Roman" w:cs="Times New Roman"/>
-                <w:i w:val="false"/>
-                <w:b w:val="false"/>
-                <w:u w:val="none"/>
-                <w:strike w:val="false"/>
-                <w:sz w:val="18"/>
-                <w:szCs w:val="18"/>
-                <w:color w:val="000000"/>
-              </w:rPr>
-            </w:pPr>
-            <w:r>
-              <w:rPr>
-                <w:rFonts w:ascii="Times New Roman" w:hAnsi="Times New Roman" w:eastAsia="Times New Roman" w:cs="Times New Roman"/>
-                <w:i w:val="false"/>
-                <w:b w:val="false"/>
-                <w:u w:val="none"/>
-                <w:strike w:val="false"/>
-                <w:sz w:val="18"/>
-                <w:szCs w:val="18"/>
-                <w:color w:val="000000"/>
-              </w:rPr>
-              <w:t xml:space="preserve">72.1% (66.7–78.0)</w:t>
+              <w:t xml:space="preserve">79.8% (74.8–85.2)</w:t>
+            </w:r>
+          </w:p>
+        </w:tc>
+        <w:tc>
+          <w:tcPr>
+            <w:tcBorders>
+              <w:bottom w:val="none" w:sz="0" w:space="0" w:color="000000"/>
+              <w:top w:val="none" w:sz="0" w:space="0" w:color="000000"/>
+              <w:left w:val="none" w:sz="0" w:space="0" w:color="000000"/>
+              <w:right w:val="none" w:sz="0" w:space="0" w:color="000000"/>
+            </w:tcBorders>
+            <w:shd w:val="clear" w:color="auto" w:fill="FFFFFF"/>
+            <w:tcMar>
+              <w:top w:w="0" w:type="dxa"/>
+              <w:bottom w:w="0" w:type="dxa"/>
+              <w:left w:w="0" w:type="dxa"/>
+              <w:right w:w="0" w:type="dxa"/>
+            </w:tcMar>
+            <w:vAlign w:val="center"/>
+          </w:tcPr>
+          <w:p>
+            <w:pPr>
+              <w:pStyle w:val="Normal"/>
+              <w:jc w:val="left"/>
+              <w:pBdr>
+                <w:bottom w:val="none" w:sz="0" w:space="0" w:color="000000"/>
+                <w:top w:val="none" w:sz="0" w:space="0" w:color="000000"/>
+                <w:left w:val="none" w:sz="0" w:space="0" w:color="000000"/>
+                <w:right w:val="none" w:sz="0" w:space="0" w:color="000000"/>
+              </w:pBdr>
+              <w:spacing w:after="100" w:before="100" w:line="240"/>
+              <w:ind w:left="100" w:right="100" w:firstLine="0" w:firstLineChars="0"/>
+              <w:rPr>
+                <w:rFonts w:ascii="Times New Roman" w:hAnsi="Times New Roman" w:eastAsia="Times New Roman" w:cs="Times New Roman"/>
+                <w:i w:val="false"/>
+                <w:b w:val="false"/>
+                <w:u w:val="none"/>
+                <w:strike w:val="false"/>
+                <w:sz w:val="18"/>
+                <w:szCs w:val="18"/>
+                <w:color w:val="000000"/>
+              </w:rPr>
+            </w:pPr>
+            <w:r>
+              <w:rPr>
+                <w:rFonts w:ascii="Times New Roman" w:hAnsi="Times New Roman" w:eastAsia="Times New Roman" w:cs="Times New Roman"/>
+                <w:i w:val="false"/>
+                <w:b w:val="false"/>
+                <w:u w:val="none"/>
+                <w:strike w:val="false"/>
+                <w:sz w:val="18"/>
+                <w:szCs w:val="18"/>
+                <w:color w:val="000000"/>
+              </w:rPr>
+              <w:t xml:space="preserve">75.9% (70.4–81.8)</w:t>
             </w:r>
           </w:p>
         </w:tc>
@@ -3766,7 +3766,7 @@
                 <w:szCs w:val="18"/>
                 <w:color w:val="000000"/>
               </w:rPr>
-              <w:t xml:space="preserve">230</w:t>
+              <w:t xml:space="preserve">197</w:t>
             </w:r>
           </w:p>
         </w:tc>
@@ -3821,227 +3821,227 @@
                 <w:szCs w:val="18"/>
                 <w:color w:val="000000"/>
               </w:rPr>
-              <w:t xml:space="preserve">90</w:t>
-            </w:r>
-          </w:p>
-        </w:tc>
-        <w:tc>
-          <w:tcPr>
-            <w:tcBorders>
-              <w:bottom w:val="none" w:sz="0" w:space="0" w:color="000000"/>
-              <w:top w:val="none" w:sz="0" w:space="0" w:color="000000"/>
-              <w:left w:val="none" w:sz="0" w:space="0" w:color="000000"/>
-              <w:right w:val="none" w:sz="0" w:space="0" w:color="000000"/>
-            </w:tcBorders>
-            <w:shd w:val="clear" w:color="auto" w:fill="FFFFFF"/>
-            <w:tcMar>
-              <w:top w:w="0" w:type="dxa"/>
-              <w:bottom w:w="0" w:type="dxa"/>
-              <w:left w:w="0" w:type="dxa"/>
-              <w:right w:w="0" w:type="dxa"/>
-            </w:tcMar>
-            <w:vAlign w:val="center"/>
-          </w:tcPr>
-          <w:p>
-            <w:pPr>
-              <w:pStyle w:val="Normal"/>
-              <w:jc w:val="left"/>
-              <w:pBdr>
-                <w:bottom w:val="none" w:sz="0" w:space="0" w:color="000000"/>
-                <w:top w:val="none" w:sz="0" w:space="0" w:color="000000"/>
-                <w:left w:val="none" w:sz="0" w:space="0" w:color="000000"/>
-                <w:right w:val="none" w:sz="0" w:space="0" w:color="000000"/>
-              </w:pBdr>
-              <w:spacing w:after="100" w:before="100" w:line="240"/>
-              <w:ind w:left="100" w:right="100" w:firstLine="0" w:firstLineChars="0"/>
-              <w:rPr>
-                <w:rFonts w:ascii="Times New Roman" w:hAnsi="Times New Roman" w:eastAsia="Times New Roman" w:cs="Times New Roman"/>
-                <w:i w:val="false"/>
-                <w:b w:val="false"/>
-                <w:u w:val="none"/>
-                <w:strike w:val="false"/>
-                <w:sz w:val="18"/>
-                <w:szCs w:val="18"/>
-                <w:color w:val="000000"/>
-              </w:rPr>
-            </w:pPr>
-            <w:r>
-              <w:rPr>
-                <w:rFonts w:ascii="Times New Roman" w:hAnsi="Times New Roman" w:eastAsia="Times New Roman" w:cs="Times New Roman"/>
-                <w:i w:val="false"/>
-                <w:b w:val="false"/>
-                <w:u w:val="none"/>
-                <w:strike w:val="false"/>
-                <w:sz w:val="18"/>
-                <w:szCs w:val="18"/>
-                <w:color w:val="000000"/>
-              </w:rPr>
-              <w:t xml:space="preserve">NR (74.0–NR)</w:t>
-            </w:r>
-          </w:p>
-        </w:tc>
-        <w:tc>
-          <w:tcPr>
-            <w:tcBorders>
-              <w:bottom w:val="none" w:sz="0" w:space="0" w:color="000000"/>
-              <w:top w:val="none" w:sz="0" w:space="0" w:color="000000"/>
-              <w:left w:val="none" w:sz="0" w:space="0" w:color="000000"/>
-              <w:right w:val="none" w:sz="0" w:space="0" w:color="000000"/>
-            </w:tcBorders>
-            <w:shd w:val="clear" w:color="auto" w:fill="FFFFFF"/>
-            <w:tcMar>
-              <w:top w:w="0" w:type="dxa"/>
-              <w:bottom w:w="0" w:type="dxa"/>
-              <w:left w:w="0" w:type="dxa"/>
-              <w:right w:w="0" w:type="dxa"/>
-            </w:tcMar>
-            <w:vAlign w:val="center"/>
-          </w:tcPr>
-          <w:p>
-            <w:pPr>
-              <w:pStyle w:val="Normal"/>
-              <w:jc w:val="left"/>
-              <w:pBdr>
-                <w:bottom w:val="none" w:sz="0" w:space="0" w:color="000000"/>
-                <w:top w:val="none" w:sz="0" w:space="0" w:color="000000"/>
-                <w:left w:val="none" w:sz="0" w:space="0" w:color="000000"/>
-                <w:right w:val="none" w:sz="0" w:space="0" w:color="000000"/>
-              </w:pBdr>
-              <w:spacing w:after="100" w:before="100" w:line="240"/>
-              <w:ind w:left="100" w:right="100" w:firstLine="0" w:firstLineChars="0"/>
-              <w:rPr>
-                <w:rFonts w:ascii="Times New Roman" w:hAnsi="Times New Roman" w:eastAsia="Times New Roman" w:cs="Times New Roman"/>
-                <w:i w:val="false"/>
-                <w:b w:val="false"/>
-                <w:u w:val="none"/>
-                <w:strike w:val="false"/>
-                <w:sz w:val="18"/>
-                <w:szCs w:val="18"/>
-                <w:color w:val="000000"/>
-              </w:rPr>
-            </w:pPr>
-            <w:r>
-              <w:rPr>
-                <w:rFonts w:ascii="Times New Roman" w:hAnsi="Times New Roman" w:eastAsia="Times New Roman" w:cs="Times New Roman"/>
-                <w:i w:val="false"/>
-                <w:b w:val="false"/>
-                <w:u w:val="none"/>
-                <w:strike w:val="false"/>
-                <w:sz w:val="18"/>
-                <w:szCs w:val="18"/>
-                <w:color w:val="000000"/>
-              </w:rPr>
-              <w:t xml:space="preserve">61.7% (55.5–68.7)</w:t>
-            </w:r>
-          </w:p>
-        </w:tc>
-        <w:tc>
-          <w:tcPr>
-            <w:tcBorders>
-              <w:bottom w:val="none" w:sz="0" w:space="0" w:color="000000"/>
-              <w:top w:val="none" w:sz="0" w:space="0" w:color="000000"/>
-              <w:left w:val="none" w:sz="0" w:space="0" w:color="000000"/>
-              <w:right w:val="none" w:sz="0" w:space="0" w:color="000000"/>
-            </w:tcBorders>
-            <w:shd w:val="clear" w:color="auto" w:fill="FFFFFF"/>
-            <w:tcMar>
-              <w:top w:w="0" w:type="dxa"/>
-              <w:bottom w:w="0" w:type="dxa"/>
-              <w:left w:w="0" w:type="dxa"/>
-              <w:right w:w="0" w:type="dxa"/>
-            </w:tcMar>
-            <w:vAlign w:val="center"/>
-          </w:tcPr>
-          <w:p>
-            <w:pPr>
-              <w:pStyle w:val="Normal"/>
-              <w:jc w:val="left"/>
-              <w:pBdr>
-                <w:bottom w:val="none" w:sz="0" w:space="0" w:color="000000"/>
-                <w:top w:val="none" w:sz="0" w:space="0" w:color="000000"/>
-                <w:left w:val="none" w:sz="0" w:space="0" w:color="000000"/>
-                <w:right w:val="none" w:sz="0" w:space="0" w:color="000000"/>
-              </w:pBdr>
-              <w:spacing w:after="100" w:before="100" w:line="240"/>
-              <w:ind w:left="100" w:right="100" w:firstLine="0" w:firstLineChars="0"/>
-              <w:rPr>
-                <w:rFonts w:ascii="Times New Roman" w:hAnsi="Times New Roman" w:eastAsia="Times New Roman" w:cs="Times New Roman"/>
-                <w:i w:val="false"/>
-                <w:b w:val="false"/>
-                <w:u w:val="none"/>
-                <w:strike w:val="false"/>
-                <w:sz w:val="18"/>
-                <w:szCs w:val="18"/>
-                <w:color w:val="000000"/>
-              </w:rPr>
-            </w:pPr>
-            <w:r>
-              <w:rPr>
-                <w:rFonts w:ascii="Times New Roman" w:hAnsi="Times New Roman" w:eastAsia="Times New Roman" w:cs="Times New Roman"/>
-                <w:i w:val="false"/>
-                <w:b w:val="false"/>
-                <w:u w:val="none"/>
-                <w:strike w:val="false"/>
-                <w:sz w:val="18"/>
-                <w:szCs w:val="18"/>
-                <w:color w:val="000000"/>
-              </w:rPr>
-              <w:t xml:space="preserve">58.2% (51.7–65.4)</w:t>
-            </w:r>
-          </w:p>
-        </w:tc>
-        <w:tc>
-          <w:tcPr>
-            <w:tcBorders>
-              <w:bottom w:val="none" w:sz="0" w:space="0" w:color="000000"/>
-              <w:top w:val="none" w:sz="0" w:space="0" w:color="000000"/>
-              <w:left w:val="none" w:sz="0" w:space="0" w:color="000000"/>
-              <w:right w:val="none" w:sz="0" w:space="0" w:color="000000"/>
-            </w:tcBorders>
-            <w:shd w:val="clear" w:color="auto" w:fill="FFFFFF"/>
-            <w:tcMar>
-              <w:top w:w="0" w:type="dxa"/>
-              <w:bottom w:w="0" w:type="dxa"/>
-              <w:left w:w="0" w:type="dxa"/>
-              <w:right w:w="0" w:type="dxa"/>
-            </w:tcMar>
-            <w:vAlign w:val="center"/>
-          </w:tcPr>
-          <w:p>
-            <w:pPr>
-              <w:pStyle w:val="Normal"/>
-              <w:jc w:val="left"/>
-              <w:pBdr>
-                <w:bottom w:val="none" w:sz="0" w:space="0" w:color="000000"/>
-                <w:top w:val="none" w:sz="0" w:space="0" w:color="000000"/>
-                <w:left w:val="none" w:sz="0" w:space="0" w:color="000000"/>
-                <w:right w:val="none" w:sz="0" w:space="0" w:color="000000"/>
-              </w:pBdr>
-              <w:spacing w:after="100" w:before="100" w:line="240"/>
-              <w:ind w:left="100" w:right="100" w:firstLine="0" w:firstLineChars="0"/>
-              <w:rPr>
-                <w:rFonts w:ascii="Times New Roman" w:hAnsi="Times New Roman" w:eastAsia="Times New Roman" w:cs="Times New Roman"/>
-                <w:i w:val="false"/>
-                <w:b w:val="false"/>
-                <w:u w:val="none"/>
-                <w:strike w:val="false"/>
-                <w:sz w:val="18"/>
-                <w:szCs w:val="18"/>
-                <w:color w:val="000000"/>
-              </w:rPr>
-            </w:pPr>
-            <w:r>
-              <w:rPr>
-                <w:rFonts w:ascii="Times New Roman" w:hAnsi="Times New Roman" w:eastAsia="Times New Roman" w:cs="Times New Roman"/>
-                <w:i w:val="false"/>
-                <w:b w:val="false"/>
-                <w:u w:val="none"/>
-                <w:strike w:val="false"/>
-                <w:sz w:val="18"/>
-                <w:szCs w:val="18"/>
-                <w:color w:val="000000"/>
-              </w:rPr>
-              <w:t xml:space="preserve">0.149</w:t>
+              <w:t xml:space="preserve">70</w:t>
+            </w:r>
+          </w:p>
+        </w:tc>
+        <w:tc>
+          <w:tcPr>
+            <w:tcBorders>
+              <w:bottom w:val="none" w:sz="0" w:space="0" w:color="000000"/>
+              <w:top w:val="none" w:sz="0" w:space="0" w:color="000000"/>
+              <w:left w:val="none" w:sz="0" w:space="0" w:color="000000"/>
+              <w:right w:val="none" w:sz="0" w:space="0" w:color="000000"/>
+            </w:tcBorders>
+            <w:shd w:val="clear" w:color="auto" w:fill="FFFFFF"/>
+            <w:tcMar>
+              <w:top w:w="0" w:type="dxa"/>
+              <w:bottom w:w="0" w:type="dxa"/>
+              <w:left w:w="0" w:type="dxa"/>
+              <w:right w:w="0" w:type="dxa"/>
+            </w:tcMar>
+            <w:vAlign w:val="center"/>
+          </w:tcPr>
+          <w:p>
+            <w:pPr>
+              <w:pStyle w:val="Normal"/>
+              <w:jc w:val="left"/>
+              <w:pBdr>
+                <w:bottom w:val="none" w:sz="0" w:space="0" w:color="000000"/>
+                <w:top w:val="none" w:sz="0" w:space="0" w:color="000000"/>
+                <w:left w:val="none" w:sz="0" w:space="0" w:color="000000"/>
+                <w:right w:val="none" w:sz="0" w:space="0" w:color="000000"/>
+              </w:pBdr>
+              <w:spacing w:after="100" w:before="100" w:line="240"/>
+              <w:ind w:left="100" w:right="100" w:firstLine="0" w:firstLineChars="0"/>
+              <w:rPr>
+                <w:rFonts w:ascii="Times New Roman" w:hAnsi="Times New Roman" w:eastAsia="Times New Roman" w:cs="Times New Roman"/>
+                <w:i w:val="false"/>
+                <w:b w:val="false"/>
+                <w:u w:val="none"/>
+                <w:strike w:val="false"/>
+                <w:sz w:val="18"/>
+                <w:szCs w:val="18"/>
+                <w:color w:val="000000"/>
+              </w:rPr>
+            </w:pPr>
+            <w:r>
+              <w:rPr>
+                <w:rFonts w:ascii="Times New Roman" w:hAnsi="Times New Roman" w:eastAsia="Times New Roman" w:cs="Times New Roman"/>
+                <w:i w:val="false"/>
+                <w:b w:val="false"/>
+                <w:u w:val="none"/>
+                <w:strike w:val="false"/>
+                <w:sz w:val="18"/>
+                <w:szCs w:val="18"/>
+                <w:color w:val="000000"/>
+              </w:rPr>
+              <w:t xml:space="preserve">NR (NR–NR)</w:t>
+            </w:r>
+          </w:p>
+        </w:tc>
+        <w:tc>
+          <w:tcPr>
+            <w:tcBorders>
+              <w:bottom w:val="none" w:sz="0" w:space="0" w:color="000000"/>
+              <w:top w:val="none" w:sz="0" w:space="0" w:color="000000"/>
+              <w:left w:val="none" w:sz="0" w:space="0" w:color="000000"/>
+              <w:right w:val="none" w:sz="0" w:space="0" w:color="000000"/>
+            </w:tcBorders>
+            <w:shd w:val="clear" w:color="auto" w:fill="FFFFFF"/>
+            <w:tcMar>
+              <w:top w:w="0" w:type="dxa"/>
+              <w:bottom w:w="0" w:type="dxa"/>
+              <w:left w:w="0" w:type="dxa"/>
+              <w:right w:w="0" w:type="dxa"/>
+            </w:tcMar>
+            <w:vAlign w:val="center"/>
+          </w:tcPr>
+          <w:p>
+            <w:pPr>
+              <w:pStyle w:val="Normal"/>
+              <w:jc w:val="left"/>
+              <w:pBdr>
+                <w:bottom w:val="none" w:sz="0" w:space="0" w:color="000000"/>
+                <w:top w:val="none" w:sz="0" w:space="0" w:color="000000"/>
+                <w:left w:val="none" w:sz="0" w:space="0" w:color="000000"/>
+                <w:right w:val="none" w:sz="0" w:space="0" w:color="000000"/>
+              </w:pBdr>
+              <w:spacing w:after="100" w:before="100" w:line="240"/>
+              <w:ind w:left="100" w:right="100" w:firstLine="0" w:firstLineChars="0"/>
+              <w:rPr>
+                <w:rFonts w:ascii="Times New Roman" w:hAnsi="Times New Roman" w:eastAsia="Times New Roman" w:cs="Times New Roman"/>
+                <w:i w:val="false"/>
+                <w:b w:val="false"/>
+                <w:u w:val="none"/>
+                <w:strike w:val="false"/>
+                <w:sz w:val="18"/>
+                <w:szCs w:val="18"/>
+                <w:color w:val="000000"/>
+              </w:rPr>
+            </w:pPr>
+            <w:r>
+              <w:rPr>
+                <w:rFonts w:ascii="Times New Roman" w:hAnsi="Times New Roman" w:eastAsia="Times New Roman" w:cs="Times New Roman"/>
+                <w:i w:val="false"/>
+                <w:b w:val="false"/>
+                <w:u w:val="none"/>
+                <w:strike w:val="false"/>
+                <w:sz w:val="18"/>
+                <w:szCs w:val="18"/>
+                <w:color w:val="000000"/>
+              </w:rPr>
+              <w:t xml:space="preserve">66.7% (60.2–73.9)</w:t>
+            </w:r>
+          </w:p>
+        </w:tc>
+        <w:tc>
+          <w:tcPr>
+            <w:tcBorders>
+              <w:bottom w:val="none" w:sz="0" w:space="0" w:color="000000"/>
+              <w:top w:val="none" w:sz="0" w:space="0" w:color="000000"/>
+              <w:left w:val="none" w:sz="0" w:space="0" w:color="000000"/>
+              <w:right w:val="none" w:sz="0" w:space="0" w:color="000000"/>
+            </w:tcBorders>
+            <w:shd w:val="clear" w:color="auto" w:fill="FFFFFF"/>
+            <w:tcMar>
+              <w:top w:w="0" w:type="dxa"/>
+              <w:bottom w:w="0" w:type="dxa"/>
+              <w:left w:w="0" w:type="dxa"/>
+              <w:right w:w="0" w:type="dxa"/>
+            </w:tcMar>
+            <w:vAlign w:val="center"/>
+          </w:tcPr>
+          <w:p>
+            <w:pPr>
+              <w:pStyle w:val="Normal"/>
+              <w:jc w:val="left"/>
+              <w:pBdr>
+                <w:bottom w:val="none" w:sz="0" w:space="0" w:color="000000"/>
+                <w:top w:val="none" w:sz="0" w:space="0" w:color="000000"/>
+                <w:left w:val="none" w:sz="0" w:space="0" w:color="000000"/>
+                <w:right w:val="none" w:sz="0" w:space="0" w:color="000000"/>
+              </w:pBdr>
+              <w:spacing w:after="100" w:before="100" w:line="240"/>
+              <w:ind w:left="100" w:right="100" w:firstLine="0" w:firstLineChars="0"/>
+              <w:rPr>
+                <w:rFonts w:ascii="Times New Roman" w:hAnsi="Times New Roman" w:eastAsia="Times New Roman" w:cs="Times New Roman"/>
+                <w:i w:val="false"/>
+                <w:b w:val="false"/>
+                <w:u w:val="none"/>
+                <w:strike w:val="false"/>
+                <w:sz w:val="18"/>
+                <w:szCs w:val="18"/>
+                <w:color w:val="000000"/>
+              </w:rPr>
+            </w:pPr>
+            <w:r>
+              <w:rPr>
+                <w:rFonts w:ascii="Times New Roman" w:hAnsi="Times New Roman" w:eastAsia="Times New Roman" w:cs="Times New Roman"/>
+                <w:i w:val="false"/>
+                <w:b w:val="false"/>
+                <w:u w:val="none"/>
+                <w:strike w:val="false"/>
+                <w:sz w:val="18"/>
+                <w:szCs w:val="18"/>
+                <w:color w:val="000000"/>
+              </w:rPr>
+              <w:t xml:space="preserve">62.8% (56.0–70.4)</w:t>
+            </w:r>
+          </w:p>
+        </w:tc>
+        <w:tc>
+          <w:tcPr>
+            <w:tcBorders>
+              <w:bottom w:val="none" w:sz="0" w:space="0" w:color="000000"/>
+              <w:top w:val="none" w:sz="0" w:space="0" w:color="000000"/>
+              <w:left w:val="none" w:sz="0" w:space="0" w:color="000000"/>
+              <w:right w:val="none" w:sz="0" w:space="0" w:color="000000"/>
+            </w:tcBorders>
+            <w:shd w:val="clear" w:color="auto" w:fill="FFFFFF"/>
+            <w:tcMar>
+              <w:top w:w="0" w:type="dxa"/>
+              <w:bottom w:w="0" w:type="dxa"/>
+              <w:left w:w="0" w:type="dxa"/>
+              <w:right w:w="0" w:type="dxa"/>
+            </w:tcMar>
+            <w:vAlign w:val="center"/>
+          </w:tcPr>
+          <w:p>
+            <w:pPr>
+              <w:pStyle w:val="Normal"/>
+              <w:jc w:val="left"/>
+              <w:pBdr>
+                <w:bottom w:val="none" w:sz="0" w:space="0" w:color="000000"/>
+                <w:top w:val="none" w:sz="0" w:space="0" w:color="000000"/>
+                <w:left w:val="none" w:sz="0" w:space="0" w:color="000000"/>
+                <w:right w:val="none" w:sz="0" w:space="0" w:color="000000"/>
+              </w:pBdr>
+              <w:spacing w:after="100" w:before="100" w:line="240"/>
+              <w:ind w:left="100" w:right="100" w:firstLine="0" w:firstLineChars="0"/>
+              <w:rPr>
+                <w:rFonts w:ascii="Times New Roman" w:hAnsi="Times New Roman" w:eastAsia="Times New Roman" w:cs="Times New Roman"/>
+                <w:i w:val="false"/>
+                <w:b w:val="false"/>
+                <w:u w:val="none"/>
+                <w:strike w:val="false"/>
+                <w:sz w:val="18"/>
+                <w:szCs w:val="18"/>
+                <w:color w:val="000000"/>
+              </w:rPr>
+            </w:pPr>
+            <w:r>
+              <w:rPr>
+                <w:rFonts w:ascii="Times New Roman" w:hAnsi="Times New Roman" w:eastAsia="Times New Roman" w:cs="Times New Roman"/>
+                <w:i w:val="false"/>
+                <w:b w:val="false"/>
+                <w:u w:val="none"/>
+                <w:strike w:val="false"/>
+                <w:sz w:val="18"/>
+                <w:szCs w:val="18"/>
+                <w:color w:val="000000"/>
+              </w:rPr>
+              <w:t xml:space="preserve">0.169</w:t>
             </w:r>
           </w:p>
         </w:tc>
@@ -4266,7 +4266,7 @@
                 <w:szCs w:val="18"/>
                 <w:color w:val="000000"/>
               </w:rPr>
-              <w:t xml:space="preserve">209</w:t>
+              <w:t xml:space="preserve">186</w:t>
             </w:r>
           </w:p>
         </w:tc>
@@ -4321,7 +4321,7 @@
                 <w:szCs w:val="18"/>
                 <w:color w:val="000000"/>
               </w:rPr>
-              <w:t xml:space="preserve">67</w:t>
+              <w:t xml:space="preserve">52</w:t>
             </w:r>
           </w:p>
         </w:tc>
@@ -4431,7 +4431,7 @@
                 <w:szCs w:val="18"/>
                 <w:color w:val="000000"/>
               </w:rPr>
-              <w:t xml:space="preserve">69.8% (63.6–76.6)</w:t>
+              <w:t xml:space="preserve">74.4% (68.1–81.3)</w:t>
             </w:r>
           </w:p>
         </w:tc>
@@ -4486,7 +4486,7 @@
                 <w:szCs w:val="18"/>
                 <w:color w:val="000000"/>
               </w:rPr>
-              <w:t xml:space="preserve">65.8% (59.3–73.1)</w:t>
+              <w:t xml:space="preserve">70.0% (63.3–77.5)</w:t>
             </w:r>
           </w:p>
         </w:tc>

--- a/output/tables/GEO/GSE39582/GSE39582_km_summary.docx
+++ b/output/tables/GEO/GSE39582/GSE39582_km_summary.docx
@@ -25,7 +25,7 @@
         <w:ind w:left="60" w:right="60" w:firstLine="0" w:firstLineChars="0"/>
       </w:pPr>
       <w:r>
-        <w:t xml:space="preserve">Kaplan–Meier estimates by MAD2L1 expression, GSE39582 (CIT, colon). NR = not reached.</w:t>
+        <w:t xml:space="preserve">Kaplan–Meier estimates by HIST1H2AC expression, GSE39582 (CIT, colon). NR = not reached.</w:t>
       </w:r>
     </w:p>
     <w:tbl xmlns:a="http://schemas.openxmlformats.org/drawingml/2006/main" xmlns:pic="http://schemas.openxmlformats.org/drawingml/2006/picture">
@@ -766,7 +766,7 @@
                 <w:szCs w:val="18"/>
                 <w:color w:val="000000"/>
               </w:rPr>
-              <w:t xml:space="preserve">280</w:t>
+              <w:t xml:space="preserve">279</w:t>
             </w:r>
           </w:p>
         </w:tc>
@@ -821,7 +821,7 @@
                 <w:szCs w:val="18"/>
                 <w:color w:val="000000"/>
               </w:rPr>
-              <w:t xml:space="preserve">101</w:t>
+              <w:t xml:space="preserve">91</w:t>
             </w:r>
           </w:p>
         </w:tc>
@@ -876,7 +876,7 @@
                 <w:szCs w:val="18"/>
                 <w:color w:val="000000"/>
               </w:rPr>
-              <w:t xml:space="preserve">145.0 (105.0–NR)</w:t>
+              <w:t xml:space="preserve">132.0 (106.0–NR)</w:t>
             </w:r>
           </w:p>
         </w:tc>
@@ -931,7 +931,7 @@
                 <w:szCs w:val="18"/>
                 <w:color w:val="000000"/>
               </w:rPr>
-              <w:t xml:space="preserve">73.8% (68.6–79.4)</w:t>
+              <w:t xml:space="preserve">78.9% (74.1–84.1)</w:t>
             </w:r>
           </w:p>
         </w:tc>
@@ -986,7 +986,7 @@
                 <w:szCs w:val="18"/>
                 <w:color w:val="000000"/>
               </w:rPr>
-              <w:t xml:space="preserve">64.4% (58.6–70.8)</w:t>
+              <w:t xml:space="preserve">70.2% (64.6–76.2)</w:t>
             </w:r>
           </w:p>
         </w:tc>
@@ -1041,7 +1041,7 @@
                 <w:szCs w:val="18"/>
                 <w:color w:val="000000"/>
               </w:rPr>
-              <w:t xml:space="preserve">0.269</w:t>
+              <w:t xml:space="preserve">0.461</w:t>
             </w:r>
           </w:p>
         </w:tc>
@@ -1266,7 +1266,7 @@
                 <w:szCs w:val="18"/>
                 <w:color w:val="000000"/>
               </w:rPr>
-              <w:t xml:space="preserve">282</w:t>
+              <w:t xml:space="preserve">283</w:t>
             </w:r>
           </w:p>
         </w:tc>
@@ -1321,172 +1321,172 @@
                 <w:szCs w:val="18"/>
                 <w:color w:val="000000"/>
               </w:rPr>
-              <w:t xml:space="preserve">90</w:t>
-            </w:r>
-          </w:p>
-        </w:tc>
-        <w:tc>
-          <w:tcPr>
-            <w:tcBorders>
-              <w:bottom w:val="none" w:sz="0" w:space="0" w:color="000000"/>
-              <w:top w:val="none" w:sz="0" w:space="0" w:color="000000"/>
-              <w:left w:val="none" w:sz="0" w:space="0" w:color="000000"/>
-              <w:right w:val="none" w:sz="0" w:space="0" w:color="000000"/>
-            </w:tcBorders>
-            <w:shd w:val="clear" w:color="auto" w:fill="FFFFFF"/>
-            <w:tcMar>
-              <w:top w:w="0" w:type="dxa"/>
-              <w:bottom w:w="0" w:type="dxa"/>
-              <w:left w:w="0" w:type="dxa"/>
-              <w:right w:w="0" w:type="dxa"/>
-            </w:tcMar>
-            <w:vAlign w:val="center"/>
-          </w:tcPr>
-          <w:p>
-            <w:pPr>
-              <w:pStyle w:val="Normal"/>
-              <w:jc w:val="left"/>
-              <w:pBdr>
-                <w:bottom w:val="none" w:sz="0" w:space="0" w:color="000000"/>
-                <w:top w:val="none" w:sz="0" w:space="0" w:color="000000"/>
-                <w:left w:val="none" w:sz="0" w:space="0" w:color="000000"/>
-                <w:right w:val="none" w:sz="0" w:space="0" w:color="000000"/>
-              </w:pBdr>
-              <w:spacing w:after="100" w:before="100" w:line="240"/>
-              <w:ind w:left="100" w:right="100" w:firstLine="0" w:firstLineChars="0"/>
-              <w:rPr>
-                <w:rFonts w:ascii="Times New Roman" w:hAnsi="Times New Roman" w:eastAsia="Times New Roman" w:cs="Times New Roman"/>
-                <w:i w:val="false"/>
-                <w:b w:val="false"/>
-                <w:u w:val="none"/>
-                <w:strike w:val="false"/>
-                <w:sz w:val="18"/>
-                <w:szCs w:val="18"/>
-                <w:color w:val="000000"/>
-              </w:rPr>
-            </w:pPr>
-            <w:r>
-              <w:rPr>
-                <w:rFonts w:ascii="Times New Roman" w:hAnsi="Times New Roman" w:eastAsia="Times New Roman" w:cs="Times New Roman"/>
-                <w:i w:val="false"/>
-                <w:b w:val="false"/>
-                <w:u w:val="none"/>
-                <w:strike w:val="false"/>
-                <w:sz w:val="18"/>
-                <w:szCs w:val="18"/>
-                <w:color w:val="000000"/>
-              </w:rPr>
-              <w:t xml:space="preserve">NR (95.0–NR)</w:t>
-            </w:r>
-          </w:p>
-        </w:tc>
-        <w:tc>
-          <w:tcPr>
-            <w:tcBorders>
-              <w:bottom w:val="none" w:sz="0" w:space="0" w:color="000000"/>
-              <w:top w:val="none" w:sz="0" w:space="0" w:color="000000"/>
-              <w:left w:val="none" w:sz="0" w:space="0" w:color="000000"/>
-              <w:right w:val="none" w:sz="0" w:space="0" w:color="000000"/>
-            </w:tcBorders>
-            <w:shd w:val="clear" w:color="auto" w:fill="FFFFFF"/>
-            <w:tcMar>
-              <w:top w:w="0" w:type="dxa"/>
-              <w:bottom w:w="0" w:type="dxa"/>
-              <w:left w:w="0" w:type="dxa"/>
-              <w:right w:w="0" w:type="dxa"/>
-            </w:tcMar>
-            <w:vAlign w:val="center"/>
-          </w:tcPr>
-          <w:p>
-            <w:pPr>
-              <w:pStyle w:val="Normal"/>
-              <w:jc w:val="left"/>
-              <w:pBdr>
-                <w:bottom w:val="none" w:sz="0" w:space="0" w:color="000000"/>
-                <w:top w:val="none" w:sz="0" w:space="0" w:color="000000"/>
-                <w:left w:val="none" w:sz="0" w:space="0" w:color="000000"/>
-                <w:right w:val="none" w:sz="0" w:space="0" w:color="000000"/>
-              </w:pBdr>
-              <w:spacing w:after="100" w:before="100" w:line="240"/>
-              <w:ind w:left="100" w:right="100" w:firstLine="0" w:firstLineChars="0"/>
-              <w:rPr>
-                <w:rFonts w:ascii="Times New Roman" w:hAnsi="Times New Roman" w:eastAsia="Times New Roman" w:cs="Times New Roman"/>
-                <w:i w:val="false"/>
-                <w:b w:val="false"/>
-                <w:u w:val="none"/>
-                <w:strike w:val="false"/>
-                <w:sz w:val="18"/>
-                <w:szCs w:val="18"/>
-                <w:color w:val="000000"/>
-              </w:rPr>
-            </w:pPr>
-            <w:r>
-              <w:rPr>
-                <w:rFonts w:ascii="Times New Roman" w:hAnsi="Times New Roman" w:eastAsia="Times New Roman" w:cs="Times New Roman"/>
-                <w:i w:val="false"/>
-                <w:b w:val="false"/>
-                <w:u w:val="none"/>
-                <w:strike w:val="false"/>
-                <w:sz w:val="18"/>
-                <w:szCs w:val="18"/>
-                <w:color w:val="000000"/>
-              </w:rPr>
-              <w:t xml:space="preserve">81.9% (77.3–86.7)</w:t>
-            </w:r>
-          </w:p>
-        </w:tc>
-        <w:tc>
-          <w:tcPr>
-            <w:tcBorders>
-              <w:bottom w:val="none" w:sz="0" w:space="0" w:color="000000"/>
-              <w:top w:val="none" w:sz="0" w:space="0" w:color="000000"/>
-              <w:left w:val="none" w:sz="0" w:space="0" w:color="000000"/>
-              <w:right w:val="none" w:sz="0" w:space="0" w:color="000000"/>
-            </w:tcBorders>
-            <w:shd w:val="clear" w:color="auto" w:fill="FFFFFF"/>
-            <w:tcMar>
-              <w:top w:w="0" w:type="dxa"/>
-              <w:bottom w:w="0" w:type="dxa"/>
-              <w:left w:w="0" w:type="dxa"/>
-              <w:right w:w="0" w:type="dxa"/>
-            </w:tcMar>
-            <w:vAlign w:val="center"/>
-          </w:tcPr>
-          <w:p>
-            <w:pPr>
-              <w:pStyle w:val="Normal"/>
-              <w:jc w:val="left"/>
-              <w:pBdr>
-                <w:bottom w:val="none" w:sz="0" w:space="0" w:color="000000"/>
-                <w:top w:val="none" w:sz="0" w:space="0" w:color="000000"/>
-                <w:left w:val="none" w:sz="0" w:space="0" w:color="000000"/>
-                <w:right w:val="none" w:sz="0" w:space="0" w:color="000000"/>
-              </w:pBdr>
-              <w:spacing w:after="100" w:before="100" w:line="240"/>
-              <w:ind w:left="100" w:right="100" w:firstLine="0" w:firstLineChars="0"/>
-              <w:rPr>
-                <w:rFonts w:ascii="Times New Roman" w:hAnsi="Times New Roman" w:eastAsia="Times New Roman" w:cs="Times New Roman"/>
-                <w:i w:val="false"/>
-                <w:b w:val="false"/>
-                <w:u w:val="none"/>
-                <w:strike w:val="false"/>
-                <w:sz w:val="18"/>
-                <w:szCs w:val="18"/>
-                <w:color w:val="000000"/>
-              </w:rPr>
-            </w:pPr>
-            <w:r>
-              <w:rPr>
-                <w:rFonts w:ascii="Times New Roman" w:hAnsi="Times New Roman" w:eastAsia="Times New Roman" w:cs="Times New Roman"/>
-                <w:i w:val="false"/>
-                <w:b w:val="false"/>
-                <w:u w:val="none"/>
-                <w:strike w:val="false"/>
-                <w:sz w:val="18"/>
-                <w:szCs w:val="18"/>
-                <w:color w:val="000000"/>
-              </w:rPr>
-              <w:t xml:space="preserve">70.6% (64.9–76.7)</w:t>
+              <w:t xml:space="preserve">100</w:t>
+            </w:r>
+          </w:p>
+        </w:tc>
+        <w:tc>
+          <w:tcPr>
+            <w:tcBorders>
+              <w:bottom w:val="none" w:sz="0" w:space="0" w:color="000000"/>
+              <w:top w:val="none" w:sz="0" w:space="0" w:color="000000"/>
+              <w:left w:val="none" w:sz="0" w:space="0" w:color="000000"/>
+              <w:right w:val="none" w:sz="0" w:space="0" w:color="000000"/>
+            </w:tcBorders>
+            <w:shd w:val="clear" w:color="auto" w:fill="FFFFFF"/>
+            <w:tcMar>
+              <w:top w:w="0" w:type="dxa"/>
+              <w:bottom w:w="0" w:type="dxa"/>
+              <w:left w:w="0" w:type="dxa"/>
+              <w:right w:w="0" w:type="dxa"/>
+            </w:tcMar>
+            <w:vAlign w:val="center"/>
+          </w:tcPr>
+          <w:p>
+            <w:pPr>
+              <w:pStyle w:val="Normal"/>
+              <w:jc w:val="left"/>
+              <w:pBdr>
+                <w:bottom w:val="none" w:sz="0" w:space="0" w:color="000000"/>
+                <w:top w:val="none" w:sz="0" w:space="0" w:color="000000"/>
+                <w:left w:val="none" w:sz="0" w:space="0" w:color="000000"/>
+                <w:right w:val="none" w:sz="0" w:space="0" w:color="000000"/>
+              </w:pBdr>
+              <w:spacing w:after="100" w:before="100" w:line="240"/>
+              <w:ind w:left="100" w:right="100" w:firstLine="0" w:firstLineChars="0"/>
+              <w:rPr>
+                <w:rFonts w:ascii="Times New Roman" w:hAnsi="Times New Roman" w:eastAsia="Times New Roman" w:cs="Times New Roman"/>
+                <w:i w:val="false"/>
+                <w:b w:val="false"/>
+                <w:u w:val="none"/>
+                <w:strike w:val="false"/>
+                <w:sz w:val="18"/>
+                <w:szCs w:val="18"/>
+                <w:color w:val="000000"/>
+              </w:rPr>
+            </w:pPr>
+            <w:r>
+              <w:rPr>
+                <w:rFonts w:ascii="Times New Roman" w:hAnsi="Times New Roman" w:eastAsia="Times New Roman" w:cs="Times New Roman"/>
+                <w:i w:val="false"/>
+                <w:b w:val="false"/>
+                <w:u w:val="none"/>
+                <w:strike w:val="false"/>
+                <w:sz w:val="18"/>
+                <w:szCs w:val="18"/>
+                <w:color w:val="000000"/>
+              </w:rPr>
+              <w:t xml:space="preserve">183.0 (95.0–NR)</w:t>
+            </w:r>
+          </w:p>
+        </w:tc>
+        <w:tc>
+          <w:tcPr>
+            <w:tcBorders>
+              <w:bottom w:val="none" w:sz="0" w:space="0" w:color="000000"/>
+              <w:top w:val="none" w:sz="0" w:space="0" w:color="000000"/>
+              <w:left w:val="none" w:sz="0" w:space="0" w:color="000000"/>
+              <w:right w:val="none" w:sz="0" w:space="0" w:color="000000"/>
+            </w:tcBorders>
+            <w:shd w:val="clear" w:color="auto" w:fill="FFFFFF"/>
+            <w:tcMar>
+              <w:top w:w="0" w:type="dxa"/>
+              <w:bottom w:w="0" w:type="dxa"/>
+              <w:left w:w="0" w:type="dxa"/>
+              <w:right w:w="0" w:type="dxa"/>
+            </w:tcMar>
+            <w:vAlign w:val="center"/>
+          </w:tcPr>
+          <w:p>
+            <w:pPr>
+              <w:pStyle w:val="Normal"/>
+              <w:jc w:val="left"/>
+              <w:pBdr>
+                <w:bottom w:val="none" w:sz="0" w:space="0" w:color="000000"/>
+                <w:top w:val="none" w:sz="0" w:space="0" w:color="000000"/>
+                <w:left w:val="none" w:sz="0" w:space="0" w:color="000000"/>
+                <w:right w:val="none" w:sz="0" w:space="0" w:color="000000"/>
+              </w:pBdr>
+              <w:spacing w:after="100" w:before="100" w:line="240"/>
+              <w:ind w:left="100" w:right="100" w:firstLine="0" w:firstLineChars="0"/>
+              <w:rPr>
+                <w:rFonts w:ascii="Times New Roman" w:hAnsi="Times New Roman" w:eastAsia="Times New Roman" w:cs="Times New Roman"/>
+                <w:i w:val="false"/>
+                <w:b w:val="false"/>
+                <w:u w:val="none"/>
+                <w:strike w:val="false"/>
+                <w:sz w:val="18"/>
+                <w:szCs w:val="18"/>
+                <w:color w:val="000000"/>
+              </w:rPr>
+            </w:pPr>
+            <w:r>
+              <w:rPr>
+                <w:rFonts w:ascii="Times New Roman" w:hAnsi="Times New Roman" w:eastAsia="Times New Roman" w:cs="Times New Roman"/>
+                <w:i w:val="false"/>
+                <w:b w:val="false"/>
+                <w:u w:val="none"/>
+                <w:strike w:val="false"/>
+                <w:sz w:val="18"/>
+                <w:szCs w:val="18"/>
+                <w:color w:val="000000"/>
+              </w:rPr>
+              <w:t xml:space="preserve">76.8% (71.8–82.1)</w:t>
+            </w:r>
+          </w:p>
+        </w:tc>
+        <w:tc>
+          <w:tcPr>
+            <w:tcBorders>
+              <w:bottom w:val="none" w:sz="0" w:space="0" w:color="000000"/>
+              <w:top w:val="none" w:sz="0" w:space="0" w:color="000000"/>
+              <w:left w:val="none" w:sz="0" w:space="0" w:color="000000"/>
+              <w:right w:val="none" w:sz="0" w:space="0" w:color="000000"/>
+            </w:tcBorders>
+            <w:shd w:val="clear" w:color="auto" w:fill="FFFFFF"/>
+            <w:tcMar>
+              <w:top w:w="0" w:type="dxa"/>
+              <w:bottom w:w="0" w:type="dxa"/>
+              <w:left w:w="0" w:type="dxa"/>
+              <w:right w:w="0" w:type="dxa"/>
+            </w:tcMar>
+            <w:vAlign w:val="center"/>
+          </w:tcPr>
+          <w:p>
+            <w:pPr>
+              <w:pStyle w:val="Normal"/>
+              <w:jc w:val="left"/>
+              <w:pBdr>
+                <w:bottom w:val="none" w:sz="0" w:space="0" w:color="000000"/>
+                <w:top w:val="none" w:sz="0" w:space="0" w:color="000000"/>
+                <w:left w:val="none" w:sz="0" w:space="0" w:color="000000"/>
+                <w:right w:val="none" w:sz="0" w:space="0" w:color="000000"/>
+              </w:pBdr>
+              <w:spacing w:after="100" w:before="100" w:line="240"/>
+              <w:ind w:left="100" w:right="100" w:firstLine="0" w:firstLineChars="0"/>
+              <w:rPr>
+                <w:rFonts w:ascii="Times New Roman" w:hAnsi="Times New Roman" w:eastAsia="Times New Roman" w:cs="Times New Roman"/>
+                <w:i w:val="false"/>
+                <w:b w:val="false"/>
+                <w:u w:val="none"/>
+                <w:strike w:val="false"/>
+                <w:sz w:val="18"/>
+                <w:szCs w:val="18"/>
+                <w:color w:val="000000"/>
+              </w:rPr>
+            </w:pPr>
+            <w:r>
+              <w:rPr>
+                <w:rFonts w:ascii="Times New Roman" w:hAnsi="Times New Roman" w:eastAsia="Times New Roman" w:cs="Times New Roman"/>
+                <w:i w:val="false"/>
+                <w:b w:val="false"/>
+                <w:u w:val="none"/>
+                <w:strike w:val="false"/>
+                <w:sz w:val="18"/>
+                <w:szCs w:val="18"/>
+                <w:color w:val="000000"/>
+              </w:rPr>
+              <w:t xml:space="preserve">64.7% (58.9–71.2)</w:t>
             </w:r>
           </w:p>
         </w:tc>
@@ -1766,7 +1766,7 @@
                 <w:szCs w:val="18"/>
                 <w:color w:val="000000"/>
               </w:rPr>
-              <w:t xml:space="preserve">231</w:t>
+              <w:t xml:space="preserve">204</w:t>
             </w:r>
           </w:p>
         </w:tc>
@@ -1821,227 +1821,227 @@
                 <w:szCs w:val="18"/>
                 <w:color w:val="000000"/>
               </w:rPr>
-              <w:t xml:space="preserve">82</w:t>
-            </w:r>
-          </w:p>
-        </w:tc>
-        <w:tc>
-          <w:tcPr>
-            <w:tcBorders>
-              <w:bottom w:val="none" w:sz="0" w:space="0" w:color="000000"/>
-              <w:top w:val="none" w:sz="0" w:space="0" w:color="000000"/>
-              <w:left w:val="none" w:sz="0" w:space="0" w:color="000000"/>
-              <w:right w:val="none" w:sz="0" w:space="0" w:color="000000"/>
-            </w:tcBorders>
-            <w:shd w:val="clear" w:color="auto" w:fill="FFFFFF"/>
-            <w:tcMar>
-              <w:top w:w="0" w:type="dxa"/>
-              <w:bottom w:w="0" w:type="dxa"/>
-              <w:left w:w="0" w:type="dxa"/>
-              <w:right w:w="0" w:type="dxa"/>
-            </w:tcMar>
-            <w:vAlign w:val="center"/>
-          </w:tcPr>
-          <w:p>
-            <w:pPr>
-              <w:pStyle w:val="Normal"/>
-              <w:jc w:val="left"/>
-              <w:pBdr>
-                <w:bottom w:val="none" w:sz="0" w:space="0" w:color="000000"/>
-                <w:top w:val="none" w:sz="0" w:space="0" w:color="000000"/>
-                <w:left w:val="none" w:sz="0" w:space="0" w:color="000000"/>
-                <w:right w:val="none" w:sz="0" w:space="0" w:color="000000"/>
-              </w:pBdr>
-              <w:spacing w:after="100" w:before="100" w:line="240"/>
-              <w:ind w:left="100" w:right="100" w:firstLine="0" w:firstLineChars="0"/>
-              <w:rPr>
-                <w:rFonts w:ascii="Times New Roman" w:hAnsi="Times New Roman" w:eastAsia="Times New Roman" w:cs="Times New Roman"/>
-                <w:i w:val="false"/>
-                <w:b w:val="false"/>
-                <w:u w:val="none"/>
-                <w:strike w:val="false"/>
-                <w:sz w:val="18"/>
-                <w:szCs w:val="18"/>
-                <w:color w:val="000000"/>
-              </w:rPr>
-            </w:pPr>
-            <w:r>
-              <w:rPr>
-                <w:rFonts w:ascii="Times New Roman" w:hAnsi="Times New Roman" w:eastAsia="Times New Roman" w:cs="Times New Roman"/>
-                <w:i w:val="false"/>
-                <w:b w:val="false"/>
-                <w:u w:val="none"/>
-                <w:strike w:val="false"/>
-                <w:sz w:val="18"/>
-                <w:szCs w:val="18"/>
-                <w:color w:val="000000"/>
-              </w:rPr>
-              <w:t xml:space="preserve">NR (102.0–NR)</w:t>
-            </w:r>
-          </w:p>
-        </w:tc>
-        <w:tc>
-          <w:tcPr>
-            <w:tcBorders>
-              <w:bottom w:val="none" w:sz="0" w:space="0" w:color="000000"/>
-              <w:top w:val="none" w:sz="0" w:space="0" w:color="000000"/>
-              <w:left w:val="none" w:sz="0" w:space="0" w:color="000000"/>
-              <w:right w:val="none" w:sz="0" w:space="0" w:color="000000"/>
-            </w:tcBorders>
-            <w:shd w:val="clear" w:color="auto" w:fill="FFFFFF"/>
-            <w:tcMar>
-              <w:top w:w="0" w:type="dxa"/>
-              <w:bottom w:w="0" w:type="dxa"/>
-              <w:left w:w="0" w:type="dxa"/>
-              <w:right w:w="0" w:type="dxa"/>
-            </w:tcMar>
-            <w:vAlign w:val="center"/>
-          </w:tcPr>
-          <w:p>
-            <w:pPr>
-              <w:pStyle w:val="Normal"/>
-              <w:jc w:val="left"/>
-              <w:pBdr>
-                <w:bottom w:val="none" w:sz="0" w:space="0" w:color="000000"/>
-                <w:top w:val="none" w:sz="0" w:space="0" w:color="000000"/>
-                <w:left w:val="none" w:sz="0" w:space="0" w:color="000000"/>
-                <w:right w:val="none" w:sz="0" w:space="0" w:color="000000"/>
-              </w:pBdr>
-              <w:spacing w:after="100" w:before="100" w:line="240"/>
-              <w:ind w:left="100" w:right="100" w:firstLine="0" w:firstLineChars="0"/>
-              <w:rPr>
-                <w:rFonts w:ascii="Times New Roman" w:hAnsi="Times New Roman" w:eastAsia="Times New Roman" w:cs="Times New Roman"/>
-                <w:i w:val="false"/>
-                <w:b w:val="false"/>
-                <w:u w:val="none"/>
-                <w:strike w:val="false"/>
-                <w:sz w:val="18"/>
-                <w:szCs w:val="18"/>
-                <w:color w:val="000000"/>
-              </w:rPr>
-            </w:pPr>
-            <w:r>
-              <w:rPr>
-                <w:rFonts w:ascii="Times New Roman" w:hAnsi="Times New Roman" w:eastAsia="Times New Roman" w:cs="Times New Roman"/>
-                <w:i w:val="false"/>
-                <w:b w:val="false"/>
-                <w:u w:val="none"/>
-                <w:strike w:val="false"/>
-                <w:sz w:val="18"/>
-                <w:szCs w:val="18"/>
-                <w:color w:val="000000"/>
-              </w:rPr>
-              <w:t xml:space="preserve">73.6% (67.9–79.8)</w:t>
-            </w:r>
-          </w:p>
-        </w:tc>
-        <w:tc>
-          <w:tcPr>
-            <w:tcBorders>
-              <w:bottom w:val="none" w:sz="0" w:space="0" w:color="000000"/>
-              <w:top w:val="none" w:sz="0" w:space="0" w:color="000000"/>
-              <w:left w:val="none" w:sz="0" w:space="0" w:color="000000"/>
-              <w:right w:val="none" w:sz="0" w:space="0" w:color="000000"/>
-            </w:tcBorders>
-            <w:shd w:val="clear" w:color="auto" w:fill="FFFFFF"/>
-            <w:tcMar>
-              <w:top w:w="0" w:type="dxa"/>
-              <w:bottom w:w="0" w:type="dxa"/>
-              <w:left w:w="0" w:type="dxa"/>
-              <w:right w:w="0" w:type="dxa"/>
-            </w:tcMar>
-            <w:vAlign w:val="center"/>
-          </w:tcPr>
-          <w:p>
-            <w:pPr>
-              <w:pStyle w:val="Normal"/>
-              <w:jc w:val="left"/>
-              <w:pBdr>
-                <w:bottom w:val="none" w:sz="0" w:space="0" w:color="000000"/>
-                <w:top w:val="none" w:sz="0" w:space="0" w:color="000000"/>
-                <w:left w:val="none" w:sz="0" w:space="0" w:color="000000"/>
-                <w:right w:val="none" w:sz="0" w:space="0" w:color="000000"/>
-              </w:pBdr>
-              <w:spacing w:after="100" w:before="100" w:line="240"/>
-              <w:ind w:left="100" w:right="100" w:firstLine="0" w:firstLineChars="0"/>
-              <w:rPr>
-                <w:rFonts w:ascii="Times New Roman" w:hAnsi="Times New Roman" w:eastAsia="Times New Roman" w:cs="Times New Roman"/>
-                <w:i w:val="false"/>
-                <w:b w:val="false"/>
-                <w:u w:val="none"/>
-                <w:strike w:val="false"/>
-                <w:sz w:val="18"/>
-                <w:szCs w:val="18"/>
-                <w:color w:val="000000"/>
-              </w:rPr>
-            </w:pPr>
-            <w:r>
-              <w:rPr>
-                <w:rFonts w:ascii="Times New Roman" w:hAnsi="Times New Roman" w:eastAsia="Times New Roman" w:cs="Times New Roman"/>
-                <w:i w:val="false"/>
-                <w:b w:val="false"/>
-                <w:u w:val="none"/>
-                <w:strike w:val="false"/>
-                <w:sz w:val="18"/>
-                <w:szCs w:val="18"/>
-                <w:color w:val="000000"/>
-              </w:rPr>
-              <w:t xml:space="preserve">63.9% (57.5–71.0)</w:t>
-            </w:r>
-          </w:p>
-        </w:tc>
-        <w:tc>
-          <w:tcPr>
-            <w:tcBorders>
-              <w:bottom w:val="none" w:sz="0" w:space="0" w:color="000000"/>
-              <w:top w:val="none" w:sz="0" w:space="0" w:color="000000"/>
-              <w:left w:val="none" w:sz="0" w:space="0" w:color="000000"/>
-              <w:right w:val="none" w:sz="0" w:space="0" w:color="000000"/>
-            </w:tcBorders>
-            <w:shd w:val="clear" w:color="auto" w:fill="FFFFFF"/>
-            <w:tcMar>
-              <w:top w:w="0" w:type="dxa"/>
-              <w:bottom w:w="0" w:type="dxa"/>
-              <w:left w:w="0" w:type="dxa"/>
-              <w:right w:w="0" w:type="dxa"/>
-            </w:tcMar>
-            <w:vAlign w:val="center"/>
-          </w:tcPr>
-          <w:p>
-            <w:pPr>
-              <w:pStyle w:val="Normal"/>
-              <w:jc w:val="left"/>
-              <w:pBdr>
-                <w:bottom w:val="none" w:sz="0" w:space="0" w:color="000000"/>
-                <w:top w:val="none" w:sz="0" w:space="0" w:color="000000"/>
-                <w:left w:val="none" w:sz="0" w:space="0" w:color="000000"/>
-                <w:right w:val="none" w:sz="0" w:space="0" w:color="000000"/>
-              </w:pBdr>
-              <w:spacing w:after="100" w:before="100" w:line="240"/>
-              <w:ind w:left="100" w:right="100" w:firstLine="0" w:firstLineChars="0"/>
-              <w:rPr>
-                <w:rFonts w:ascii="Times New Roman" w:hAnsi="Times New Roman" w:eastAsia="Times New Roman" w:cs="Times New Roman"/>
-                <w:i w:val="false"/>
-                <w:b w:val="false"/>
-                <w:u w:val="none"/>
-                <w:strike w:val="false"/>
-                <w:sz w:val="18"/>
-                <w:szCs w:val="18"/>
-                <w:color w:val="000000"/>
-              </w:rPr>
-            </w:pPr>
-            <w:r>
-              <w:rPr>
-                <w:rFonts w:ascii="Times New Roman" w:hAnsi="Times New Roman" w:eastAsia="Times New Roman" w:cs="Times New Roman"/>
-                <w:i w:val="false"/>
-                <w:b w:val="false"/>
-                <w:u w:val="none"/>
-                <w:strike w:val="false"/>
-                <w:sz w:val="18"/>
-                <w:szCs w:val="18"/>
-                <w:color w:val="000000"/>
-              </w:rPr>
-              <w:t xml:space="preserve">0.869</w:t>
+              <w:t xml:space="preserve">73</w:t>
+            </w:r>
+          </w:p>
+        </w:tc>
+        <w:tc>
+          <w:tcPr>
+            <w:tcBorders>
+              <w:bottom w:val="none" w:sz="0" w:space="0" w:color="000000"/>
+              <w:top w:val="none" w:sz="0" w:space="0" w:color="000000"/>
+              <w:left w:val="none" w:sz="0" w:space="0" w:color="000000"/>
+              <w:right w:val="none" w:sz="0" w:space="0" w:color="000000"/>
+            </w:tcBorders>
+            <w:shd w:val="clear" w:color="auto" w:fill="FFFFFF"/>
+            <w:tcMar>
+              <w:top w:w="0" w:type="dxa"/>
+              <w:bottom w:w="0" w:type="dxa"/>
+              <w:left w:w="0" w:type="dxa"/>
+              <w:right w:w="0" w:type="dxa"/>
+            </w:tcMar>
+            <w:vAlign w:val="center"/>
+          </w:tcPr>
+          <w:p>
+            <w:pPr>
+              <w:pStyle w:val="Normal"/>
+              <w:jc w:val="left"/>
+              <w:pBdr>
+                <w:bottom w:val="none" w:sz="0" w:space="0" w:color="000000"/>
+                <w:top w:val="none" w:sz="0" w:space="0" w:color="000000"/>
+                <w:left w:val="none" w:sz="0" w:space="0" w:color="000000"/>
+                <w:right w:val="none" w:sz="0" w:space="0" w:color="000000"/>
+              </w:pBdr>
+              <w:spacing w:after="100" w:before="100" w:line="240"/>
+              <w:ind w:left="100" w:right="100" w:firstLine="0" w:firstLineChars="0"/>
+              <w:rPr>
+                <w:rFonts w:ascii="Times New Roman" w:hAnsi="Times New Roman" w:eastAsia="Times New Roman" w:cs="Times New Roman"/>
+                <w:i w:val="false"/>
+                <w:b w:val="false"/>
+                <w:u w:val="none"/>
+                <w:strike w:val="false"/>
+                <w:sz w:val="18"/>
+                <w:szCs w:val="18"/>
+                <w:color w:val="000000"/>
+              </w:rPr>
+            </w:pPr>
+            <w:r>
+              <w:rPr>
+                <w:rFonts w:ascii="Times New Roman" w:hAnsi="Times New Roman" w:eastAsia="Times New Roman" w:cs="Times New Roman"/>
+                <w:i w:val="false"/>
+                <w:b w:val="false"/>
+                <w:u w:val="none"/>
+                <w:strike w:val="false"/>
+                <w:sz w:val="18"/>
+                <w:szCs w:val="18"/>
+                <w:color w:val="000000"/>
+              </w:rPr>
+              <w:t xml:space="preserve">106.0 (87.0–NR)</w:t>
+            </w:r>
+          </w:p>
+        </w:tc>
+        <w:tc>
+          <w:tcPr>
+            <w:tcBorders>
+              <w:bottom w:val="none" w:sz="0" w:space="0" w:color="000000"/>
+              <w:top w:val="none" w:sz="0" w:space="0" w:color="000000"/>
+              <w:left w:val="none" w:sz="0" w:space="0" w:color="000000"/>
+              <w:right w:val="none" w:sz="0" w:space="0" w:color="000000"/>
+            </w:tcBorders>
+            <w:shd w:val="clear" w:color="auto" w:fill="FFFFFF"/>
+            <w:tcMar>
+              <w:top w:w="0" w:type="dxa"/>
+              <w:bottom w:w="0" w:type="dxa"/>
+              <w:left w:w="0" w:type="dxa"/>
+              <w:right w:w="0" w:type="dxa"/>
+            </w:tcMar>
+            <w:vAlign w:val="center"/>
+          </w:tcPr>
+          <w:p>
+            <w:pPr>
+              <w:pStyle w:val="Normal"/>
+              <w:jc w:val="left"/>
+              <w:pBdr>
+                <w:bottom w:val="none" w:sz="0" w:space="0" w:color="000000"/>
+                <w:top w:val="none" w:sz="0" w:space="0" w:color="000000"/>
+                <w:left w:val="none" w:sz="0" w:space="0" w:color="000000"/>
+                <w:right w:val="none" w:sz="0" w:space="0" w:color="000000"/>
+              </w:pBdr>
+              <w:spacing w:after="100" w:before="100" w:line="240"/>
+              <w:ind w:left="100" w:right="100" w:firstLine="0" w:firstLineChars="0"/>
+              <w:rPr>
+                <w:rFonts w:ascii="Times New Roman" w:hAnsi="Times New Roman" w:eastAsia="Times New Roman" w:cs="Times New Roman"/>
+                <w:i w:val="false"/>
+                <w:b w:val="false"/>
+                <w:u w:val="none"/>
+                <w:strike w:val="false"/>
+                <w:sz w:val="18"/>
+                <w:szCs w:val="18"/>
+                <w:color w:val="000000"/>
+              </w:rPr>
+            </w:pPr>
+            <w:r>
+              <w:rPr>
+                <w:rFonts w:ascii="Times New Roman" w:hAnsi="Times New Roman" w:eastAsia="Times New Roman" w:cs="Times New Roman"/>
+                <w:i w:val="false"/>
+                <w:b w:val="false"/>
+                <w:u w:val="none"/>
+                <w:strike w:val="false"/>
+                <w:sz w:val="18"/>
+                <w:szCs w:val="18"/>
+                <w:color w:val="000000"/>
+              </w:rPr>
+              <w:t xml:space="preserve">75.8% (69.9–82.3)</w:t>
+            </w:r>
+          </w:p>
+        </w:tc>
+        <w:tc>
+          <w:tcPr>
+            <w:tcBorders>
+              <w:bottom w:val="none" w:sz="0" w:space="0" w:color="000000"/>
+              <w:top w:val="none" w:sz="0" w:space="0" w:color="000000"/>
+              <w:left w:val="none" w:sz="0" w:space="0" w:color="000000"/>
+              <w:right w:val="none" w:sz="0" w:space="0" w:color="000000"/>
+            </w:tcBorders>
+            <w:shd w:val="clear" w:color="auto" w:fill="FFFFFF"/>
+            <w:tcMar>
+              <w:top w:w="0" w:type="dxa"/>
+              <w:bottom w:w="0" w:type="dxa"/>
+              <w:left w:w="0" w:type="dxa"/>
+              <w:right w:w="0" w:type="dxa"/>
+            </w:tcMar>
+            <w:vAlign w:val="center"/>
+          </w:tcPr>
+          <w:p>
+            <w:pPr>
+              <w:pStyle w:val="Normal"/>
+              <w:jc w:val="left"/>
+              <w:pBdr>
+                <w:bottom w:val="none" w:sz="0" w:space="0" w:color="000000"/>
+                <w:top w:val="none" w:sz="0" w:space="0" w:color="000000"/>
+                <w:left w:val="none" w:sz="0" w:space="0" w:color="000000"/>
+                <w:right w:val="none" w:sz="0" w:space="0" w:color="000000"/>
+              </w:pBdr>
+              <w:spacing w:after="100" w:before="100" w:line="240"/>
+              <w:ind w:left="100" w:right="100" w:firstLine="0" w:firstLineChars="0"/>
+              <w:rPr>
+                <w:rFonts w:ascii="Times New Roman" w:hAnsi="Times New Roman" w:eastAsia="Times New Roman" w:cs="Times New Roman"/>
+                <w:i w:val="false"/>
+                <w:b w:val="false"/>
+                <w:u w:val="none"/>
+                <w:strike w:val="false"/>
+                <w:sz w:val="18"/>
+                <w:szCs w:val="18"/>
+                <w:color w:val="000000"/>
+              </w:rPr>
+            </w:pPr>
+            <w:r>
+              <w:rPr>
+                <w:rFonts w:ascii="Times New Roman" w:hAnsi="Times New Roman" w:eastAsia="Times New Roman" w:cs="Times New Roman"/>
+                <w:i w:val="false"/>
+                <w:b w:val="false"/>
+                <w:u w:val="none"/>
+                <w:strike w:val="false"/>
+                <w:sz w:val="18"/>
+                <w:szCs w:val="18"/>
+                <w:color w:val="000000"/>
+              </w:rPr>
+              <w:t xml:space="preserve">66.4% (59.8–73.8)</w:t>
+            </w:r>
+          </w:p>
+        </w:tc>
+        <w:tc>
+          <w:tcPr>
+            <w:tcBorders>
+              <w:bottom w:val="none" w:sz="0" w:space="0" w:color="000000"/>
+              <w:top w:val="none" w:sz="0" w:space="0" w:color="000000"/>
+              <w:left w:val="none" w:sz="0" w:space="0" w:color="000000"/>
+              <w:right w:val="none" w:sz="0" w:space="0" w:color="000000"/>
+            </w:tcBorders>
+            <w:shd w:val="clear" w:color="auto" w:fill="FFFFFF"/>
+            <w:tcMar>
+              <w:top w:w="0" w:type="dxa"/>
+              <w:bottom w:w="0" w:type="dxa"/>
+              <w:left w:w="0" w:type="dxa"/>
+              <w:right w:w="0" w:type="dxa"/>
+            </w:tcMar>
+            <w:vAlign w:val="center"/>
+          </w:tcPr>
+          <w:p>
+            <w:pPr>
+              <w:pStyle w:val="Normal"/>
+              <w:jc w:val="left"/>
+              <w:pBdr>
+                <w:bottom w:val="none" w:sz="0" w:space="0" w:color="000000"/>
+                <w:top w:val="none" w:sz="0" w:space="0" w:color="000000"/>
+                <w:left w:val="none" w:sz="0" w:space="0" w:color="000000"/>
+                <w:right w:val="none" w:sz="0" w:space="0" w:color="000000"/>
+              </w:pBdr>
+              <w:spacing w:after="100" w:before="100" w:line="240"/>
+              <w:ind w:left="100" w:right="100" w:firstLine="0" w:firstLineChars="0"/>
+              <w:rPr>
+                <w:rFonts w:ascii="Times New Roman" w:hAnsi="Times New Roman" w:eastAsia="Times New Roman" w:cs="Times New Roman"/>
+                <w:i w:val="false"/>
+                <w:b w:val="false"/>
+                <w:u w:val="none"/>
+                <w:strike w:val="false"/>
+                <w:sz w:val="18"/>
+                <w:szCs w:val="18"/>
+                <w:color w:val="000000"/>
+              </w:rPr>
+            </w:pPr>
+            <w:r>
+              <w:rPr>
+                <w:rFonts w:ascii="Times New Roman" w:hAnsi="Times New Roman" w:eastAsia="Times New Roman" w:cs="Times New Roman"/>
+                <w:i w:val="false"/>
+                <w:b w:val="false"/>
+                <w:u w:val="none"/>
+                <w:strike w:val="false"/>
+                <w:sz w:val="18"/>
+                <w:szCs w:val="18"/>
+                <w:color w:val="000000"/>
+              </w:rPr>
+              <w:t xml:space="preserve">0.914</w:t>
             </w:r>
           </w:p>
         </w:tc>
@@ -2266,7 +2266,7 @@
                 <w:szCs w:val="18"/>
                 <w:color w:val="000000"/>
               </w:rPr>
-              <w:t xml:space="preserve">213</w:t>
+              <w:t xml:space="preserve">240</w:t>
             </w:r>
           </w:p>
         </w:tc>
@@ -2321,172 +2321,172 @@
                 <w:szCs w:val="18"/>
                 <w:color w:val="000000"/>
               </w:rPr>
-              <w:t xml:space="preserve">76</w:t>
-            </w:r>
-          </w:p>
-        </w:tc>
-        <w:tc>
-          <w:tcPr>
-            <w:tcBorders>
-              <w:bottom w:val="none" w:sz="0" w:space="0" w:color="000000"/>
-              <w:top w:val="none" w:sz="0" w:space="0" w:color="000000"/>
-              <w:left w:val="none" w:sz="0" w:space="0" w:color="000000"/>
-              <w:right w:val="none" w:sz="0" w:space="0" w:color="000000"/>
-            </w:tcBorders>
-            <w:shd w:val="clear" w:color="auto" w:fill="FFFFFF"/>
-            <w:tcMar>
-              <w:top w:w="0" w:type="dxa"/>
-              <w:bottom w:w="0" w:type="dxa"/>
-              <w:left w:w="0" w:type="dxa"/>
-              <w:right w:w="0" w:type="dxa"/>
-            </w:tcMar>
-            <w:vAlign w:val="center"/>
-          </w:tcPr>
-          <w:p>
-            <w:pPr>
-              <w:pStyle w:val="Normal"/>
-              <w:jc w:val="left"/>
-              <w:pBdr>
-                <w:bottom w:val="none" w:sz="0" w:space="0" w:color="000000"/>
-                <w:top w:val="none" w:sz="0" w:space="0" w:color="000000"/>
-                <w:left w:val="none" w:sz="0" w:space="0" w:color="000000"/>
-                <w:right w:val="none" w:sz="0" w:space="0" w:color="000000"/>
-              </w:pBdr>
-              <w:spacing w:after="100" w:before="100" w:line="240"/>
-              <w:ind w:left="100" w:right="100" w:firstLine="0" w:firstLineChars="0"/>
-              <w:rPr>
-                <w:rFonts w:ascii="Times New Roman" w:hAnsi="Times New Roman" w:eastAsia="Times New Roman" w:cs="Times New Roman"/>
-                <w:i w:val="false"/>
-                <w:b w:val="false"/>
-                <w:u w:val="none"/>
-                <w:strike w:val="false"/>
-                <w:sz w:val="18"/>
-                <w:szCs w:val="18"/>
-                <w:color w:val="000000"/>
-              </w:rPr>
-            </w:pPr>
-            <w:r>
-              <w:rPr>
-                <w:rFonts w:ascii="Times New Roman" w:hAnsi="Times New Roman" w:eastAsia="Times New Roman" w:cs="Times New Roman"/>
-                <w:i w:val="false"/>
-                <w:b w:val="false"/>
-                <w:u w:val="none"/>
-                <w:strike w:val="false"/>
-                <w:sz w:val="18"/>
-                <w:szCs w:val="18"/>
-                <w:color w:val="000000"/>
-              </w:rPr>
-              <w:t xml:space="preserve">106.0 (83.0–NR)</w:t>
-            </w:r>
-          </w:p>
-        </w:tc>
-        <w:tc>
-          <w:tcPr>
-            <w:tcBorders>
-              <w:bottom w:val="none" w:sz="0" w:space="0" w:color="000000"/>
-              <w:top w:val="none" w:sz="0" w:space="0" w:color="000000"/>
-              <w:left w:val="none" w:sz="0" w:space="0" w:color="000000"/>
-              <w:right w:val="none" w:sz="0" w:space="0" w:color="000000"/>
-            </w:tcBorders>
-            <w:shd w:val="clear" w:color="auto" w:fill="FFFFFF"/>
-            <w:tcMar>
-              <w:top w:w="0" w:type="dxa"/>
-              <w:bottom w:w="0" w:type="dxa"/>
-              <w:left w:w="0" w:type="dxa"/>
-              <w:right w:w="0" w:type="dxa"/>
-            </w:tcMar>
-            <w:vAlign w:val="center"/>
-          </w:tcPr>
-          <w:p>
-            <w:pPr>
-              <w:pStyle w:val="Normal"/>
-              <w:jc w:val="left"/>
-              <w:pBdr>
-                <w:bottom w:val="none" w:sz="0" w:space="0" w:color="000000"/>
-                <w:top w:val="none" w:sz="0" w:space="0" w:color="000000"/>
-                <w:left w:val="none" w:sz="0" w:space="0" w:color="000000"/>
-                <w:right w:val="none" w:sz="0" w:space="0" w:color="000000"/>
-              </w:pBdr>
-              <w:spacing w:after="100" w:before="100" w:line="240"/>
-              <w:ind w:left="100" w:right="100" w:firstLine="0" w:firstLineChars="0"/>
-              <w:rPr>
-                <w:rFonts w:ascii="Times New Roman" w:hAnsi="Times New Roman" w:eastAsia="Times New Roman" w:cs="Times New Roman"/>
-                <w:i w:val="false"/>
-                <w:b w:val="false"/>
-                <w:u w:val="none"/>
-                <w:strike w:val="false"/>
-                <w:sz w:val="18"/>
-                <w:szCs w:val="18"/>
-                <w:color w:val="000000"/>
-              </w:rPr>
-            </w:pPr>
-            <w:r>
-              <w:rPr>
-                <w:rFonts w:ascii="Times New Roman" w:hAnsi="Times New Roman" w:eastAsia="Times New Roman" w:cs="Times New Roman"/>
-                <w:i w:val="false"/>
-                <w:b w:val="false"/>
-                <w:u w:val="none"/>
-                <w:strike w:val="false"/>
-                <w:sz w:val="18"/>
-                <w:szCs w:val="18"/>
-                <w:color w:val="000000"/>
-              </w:rPr>
-              <w:t xml:space="preserve">79.6% (74.1–85.5)</w:t>
-            </w:r>
-          </w:p>
-        </w:tc>
-        <w:tc>
-          <w:tcPr>
-            <w:tcBorders>
-              <w:bottom w:val="none" w:sz="0" w:space="0" w:color="000000"/>
-              <w:top w:val="none" w:sz="0" w:space="0" w:color="000000"/>
-              <w:left w:val="none" w:sz="0" w:space="0" w:color="000000"/>
-              <w:right w:val="none" w:sz="0" w:space="0" w:color="000000"/>
-            </w:tcBorders>
-            <w:shd w:val="clear" w:color="auto" w:fill="FFFFFF"/>
-            <w:tcMar>
-              <w:top w:w="0" w:type="dxa"/>
-              <w:bottom w:w="0" w:type="dxa"/>
-              <w:left w:w="0" w:type="dxa"/>
-              <w:right w:w="0" w:type="dxa"/>
-            </w:tcMar>
-            <w:vAlign w:val="center"/>
-          </w:tcPr>
-          <w:p>
-            <w:pPr>
-              <w:pStyle w:val="Normal"/>
-              <w:jc w:val="left"/>
-              <w:pBdr>
-                <w:bottom w:val="none" w:sz="0" w:space="0" w:color="000000"/>
-                <w:top w:val="none" w:sz="0" w:space="0" w:color="000000"/>
-                <w:left w:val="none" w:sz="0" w:space="0" w:color="000000"/>
-                <w:right w:val="none" w:sz="0" w:space="0" w:color="000000"/>
-              </w:pBdr>
-              <w:spacing w:after="100" w:before="100" w:line="240"/>
-              <w:ind w:left="100" w:right="100" w:firstLine="0" w:firstLineChars="0"/>
-              <w:rPr>
-                <w:rFonts w:ascii="Times New Roman" w:hAnsi="Times New Roman" w:eastAsia="Times New Roman" w:cs="Times New Roman"/>
-                <w:i w:val="false"/>
-                <w:b w:val="false"/>
-                <w:u w:val="none"/>
-                <w:strike w:val="false"/>
-                <w:sz w:val="18"/>
-                <w:szCs w:val="18"/>
-                <w:color w:val="000000"/>
-              </w:rPr>
-            </w:pPr>
-            <w:r>
-              <w:rPr>
-                <w:rFonts w:ascii="Times New Roman" w:hAnsi="Times New Roman" w:eastAsia="Times New Roman" w:cs="Times New Roman"/>
-                <w:i w:val="false"/>
-                <w:b w:val="false"/>
-                <w:u w:val="none"/>
-                <w:strike w:val="false"/>
-                <w:sz w:val="18"/>
-                <w:szCs w:val="18"/>
-                <w:color w:val="000000"/>
-              </w:rPr>
-              <w:t xml:space="preserve">66.5% (59.8–73.9)</w:t>
+              <w:t xml:space="preserve">85</w:t>
+            </w:r>
+          </w:p>
+        </w:tc>
+        <w:tc>
+          <w:tcPr>
+            <w:tcBorders>
+              <w:bottom w:val="none" w:sz="0" w:space="0" w:color="000000"/>
+              <w:top w:val="none" w:sz="0" w:space="0" w:color="000000"/>
+              <w:left w:val="none" w:sz="0" w:space="0" w:color="000000"/>
+              <w:right w:val="none" w:sz="0" w:space="0" w:color="000000"/>
+            </w:tcBorders>
+            <w:shd w:val="clear" w:color="auto" w:fill="FFFFFF"/>
+            <w:tcMar>
+              <w:top w:w="0" w:type="dxa"/>
+              <w:bottom w:w="0" w:type="dxa"/>
+              <w:left w:w="0" w:type="dxa"/>
+              <w:right w:w="0" w:type="dxa"/>
+            </w:tcMar>
+            <w:vAlign w:val="center"/>
+          </w:tcPr>
+          <w:p>
+            <w:pPr>
+              <w:pStyle w:val="Normal"/>
+              <w:jc w:val="left"/>
+              <w:pBdr>
+                <w:bottom w:val="none" w:sz="0" w:space="0" w:color="000000"/>
+                <w:top w:val="none" w:sz="0" w:space="0" w:color="000000"/>
+                <w:left w:val="none" w:sz="0" w:space="0" w:color="000000"/>
+                <w:right w:val="none" w:sz="0" w:space="0" w:color="000000"/>
+              </w:pBdr>
+              <w:spacing w:after="100" w:before="100" w:line="240"/>
+              <w:ind w:left="100" w:right="100" w:firstLine="0" w:firstLineChars="0"/>
+              <w:rPr>
+                <w:rFonts w:ascii="Times New Roman" w:hAnsi="Times New Roman" w:eastAsia="Times New Roman" w:cs="Times New Roman"/>
+                <w:i w:val="false"/>
+                <w:b w:val="false"/>
+                <w:u w:val="none"/>
+                <w:strike w:val="false"/>
+                <w:sz w:val="18"/>
+                <w:szCs w:val="18"/>
+                <w:color w:val="000000"/>
+              </w:rPr>
+            </w:pPr>
+            <w:r>
+              <w:rPr>
+                <w:rFonts w:ascii="Times New Roman" w:hAnsi="Times New Roman" w:eastAsia="Times New Roman" w:cs="Times New Roman"/>
+                <w:i w:val="false"/>
+                <w:b w:val="false"/>
+                <w:u w:val="none"/>
+                <w:strike w:val="false"/>
+                <w:sz w:val="18"/>
+                <w:szCs w:val="18"/>
+                <w:color w:val="000000"/>
+              </w:rPr>
+              <w:t xml:space="preserve">NR (95.0–NR)</w:t>
+            </w:r>
+          </w:p>
+        </w:tc>
+        <w:tc>
+          <w:tcPr>
+            <w:tcBorders>
+              <w:bottom w:val="none" w:sz="0" w:space="0" w:color="000000"/>
+              <w:top w:val="none" w:sz="0" w:space="0" w:color="000000"/>
+              <w:left w:val="none" w:sz="0" w:space="0" w:color="000000"/>
+              <w:right w:val="none" w:sz="0" w:space="0" w:color="000000"/>
+            </w:tcBorders>
+            <w:shd w:val="clear" w:color="auto" w:fill="FFFFFF"/>
+            <w:tcMar>
+              <w:top w:w="0" w:type="dxa"/>
+              <w:bottom w:w="0" w:type="dxa"/>
+              <w:left w:w="0" w:type="dxa"/>
+              <w:right w:w="0" w:type="dxa"/>
+            </w:tcMar>
+            <w:vAlign w:val="center"/>
+          </w:tcPr>
+          <w:p>
+            <w:pPr>
+              <w:pStyle w:val="Normal"/>
+              <w:jc w:val="left"/>
+              <w:pBdr>
+                <w:bottom w:val="none" w:sz="0" w:space="0" w:color="000000"/>
+                <w:top w:val="none" w:sz="0" w:space="0" w:color="000000"/>
+                <w:left w:val="none" w:sz="0" w:space="0" w:color="000000"/>
+                <w:right w:val="none" w:sz="0" w:space="0" w:color="000000"/>
+              </w:pBdr>
+              <w:spacing w:after="100" w:before="100" w:line="240"/>
+              <w:ind w:left="100" w:right="100" w:firstLine="0" w:firstLineChars="0"/>
+              <w:rPr>
+                <w:rFonts w:ascii="Times New Roman" w:hAnsi="Times New Roman" w:eastAsia="Times New Roman" w:cs="Times New Roman"/>
+                <w:i w:val="false"/>
+                <w:b w:val="false"/>
+                <w:u w:val="none"/>
+                <w:strike w:val="false"/>
+                <w:sz w:val="18"/>
+                <w:szCs w:val="18"/>
+                <w:color w:val="000000"/>
+              </w:rPr>
+            </w:pPr>
+            <w:r>
+              <w:rPr>
+                <w:rFonts w:ascii="Times New Roman" w:hAnsi="Times New Roman" w:eastAsia="Times New Roman" w:cs="Times New Roman"/>
+                <w:i w:val="false"/>
+                <w:b w:val="false"/>
+                <w:u w:val="none"/>
+                <w:strike w:val="false"/>
+                <w:sz w:val="18"/>
+                <w:szCs w:val="18"/>
+                <w:color w:val="000000"/>
+              </w:rPr>
+              <w:t xml:space="preserve">77.0% (71.7–82.8)</w:t>
+            </w:r>
+          </w:p>
+        </w:tc>
+        <w:tc>
+          <w:tcPr>
+            <w:tcBorders>
+              <w:bottom w:val="none" w:sz="0" w:space="0" w:color="000000"/>
+              <w:top w:val="none" w:sz="0" w:space="0" w:color="000000"/>
+              <w:left w:val="none" w:sz="0" w:space="0" w:color="000000"/>
+              <w:right w:val="none" w:sz="0" w:space="0" w:color="000000"/>
+            </w:tcBorders>
+            <w:shd w:val="clear" w:color="auto" w:fill="FFFFFF"/>
+            <w:tcMar>
+              <w:top w:w="0" w:type="dxa"/>
+              <w:bottom w:w="0" w:type="dxa"/>
+              <w:left w:w="0" w:type="dxa"/>
+              <w:right w:w="0" w:type="dxa"/>
+            </w:tcMar>
+            <w:vAlign w:val="center"/>
+          </w:tcPr>
+          <w:p>
+            <w:pPr>
+              <w:pStyle w:val="Normal"/>
+              <w:jc w:val="left"/>
+              <w:pBdr>
+                <w:bottom w:val="none" w:sz="0" w:space="0" w:color="000000"/>
+                <w:top w:val="none" w:sz="0" w:space="0" w:color="000000"/>
+                <w:left w:val="none" w:sz="0" w:space="0" w:color="000000"/>
+                <w:right w:val="none" w:sz="0" w:space="0" w:color="000000"/>
+              </w:pBdr>
+              <w:spacing w:after="100" w:before="100" w:line="240"/>
+              <w:ind w:left="100" w:right="100" w:firstLine="0" w:firstLineChars="0"/>
+              <w:rPr>
+                <w:rFonts w:ascii="Times New Roman" w:hAnsi="Times New Roman" w:eastAsia="Times New Roman" w:cs="Times New Roman"/>
+                <w:i w:val="false"/>
+                <w:b w:val="false"/>
+                <w:u w:val="none"/>
+                <w:strike w:val="false"/>
+                <w:sz w:val="18"/>
+                <w:szCs w:val="18"/>
+                <w:color w:val="000000"/>
+              </w:rPr>
+            </w:pPr>
+            <w:r>
+              <w:rPr>
+                <w:rFonts w:ascii="Times New Roman" w:hAnsi="Times New Roman" w:eastAsia="Times New Roman" w:cs="Times New Roman"/>
+                <w:i w:val="false"/>
+                <w:b w:val="false"/>
+                <w:u w:val="none"/>
+                <w:strike w:val="false"/>
+                <w:sz w:val="18"/>
+                <w:szCs w:val="18"/>
+                <w:color w:val="000000"/>
+              </w:rPr>
+              <w:t xml:space="preserve">64.0% (57.7–71.1)</w:t>
             </w:r>
           </w:p>
         </w:tc>
@@ -2766,7 +2766,7 @@
                 <w:szCs w:val="18"/>
                 <w:color w:val="000000"/>
               </w:rPr>
-              <w:t xml:space="preserve">245</w:t>
+              <w:t xml:space="preserve">253</w:t>
             </w:r>
           </w:p>
         </w:tc>
@@ -2821,7 +2821,7 @@
                 <w:szCs w:val="18"/>
                 <w:color w:val="000000"/>
               </w:rPr>
-              <w:t xml:space="preserve">84</w:t>
+              <w:t xml:space="preserve">67</w:t>
             </w:r>
           </w:p>
         </w:tc>
@@ -2931,117 +2931,117 @@
                 <w:szCs w:val="18"/>
                 <w:color w:val="000000"/>
               </w:rPr>
-              <w:t xml:space="preserve">68.6% (62.9–74.9)</w:t>
-            </w:r>
-          </w:p>
-        </w:tc>
-        <w:tc>
-          <w:tcPr>
-            <w:tcBorders>
-              <w:bottom w:val="none" w:sz="0" w:space="0" w:color="000000"/>
-              <w:top w:val="none" w:sz="0" w:space="0" w:color="000000"/>
-              <w:left w:val="none" w:sz="0" w:space="0" w:color="000000"/>
-              <w:right w:val="none" w:sz="0" w:space="0" w:color="000000"/>
-            </w:tcBorders>
-            <w:shd w:val="clear" w:color="auto" w:fill="FFFFFF"/>
-            <w:tcMar>
-              <w:top w:w="0" w:type="dxa"/>
-              <w:bottom w:w="0" w:type="dxa"/>
-              <w:left w:w="0" w:type="dxa"/>
-              <w:right w:w="0" w:type="dxa"/>
-            </w:tcMar>
-            <w:vAlign w:val="center"/>
-          </w:tcPr>
-          <w:p>
-            <w:pPr>
-              <w:pStyle w:val="Normal"/>
-              <w:jc w:val="left"/>
-              <w:pBdr>
-                <w:bottom w:val="none" w:sz="0" w:space="0" w:color="000000"/>
-                <w:top w:val="none" w:sz="0" w:space="0" w:color="000000"/>
-                <w:left w:val="none" w:sz="0" w:space="0" w:color="000000"/>
-                <w:right w:val="none" w:sz="0" w:space="0" w:color="000000"/>
-              </w:pBdr>
-              <w:spacing w:after="100" w:before="100" w:line="240"/>
-              <w:ind w:left="100" w:right="100" w:firstLine="0" w:firstLineChars="0"/>
-              <w:rPr>
-                <w:rFonts w:ascii="Times New Roman" w:hAnsi="Times New Roman" w:eastAsia="Times New Roman" w:cs="Times New Roman"/>
-                <w:i w:val="false"/>
-                <w:b w:val="false"/>
-                <w:u w:val="none"/>
-                <w:strike w:val="false"/>
-                <w:sz w:val="18"/>
-                <w:szCs w:val="18"/>
-                <w:color w:val="000000"/>
-              </w:rPr>
-            </w:pPr>
-            <w:r>
-              <w:rPr>
-                <w:rFonts w:ascii="Times New Roman" w:hAnsi="Times New Roman" w:eastAsia="Times New Roman" w:cs="Times New Roman"/>
-                <w:i w:val="false"/>
-                <w:b w:val="false"/>
-                <w:u w:val="none"/>
-                <w:strike w:val="false"/>
-                <w:sz w:val="18"/>
-                <w:szCs w:val="18"/>
-                <w:color w:val="000000"/>
-              </w:rPr>
-              <w:t xml:space="preserve">64.4% (58.3–71.0)</w:t>
-            </w:r>
-          </w:p>
-        </w:tc>
-        <w:tc>
-          <w:tcPr>
-            <w:tcBorders>
-              <w:bottom w:val="none" w:sz="0" w:space="0" w:color="000000"/>
-              <w:top w:val="none" w:sz="0" w:space="0" w:color="000000"/>
-              <w:left w:val="none" w:sz="0" w:space="0" w:color="000000"/>
-              <w:right w:val="none" w:sz="0" w:space="0" w:color="000000"/>
-            </w:tcBorders>
-            <w:shd w:val="clear" w:color="auto" w:fill="FFFFFF"/>
-            <w:tcMar>
-              <w:top w:w="0" w:type="dxa"/>
-              <w:bottom w:w="0" w:type="dxa"/>
-              <w:left w:w="0" w:type="dxa"/>
-              <w:right w:w="0" w:type="dxa"/>
-            </w:tcMar>
-            <w:vAlign w:val="center"/>
-          </w:tcPr>
-          <w:p>
-            <w:pPr>
-              <w:pStyle w:val="Normal"/>
-              <w:jc w:val="left"/>
-              <w:pBdr>
-                <w:bottom w:val="none" w:sz="0" w:space="0" w:color="000000"/>
-                <w:top w:val="none" w:sz="0" w:space="0" w:color="000000"/>
-                <w:left w:val="none" w:sz="0" w:space="0" w:color="000000"/>
-                <w:right w:val="none" w:sz="0" w:space="0" w:color="000000"/>
-              </w:pBdr>
-              <w:spacing w:after="100" w:before="100" w:line="240"/>
-              <w:ind w:left="100" w:right="100" w:firstLine="0" w:firstLineChars="0"/>
-              <w:rPr>
-                <w:rFonts w:ascii="Times New Roman" w:hAnsi="Times New Roman" w:eastAsia="Times New Roman" w:cs="Times New Roman"/>
-                <w:i w:val="false"/>
-                <w:b w:val="false"/>
-                <w:u w:val="none"/>
-                <w:strike w:val="false"/>
-                <w:sz w:val="18"/>
-                <w:szCs w:val="18"/>
-                <w:color w:val="000000"/>
-              </w:rPr>
-            </w:pPr>
-            <w:r>
-              <w:rPr>
-                <w:rFonts w:ascii="Times New Roman" w:hAnsi="Times New Roman" w:eastAsia="Times New Roman" w:cs="Times New Roman"/>
-                <w:i w:val="false"/>
-                <w:b w:val="false"/>
-                <w:u w:val="none"/>
-                <w:strike w:val="false"/>
-                <w:sz w:val="18"/>
-                <w:szCs w:val="18"/>
-                <w:color w:val="000000"/>
-              </w:rPr>
-              <w:t xml:space="preserve">0.007</w:t>
+              <w:t xml:space="preserve">76.9% (71.6–82.5)</w:t>
+            </w:r>
+          </w:p>
+        </w:tc>
+        <w:tc>
+          <w:tcPr>
+            <w:tcBorders>
+              <w:bottom w:val="none" w:sz="0" w:space="0" w:color="000000"/>
+              <w:top w:val="none" w:sz="0" w:space="0" w:color="000000"/>
+              <w:left w:val="none" w:sz="0" w:space="0" w:color="000000"/>
+              <w:right w:val="none" w:sz="0" w:space="0" w:color="000000"/>
+            </w:tcBorders>
+            <w:shd w:val="clear" w:color="auto" w:fill="FFFFFF"/>
+            <w:tcMar>
+              <w:top w:w="0" w:type="dxa"/>
+              <w:bottom w:w="0" w:type="dxa"/>
+              <w:left w:w="0" w:type="dxa"/>
+              <w:right w:w="0" w:type="dxa"/>
+            </w:tcMar>
+            <w:vAlign w:val="center"/>
+          </w:tcPr>
+          <w:p>
+            <w:pPr>
+              <w:pStyle w:val="Normal"/>
+              <w:jc w:val="left"/>
+              <w:pBdr>
+                <w:bottom w:val="none" w:sz="0" w:space="0" w:color="000000"/>
+                <w:top w:val="none" w:sz="0" w:space="0" w:color="000000"/>
+                <w:left w:val="none" w:sz="0" w:space="0" w:color="000000"/>
+                <w:right w:val="none" w:sz="0" w:space="0" w:color="000000"/>
+              </w:pBdr>
+              <w:spacing w:after="100" w:before="100" w:line="240"/>
+              <w:ind w:left="100" w:right="100" w:firstLine="0" w:firstLineChars="0"/>
+              <w:rPr>
+                <w:rFonts w:ascii="Times New Roman" w:hAnsi="Times New Roman" w:eastAsia="Times New Roman" w:cs="Times New Roman"/>
+                <w:i w:val="false"/>
+                <w:b w:val="false"/>
+                <w:u w:val="none"/>
+                <w:strike w:val="false"/>
+                <w:sz w:val="18"/>
+                <w:szCs w:val="18"/>
+                <w:color w:val="000000"/>
+              </w:rPr>
+            </w:pPr>
+            <w:r>
+              <w:rPr>
+                <w:rFonts w:ascii="Times New Roman" w:hAnsi="Times New Roman" w:eastAsia="Times New Roman" w:cs="Times New Roman"/>
+                <w:i w:val="false"/>
+                <w:b w:val="false"/>
+                <w:u w:val="none"/>
+                <w:strike w:val="false"/>
+                <w:sz w:val="18"/>
+                <w:szCs w:val="18"/>
+                <w:color w:val="000000"/>
+              </w:rPr>
+              <w:t xml:space="preserve">71.0% (65.2–77.3)</w:t>
+            </w:r>
+          </w:p>
+        </w:tc>
+        <w:tc>
+          <w:tcPr>
+            <w:tcBorders>
+              <w:bottom w:val="none" w:sz="0" w:space="0" w:color="000000"/>
+              <w:top w:val="none" w:sz="0" w:space="0" w:color="000000"/>
+              <w:left w:val="none" w:sz="0" w:space="0" w:color="000000"/>
+              <w:right w:val="none" w:sz="0" w:space="0" w:color="000000"/>
+            </w:tcBorders>
+            <w:shd w:val="clear" w:color="auto" w:fill="FFFFFF"/>
+            <w:tcMar>
+              <w:top w:w="0" w:type="dxa"/>
+              <w:bottom w:w="0" w:type="dxa"/>
+              <w:left w:w="0" w:type="dxa"/>
+              <w:right w:w="0" w:type="dxa"/>
+            </w:tcMar>
+            <w:vAlign w:val="center"/>
+          </w:tcPr>
+          <w:p>
+            <w:pPr>
+              <w:pStyle w:val="Normal"/>
+              <w:jc w:val="left"/>
+              <w:pBdr>
+                <w:bottom w:val="none" w:sz="0" w:space="0" w:color="000000"/>
+                <w:top w:val="none" w:sz="0" w:space="0" w:color="000000"/>
+                <w:left w:val="none" w:sz="0" w:space="0" w:color="000000"/>
+                <w:right w:val="none" w:sz="0" w:space="0" w:color="000000"/>
+              </w:pBdr>
+              <w:spacing w:after="100" w:before="100" w:line="240"/>
+              <w:ind w:left="100" w:right="100" w:firstLine="0" w:firstLineChars="0"/>
+              <w:rPr>
+                <w:rFonts w:ascii="Times New Roman" w:hAnsi="Times New Roman" w:eastAsia="Times New Roman" w:cs="Times New Roman"/>
+                <w:i w:val="false"/>
+                <w:b w:val="false"/>
+                <w:u w:val="none"/>
+                <w:strike w:val="false"/>
+                <w:sz w:val="18"/>
+                <w:szCs w:val="18"/>
+                <w:color w:val="000000"/>
+              </w:rPr>
+            </w:pPr>
+            <w:r>
+              <w:rPr>
+                <w:rFonts w:ascii="Times New Roman" w:hAnsi="Times New Roman" w:eastAsia="Times New Roman" w:cs="Times New Roman"/>
+                <w:i w:val="false"/>
+                <w:b w:val="false"/>
+                <w:u w:val="none"/>
+                <w:strike w:val="false"/>
+                <w:sz w:val="18"/>
+                <w:szCs w:val="18"/>
+                <w:color w:val="000000"/>
+              </w:rPr>
+              <w:t xml:space="preserve">0.358</w:t>
             </w:r>
           </w:p>
         </w:tc>
@@ -3266,7 +3266,7 @@
                 <w:szCs w:val="18"/>
                 <w:color w:val="000000"/>
               </w:rPr>
-              <w:t xml:space="preserve">252</w:t>
+              <w:t xml:space="preserve">244</w:t>
             </w:r>
           </w:p>
         </w:tc>
@@ -3321,7 +3321,7 @@
                 <w:szCs w:val="18"/>
                 <w:color w:val="000000"/>
               </w:rPr>
-              <w:t xml:space="preserve">56</w:t>
+              <w:t xml:space="preserve">73</w:t>
             </w:r>
           </w:p>
         </w:tc>
@@ -3431,62 +3431,62 @@
                 <w:szCs w:val="18"/>
                 <w:color w:val="000000"/>
               </w:rPr>
-              <w:t xml:space="preserve">79.8% (74.8–85.2)</w:t>
-            </w:r>
-          </w:p>
-        </w:tc>
-        <w:tc>
-          <w:tcPr>
-            <w:tcBorders>
-              <w:bottom w:val="none" w:sz="0" w:space="0" w:color="000000"/>
-              <w:top w:val="none" w:sz="0" w:space="0" w:color="000000"/>
-              <w:left w:val="none" w:sz="0" w:space="0" w:color="000000"/>
-              <w:right w:val="none" w:sz="0" w:space="0" w:color="000000"/>
-            </w:tcBorders>
-            <w:shd w:val="clear" w:color="auto" w:fill="FFFFFF"/>
-            <w:tcMar>
-              <w:top w:w="0" w:type="dxa"/>
-              <w:bottom w:w="0" w:type="dxa"/>
-              <w:left w:w="0" w:type="dxa"/>
-              <w:right w:w="0" w:type="dxa"/>
-            </w:tcMar>
-            <w:vAlign w:val="center"/>
-          </w:tcPr>
-          <w:p>
-            <w:pPr>
-              <w:pStyle w:val="Normal"/>
-              <w:jc w:val="left"/>
-              <w:pBdr>
-                <w:bottom w:val="none" w:sz="0" w:space="0" w:color="000000"/>
-                <w:top w:val="none" w:sz="0" w:space="0" w:color="000000"/>
-                <w:left w:val="none" w:sz="0" w:space="0" w:color="000000"/>
-                <w:right w:val="none" w:sz="0" w:space="0" w:color="000000"/>
-              </w:pBdr>
-              <w:spacing w:after="100" w:before="100" w:line="240"/>
-              <w:ind w:left="100" w:right="100" w:firstLine="0" w:firstLineChars="0"/>
-              <w:rPr>
-                <w:rFonts w:ascii="Times New Roman" w:hAnsi="Times New Roman" w:eastAsia="Times New Roman" w:cs="Times New Roman"/>
-                <w:i w:val="false"/>
-                <w:b w:val="false"/>
-                <w:u w:val="none"/>
-                <w:strike w:val="false"/>
-                <w:sz w:val="18"/>
-                <w:szCs w:val="18"/>
-                <w:color w:val="000000"/>
-              </w:rPr>
-            </w:pPr>
-            <w:r>
-              <w:rPr>
-                <w:rFonts w:ascii="Times New Roman" w:hAnsi="Times New Roman" w:eastAsia="Times New Roman" w:cs="Times New Roman"/>
-                <w:i w:val="false"/>
-                <w:b w:val="false"/>
-                <w:u w:val="none"/>
-                <w:strike w:val="false"/>
-                <w:sz w:val="18"/>
-                <w:szCs w:val="18"/>
-                <w:color w:val="000000"/>
-              </w:rPr>
-              <w:t xml:space="preserve">75.9% (70.4–81.8)</w:t>
+              <w:t xml:space="preserve">71.5% (65.9–77.7)</w:t>
+            </w:r>
+          </w:p>
+        </w:tc>
+        <w:tc>
+          <w:tcPr>
+            <w:tcBorders>
+              <w:bottom w:val="none" w:sz="0" w:space="0" w:color="000000"/>
+              <w:top w:val="none" w:sz="0" w:space="0" w:color="000000"/>
+              <w:left w:val="none" w:sz="0" w:space="0" w:color="000000"/>
+              <w:right w:val="none" w:sz="0" w:space="0" w:color="000000"/>
+            </w:tcBorders>
+            <w:shd w:val="clear" w:color="auto" w:fill="FFFFFF"/>
+            <w:tcMar>
+              <w:top w:w="0" w:type="dxa"/>
+              <w:bottom w:w="0" w:type="dxa"/>
+              <w:left w:w="0" w:type="dxa"/>
+              <w:right w:w="0" w:type="dxa"/>
+            </w:tcMar>
+            <w:vAlign w:val="center"/>
+          </w:tcPr>
+          <w:p>
+            <w:pPr>
+              <w:pStyle w:val="Normal"/>
+              <w:jc w:val="left"/>
+              <w:pBdr>
+                <w:bottom w:val="none" w:sz="0" w:space="0" w:color="000000"/>
+                <w:top w:val="none" w:sz="0" w:space="0" w:color="000000"/>
+                <w:left w:val="none" w:sz="0" w:space="0" w:color="000000"/>
+                <w:right w:val="none" w:sz="0" w:space="0" w:color="000000"/>
+              </w:pBdr>
+              <w:spacing w:after="100" w:before="100" w:line="240"/>
+              <w:ind w:left="100" w:right="100" w:firstLine="0" w:firstLineChars="0"/>
+              <w:rPr>
+                <w:rFonts w:ascii="Times New Roman" w:hAnsi="Times New Roman" w:eastAsia="Times New Roman" w:cs="Times New Roman"/>
+                <w:i w:val="false"/>
+                <w:b w:val="false"/>
+                <w:u w:val="none"/>
+                <w:strike w:val="false"/>
+                <w:sz w:val="18"/>
+                <w:szCs w:val="18"/>
+                <w:color w:val="000000"/>
+              </w:rPr>
+            </w:pPr>
+            <w:r>
+              <w:rPr>
+                <w:rFonts w:ascii="Times New Roman" w:hAnsi="Times New Roman" w:eastAsia="Times New Roman" w:cs="Times New Roman"/>
+                <w:i w:val="false"/>
+                <w:b w:val="false"/>
+                <w:u w:val="none"/>
+                <w:strike w:val="false"/>
+                <w:sz w:val="18"/>
+                <w:szCs w:val="18"/>
+                <w:color w:val="000000"/>
+              </w:rPr>
+              <w:t xml:space="preserve">69.3% (63.5–75.7)</w:t>
             </w:r>
           </w:p>
         </w:tc>
@@ -3766,7 +3766,7 @@
                 <w:szCs w:val="18"/>
                 <w:color w:val="000000"/>
               </w:rPr>
-              <w:t xml:space="preserve">197</w:t>
+              <w:t xml:space="preserve">182</w:t>
             </w:r>
           </w:p>
         </w:tc>
@@ -3821,7 +3821,7 @@
                 <w:szCs w:val="18"/>
                 <w:color w:val="000000"/>
               </w:rPr>
-              <w:t xml:space="preserve">70</w:t>
+              <w:t xml:space="preserve">56</w:t>
             </w:r>
           </w:p>
         </w:tc>
@@ -3931,117 +3931,117 @@
                 <w:szCs w:val="18"/>
                 <w:color w:val="000000"/>
               </w:rPr>
-              <w:t xml:space="preserve">66.7% (60.2–73.9)</w:t>
-            </w:r>
-          </w:p>
-        </w:tc>
-        <w:tc>
-          <w:tcPr>
-            <w:tcBorders>
-              <w:bottom w:val="none" w:sz="0" w:space="0" w:color="000000"/>
-              <w:top w:val="none" w:sz="0" w:space="0" w:color="000000"/>
-              <w:left w:val="none" w:sz="0" w:space="0" w:color="000000"/>
-              <w:right w:val="none" w:sz="0" w:space="0" w:color="000000"/>
-            </w:tcBorders>
-            <w:shd w:val="clear" w:color="auto" w:fill="FFFFFF"/>
-            <w:tcMar>
-              <w:top w:w="0" w:type="dxa"/>
-              <w:bottom w:w="0" w:type="dxa"/>
-              <w:left w:w="0" w:type="dxa"/>
-              <w:right w:w="0" w:type="dxa"/>
-            </w:tcMar>
-            <w:vAlign w:val="center"/>
-          </w:tcPr>
-          <w:p>
-            <w:pPr>
-              <w:pStyle w:val="Normal"/>
-              <w:jc w:val="left"/>
-              <w:pBdr>
-                <w:bottom w:val="none" w:sz="0" w:space="0" w:color="000000"/>
-                <w:top w:val="none" w:sz="0" w:space="0" w:color="000000"/>
-                <w:left w:val="none" w:sz="0" w:space="0" w:color="000000"/>
-                <w:right w:val="none" w:sz="0" w:space="0" w:color="000000"/>
-              </w:pBdr>
-              <w:spacing w:after="100" w:before="100" w:line="240"/>
-              <w:ind w:left="100" w:right="100" w:firstLine="0" w:firstLineChars="0"/>
-              <w:rPr>
-                <w:rFonts w:ascii="Times New Roman" w:hAnsi="Times New Roman" w:eastAsia="Times New Roman" w:cs="Times New Roman"/>
-                <w:i w:val="false"/>
-                <w:b w:val="false"/>
-                <w:u w:val="none"/>
-                <w:strike w:val="false"/>
-                <w:sz w:val="18"/>
-                <w:szCs w:val="18"/>
-                <w:color w:val="000000"/>
-              </w:rPr>
-            </w:pPr>
-            <w:r>
-              <w:rPr>
-                <w:rFonts w:ascii="Times New Roman" w:hAnsi="Times New Roman" w:eastAsia="Times New Roman" w:cs="Times New Roman"/>
-                <w:i w:val="false"/>
-                <w:b w:val="false"/>
-                <w:u w:val="none"/>
-                <w:strike w:val="false"/>
-                <w:sz w:val="18"/>
-                <w:szCs w:val="18"/>
-                <w:color w:val="000000"/>
-              </w:rPr>
-              <w:t xml:space="preserve">62.8% (56.0–70.4)</w:t>
-            </w:r>
-          </w:p>
-        </w:tc>
-        <w:tc>
-          <w:tcPr>
-            <w:tcBorders>
-              <w:bottom w:val="none" w:sz="0" w:space="0" w:color="000000"/>
-              <w:top w:val="none" w:sz="0" w:space="0" w:color="000000"/>
-              <w:left w:val="none" w:sz="0" w:space="0" w:color="000000"/>
-              <w:right w:val="none" w:sz="0" w:space="0" w:color="000000"/>
-            </w:tcBorders>
-            <w:shd w:val="clear" w:color="auto" w:fill="FFFFFF"/>
-            <w:tcMar>
-              <w:top w:w="0" w:type="dxa"/>
-              <w:bottom w:w="0" w:type="dxa"/>
-              <w:left w:w="0" w:type="dxa"/>
-              <w:right w:w="0" w:type="dxa"/>
-            </w:tcMar>
-            <w:vAlign w:val="center"/>
-          </w:tcPr>
-          <w:p>
-            <w:pPr>
-              <w:pStyle w:val="Normal"/>
-              <w:jc w:val="left"/>
-              <w:pBdr>
-                <w:bottom w:val="none" w:sz="0" w:space="0" w:color="000000"/>
-                <w:top w:val="none" w:sz="0" w:space="0" w:color="000000"/>
-                <w:left w:val="none" w:sz="0" w:space="0" w:color="000000"/>
-                <w:right w:val="none" w:sz="0" w:space="0" w:color="000000"/>
-              </w:pBdr>
-              <w:spacing w:after="100" w:before="100" w:line="240"/>
-              <w:ind w:left="100" w:right="100" w:firstLine="0" w:firstLineChars="0"/>
-              <w:rPr>
-                <w:rFonts w:ascii="Times New Roman" w:hAnsi="Times New Roman" w:eastAsia="Times New Roman" w:cs="Times New Roman"/>
-                <w:i w:val="false"/>
-                <w:b w:val="false"/>
-                <w:u w:val="none"/>
-                <w:strike w:val="false"/>
-                <w:sz w:val="18"/>
-                <w:szCs w:val="18"/>
-                <w:color w:val="000000"/>
-              </w:rPr>
-            </w:pPr>
-            <w:r>
-              <w:rPr>
-                <w:rFonts w:ascii="Times New Roman" w:hAnsi="Times New Roman" w:eastAsia="Times New Roman" w:cs="Times New Roman"/>
-                <w:i w:val="false"/>
-                <w:b w:val="false"/>
-                <w:u w:val="none"/>
-                <w:strike w:val="false"/>
-                <w:sz w:val="18"/>
-                <w:szCs w:val="18"/>
-                <w:color w:val="000000"/>
-              </w:rPr>
-              <w:t xml:space="preserve">0.169</w:t>
+              <w:t xml:space="preserve">72.0% (65.4–79.2)</w:t>
+            </w:r>
+          </w:p>
+        </w:tc>
+        <w:tc>
+          <w:tcPr>
+            <w:tcBorders>
+              <w:bottom w:val="none" w:sz="0" w:space="0" w:color="000000"/>
+              <w:top w:val="none" w:sz="0" w:space="0" w:color="000000"/>
+              <w:left w:val="none" w:sz="0" w:space="0" w:color="000000"/>
+              <w:right w:val="none" w:sz="0" w:space="0" w:color="000000"/>
+            </w:tcBorders>
+            <w:shd w:val="clear" w:color="auto" w:fill="FFFFFF"/>
+            <w:tcMar>
+              <w:top w:w="0" w:type="dxa"/>
+              <w:bottom w:w="0" w:type="dxa"/>
+              <w:left w:w="0" w:type="dxa"/>
+              <w:right w:w="0" w:type="dxa"/>
+            </w:tcMar>
+            <w:vAlign w:val="center"/>
+          </w:tcPr>
+          <w:p>
+            <w:pPr>
+              <w:pStyle w:val="Normal"/>
+              <w:jc w:val="left"/>
+              <w:pBdr>
+                <w:bottom w:val="none" w:sz="0" w:space="0" w:color="000000"/>
+                <w:top w:val="none" w:sz="0" w:space="0" w:color="000000"/>
+                <w:left w:val="none" w:sz="0" w:space="0" w:color="000000"/>
+                <w:right w:val="none" w:sz="0" w:space="0" w:color="000000"/>
+              </w:pBdr>
+              <w:spacing w:after="100" w:before="100" w:line="240"/>
+              <w:ind w:left="100" w:right="100" w:firstLine="0" w:firstLineChars="0"/>
+              <w:rPr>
+                <w:rFonts w:ascii="Times New Roman" w:hAnsi="Times New Roman" w:eastAsia="Times New Roman" w:cs="Times New Roman"/>
+                <w:i w:val="false"/>
+                <w:b w:val="false"/>
+                <w:u w:val="none"/>
+                <w:strike w:val="false"/>
+                <w:sz w:val="18"/>
+                <w:szCs w:val="18"/>
+                <w:color w:val="000000"/>
+              </w:rPr>
+            </w:pPr>
+            <w:r>
+              <w:rPr>
+                <w:rFonts w:ascii="Times New Roman" w:hAnsi="Times New Roman" w:eastAsia="Times New Roman" w:cs="Times New Roman"/>
+                <w:i w:val="false"/>
+                <w:b w:val="false"/>
+                <w:u w:val="none"/>
+                <w:strike w:val="false"/>
+                <w:sz w:val="18"/>
+                <w:szCs w:val="18"/>
+                <w:color w:val="000000"/>
+              </w:rPr>
+              <w:t xml:space="preserve">66.2% (59.2–74.0)</w:t>
+            </w:r>
+          </w:p>
+        </w:tc>
+        <w:tc>
+          <w:tcPr>
+            <w:tcBorders>
+              <w:bottom w:val="none" w:sz="0" w:space="0" w:color="000000"/>
+              <w:top w:val="none" w:sz="0" w:space="0" w:color="000000"/>
+              <w:left w:val="none" w:sz="0" w:space="0" w:color="000000"/>
+              <w:right w:val="none" w:sz="0" w:space="0" w:color="000000"/>
+            </w:tcBorders>
+            <w:shd w:val="clear" w:color="auto" w:fill="FFFFFF"/>
+            <w:tcMar>
+              <w:top w:w="0" w:type="dxa"/>
+              <w:bottom w:w="0" w:type="dxa"/>
+              <w:left w:w="0" w:type="dxa"/>
+              <w:right w:w="0" w:type="dxa"/>
+            </w:tcMar>
+            <w:vAlign w:val="center"/>
+          </w:tcPr>
+          <w:p>
+            <w:pPr>
+              <w:pStyle w:val="Normal"/>
+              <w:jc w:val="left"/>
+              <w:pBdr>
+                <w:bottom w:val="none" w:sz="0" w:space="0" w:color="000000"/>
+                <w:top w:val="none" w:sz="0" w:space="0" w:color="000000"/>
+                <w:left w:val="none" w:sz="0" w:space="0" w:color="000000"/>
+                <w:right w:val="none" w:sz="0" w:space="0" w:color="000000"/>
+              </w:pBdr>
+              <w:spacing w:after="100" w:before="100" w:line="240"/>
+              <w:ind w:left="100" w:right="100" w:firstLine="0" w:firstLineChars="0"/>
+              <w:rPr>
+                <w:rFonts w:ascii="Times New Roman" w:hAnsi="Times New Roman" w:eastAsia="Times New Roman" w:cs="Times New Roman"/>
+                <w:i w:val="false"/>
+                <w:b w:val="false"/>
+                <w:u w:val="none"/>
+                <w:strike w:val="false"/>
+                <w:sz w:val="18"/>
+                <w:szCs w:val="18"/>
+                <w:color w:val="000000"/>
+              </w:rPr>
+            </w:pPr>
+            <w:r>
+              <w:rPr>
+                <w:rFonts w:ascii="Times New Roman" w:hAnsi="Times New Roman" w:eastAsia="Times New Roman" w:cs="Times New Roman"/>
+                <w:i w:val="false"/>
+                <w:b w:val="false"/>
+                <w:u w:val="none"/>
+                <w:strike w:val="false"/>
+                <w:sz w:val="18"/>
+                <w:szCs w:val="18"/>
+                <w:color w:val="000000"/>
+              </w:rPr>
+              <w:t xml:space="preserve">0.650</w:t>
             </w:r>
           </w:p>
         </w:tc>
@@ -4266,7 +4266,7 @@
                 <w:szCs w:val="18"/>
                 <w:color w:val="000000"/>
               </w:rPr>
-              <w:t xml:space="preserve">186</w:t>
+              <w:t xml:space="preserve">201</w:t>
             </w:r>
           </w:p>
         </w:tc>
@@ -4321,7 +4321,7 @@
                 <w:szCs w:val="18"/>
                 <w:color w:val="000000"/>
               </w:rPr>
-              <w:t xml:space="preserve">52</w:t>
+              <w:t xml:space="preserve">66</w:t>
             </w:r>
           </w:p>
         </w:tc>
@@ -4431,7 +4431,7 @@
                 <w:szCs w:val="18"/>
                 <w:color w:val="000000"/>
               </w:rPr>
-              <w:t xml:space="preserve">74.4% (68.1–81.3)</w:t>
+              <w:t xml:space="preserve">68.9% (62.6–76.0)</w:t>
             </w:r>
           </w:p>
         </w:tc>
@@ -4486,7 +4486,7 @@
                 <w:szCs w:val="18"/>
                 <w:color w:val="000000"/>
               </w:rPr>
-              <w:t xml:space="preserve">70.0% (63.3–77.5)</w:t>
+              <w:t xml:space="preserve">66.4% (59.8–73.6)</w:t>
             </w:r>
           </w:p>
         </w:tc>

--- a/output/tables/GEO/GSE39582/GSE39582_km_summary.docx
+++ b/output/tables/GEO/GSE39582/GSE39582_km_summary.docx
@@ -25,7 +25,7 @@
         <w:ind w:left="60" w:right="60" w:firstLine="0" w:firstLineChars="0"/>
       </w:pPr>
       <w:r>
-        <w:t xml:space="preserve">Kaplan–Meier estimates by HIST1H2AC expression, GSE39582 (CIT, colon). NR = not reached.</w:t>
+        <w:t xml:space="preserve">Kaplan–Meier estimates by MS4A1 expression, GSE39582 (CIT, colon). NR = not reached.</w:t>
       </w:r>
     </w:p>
     <w:tbl xmlns:a="http://schemas.openxmlformats.org/drawingml/2006/main" xmlns:pic="http://schemas.openxmlformats.org/drawingml/2006/picture">
@@ -766,7 +766,7 @@
                 <w:szCs w:val="18"/>
                 <w:color w:val="000000"/>
               </w:rPr>
-              <w:t xml:space="preserve">279</w:t>
+              <w:t xml:space="preserve">281</w:t>
             </w:r>
           </w:p>
         </w:tc>
@@ -821,7 +821,7 @@
                 <w:szCs w:val="18"/>
                 <w:color w:val="000000"/>
               </w:rPr>
-              <w:t xml:space="preserve">91</w:t>
+              <w:t xml:space="preserve">97</w:t>
             </w:r>
           </w:p>
         </w:tc>
@@ -876,7 +876,7 @@
                 <w:szCs w:val="18"/>
                 <w:color w:val="000000"/>
               </w:rPr>
-              <w:t xml:space="preserve">132.0 (106.0–NR)</w:t>
+              <w:t xml:space="preserve">145.0 (91.0–NR)</w:t>
             </w:r>
           </w:p>
         </w:tc>
@@ -931,7 +931,7 @@
                 <w:szCs w:val="18"/>
                 <w:color w:val="000000"/>
               </w:rPr>
-              <w:t xml:space="preserve">78.9% (74.1–84.1)</w:t>
+              <w:t xml:space="preserve">80.0% (75.2–85.1)</w:t>
             </w:r>
           </w:p>
         </w:tc>
@@ -986,7 +986,7 @@
                 <w:szCs w:val="18"/>
                 <w:color w:val="000000"/>
               </w:rPr>
-              <w:t xml:space="preserve">70.2% (64.6–76.2)</w:t>
+              <w:t xml:space="preserve">67.1% (61.3–73.5)</w:t>
             </w:r>
           </w:p>
         </w:tc>
@@ -1041,7 +1041,7 @@
                 <w:szCs w:val="18"/>
                 <w:color w:val="000000"/>
               </w:rPr>
-              <w:t xml:space="preserve">0.461</w:t>
+              <w:t xml:space="preserve">0.795</w:t>
             </w:r>
           </w:p>
         </w:tc>
@@ -1266,7 +1266,7 @@
                 <w:szCs w:val="18"/>
                 <w:color w:val="000000"/>
               </w:rPr>
-              <w:t xml:space="preserve">283</w:t>
+              <w:t xml:space="preserve">281</w:t>
             </w:r>
           </w:p>
         </w:tc>
@@ -1321,172 +1321,172 @@
                 <w:szCs w:val="18"/>
                 <w:color w:val="000000"/>
               </w:rPr>
-              <w:t xml:space="preserve">100</w:t>
-            </w:r>
-          </w:p>
-        </w:tc>
-        <w:tc>
-          <w:tcPr>
-            <w:tcBorders>
-              <w:bottom w:val="none" w:sz="0" w:space="0" w:color="000000"/>
-              <w:top w:val="none" w:sz="0" w:space="0" w:color="000000"/>
-              <w:left w:val="none" w:sz="0" w:space="0" w:color="000000"/>
-              <w:right w:val="none" w:sz="0" w:space="0" w:color="000000"/>
-            </w:tcBorders>
-            <w:shd w:val="clear" w:color="auto" w:fill="FFFFFF"/>
-            <w:tcMar>
-              <w:top w:w="0" w:type="dxa"/>
-              <w:bottom w:w="0" w:type="dxa"/>
-              <w:left w:w="0" w:type="dxa"/>
-              <w:right w:w="0" w:type="dxa"/>
-            </w:tcMar>
-            <w:vAlign w:val="center"/>
-          </w:tcPr>
-          <w:p>
-            <w:pPr>
-              <w:pStyle w:val="Normal"/>
-              <w:jc w:val="left"/>
-              <w:pBdr>
-                <w:bottom w:val="none" w:sz="0" w:space="0" w:color="000000"/>
-                <w:top w:val="none" w:sz="0" w:space="0" w:color="000000"/>
-                <w:left w:val="none" w:sz="0" w:space="0" w:color="000000"/>
-                <w:right w:val="none" w:sz="0" w:space="0" w:color="000000"/>
-              </w:pBdr>
-              <w:spacing w:after="100" w:before="100" w:line="240"/>
-              <w:ind w:left="100" w:right="100" w:firstLine="0" w:firstLineChars="0"/>
-              <w:rPr>
-                <w:rFonts w:ascii="Times New Roman" w:hAnsi="Times New Roman" w:eastAsia="Times New Roman" w:cs="Times New Roman"/>
-                <w:i w:val="false"/>
-                <w:b w:val="false"/>
-                <w:u w:val="none"/>
-                <w:strike w:val="false"/>
-                <w:sz w:val="18"/>
-                <w:szCs w:val="18"/>
-                <w:color w:val="000000"/>
-              </w:rPr>
-            </w:pPr>
-            <w:r>
-              <w:rPr>
-                <w:rFonts w:ascii="Times New Roman" w:hAnsi="Times New Roman" w:eastAsia="Times New Roman" w:cs="Times New Roman"/>
-                <w:i w:val="false"/>
-                <w:b w:val="false"/>
-                <w:u w:val="none"/>
-                <w:strike w:val="false"/>
-                <w:sz w:val="18"/>
-                <w:szCs w:val="18"/>
-                <w:color w:val="000000"/>
-              </w:rPr>
-              <w:t xml:space="preserve">183.0 (95.0–NR)</w:t>
-            </w:r>
-          </w:p>
-        </w:tc>
-        <w:tc>
-          <w:tcPr>
-            <w:tcBorders>
-              <w:bottom w:val="none" w:sz="0" w:space="0" w:color="000000"/>
-              <w:top w:val="none" w:sz="0" w:space="0" w:color="000000"/>
-              <w:left w:val="none" w:sz="0" w:space="0" w:color="000000"/>
-              <w:right w:val="none" w:sz="0" w:space="0" w:color="000000"/>
-            </w:tcBorders>
-            <w:shd w:val="clear" w:color="auto" w:fill="FFFFFF"/>
-            <w:tcMar>
-              <w:top w:w="0" w:type="dxa"/>
-              <w:bottom w:w="0" w:type="dxa"/>
-              <w:left w:w="0" w:type="dxa"/>
-              <w:right w:w="0" w:type="dxa"/>
-            </w:tcMar>
-            <w:vAlign w:val="center"/>
-          </w:tcPr>
-          <w:p>
-            <w:pPr>
-              <w:pStyle w:val="Normal"/>
-              <w:jc w:val="left"/>
-              <w:pBdr>
-                <w:bottom w:val="none" w:sz="0" w:space="0" w:color="000000"/>
-                <w:top w:val="none" w:sz="0" w:space="0" w:color="000000"/>
-                <w:left w:val="none" w:sz="0" w:space="0" w:color="000000"/>
-                <w:right w:val="none" w:sz="0" w:space="0" w:color="000000"/>
-              </w:pBdr>
-              <w:spacing w:after="100" w:before="100" w:line="240"/>
-              <w:ind w:left="100" w:right="100" w:firstLine="0" w:firstLineChars="0"/>
-              <w:rPr>
-                <w:rFonts w:ascii="Times New Roman" w:hAnsi="Times New Roman" w:eastAsia="Times New Roman" w:cs="Times New Roman"/>
-                <w:i w:val="false"/>
-                <w:b w:val="false"/>
-                <w:u w:val="none"/>
-                <w:strike w:val="false"/>
-                <w:sz w:val="18"/>
-                <w:szCs w:val="18"/>
-                <w:color w:val="000000"/>
-              </w:rPr>
-            </w:pPr>
-            <w:r>
-              <w:rPr>
-                <w:rFonts w:ascii="Times New Roman" w:hAnsi="Times New Roman" w:eastAsia="Times New Roman" w:cs="Times New Roman"/>
-                <w:i w:val="false"/>
-                <w:b w:val="false"/>
-                <w:u w:val="none"/>
-                <w:strike w:val="false"/>
-                <w:sz w:val="18"/>
-                <w:szCs w:val="18"/>
-                <w:color w:val="000000"/>
-              </w:rPr>
-              <w:t xml:space="preserve">76.8% (71.8–82.1)</w:t>
-            </w:r>
-          </w:p>
-        </w:tc>
-        <w:tc>
-          <w:tcPr>
-            <w:tcBorders>
-              <w:bottom w:val="none" w:sz="0" w:space="0" w:color="000000"/>
-              <w:top w:val="none" w:sz="0" w:space="0" w:color="000000"/>
-              <w:left w:val="none" w:sz="0" w:space="0" w:color="000000"/>
-              <w:right w:val="none" w:sz="0" w:space="0" w:color="000000"/>
-            </w:tcBorders>
-            <w:shd w:val="clear" w:color="auto" w:fill="FFFFFF"/>
-            <w:tcMar>
-              <w:top w:w="0" w:type="dxa"/>
-              <w:bottom w:w="0" w:type="dxa"/>
-              <w:left w:w="0" w:type="dxa"/>
-              <w:right w:w="0" w:type="dxa"/>
-            </w:tcMar>
-            <w:vAlign w:val="center"/>
-          </w:tcPr>
-          <w:p>
-            <w:pPr>
-              <w:pStyle w:val="Normal"/>
-              <w:jc w:val="left"/>
-              <w:pBdr>
-                <w:bottom w:val="none" w:sz="0" w:space="0" w:color="000000"/>
-                <w:top w:val="none" w:sz="0" w:space="0" w:color="000000"/>
-                <w:left w:val="none" w:sz="0" w:space="0" w:color="000000"/>
-                <w:right w:val="none" w:sz="0" w:space="0" w:color="000000"/>
-              </w:pBdr>
-              <w:spacing w:after="100" w:before="100" w:line="240"/>
-              <w:ind w:left="100" w:right="100" w:firstLine="0" w:firstLineChars="0"/>
-              <w:rPr>
-                <w:rFonts w:ascii="Times New Roman" w:hAnsi="Times New Roman" w:eastAsia="Times New Roman" w:cs="Times New Roman"/>
-                <w:i w:val="false"/>
-                <w:b w:val="false"/>
-                <w:u w:val="none"/>
-                <w:strike w:val="false"/>
-                <w:sz w:val="18"/>
-                <w:szCs w:val="18"/>
-                <w:color w:val="000000"/>
-              </w:rPr>
-            </w:pPr>
-            <w:r>
-              <w:rPr>
-                <w:rFonts w:ascii="Times New Roman" w:hAnsi="Times New Roman" w:eastAsia="Times New Roman" w:cs="Times New Roman"/>
-                <w:i w:val="false"/>
-                <w:b w:val="false"/>
-                <w:u w:val="none"/>
-                <w:strike w:val="false"/>
-                <w:sz w:val="18"/>
-                <w:szCs w:val="18"/>
-                <w:color w:val="000000"/>
-              </w:rPr>
-              <w:t xml:space="preserve">64.7% (58.9–71.2)</w:t>
+              <w:t xml:space="preserve">94</w:t>
+            </w:r>
+          </w:p>
+        </w:tc>
+        <w:tc>
+          <w:tcPr>
+            <w:tcBorders>
+              <w:bottom w:val="none" w:sz="0" w:space="0" w:color="000000"/>
+              <w:top w:val="none" w:sz="0" w:space="0" w:color="000000"/>
+              <w:left w:val="none" w:sz="0" w:space="0" w:color="000000"/>
+              <w:right w:val="none" w:sz="0" w:space="0" w:color="000000"/>
+            </w:tcBorders>
+            <w:shd w:val="clear" w:color="auto" w:fill="FFFFFF"/>
+            <w:tcMar>
+              <w:top w:w="0" w:type="dxa"/>
+              <w:bottom w:w="0" w:type="dxa"/>
+              <w:left w:w="0" w:type="dxa"/>
+              <w:right w:w="0" w:type="dxa"/>
+            </w:tcMar>
+            <w:vAlign w:val="center"/>
+          </w:tcPr>
+          <w:p>
+            <w:pPr>
+              <w:pStyle w:val="Normal"/>
+              <w:jc w:val="left"/>
+              <w:pBdr>
+                <w:bottom w:val="none" w:sz="0" w:space="0" w:color="000000"/>
+                <w:top w:val="none" w:sz="0" w:space="0" w:color="000000"/>
+                <w:left w:val="none" w:sz="0" w:space="0" w:color="000000"/>
+                <w:right w:val="none" w:sz="0" w:space="0" w:color="000000"/>
+              </w:pBdr>
+              <w:spacing w:after="100" w:before="100" w:line="240"/>
+              <w:ind w:left="100" w:right="100" w:firstLine="0" w:firstLineChars="0"/>
+              <w:rPr>
+                <w:rFonts w:ascii="Times New Roman" w:hAnsi="Times New Roman" w:eastAsia="Times New Roman" w:cs="Times New Roman"/>
+                <w:i w:val="false"/>
+                <w:b w:val="false"/>
+                <w:u w:val="none"/>
+                <w:strike w:val="false"/>
+                <w:sz w:val="18"/>
+                <w:szCs w:val="18"/>
+                <w:color w:val="000000"/>
+              </w:rPr>
+            </w:pPr>
+            <w:r>
+              <w:rPr>
+                <w:rFonts w:ascii="Times New Roman" w:hAnsi="Times New Roman" w:eastAsia="Times New Roman" w:cs="Times New Roman"/>
+                <w:i w:val="false"/>
+                <w:b w:val="false"/>
+                <w:u w:val="none"/>
+                <w:strike w:val="false"/>
+                <w:sz w:val="18"/>
+                <w:szCs w:val="18"/>
+                <w:color w:val="000000"/>
+              </w:rPr>
+              <w:t xml:space="preserve">183.0 (105.0–NR)</w:t>
+            </w:r>
+          </w:p>
+        </w:tc>
+        <w:tc>
+          <w:tcPr>
+            <w:tcBorders>
+              <w:bottom w:val="none" w:sz="0" w:space="0" w:color="000000"/>
+              <w:top w:val="none" w:sz="0" w:space="0" w:color="000000"/>
+              <w:left w:val="none" w:sz="0" w:space="0" w:color="000000"/>
+              <w:right w:val="none" w:sz="0" w:space="0" w:color="000000"/>
+            </w:tcBorders>
+            <w:shd w:val="clear" w:color="auto" w:fill="FFFFFF"/>
+            <w:tcMar>
+              <w:top w:w="0" w:type="dxa"/>
+              <w:bottom w:w="0" w:type="dxa"/>
+              <w:left w:w="0" w:type="dxa"/>
+              <w:right w:w="0" w:type="dxa"/>
+            </w:tcMar>
+            <w:vAlign w:val="center"/>
+          </w:tcPr>
+          <w:p>
+            <w:pPr>
+              <w:pStyle w:val="Normal"/>
+              <w:jc w:val="left"/>
+              <w:pBdr>
+                <w:bottom w:val="none" w:sz="0" w:space="0" w:color="000000"/>
+                <w:top w:val="none" w:sz="0" w:space="0" w:color="000000"/>
+                <w:left w:val="none" w:sz="0" w:space="0" w:color="000000"/>
+                <w:right w:val="none" w:sz="0" w:space="0" w:color="000000"/>
+              </w:pBdr>
+              <w:spacing w:after="100" w:before="100" w:line="240"/>
+              <w:ind w:left="100" w:right="100" w:firstLine="0" w:firstLineChars="0"/>
+              <w:rPr>
+                <w:rFonts w:ascii="Times New Roman" w:hAnsi="Times New Roman" w:eastAsia="Times New Roman" w:cs="Times New Roman"/>
+                <w:i w:val="false"/>
+                <w:b w:val="false"/>
+                <w:u w:val="none"/>
+                <w:strike w:val="false"/>
+                <w:sz w:val="18"/>
+                <w:szCs w:val="18"/>
+                <w:color w:val="000000"/>
+              </w:rPr>
+            </w:pPr>
+            <w:r>
+              <w:rPr>
+                <w:rFonts w:ascii="Times New Roman" w:hAnsi="Times New Roman" w:eastAsia="Times New Roman" w:cs="Times New Roman"/>
+                <w:i w:val="false"/>
+                <w:b w:val="false"/>
+                <w:u w:val="none"/>
+                <w:strike w:val="false"/>
+                <w:sz w:val="18"/>
+                <w:szCs w:val="18"/>
+                <w:color w:val="000000"/>
+              </w:rPr>
+              <w:t xml:space="preserve">75.7% (70.7–81.1)</w:t>
+            </w:r>
+          </w:p>
+        </w:tc>
+        <w:tc>
+          <w:tcPr>
+            <w:tcBorders>
+              <w:bottom w:val="none" w:sz="0" w:space="0" w:color="000000"/>
+              <w:top w:val="none" w:sz="0" w:space="0" w:color="000000"/>
+              <w:left w:val="none" w:sz="0" w:space="0" w:color="000000"/>
+              <w:right w:val="none" w:sz="0" w:space="0" w:color="000000"/>
+            </w:tcBorders>
+            <w:shd w:val="clear" w:color="auto" w:fill="FFFFFF"/>
+            <w:tcMar>
+              <w:top w:w="0" w:type="dxa"/>
+              <w:bottom w:w="0" w:type="dxa"/>
+              <w:left w:w="0" w:type="dxa"/>
+              <w:right w:w="0" w:type="dxa"/>
+            </w:tcMar>
+            <w:vAlign w:val="center"/>
+          </w:tcPr>
+          <w:p>
+            <w:pPr>
+              <w:pStyle w:val="Normal"/>
+              <w:jc w:val="left"/>
+              <w:pBdr>
+                <w:bottom w:val="none" w:sz="0" w:space="0" w:color="000000"/>
+                <w:top w:val="none" w:sz="0" w:space="0" w:color="000000"/>
+                <w:left w:val="none" w:sz="0" w:space="0" w:color="000000"/>
+                <w:right w:val="none" w:sz="0" w:space="0" w:color="000000"/>
+              </w:pBdr>
+              <w:spacing w:after="100" w:before="100" w:line="240"/>
+              <w:ind w:left="100" w:right="100" w:firstLine="0" w:firstLineChars="0"/>
+              <w:rPr>
+                <w:rFonts w:ascii="Times New Roman" w:hAnsi="Times New Roman" w:eastAsia="Times New Roman" w:cs="Times New Roman"/>
+                <w:i w:val="false"/>
+                <w:b w:val="false"/>
+                <w:u w:val="none"/>
+                <w:strike w:val="false"/>
+                <w:sz w:val="18"/>
+                <w:szCs w:val="18"/>
+                <w:color w:val="000000"/>
+              </w:rPr>
+            </w:pPr>
+            <w:r>
+              <w:rPr>
+                <w:rFonts w:ascii="Times New Roman" w:hAnsi="Times New Roman" w:eastAsia="Times New Roman" w:cs="Times New Roman"/>
+                <w:i w:val="false"/>
+                <w:b w:val="false"/>
+                <w:u w:val="none"/>
+                <w:strike w:val="false"/>
+                <w:sz w:val="18"/>
+                <w:szCs w:val="18"/>
+                <w:color w:val="000000"/>
+              </w:rPr>
+              <w:t xml:space="preserve">67.9% (62.3–74.0)</w:t>
             </w:r>
           </w:p>
         </w:tc>
@@ -1766,7 +1766,7 @@
                 <w:szCs w:val="18"/>
                 <w:color w:val="000000"/>
               </w:rPr>
-              <w:t xml:space="preserve">204</w:t>
+              <w:t xml:space="preserve">226</w:t>
             </w:r>
           </w:p>
         </w:tc>
@@ -1821,227 +1821,227 @@
                 <w:szCs w:val="18"/>
                 <w:color w:val="000000"/>
               </w:rPr>
-              <w:t xml:space="preserve">73</w:t>
-            </w:r>
-          </w:p>
-        </w:tc>
-        <w:tc>
-          <w:tcPr>
-            <w:tcBorders>
-              <w:bottom w:val="none" w:sz="0" w:space="0" w:color="000000"/>
-              <w:top w:val="none" w:sz="0" w:space="0" w:color="000000"/>
-              <w:left w:val="none" w:sz="0" w:space="0" w:color="000000"/>
-              <w:right w:val="none" w:sz="0" w:space="0" w:color="000000"/>
-            </w:tcBorders>
-            <w:shd w:val="clear" w:color="auto" w:fill="FFFFFF"/>
-            <w:tcMar>
-              <w:top w:w="0" w:type="dxa"/>
-              <w:bottom w:w="0" w:type="dxa"/>
-              <w:left w:w="0" w:type="dxa"/>
-              <w:right w:w="0" w:type="dxa"/>
-            </w:tcMar>
-            <w:vAlign w:val="center"/>
-          </w:tcPr>
-          <w:p>
-            <w:pPr>
-              <w:pStyle w:val="Normal"/>
-              <w:jc w:val="left"/>
-              <w:pBdr>
-                <w:bottom w:val="none" w:sz="0" w:space="0" w:color="000000"/>
-                <w:top w:val="none" w:sz="0" w:space="0" w:color="000000"/>
-                <w:left w:val="none" w:sz="0" w:space="0" w:color="000000"/>
-                <w:right w:val="none" w:sz="0" w:space="0" w:color="000000"/>
-              </w:pBdr>
-              <w:spacing w:after="100" w:before="100" w:line="240"/>
-              <w:ind w:left="100" w:right="100" w:firstLine="0" w:firstLineChars="0"/>
-              <w:rPr>
-                <w:rFonts w:ascii="Times New Roman" w:hAnsi="Times New Roman" w:eastAsia="Times New Roman" w:cs="Times New Roman"/>
-                <w:i w:val="false"/>
-                <w:b w:val="false"/>
-                <w:u w:val="none"/>
-                <w:strike w:val="false"/>
-                <w:sz w:val="18"/>
-                <w:szCs w:val="18"/>
-                <w:color w:val="000000"/>
-              </w:rPr>
-            </w:pPr>
-            <w:r>
-              <w:rPr>
-                <w:rFonts w:ascii="Times New Roman" w:hAnsi="Times New Roman" w:eastAsia="Times New Roman" w:cs="Times New Roman"/>
-                <w:i w:val="false"/>
-                <w:b w:val="false"/>
-                <w:u w:val="none"/>
-                <w:strike w:val="false"/>
-                <w:sz w:val="18"/>
-                <w:szCs w:val="18"/>
-                <w:color w:val="000000"/>
-              </w:rPr>
-              <w:t xml:space="preserve">106.0 (87.0–NR)</w:t>
-            </w:r>
-          </w:p>
-        </w:tc>
-        <w:tc>
-          <w:tcPr>
-            <w:tcBorders>
-              <w:bottom w:val="none" w:sz="0" w:space="0" w:color="000000"/>
-              <w:top w:val="none" w:sz="0" w:space="0" w:color="000000"/>
-              <w:left w:val="none" w:sz="0" w:space="0" w:color="000000"/>
-              <w:right w:val="none" w:sz="0" w:space="0" w:color="000000"/>
-            </w:tcBorders>
-            <w:shd w:val="clear" w:color="auto" w:fill="FFFFFF"/>
-            <w:tcMar>
-              <w:top w:w="0" w:type="dxa"/>
-              <w:bottom w:w="0" w:type="dxa"/>
-              <w:left w:w="0" w:type="dxa"/>
-              <w:right w:w="0" w:type="dxa"/>
-            </w:tcMar>
-            <w:vAlign w:val="center"/>
-          </w:tcPr>
-          <w:p>
-            <w:pPr>
-              <w:pStyle w:val="Normal"/>
-              <w:jc w:val="left"/>
-              <w:pBdr>
-                <w:bottom w:val="none" w:sz="0" w:space="0" w:color="000000"/>
-                <w:top w:val="none" w:sz="0" w:space="0" w:color="000000"/>
-                <w:left w:val="none" w:sz="0" w:space="0" w:color="000000"/>
-                <w:right w:val="none" w:sz="0" w:space="0" w:color="000000"/>
-              </w:pBdr>
-              <w:spacing w:after="100" w:before="100" w:line="240"/>
-              <w:ind w:left="100" w:right="100" w:firstLine="0" w:firstLineChars="0"/>
-              <w:rPr>
-                <w:rFonts w:ascii="Times New Roman" w:hAnsi="Times New Roman" w:eastAsia="Times New Roman" w:cs="Times New Roman"/>
-                <w:i w:val="false"/>
-                <w:b w:val="false"/>
-                <w:u w:val="none"/>
-                <w:strike w:val="false"/>
-                <w:sz w:val="18"/>
-                <w:szCs w:val="18"/>
-                <w:color w:val="000000"/>
-              </w:rPr>
-            </w:pPr>
-            <w:r>
-              <w:rPr>
-                <w:rFonts w:ascii="Times New Roman" w:hAnsi="Times New Roman" w:eastAsia="Times New Roman" w:cs="Times New Roman"/>
-                <w:i w:val="false"/>
-                <w:b w:val="false"/>
-                <w:u w:val="none"/>
-                <w:strike w:val="false"/>
-                <w:sz w:val="18"/>
-                <w:szCs w:val="18"/>
-                <w:color w:val="000000"/>
-              </w:rPr>
-              <w:t xml:space="preserve">75.8% (69.9–82.3)</w:t>
-            </w:r>
-          </w:p>
-        </w:tc>
-        <w:tc>
-          <w:tcPr>
-            <w:tcBorders>
-              <w:bottom w:val="none" w:sz="0" w:space="0" w:color="000000"/>
-              <w:top w:val="none" w:sz="0" w:space="0" w:color="000000"/>
-              <w:left w:val="none" w:sz="0" w:space="0" w:color="000000"/>
-              <w:right w:val="none" w:sz="0" w:space="0" w:color="000000"/>
-            </w:tcBorders>
-            <w:shd w:val="clear" w:color="auto" w:fill="FFFFFF"/>
-            <w:tcMar>
-              <w:top w:w="0" w:type="dxa"/>
-              <w:bottom w:w="0" w:type="dxa"/>
-              <w:left w:w="0" w:type="dxa"/>
-              <w:right w:w="0" w:type="dxa"/>
-            </w:tcMar>
-            <w:vAlign w:val="center"/>
-          </w:tcPr>
-          <w:p>
-            <w:pPr>
-              <w:pStyle w:val="Normal"/>
-              <w:jc w:val="left"/>
-              <w:pBdr>
-                <w:bottom w:val="none" w:sz="0" w:space="0" w:color="000000"/>
-                <w:top w:val="none" w:sz="0" w:space="0" w:color="000000"/>
-                <w:left w:val="none" w:sz="0" w:space="0" w:color="000000"/>
-                <w:right w:val="none" w:sz="0" w:space="0" w:color="000000"/>
-              </w:pBdr>
-              <w:spacing w:after="100" w:before="100" w:line="240"/>
-              <w:ind w:left="100" w:right="100" w:firstLine="0" w:firstLineChars="0"/>
-              <w:rPr>
-                <w:rFonts w:ascii="Times New Roman" w:hAnsi="Times New Roman" w:eastAsia="Times New Roman" w:cs="Times New Roman"/>
-                <w:i w:val="false"/>
-                <w:b w:val="false"/>
-                <w:u w:val="none"/>
-                <w:strike w:val="false"/>
-                <w:sz w:val="18"/>
-                <w:szCs w:val="18"/>
-                <w:color w:val="000000"/>
-              </w:rPr>
-            </w:pPr>
-            <w:r>
-              <w:rPr>
-                <w:rFonts w:ascii="Times New Roman" w:hAnsi="Times New Roman" w:eastAsia="Times New Roman" w:cs="Times New Roman"/>
-                <w:i w:val="false"/>
-                <w:b w:val="false"/>
-                <w:u w:val="none"/>
-                <w:strike w:val="false"/>
-                <w:sz w:val="18"/>
-                <w:szCs w:val="18"/>
-                <w:color w:val="000000"/>
-              </w:rPr>
-              <w:t xml:space="preserve">66.4% (59.8–73.8)</w:t>
-            </w:r>
-          </w:p>
-        </w:tc>
-        <w:tc>
-          <w:tcPr>
-            <w:tcBorders>
-              <w:bottom w:val="none" w:sz="0" w:space="0" w:color="000000"/>
-              <w:top w:val="none" w:sz="0" w:space="0" w:color="000000"/>
-              <w:left w:val="none" w:sz="0" w:space="0" w:color="000000"/>
-              <w:right w:val="none" w:sz="0" w:space="0" w:color="000000"/>
-            </w:tcBorders>
-            <w:shd w:val="clear" w:color="auto" w:fill="FFFFFF"/>
-            <w:tcMar>
-              <w:top w:w="0" w:type="dxa"/>
-              <w:bottom w:w="0" w:type="dxa"/>
-              <w:left w:w="0" w:type="dxa"/>
-              <w:right w:w="0" w:type="dxa"/>
-            </w:tcMar>
-            <w:vAlign w:val="center"/>
-          </w:tcPr>
-          <w:p>
-            <w:pPr>
-              <w:pStyle w:val="Normal"/>
-              <w:jc w:val="left"/>
-              <w:pBdr>
-                <w:bottom w:val="none" w:sz="0" w:space="0" w:color="000000"/>
-                <w:top w:val="none" w:sz="0" w:space="0" w:color="000000"/>
-                <w:left w:val="none" w:sz="0" w:space="0" w:color="000000"/>
-                <w:right w:val="none" w:sz="0" w:space="0" w:color="000000"/>
-              </w:pBdr>
-              <w:spacing w:after="100" w:before="100" w:line="240"/>
-              <w:ind w:left="100" w:right="100" w:firstLine="0" w:firstLineChars="0"/>
-              <w:rPr>
-                <w:rFonts w:ascii="Times New Roman" w:hAnsi="Times New Roman" w:eastAsia="Times New Roman" w:cs="Times New Roman"/>
-                <w:i w:val="false"/>
-                <w:b w:val="false"/>
-                <w:u w:val="none"/>
-                <w:strike w:val="false"/>
-                <w:sz w:val="18"/>
-                <w:szCs w:val="18"/>
-                <w:color w:val="000000"/>
-              </w:rPr>
-            </w:pPr>
-            <w:r>
-              <w:rPr>
-                <w:rFonts w:ascii="Times New Roman" w:hAnsi="Times New Roman" w:eastAsia="Times New Roman" w:cs="Times New Roman"/>
-                <w:i w:val="false"/>
-                <w:b w:val="false"/>
-                <w:u w:val="none"/>
-                <w:strike w:val="false"/>
-                <w:sz w:val="18"/>
-                <w:szCs w:val="18"/>
-                <w:color w:val="000000"/>
-              </w:rPr>
-              <w:t xml:space="preserve">0.914</w:t>
+              <w:t xml:space="preserve">80</w:t>
+            </w:r>
+          </w:p>
+        </w:tc>
+        <w:tc>
+          <w:tcPr>
+            <w:tcBorders>
+              <w:bottom w:val="none" w:sz="0" w:space="0" w:color="000000"/>
+              <w:top w:val="none" w:sz="0" w:space="0" w:color="000000"/>
+              <w:left w:val="none" w:sz="0" w:space="0" w:color="000000"/>
+              <w:right w:val="none" w:sz="0" w:space="0" w:color="000000"/>
+            </w:tcBorders>
+            <w:shd w:val="clear" w:color="auto" w:fill="FFFFFF"/>
+            <w:tcMar>
+              <w:top w:w="0" w:type="dxa"/>
+              <w:bottom w:w="0" w:type="dxa"/>
+              <w:left w:w="0" w:type="dxa"/>
+              <w:right w:w="0" w:type="dxa"/>
+            </w:tcMar>
+            <w:vAlign w:val="center"/>
+          </w:tcPr>
+          <w:p>
+            <w:pPr>
+              <w:pStyle w:val="Normal"/>
+              <w:jc w:val="left"/>
+              <w:pBdr>
+                <w:bottom w:val="none" w:sz="0" w:space="0" w:color="000000"/>
+                <w:top w:val="none" w:sz="0" w:space="0" w:color="000000"/>
+                <w:left w:val="none" w:sz="0" w:space="0" w:color="000000"/>
+                <w:right w:val="none" w:sz="0" w:space="0" w:color="000000"/>
+              </w:pBdr>
+              <w:spacing w:after="100" w:before="100" w:line="240"/>
+              <w:ind w:left="100" w:right="100" w:firstLine="0" w:firstLineChars="0"/>
+              <w:rPr>
+                <w:rFonts w:ascii="Times New Roman" w:hAnsi="Times New Roman" w:eastAsia="Times New Roman" w:cs="Times New Roman"/>
+                <w:i w:val="false"/>
+                <w:b w:val="false"/>
+                <w:u w:val="none"/>
+                <w:strike w:val="false"/>
+                <w:sz w:val="18"/>
+                <w:szCs w:val="18"/>
+                <w:color w:val="000000"/>
+              </w:rPr>
+            </w:pPr>
+            <w:r>
+              <w:rPr>
+                <w:rFonts w:ascii="Times New Roman" w:hAnsi="Times New Roman" w:eastAsia="Times New Roman" w:cs="Times New Roman"/>
+                <w:i w:val="false"/>
+                <w:b w:val="false"/>
+                <w:u w:val="none"/>
+                <w:strike w:val="false"/>
+                <w:sz w:val="18"/>
+                <w:szCs w:val="18"/>
+                <w:color w:val="000000"/>
+              </w:rPr>
+              <w:t xml:space="preserve">112.0 (83.0–NR)</w:t>
+            </w:r>
+          </w:p>
+        </w:tc>
+        <w:tc>
+          <w:tcPr>
+            <w:tcBorders>
+              <w:bottom w:val="none" w:sz="0" w:space="0" w:color="000000"/>
+              <w:top w:val="none" w:sz="0" w:space="0" w:color="000000"/>
+              <w:left w:val="none" w:sz="0" w:space="0" w:color="000000"/>
+              <w:right w:val="none" w:sz="0" w:space="0" w:color="000000"/>
+            </w:tcBorders>
+            <w:shd w:val="clear" w:color="auto" w:fill="FFFFFF"/>
+            <w:tcMar>
+              <w:top w:w="0" w:type="dxa"/>
+              <w:bottom w:w="0" w:type="dxa"/>
+              <w:left w:w="0" w:type="dxa"/>
+              <w:right w:w="0" w:type="dxa"/>
+            </w:tcMar>
+            <w:vAlign w:val="center"/>
+          </w:tcPr>
+          <w:p>
+            <w:pPr>
+              <w:pStyle w:val="Normal"/>
+              <w:jc w:val="left"/>
+              <w:pBdr>
+                <w:bottom w:val="none" w:sz="0" w:space="0" w:color="000000"/>
+                <w:top w:val="none" w:sz="0" w:space="0" w:color="000000"/>
+                <w:left w:val="none" w:sz="0" w:space="0" w:color="000000"/>
+                <w:right w:val="none" w:sz="0" w:space="0" w:color="000000"/>
+              </w:pBdr>
+              <w:spacing w:after="100" w:before="100" w:line="240"/>
+              <w:ind w:left="100" w:right="100" w:firstLine="0" w:firstLineChars="0"/>
+              <w:rPr>
+                <w:rFonts w:ascii="Times New Roman" w:hAnsi="Times New Roman" w:eastAsia="Times New Roman" w:cs="Times New Roman"/>
+                <w:i w:val="false"/>
+                <w:b w:val="false"/>
+                <w:u w:val="none"/>
+                <w:strike w:val="false"/>
+                <w:sz w:val="18"/>
+                <w:szCs w:val="18"/>
+                <w:color w:val="000000"/>
+              </w:rPr>
+            </w:pPr>
+            <w:r>
+              <w:rPr>
+                <w:rFonts w:ascii="Times New Roman" w:hAnsi="Times New Roman" w:eastAsia="Times New Roman" w:cs="Times New Roman"/>
+                <w:i w:val="false"/>
+                <w:b w:val="false"/>
+                <w:u w:val="none"/>
+                <w:strike w:val="false"/>
+                <w:sz w:val="18"/>
+                <w:szCs w:val="18"/>
+                <w:color w:val="000000"/>
+              </w:rPr>
+              <w:t xml:space="preserve">79.0% (73.6–84.8)</w:t>
+            </w:r>
+          </w:p>
+        </w:tc>
+        <w:tc>
+          <w:tcPr>
+            <w:tcBorders>
+              <w:bottom w:val="none" w:sz="0" w:space="0" w:color="000000"/>
+              <w:top w:val="none" w:sz="0" w:space="0" w:color="000000"/>
+              <w:left w:val="none" w:sz="0" w:space="0" w:color="000000"/>
+              <w:right w:val="none" w:sz="0" w:space="0" w:color="000000"/>
+            </w:tcBorders>
+            <w:shd w:val="clear" w:color="auto" w:fill="FFFFFF"/>
+            <w:tcMar>
+              <w:top w:w="0" w:type="dxa"/>
+              <w:bottom w:w="0" w:type="dxa"/>
+              <w:left w:w="0" w:type="dxa"/>
+              <w:right w:w="0" w:type="dxa"/>
+            </w:tcMar>
+            <w:vAlign w:val="center"/>
+          </w:tcPr>
+          <w:p>
+            <w:pPr>
+              <w:pStyle w:val="Normal"/>
+              <w:jc w:val="left"/>
+              <w:pBdr>
+                <w:bottom w:val="none" w:sz="0" w:space="0" w:color="000000"/>
+                <w:top w:val="none" w:sz="0" w:space="0" w:color="000000"/>
+                <w:left w:val="none" w:sz="0" w:space="0" w:color="000000"/>
+                <w:right w:val="none" w:sz="0" w:space="0" w:color="000000"/>
+              </w:pBdr>
+              <w:spacing w:after="100" w:before="100" w:line="240"/>
+              <w:ind w:left="100" w:right="100" w:firstLine="0" w:firstLineChars="0"/>
+              <w:rPr>
+                <w:rFonts w:ascii="Times New Roman" w:hAnsi="Times New Roman" w:eastAsia="Times New Roman" w:cs="Times New Roman"/>
+                <w:i w:val="false"/>
+                <w:b w:val="false"/>
+                <w:u w:val="none"/>
+                <w:strike w:val="false"/>
+                <w:sz w:val="18"/>
+                <w:szCs w:val="18"/>
+                <w:color w:val="000000"/>
+              </w:rPr>
+            </w:pPr>
+            <w:r>
+              <w:rPr>
+                <w:rFonts w:ascii="Times New Roman" w:hAnsi="Times New Roman" w:eastAsia="Times New Roman" w:cs="Times New Roman"/>
+                <w:i w:val="false"/>
+                <w:b w:val="false"/>
+                <w:u w:val="none"/>
+                <w:strike w:val="false"/>
+                <w:sz w:val="18"/>
+                <w:szCs w:val="18"/>
+                <w:color w:val="000000"/>
+              </w:rPr>
+              <w:t xml:space="preserve">64.7% (58.1–72.0)</w:t>
+            </w:r>
+          </w:p>
+        </w:tc>
+        <w:tc>
+          <w:tcPr>
+            <w:tcBorders>
+              <w:bottom w:val="none" w:sz="0" w:space="0" w:color="000000"/>
+              <w:top w:val="none" w:sz="0" w:space="0" w:color="000000"/>
+              <w:left w:val="none" w:sz="0" w:space="0" w:color="000000"/>
+              <w:right w:val="none" w:sz="0" w:space="0" w:color="000000"/>
+            </w:tcBorders>
+            <w:shd w:val="clear" w:color="auto" w:fill="FFFFFF"/>
+            <w:tcMar>
+              <w:top w:w="0" w:type="dxa"/>
+              <w:bottom w:w="0" w:type="dxa"/>
+              <w:left w:w="0" w:type="dxa"/>
+              <w:right w:w="0" w:type="dxa"/>
+            </w:tcMar>
+            <w:vAlign w:val="center"/>
+          </w:tcPr>
+          <w:p>
+            <w:pPr>
+              <w:pStyle w:val="Normal"/>
+              <w:jc w:val="left"/>
+              <w:pBdr>
+                <w:bottom w:val="none" w:sz="0" w:space="0" w:color="000000"/>
+                <w:top w:val="none" w:sz="0" w:space="0" w:color="000000"/>
+                <w:left w:val="none" w:sz="0" w:space="0" w:color="000000"/>
+                <w:right w:val="none" w:sz="0" w:space="0" w:color="000000"/>
+              </w:pBdr>
+              <w:spacing w:after="100" w:before="100" w:line="240"/>
+              <w:ind w:left="100" w:right="100" w:firstLine="0" w:firstLineChars="0"/>
+              <w:rPr>
+                <w:rFonts w:ascii="Times New Roman" w:hAnsi="Times New Roman" w:eastAsia="Times New Roman" w:cs="Times New Roman"/>
+                <w:i w:val="false"/>
+                <w:b w:val="false"/>
+                <w:u w:val="none"/>
+                <w:strike w:val="false"/>
+                <w:sz w:val="18"/>
+                <w:szCs w:val="18"/>
+                <w:color w:val="000000"/>
+              </w:rPr>
+            </w:pPr>
+            <w:r>
+              <w:rPr>
+                <w:rFonts w:ascii="Times New Roman" w:hAnsi="Times New Roman" w:eastAsia="Times New Roman" w:cs="Times New Roman"/>
+                <w:i w:val="false"/>
+                <w:b w:val="false"/>
+                <w:u w:val="none"/>
+                <w:strike w:val="false"/>
+                <w:sz w:val="18"/>
+                <w:szCs w:val="18"/>
+                <w:color w:val="000000"/>
+              </w:rPr>
+              <w:t xml:space="preserve">0.699</w:t>
             </w:r>
           </w:p>
         </w:tc>
@@ -2266,7 +2266,7 @@
                 <w:szCs w:val="18"/>
                 <w:color w:val="000000"/>
               </w:rPr>
-              <w:t xml:space="preserve">240</w:t>
+              <w:t xml:space="preserve">218</w:t>
             </w:r>
           </w:p>
         </w:tc>
@@ -2321,172 +2321,172 @@
                 <w:szCs w:val="18"/>
                 <w:color w:val="000000"/>
               </w:rPr>
-              <w:t xml:space="preserve">85</w:t>
-            </w:r>
-          </w:p>
-        </w:tc>
-        <w:tc>
-          <w:tcPr>
-            <w:tcBorders>
-              <w:bottom w:val="none" w:sz="0" w:space="0" w:color="000000"/>
-              <w:top w:val="none" w:sz="0" w:space="0" w:color="000000"/>
-              <w:left w:val="none" w:sz="0" w:space="0" w:color="000000"/>
-              <w:right w:val="none" w:sz="0" w:space="0" w:color="000000"/>
-            </w:tcBorders>
-            <w:shd w:val="clear" w:color="auto" w:fill="FFFFFF"/>
-            <w:tcMar>
-              <w:top w:w="0" w:type="dxa"/>
-              <w:bottom w:w="0" w:type="dxa"/>
-              <w:left w:w="0" w:type="dxa"/>
-              <w:right w:w="0" w:type="dxa"/>
-            </w:tcMar>
-            <w:vAlign w:val="center"/>
-          </w:tcPr>
-          <w:p>
-            <w:pPr>
-              <w:pStyle w:val="Normal"/>
-              <w:jc w:val="left"/>
-              <w:pBdr>
-                <w:bottom w:val="none" w:sz="0" w:space="0" w:color="000000"/>
-                <w:top w:val="none" w:sz="0" w:space="0" w:color="000000"/>
-                <w:left w:val="none" w:sz="0" w:space="0" w:color="000000"/>
-                <w:right w:val="none" w:sz="0" w:space="0" w:color="000000"/>
-              </w:pBdr>
-              <w:spacing w:after="100" w:before="100" w:line="240"/>
-              <w:ind w:left="100" w:right="100" w:firstLine="0" w:firstLineChars="0"/>
-              <w:rPr>
-                <w:rFonts w:ascii="Times New Roman" w:hAnsi="Times New Roman" w:eastAsia="Times New Roman" w:cs="Times New Roman"/>
-                <w:i w:val="false"/>
-                <w:b w:val="false"/>
-                <w:u w:val="none"/>
-                <w:strike w:val="false"/>
-                <w:sz w:val="18"/>
-                <w:szCs w:val="18"/>
-                <w:color w:val="000000"/>
-              </w:rPr>
-            </w:pPr>
-            <w:r>
-              <w:rPr>
-                <w:rFonts w:ascii="Times New Roman" w:hAnsi="Times New Roman" w:eastAsia="Times New Roman" w:cs="Times New Roman"/>
-                <w:i w:val="false"/>
-                <w:b w:val="false"/>
-                <w:u w:val="none"/>
-                <w:strike w:val="false"/>
-                <w:sz w:val="18"/>
-                <w:szCs w:val="18"/>
-                <w:color w:val="000000"/>
-              </w:rPr>
-              <w:t xml:space="preserve">NR (95.0–NR)</w:t>
-            </w:r>
-          </w:p>
-        </w:tc>
-        <w:tc>
-          <w:tcPr>
-            <w:tcBorders>
-              <w:bottom w:val="none" w:sz="0" w:space="0" w:color="000000"/>
-              <w:top w:val="none" w:sz="0" w:space="0" w:color="000000"/>
-              <w:left w:val="none" w:sz="0" w:space="0" w:color="000000"/>
-              <w:right w:val="none" w:sz="0" w:space="0" w:color="000000"/>
-            </w:tcBorders>
-            <w:shd w:val="clear" w:color="auto" w:fill="FFFFFF"/>
-            <w:tcMar>
-              <w:top w:w="0" w:type="dxa"/>
-              <w:bottom w:w="0" w:type="dxa"/>
-              <w:left w:w="0" w:type="dxa"/>
-              <w:right w:w="0" w:type="dxa"/>
-            </w:tcMar>
-            <w:vAlign w:val="center"/>
-          </w:tcPr>
-          <w:p>
-            <w:pPr>
-              <w:pStyle w:val="Normal"/>
-              <w:jc w:val="left"/>
-              <w:pBdr>
-                <w:bottom w:val="none" w:sz="0" w:space="0" w:color="000000"/>
-                <w:top w:val="none" w:sz="0" w:space="0" w:color="000000"/>
-                <w:left w:val="none" w:sz="0" w:space="0" w:color="000000"/>
-                <w:right w:val="none" w:sz="0" w:space="0" w:color="000000"/>
-              </w:pBdr>
-              <w:spacing w:after="100" w:before="100" w:line="240"/>
-              <w:ind w:left="100" w:right="100" w:firstLine="0" w:firstLineChars="0"/>
-              <w:rPr>
-                <w:rFonts w:ascii="Times New Roman" w:hAnsi="Times New Roman" w:eastAsia="Times New Roman" w:cs="Times New Roman"/>
-                <w:i w:val="false"/>
-                <w:b w:val="false"/>
-                <w:u w:val="none"/>
-                <w:strike w:val="false"/>
-                <w:sz w:val="18"/>
-                <w:szCs w:val="18"/>
-                <w:color w:val="000000"/>
-              </w:rPr>
-            </w:pPr>
-            <w:r>
-              <w:rPr>
-                <w:rFonts w:ascii="Times New Roman" w:hAnsi="Times New Roman" w:eastAsia="Times New Roman" w:cs="Times New Roman"/>
-                <w:i w:val="false"/>
-                <w:b w:val="false"/>
-                <w:u w:val="none"/>
-                <w:strike w:val="false"/>
-                <w:sz w:val="18"/>
-                <w:szCs w:val="18"/>
-                <w:color w:val="000000"/>
-              </w:rPr>
-              <w:t xml:space="preserve">77.0% (71.7–82.8)</w:t>
-            </w:r>
-          </w:p>
-        </w:tc>
-        <w:tc>
-          <w:tcPr>
-            <w:tcBorders>
-              <w:bottom w:val="none" w:sz="0" w:space="0" w:color="000000"/>
-              <w:top w:val="none" w:sz="0" w:space="0" w:color="000000"/>
-              <w:left w:val="none" w:sz="0" w:space="0" w:color="000000"/>
-              <w:right w:val="none" w:sz="0" w:space="0" w:color="000000"/>
-            </w:tcBorders>
-            <w:shd w:val="clear" w:color="auto" w:fill="FFFFFF"/>
-            <w:tcMar>
-              <w:top w:w="0" w:type="dxa"/>
-              <w:bottom w:w="0" w:type="dxa"/>
-              <w:left w:w="0" w:type="dxa"/>
-              <w:right w:w="0" w:type="dxa"/>
-            </w:tcMar>
-            <w:vAlign w:val="center"/>
-          </w:tcPr>
-          <w:p>
-            <w:pPr>
-              <w:pStyle w:val="Normal"/>
-              <w:jc w:val="left"/>
-              <w:pBdr>
-                <w:bottom w:val="none" w:sz="0" w:space="0" w:color="000000"/>
-                <w:top w:val="none" w:sz="0" w:space="0" w:color="000000"/>
-                <w:left w:val="none" w:sz="0" w:space="0" w:color="000000"/>
-                <w:right w:val="none" w:sz="0" w:space="0" w:color="000000"/>
-              </w:pBdr>
-              <w:spacing w:after="100" w:before="100" w:line="240"/>
-              <w:ind w:left="100" w:right="100" w:firstLine="0" w:firstLineChars="0"/>
-              <w:rPr>
-                <w:rFonts w:ascii="Times New Roman" w:hAnsi="Times New Roman" w:eastAsia="Times New Roman" w:cs="Times New Roman"/>
-                <w:i w:val="false"/>
-                <w:b w:val="false"/>
-                <w:u w:val="none"/>
-                <w:strike w:val="false"/>
-                <w:sz w:val="18"/>
-                <w:szCs w:val="18"/>
-                <w:color w:val="000000"/>
-              </w:rPr>
-            </w:pPr>
-            <w:r>
-              <w:rPr>
-                <w:rFonts w:ascii="Times New Roman" w:hAnsi="Times New Roman" w:eastAsia="Times New Roman" w:cs="Times New Roman"/>
-                <w:i w:val="false"/>
-                <w:b w:val="false"/>
-                <w:u w:val="none"/>
-                <w:strike w:val="false"/>
-                <w:sz w:val="18"/>
-                <w:szCs w:val="18"/>
-                <w:color w:val="000000"/>
-              </w:rPr>
-              <w:t xml:space="preserve">64.0% (57.7–71.1)</w:t>
+              <w:t xml:space="preserve">78</w:t>
+            </w:r>
+          </w:p>
+        </w:tc>
+        <w:tc>
+          <w:tcPr>
+            <w:tcBorders>
+              <w:bottom w:val="none" w:sz="0" w:space="0" w:color="000000"/>
+              <w:top w:val="none" w:sz="0" w:space="0" w:color="000000"/>
+              <w:left w:val="none" w:sz="0" w:space="0" w:color="000000"/>
+              <w:right w:val="none" w:sz="0" w:space="0" w:color="000000"/>
+            </w:tcBorders>
+            <w:shd w:val="clear" w:color="auto" w:fill="FFFFFF"/>
+            <w:tcMar>
+              <w:top w:w="0" w:type="dxa"/>
+              <w:bottom w:w="0" w:type="dxa"/>
+              <w:left w:w="0" w:type="dxa"/>
+              <w:right w:w="0" w:type="dxa"/>
+            </w:tcMar>
+            <w:vAlign w:val="center"/>
+          </w:tcPr>
+          <w:p>
+            <w:pPr>
+              <w:pStyle w:val="Normal"/>
+              <w:jc w:val="left"/>
+              <w:pBdr>
+                <w:bottom w:val="none" w:sz="0" w:space="0" w:color="000000"/>
+                <w:top w:val="none" w:sz="0" w:space="0" w:color="000000"/>
+                <w:left w:val="none" w:sz="0" w:space="0" w:color="000000"/>
+                <w:right w:val="none" w:sz="0" w:space="0" w:color="000000"/>
+              </w:pBdr>
+              <w:spacing w:after="100" w:before="100" w:line="240"/>
+              <w:ind w:left="100" w:right="100" w:firstLine="0" w:firstLineChars="0"/>
+              <w:rPr>
+                <w:rFonts w:ascii="Times New Roman" w:hAnsi="Times New Roman" w:eastAsia="Times New Roman" w:cs="Times New Roman"/>
+                <w:i w:val="false"/>
+                <w:b w:val="false"/>
+                <w:u w:val="none"/>
+                <w:strike w:val="false"/>
+                <w:sz w:val="18"/>
+                <w:szCs w:val="18"/>
+                <w:color w:val="000000"/>
+              </w:rPr>
+            </w:pPr>
+            <w:r>
+              <w:rPr>
+                <w:rFonts w:ascii="Times New Roman" w:hAnsi="Times New Roman" w:eastAsia="Times New Roman" w:cs="Times New Roman"/>
+                <w:i w:val="false"/>
+                <w:b w:val="false"/>
+                <w:u w:val="none"/>
+                <w:strike w:val="false"/>
+                <w:sz w:val="18"/>
+                <w:szCs w:val="18"/>
+                <w:color w:val="000000"/>
+              </w:rPr>
+              <w:t xml:space="preserve">NR (97.0–NR)</w:t>
+            </w:r>
+          </w:p>
+        </w:tc>
+        <w:tc>
+          <w:tcPr>
+            <w:tcBorders>
+              <w:bottom w:val="none" w:sz="0" w:space="0" w:color="000000"/>
+              <w:top w:val="none" w:sz="0" w:space="0" w:color="000000"/>
+              <w:left w:val="none" w:sz="0" w:space="0" w:color="000000"/>
+              <w:right w:val="none" w:sz="0" w:space="0" w:color="000000"/>
+            </w:tcBorders>
+            <w:shd w:val="clear" w:color="auto" w:fill="FFFFFF"/>
+            <w:tcMar>
+              <w:top w:w="0" w:type="dxa"/>
+              <w:bottom w:w="0" w:type="dxa"/>
+              <w:left w:w="0" w:type="dxa"/>
+              <w:right w:w="0" w:type="dxa"/>
+            </w:tcMar>
+            <w:vAlign w:val="center"/>
+          </w:tcPr>
+          <w:p>
+            <w:pPr>
+              <w:pStyle w:val="Normal"/>
+              <w:jc w:val="left"/>
+              <w:pBdr>
+                <w:bottom w:val="none" w:sz="0" w:space="0" w:color="000000"/>
+                <w:top w:val="none" w:sz="0" w:space="0" w:color="000000"/>
+                <w:left w:val="none" w:sz="0" w:space="0" w:color="000000"/>
+                <w:right w:val="none" w:sz="0" w:space="0" w:color="000000"/>
+              </w:pBdr>
+              <w:spacing w:after="100" w:before="100" w:line="240"/>
+              <w:ind w:left="100" w:right="100" w:firstLine="0" w:firstLineChars="0"/>
+              <w:rPr>
+                <w:rFonts w:ascii="Times New Roman" w:hAnsi="Times New Roman" w:eastAsia="Times New Roman" w:cs="Times New Roman"/>
+                <w:i w:val="false"/>
+                <w:b w:val="false"/>
+                <w:u w:val="none"/>
+                <w:strike w:val="false"/>
+                <w:sz w:val="18"/>
+                <w:szCs w:val="18"/>
+                <w:color w:val="000000"/>
+              </w:rPr>
+            </w:pPr>
+            <w:r>
+              <w:rPr>
+                <w:rFonts w:ascii="Times New Roman" w:hAnsi="Times New Roman" w:eastAsia="Times New Roman" w:cs="Times New Roman"/>
+                <w:i w:val="false"/>
+                <w:b w:val="false"/>
+                <w:u w:val="none"/>
+                <w:strike w:val="false"/>
+                <w:sz w:val="18"/>
+                <w:szCs w:val="18"/>
+                <w:color w:val="000000"/>
+              </w:rPr>
+              <w:t xml:space="preserve">73.8% (68.0–80.2)</w:t>
+            </w:r>
+          </w:p>
+        </w:tc>
+        <w:tc>
+          <w:tcPr>
+            <w:tcBorders>
+              <w:bottom w:val="none" w:sz="0" w:space="0" w:color="000000"/>
+              <w:top w:val="none" w:sz="0" w:space="0" w:color="000000"/>
+              <w:left w:val="none" w:sz="0" w:space="0" w:color="000000"/>
+              <w:right w:val="none" w:sz="0" w:space="0" w:color="000000"/>
+            </w:tcBorders>
+            <w:shd w:val="clear" w:color="auto" w:fill="FFFFFF"/>
+            <w:tcMar>
+              <w:top w:w="0" w:type="dxa"/>
+              <w:bottom w:w="0" w:type="dxa"/>
+              <w:left w:w="0" w:type="dxa"/>
+              <w:right w:w="0" w:type="dxa"/>
+            </w:tcMar>
+            <w:vAlign w:val="center"/>
+          </w:tcPr>
+          <w:p>
+            <w:pPr>
+              <w:pStyle w:val="Normal"/>
+              <w:jc w:val="left"/>
+              <w:pBdr>
+                <w:bottom w:val="none" w:sz="0" w:space="0" w:color="000000"/>
+                <w:top w:val="none" w:sz="0" w:space="0" w:color="000000"/>
+                <w:left w:val="none" w:sz="0" w:space="0" w:color="000000"/>
+                <w:right w:val="none" w:sz="0" w:space="0" w:color="000000"/>
+              </w:pBdr>
+              <w:spacing w:after="100" w:before="100" w:line="240"/>
+              <w:ind w:left="100" w:right="100" w:firstLine="0" w:firstLineChars="0"/>
+              <w:rPr>
+                <w:rFonts w:ascii="Times New Roman" w:hAnsi="Times New Roman" w:eastAsia="Times New Roman" w:cs="Times New Roman"/>
+                <w:i w:val="false"/>
+                <w:b w:val="false"/>
+                <w:u w:val="none"/>
+                <w:strike w:val="false"/>
+                <w:sz w:val="18"/>
+                <w:szCs w:val="18"/>
+                <w:color w:val="000000"/>
+              </w:rPr>
+            </w:pPr>
+            <w:r>
+              <w:rPr>
+                <w:rFonts w:ascii="Times New Roman" w:hAnsi="Times New Roman" w:eastAsia="Times New Roman" w:cs="Times New Roman"/>
+                <w:i w:val="false"/>
+                <w:b w:val="false"/>
+                <w:u w:val="none"/>
+                <w:strike w:val="false"/>
+                <w:sz w:val="18"/>
+                <w:szCs w:val="18"/>
+                <w:color w:val="000000"/>
+              </w:rPr>
+              <w:t xml:space="preserve">65.6% (59.1–72.7)</w:t>
             </w:r>
           </w:p>
         </w:tc>
@@ -2766,7 +2766,7 @@
                 <w:szCs w:val="18"/>
                 <w:color w:val="000000"/>
               </w:rPr>
-              <w:t xml:space="preserve">253</w:t>
+              <w:t xml:space="preserve">249</w:t>
             </w:r>
           </w:p>
         </w:tc>
@@ -2821,7 +2821,7 @@
                 <w:szCs w:val="18"/>
                 <w:color w:val="000000"/>
               </w:rPr>
-              <w:t xml:space="preserve">67</w:t>
+              <w:t xml:space="preserve">69</w:t>
             </w:r>
           </w:p>
         </w:tc>
@@ -2931,117 +2931,117 @@
                 <w:szCs w:val="18"/>
                 <w:color w:val="000000"/>
               </w:rPr>
-              <w:t xml:space="preserve">76.9% (71.6–82.5)</w:t>
-            </w:r>
-          </w:p>
-        </w:tc>
-        <w:tc>
-          <w:tcPr>
-            <w:tcBorders>
-              <w:bottom w:val="none" w:sz="0" w:space="0" w:color="000000"/>
-              <w:top w:val="none" w:sz="0" w:space="0" w:color="000000"/>
-              <w:left w:val="none" w:sz="0" w:space="0" w:color="000000"/>
-              <w:right w:val="none" w:sz="0" w:space="0" w:color="000000"/>
-            </w:tcBorders>
-            <w:shd w:val="clear" w:color="auto" w:fill="FFFFFF"/>
-            <w:tcMar>
-              <w:top w:w="0" w:type="dxa"/>
-              <w:bottom w:w="0" w:type="dxa"/>
-              <w:left w:w="0" w:type="dxa"/>
-              <w:right w:w="0" w:type="dxa"/>
-            </w:tcMar>
-            <w:vAlign w:val="center"/>
-          </w:tcPr>
-          <w:p>
-            <w:pPr>
-              <w:pStyle w:val="Normal"/>
-              <w:jc w:val="left"/>
-              <w:pBdr>
-                <w:bottom w:val="none" w:sz="0" w:space="0" w:color="000000"/>
-                <w:top w:val="none" w:sz="0" w:space="0" w:color="000000"/>
-                <w:left w:val="none" w:sz="0" w:space="0" w:color="000000"/>
-                <w:right w:val="none" w:sz="0" w:space="0" w:color="000000"/>
-              </w:pBdr>
-              <w:spacing w:after="100" w:before="100" w:line="240"/>
-              <w:ind w:left="100" w:right="100" w:firstLine="0" w:firstLineChars="0"/>
-              <w:rPr>
-                <w:rFonts w:ascii="Times New Roman" w:hAnsi="Times New Roman" w:eastAsia="Times New Roman" w:cs="Times New Roman"/>
-                <w:i w:val="false"/>
-                <w:b w:val="false"/>
-                <w:u w:val="none"/>
-                <w:strike w:val="false"/>
-                <w:sz w:val="18"/>
-                <w:szCs w:val="18"/>
-                <w:color w:val="000000"/>
-              </w:rPr>
-            </w:pPr>
-            <w:r>
-              <w:rPr>
-                <w:rFonts w:ascii="Times New Roman" w:hAnsi="Times New Roman" w:eastAsia="Times New Roman" w:cs="Times New Roman"/>
-                <w:i w:val="false"/>
-                <w:b w:val="false"/>
-                <w:u w:val="none"/>
-                <w:strike w:val="false"/>
-                <w:sz w:val="18"/>
-                <w:szCs w:val="18"/>
-                <w:color w:val="000000"/>
-              </w:rPr>
-              <w:t xml:space="preserve">71.0% (65.2–77.3)</w:t>
-            </w:r>
-          </w:p>
-        </w:tc>
-        <w:tc>
-          <w:tcPr>
-            <w:tcBorders>
-              <w:bottom w:val="none" w:sz="0" w:space="0" w:color="000000"/>
-              <w:top w:val="none" w:sz="0" w:space="0" w:color="000000"/>
-              <w:left w:val="none" w:sz="0" w:space="0" w:color="000000"/>
-              <w:right w:val="none" w:sz="0" w:space="0" w:color="000000"/>
-            </w:tcBorders>
-            <w:shd w:val="clear" w:color="auto" w:fill="FFFFFF"/>
-            <w:tcMar>
-              <w:top w:w="0" w:type="dxa"/>
-              <w:bottom w:w="0" w:type="dxa"/>
-              <w:left w:w="0" w:type="dxa"/>
-              <w:right w:w="0" w:type="dxa"/>
-            </w:tcMar>
-            <w:vAlign w:val="center"/>
-          </w:tcPr>
-          <w:p>
-            <w:pPr>
-              <w:pStyle w:val="Normal"/>
-              <w:jc w:val="left"/>
-              <w:pBdr>
-                <w:bottom w:val="none" w:sz="0" w:space="0" w:color="000000"/>
-                <w:top w:val="none" w:sz="0" w:space="0" w:color="000000"/>
-                <w:left w:val="none" w:sz="0" w:space="0" w:color="000000"/>
-                <w:right w:val="none" w:sz="0" w:space="0" w:color="000000"/>
-              </w:pBdr>
-              <w:spacing w:after="100" w:before="100" w:line="240"/>
-              <w:ind w:left="100" w:right="100" w:firstLine="0" w:firstLineChars="0"/>
-              <w:rPr>
-                <w:rFonts w:ascii="Times New Roman" w:hAnsi="Times New Roman" w:eastAsia="Times New Roman" w:cs="Times New Roman"/>
-                <w:i w:val="false"/>
-                <w:b w:val="false"/>
-                <w:u w:val="none"/>
-                <w:strike w:val="false"/>
-                <w:sz w:val="18"/>
-                <w:szCs w:val="18"/>
-                <w:color w:val="000000"/>
-              </w:rPr>
-            </w:pPr>
-            <w:r>
-              <w:rPr>
-                <w:rFonts w:ascii="Times New Roman" w:hAnsi="Times New Roman" w:eastAsia="Times New Roman" w:cs="Times New Roman"/>
-                <w:i w:val="false"/>
-                <w:b w:val="false"/>
-                <w:u w:val="none"/>
-                <w:strike w:val="false"/>
-                <w:sz w:val="18"/>
-                <w:szCs w:val="18"/>
-                <w:color w:val="000000"/>
-              </w:rPr>
-              <w:t xml:space="preserve">0.358</w:t>
+              <w:t xml:space="preserve">75.7% (70.3–81.5)</w:t>
+            </w:r>
+          </w:p>
+        </w:tc>
+        <w:tc>
+          <w:tcPr>
+            <w:tcBorders>
+              <w:bottom w:val="none" w:sz="0" w:space="0" w:color="000000"/>
+              <w:top w:val="none" w:sz="0" w:space="0" w:color="000000"/>
+              <w:left w:val="none" w:sz="0" w:space="0" w:color="000000"/>
+              <w:right w:val="none" w:sz="0" w:space="0" w:color="000000"/>
+            </w:tcBorders>
+            <w:shd w:val="clear" w:color="auto" w:fill="FFFFFF"/>
+            <w:tcMar>
+              <w:top w:w="0" w:type="dxa"/>
+              <w:bottom w:w="0" w:type="dxa"/>
+              <w:left w:w="0" w:type="dxa"/>
+              <w:right w:w="0" w:type="dxa"/>
+            </w:tcMar>
+            <w:vAlign w:val="center"/>
+          </w:tcPr>
+          <w:p>
+            <w:pPr>
+              <w:pStyle w:val="Normal"/>
+              <w:jc w:val="left"/>
+              <w:pBdr>
+                <w:bottom w:val="none" w:sz="0" w:space="0" w:color="000000"/>
+                <w:top w:val="none" w:sz="0" w:space="0" w:color="000000"/>
+                <w:left w:val="none" w:sz="0" w:space="0" w:color="000000"/>
+                <w:right w:val="none" w:sz="0" w:space="0" w:color="000000"/>
+              </w:pBdr>
+              <w:spacing w:after="100" w:before="100" w:line="240"/>
+              <w:ind w:left="100" w:right="100" w:firstLine="0" w:firstLineChars="0"/>
+              <w:rPr>
+                <w:rFonts w:ascii="Times New Roman" w:hAnsi="Times New Roman" w:eastAsia="Times New Roman" w:cs="Times New Roman"/>
+                <w:i w:val="false"/>
+                <w:b w:val="false"/>
+                <w:u w:val="none"/>
+                <w:strike w:val="false"/>
+                <w:sz w:val="18"/>
+                <w:szCs w:val="18"/>
+                <w:color w:val="000000"/>
+              </w:rPr>
+            </w:pPr>
+            <w:r>
+              <w:rPr>
+                <w:rFonts w:ascii="Times New Roman" w:hAnsi="Times New Roman" w:eastAsia="Times New Roman" w:cs="Times New Roman"/>
+                <w:i w:val="false"/>
+                <w:b w:val="false"/>
+                <w:u w:val="none"/>
+                <w:strike w:val="false"/>
+                <w:sz w:val="18"/>
+                <w:szCs w:val="18"/>
+                <w:color w:val="000000"/>
+              </w:rPr>
+              <w:t xml:space="preserve">69.7% (63.8–76.2)</w:t>
+            </w:r>
+          </w:p>
+        </w:tc>
+        <w:tc>
+          <w:tcPr>
+            <w:tcBorders>
+              <w:bottom w:val="none" w:sz="0" w:space="0" w:color="000000"/>
+              <w:top w:val="none" w:sz="0" w:space="0" w:color="000000"/>
+              <w:left w:val="none" w:sz="0" w:space="0" w:color="000000"/>
+              <w:right w:val="none" w:sz="0" w:space="0" w:color="000000"/>
+            </w:tcBorders>
+            <w:shd w:val="clear" w:color="auto" w:fill="FFFFFF"/>
+            <w:tcMar>
+              <w:top w:w="0" w:type="dxa"/>
+              <w:bottom w:w="0" w:type="dxa"/>
+              <w:left w:w="0" w:type="dxa"/>
+              <w:right w:w="0" w:type="dxa"/>
+            </w:tcMar>
+            <w:vAlign w:val="center"/>
+          </w:tcPr>
+          <w:p>
+            <w:pPr>
+              <w:pStyle w:val="Normal"/>
+              <w:jc w:val="left"/>
+              <w:pBdr>
+                <w:bottom w:val="none" w:sz="0" w:space="0" w:color="000000"/>
+                <w:top w:val="none" w:sz="0" w:space="0" w:color="000000"/>
+                <w:left w:val="none" w:sz="0" w:space="0" w:color="000000"/>
+                <w:right w:val="none" w:sz="0" w:space="0" w:color="000000"/>
+              </w:pBdr>
+              <w:spacing w:after="100" w:before="100" w:line="240"/>
+              <w:ind w:left="100" w:right="100" w:firstLine="0" w:firstLineChars="0"/>
+              <w:rPr>
+                <w:rFonts w:ascii="Times New Roman" w:hAnsi="Times New Roman" w:eastAsia="Times New Roman" w:cs="Times New Roman"/>
+                <w:i w:val="false"/>
+                <w:b w:val="false"/>
+                <w:u w:val="none"/>
+                <w:strike w:val="false"/>
+                <w:sz w:val="18"/>
+                <w:szCs w:val="18"/>
+                <w:color w:val="000000"/>
+              </w:rPr>
+            </w:pPr>
+            <w:r>
+              <w:rPr>
+                <w:rFonts w:ascii="Times New Roman" w:hAnsi="Times New Roman" w:eastAsia="Times New Roman" w:cs="Times New Roman"/>
+                <w:i w:val="false"/>
+                <w:b w:val="false"/>
+                <w:u w:val="none"/>
+                <w:strike w:val="false"/>
+                <w:sz w:val="18"/>
+                <w:szCs w:val="18"/>
+                <w:color w:val="000000"/>
+              </w:rPr>
+              <w:t xml:space="preserve">0.641</w:t>
             </w:r>
           </w:p>
         </w:tc>
@@ -3266,7 +3266,7 @@
                 <w:szCs w:val="18"/>
                 <w:color w:val="000000"/>
               </w:rPr>
-              <w:t xml:space="preserve">244</w:t>
+              <w:t xml:space="preserve">248</w:t>
             </w:r>
           </w:p>
         </w:tc>
@@ -3321,7 +3321,7 @@
                 <w:szCs w:val="18"/>
                 <w:color w:val="000000"/>
               </w:rPr>
-              <w:t xml:space="preserve">73</w:t>
+              <w:t xml:space="preserve">71</w:t>
             </w:r>
           </w:p>
         </w:tc>
@@ -3431,62 +3431,62 @@
                 <w:szCs w:val="18"/>
                 <w:color w:val="000000"/>
               </w:rPr>
-              <w:t xml:space="preserve">71.5% (65.9–77.7)</w:t>
-            </w:r>
-          </w:p>
-        </w:tc>
-        <w:tc>
-          <w:tcPr>
-            <w:tcBorders>
-              <w:bottom w:val="none" w:sz="0" w:space="0" w:color="000000"/>
-              <w:top w:val="none" w:sz="0" w:space="0" w:color="000000"/>
-              <w:left w:val="none" w:sz="0" w:space="0" w:color="000000"/>
-              <w:right w:val="none" w:sz="0" w:space="0" w:color="000000"/>
-            </w:tcBorders>
-            <w:shd w:val="clear" w:color="auto" w:fill="FFFFFF"/>
-            <w:tcMar>
-              <w:top w:w="0" w:type="dxa"/>
-              <w:bottom w:w="0" w:type="dxa"/>
-              <w:left w:w="0" w:type="dxa"/>
-              <w:right w:w="0" w:type="dxa"/>
-            </w:tcMar>
-            <w:vAlign w:val="center"/>
-          </w:tcPr>
-          <w:p>
-            <w:pPr>
-              <w:pStyle w:val="Normal"/>
-              <w:jc w:val="left"/>
-              <w:pBdr>
-                <w:bottom w:val="none" w:sz="0" w:space="0" w:color="000000"/>
-                <w:top w:val="none" w:sz="0" w:space="0" w:color="000000"/>
-                <w:left w:val="none" w:sz="0" w:space="0" w:color="000000"/>
-                <w:right w:val="none" w:sz="0" w:space="0" w:color="000000"/>
-              </w:pBdr>
-              <w:spacing w:after="100" w:before="100" w:line="240"/>
-              <w:ind w:left="100" w:right="100" w:firstLine="0" w:firstLineChars="0"/>
-              <w:rPr>
-                <w:rFonts w:ascii="Times New Roman" w:hAnsi="Times New Roman" w:eastAsia="Times New Roman" w:cs="Times New Roman"/>
-                <w:i w:val="false"/>
-                <w:b w:val="false"/>
-                <w:u w:val="none"/>
-                <w:strike w:val="false"/>
-                <w:sz w:val="18"/>
-                <w:szCs w:val="18"/>
-                <w:color w:val="000000"/>
-              </w:rPr>
-            </w:pPr>
-            <w:r>
-              <w:rPr>
-                <w:rFonts w:ascii="Times New Roman" w:hAnsi="Times New Roman" w:eastAsia="Times New Roman" w:cs="Times New Roman"/>
-                <w:i w:val="false"/>
-                <w:b w:val="false"/>
-                <w:u w:val="none"/>
-                <w:strike w:val="false"/>
-                <w:sz w:val="18"/>
-                <w:szCs w:val="18"/>
-                <w:color w:val="000000"/>
-              </w:rPr>
-              <w:t xml:space="preserve">69.3% (63.5–75.7)</w:t>
+              <w:t xml:space="preserve">72.8% (67.3–78.8)</w:t>
+            </w:r>
+          </w:p>
+        </w:tc>
+        <w:tc>
+          <w:tcPr>
+            <w:tcBorders>
+              <w:bottom w:val="none" w:sz="0" w:space="0" w:color="000000"/>
+              <w:top w:val="none" w:sz="0" w:space="0" w:color="000000"/>
+              <w:left w:val="none" w:sz="0" w:space="0" w:color="000000"/>
+              <w:right w:val="none" w:sz="0" w:space="0" w:color="000000"/>
+            </w:tcBorders>
+            <w:shd w:val="clear" w:color="auto" w:fill="FFFFFF"/>
+            <w:tcMar>
+              <w:top w:w="0" w:type="dxa"/>
+              <w:bottom w:w="0" w:type="dxa"/>
+              <w:left w:w="0" w:type="dxa"/>
+              <w:right w:w="0" w:type="dxa"/>
+            </w:tcMar>
+            <w:vAlign w:val="center"/>
+          </w:tcPr>
+          <w:p>
+            <w:pPr>
+              <w:pStyle w:val="Normal"/>
+              <w:jc w:val="left"/>
+              <w:pBdr>
+                <w:bottom w:val="none" w:sz="0" w:space="0" w:color="000000"/>
+                <w:top w:val="none" w:sz="0" w:space="0" w:color="000000"/>
+                <w:left w:val="none" w:sz="0" w:space="0" w:color="000000"/>
+                <w:right w:val="none" w:sz="0" w:space="0" w:color="000000"/>
+              </w:pBdr>
+              <w:spacing w:after="100" w:before="100" w:line="240"/>
+              <w:ind w:left="100" w:right="100" w:firstLine="0" w:firstLineChars="0"/>
+              <w:rPr>
+                <w:rFonts w:ascii="Times New Roman" w:hAnsi="Times New Roman" w:eastAsia="Times New Roman" w:cs="Times New Roman"/>
+                <w:i w:val="false"/>
+                <w:b w:val="false"/>
+                <w:u w:val="none"/>
+                <w:strike w:val="false"/>
+                <w:sz w:val="18"/>
+                <w:szCs w:val="18"/>
+                <w:color w:val="000000"/>
+              </w:rPr>
+            </w:pPr>
+            <w:r>
+              <w:rPr>
+                <w:rFonts w:ascii="Times New Roman" w:hAnsi="Times New Roman" w:eastAsia="Times New Roman" w:cs="Times New Roman"/>
+                <w:i w:val="false"/>
+                <w:b w:val="false"/>
+                <w:u w:val="none"/>
+                <w:strike w:val="false"/>
+                <w:sz w:val="18"/>
+                <w:szCs w:val="18"/>
+                <w:color w:val="000000"/>
+              </w:rPr>
+              <w:t xml:space="preserve">70.5% (64.7–76.8)</w:t>
             </w:r>
           </w:p>
         </w:tc>
@@ -3766,7 +3766,7 @@
                 <w:szCs w:val="18"/>
                 <w:color w:val="000000"/>
               </w:rPr>
-              <w:t xml:space="preserve">182</w:t>
+              <w:t xml:space="preserve">195</w:t>
             </w:r>
           </w:p>
         </w:tc>
@@ -3821,7 +3821,7 @@
                 <w:szCs w:val="18"/>
                 <w:color w:val="000000"/>
               </w:rPr>
-              <w:t xml:space="preserve">56</w:t>
+              <w:t xml:space="preserve">60</w:t>
             </w:r>
           </w:p>
         </w:tc>
@@ -3931,117 +3931,117 @@
                 <w:szCs w:val="18"/>
                 <w:color w:val="000000"/>
               </w:rPr>
-              <w:t xml:space="preserve">72.0% (65.4–79.2)</w:t>
-            </w:r>
-          </w:p>
-        </w:tc>
-        <w:tc>
-          <w:tcPr>
-            <w:tcBorders>
-              <w:bottom w:val="none" w:sz="0" w:space="0" w:color="000000"/>
-              <w:top w:val="none" w:sz="0" w:space="0" w:color="000000"/>
-              <w:left w:val="none" w:sz="0" w:space="0" w:color="000000"/>
-              <w:right w:val="none" w:sz="0" w:space="0" w:color="000000"/>
-            </w:tcBorders>
-            <w:shd w:val="clear" w:color="auto" w:fill="FFFFFF"/>
-            <w:tcMar>
-              <w:top w:w="0" w:type="dxa"/>
-              <w:bottom w:w="0" w:type="dxa"/>
-              <w:left w:w="0" w:type="dxa"/>
-              <w:right w:w="0" w:type="dxa"/>
-            </w:tcMar>
-            <w:vAlign w:val="center"/>
-          </w:tcPr>
-          <w:p>
-            <w:pPr>
-              <w:pStyle w:val="Normal"/>
-              <w:jc w:val="left"/>
-              <w:pBdr>
-                <w:bottom w:val="none" w:sz="0" w:space="0" w:color="000000"/>
-                <w:top w:val="none" w:sz="0" w:space="0" w:color="000000"/>
-                <w:left w:val="none" w:sz="0" w:space="0" w:color="000000"/>
-                <w:right w:val="none" w:sz="0" w:space="0" w:color="000000"/>
-              </w:pBdr>
-              <w:spacing w:after="100" w:before="100" w:line="240"/>
-              <w:ind w:left="100" w:right="100" w:firstLine="0" w:firstLineChars="0"/>
-              <w:rPr>
-                <w:rFonts w:ascii="Times New Roman" w:hAnsi="Times New Roman" w:eastAsia="Times New Roman" w:cs="Times New Roman"/>
-                <w:i w:val="false"/>
-                <w:b w:val="false"/>
-                <w:u w:val="none"/>
-                <w:strike w:val="false"/>
-                <w:sz w:val="18"/>
-                <w:szCs w:val="18"/>
-                <w:color w:val="000000"/>
-              </w:rPr>
-            </w:pPr>
-            <w:r>
-              <w:rPr>
-                <w:rFonts w:ascii="Times New Roman" w:hAnsi="Times New Roman" w:eastAsia="Times New Roman" w:cs="Times New Roman"/>
-                <w:i w:val="false"/>
-                <w:b w:val="false"/>
-                <w:u w:val="none"/>
-                <w:strike w:val="false"/>
-                <w:sz w:val="18"/>
-                <w:szCs w:val="18"/>
-                <w:color w:val="000000"/>
-              </w:rPr>
-              <w:t xml:space="preserve">66.2% (59.2–74.0)</w:t>
-            </w:r>
-          </w:p>
-        </w:tc>
-        <w:tc>
-          <w:tcPr>
-            <w:tcBorders>
-              <w:bottom w:val="none" w:sz="0" w:space="0" w:color="000000"/>
-              <w:top w:val="none" w:sz="0" w:space="0" w:color="000000"/>
-              <w:left w:val="none" w:sz="0" w:space="0" w:color="000000"/>
-              <w:right w:val="none" w:sz="0" w:space="0" w:color="000000"/>
-            </w:tcBorders>
-            <w:shd w:val="clear" w:color="auto" w:fill="FFFFFF"/>
-            <w:tcMar>
-              <w:top w:w="0" w:type="dxa"/>
-              <w:bottom w:w="0" w:type="dxa"/>
-              <w:left w:w="0" w:type="dxa"/>
-              <w:right w:w="0" w:type="dxa"/>
-            </w:tcMar>
-            <w:vAlign w:val="center"/>
-          </w:tcPr>
-          <w:p>
-            <w:pPr>
-              <w:pStyle w:val="Normal"/>
-              <w:jc w:val="left"/>
-              <w:pBdr>
-                <w:bottom w:val="none" w:sz="0" w:space="0" w:color="000000"/>
-                <w:top w:val="none" w:sz="0" w:space="0" w:color="000000"/>
-                <w:left w:val="none" w:sz="0" w:space="0" w:color="000000"/>
-                <w:right w:val="none" w:sz="0" w:space="0" w:color="000000"/>
-              </w:pBdr>
-              <w:spacing w:after="100" w:before="100" w:line="240"/>
-              <w:ind w:left="100" w:right="100" w:firstLine="0" w:firstLineChars="0"/>
-              <w:rPr>
-                <w:rFonts w:ascii="Times New Roman" w:hAnsi="Times New Roman" w:eastAsia="Times New Roman" w:cs="Times New Roman"/>
-                <w:i w:val="false"/>
-                <w:b w:val="false"/>
-                <w:u w:val="none"/>
-                <w:strike w:val="false"/>
-                <w:sz w:val="18"/>
-                <w:szCs w:val="18"/>
-                <w:color w:val="000000"/>
-              </w:rPr>
-            </w:pPr>
-            <w:r>
-              <w:rPr>
-                <w:rFonts w:ascii="Times New Roman" w:hAnsi="Times New Roman" w:eastAsia="Times New Roman" w:cs="Times New Roman"/>
-                <w:i w:val="false"/>
-                <w:b w:val="false"/>
-                <w:u w:val="none"/>
-                <w:strike w:val="false"/>
-                <w:sz w:val="18"/>
-                <w:szCs w:val="18"/>
-                <w:color w:val="000000"/>
-              </w:rPr>
-              <w:t xml:space="preserve">0.650</w:t>
+              <w:t xml:space="preserve">72.2% (65.9–79.1)</w:t>
+            </w:r>
+          </w:p>
+        </w:tc>
+        <w:tc>
+          <w:tcPr>
+            <w:tcBorders>
+              <w:bottom w:val="none" w:sz="0" w:space="0" w:color="000000"/>
+              <w:top w:val="none" w:sz="0" w:space="0" w:color="000000"/>
+              <w:left w:val="none" w:sz="0" w:space="0" w:color="000000"/>
+              <w:right w:val="none" w:sz="0" w:space="0" w:color="000000"/>
+            </w:tcBorders>
+            <w:shd w:val="clear" w:color="auto" w:fill="FFFFFF"/>
+            <w:tcMar>
+              <w:top w:w="0" w:type="dxa"/>
+              <w:bottom w:w="0" w:type="dxa"/>
+              <w:left w:w="0" w:type="dxa"/>
+              <w:right w:w="0" w:type="dxa"/>
+            </w:tcMar>
+            <w:vAlign w:val="center"/>
+          </w:tcPr>
+          <w:p>
+            <w:pPr>
+              <w:pStyle w:val="Normal"/>
+              <w:jc w:val="left"/>
+              <w:pBdr>
+                <w:bottom w:val="none" w:sz="0" w:space="0" w:color="000000"/>
+                <w:top w:val="none" w:sz="0" w:space="0" w:color="000000"/>
+                <w:left w:val="none" w:sz="0" w:space="0" w:color="000000"/>
+                <w:right w:val="none" w:sz="0" w:space="0" w:color="000000"/>
+              </w:pBdr>
+              <w:spacing w:after="100" w:before="100" w:line="240"/>
+              <w:ind w:left="100" w:right="100" w:firstLine="0" w:firstLineChars="0"/>
+              <w:rPr>
+                <w:rFonts w:ascii="Times New Roman" w:hAnsi="Times New Roman" w:eastAsia="Times New Roman" w:cs="Times New Roman"/>
+                <w:i w:val="false"/>
+                <w:b w:val="false"/>
+                <w:u w:val="none"/>
+                <w:strike w:val="false"/>
+                <w:sz w:val="18"/>
+                <w:szCs w:val="18"/>
+                <w:color w:val="000000"/>
+              </w:rPr>
+            </w:pPr>
+            <w:r>
+              <w:rPr>
+                <w:rFonts w:ascii="Times New Roman" w:hAnsi="Times New Roman" w:eastAsia="Times New Roman" w:cs="Times New Roman"/>
+                <w:i w:val="false"/>
+                <w:b w:val="false"/>
+                <w:u w:val="none"/>
+                <w:strike w:val="false"/>
+                <w:sz w:val="18"/>
+                <w:szCs w:val="18"/>
+                <w:color w:val="000000"/>
+              </w:rPr>
+              <w:t xml:space="preserve">66.9% (60.3–74.4)</w:t>
+            </w:r>
+          </w:p>
+        </w:tc>
+        <w:tc>
+          <w:tcPr>
+            <w:tcBorders>
+              <w:bottom w:val="none" w:sz="0" w:space="0" w:color="000000"/>
+              <w:top w:val="none" w:sz="0" w:space="0" w:color="000000"/>
+              <w:left w:val="none" w:sz="0" w:space="0" w:color="000000"/>
+              <w:right w:val="none" w:sz="0" w:space="0" w:color="000000"/>
+            </w:tcBorders>
+            <w:shd w:val="clear" w:color="auto" w:fill="FFFFFF"/>
+            <w:tcMar>
+              <w:top w:w="0" w:type="dxa"/>
+              <w:bottom w:w="0" w:type="dxa"/>
+              <w:left w:w="0" w:type="dxa"/>
+              <w:right w:w="0" w:type="dxa"/>
+            </w:tcMar>
+            <w:vAlign w:val="center"/>
+          </w:tcPr>
+          <w:p>
+            <w:pPr>
+              <w:pStyle w:val="Normal"/>
+              <w:jc w:val="left"/>
+              <w:pBdr>
+                <w:bottom w:val="none" w:sz="0" w:space="0" w:color="000000"/>
+                <w:top w:val="none" w:sz="0" w:space="0" w:color="000000"/>
+                <w:left w:val="none" w:sz="0" w:space="0" w:color="000000"/>
+                <w:right w:val="none" w:sz="0" w:space="0" w:color="000000"/>
+              </w:pBdr>
+              <w:spacing w:after="100" w:before="100" w:line="240"/>
+              <w:ind w:left="100" w:right="100" w:firstLine="0" w:firstLineChars="0"/>
+              <w:rPr>
+                <w:rFonts w:ascii="Times New Roman" w:hAnsi="Times New Roman" w:eastAsia="Times New Roman" w:cs="Times New Roman"/>
+                <w:i w:val="false"/>
+                <w:b w:val="false"/>
+                <w:u w:val="none"/>
+                <w:strike w:val="false"/>
+                <w:sz w:val="18"/>
+                <w:szCs w:val="18"/>
+                <w:color w:val="000000"/>
+              </w:rPr>
+            </w:pPr>
+            <w:r>
+              <w:rPr>
+                <w:rFonts w:ascii="Times New Roman" w:hAnsi="Times New Roman" w:eastAsia="Times New Roman" w:cs="Times New Roman"/>
+                <w:i w:val="false"/>
+                <w:b w:val="false"/>
+                <w:u w:val="none"/>
+                <w:strike w:val="false"/>
+                <w:sz w:val="18"/>
+                <w:szCs w:val="18"/>
+                <w:color w:val="000000"/>
+              </w:rPr>
+              <w:t xml:space="preserve">0.499</w:t>
             </w:r>
           </w:p>
         </w:tc>
@@ -4266,7 +4266,7 @@
                 <w:szCs w:val="18"/>
                 <w:color w:val="000000"/>
               </w:rPr>
-              <w:t xml:space="preserve">201</w:t>
+              <w:t xml:space="preserve">188</w:t>
             </w:r>
           </w:p>
         </w:tc>
@@ -4321,7 +4321,7 @@
                 <w:szCs w:val="18"/>
                 <w:color w:val="000000"/>
               </w:rPr>
-              <w:t xml:space="preserve">66</w:t>
+              <w:t xml:space="preserve">62</w:t>
             </w:r>
           </w:p>
         </w:tc>
@@ -4431,7 +4431,7 @@
                 <w:szCs w:val="18"/>
                 <w:color w:val="000000"/>
               </w:rPr>
-              <w:t xml:space="preserve">68.9% (62.6–76.0)</w:t>
+              <w:t xml:space="preserve">68.5% (61.9–75.8)</w:t>
             </w:r>
           </w:p>
         </w:tc>
@@ -4486,7 +4486,7 @@
                 <w:szCs w:val="18"/>
                 <w:color w:val="000000"/>
               </w:rPr>
-              <w:t xml:space="preserve">66.4% (59.8–73.6)</w:t>
+              <w:t xml:space="preserve">65.6% (58.8–73.2)</w:t>
             </w:r>
           </w:p>
         </w:tc>
